--- a/Bases de Datos II/Kit docente/Clase 6/Guion Docente Clase 6 - Optimizacion de consultas.docx
+++ b/Bases de Datos II/Kit docente/Clase 6/Guion Docente Clase 6 - Optimizacion de consultas.docx
@@ -282,110 +282,6 @@
     </w:p>
     <w:p>
       <w:pPr>
-        <w:pStyle w:val="ListBullet"/>
-      </w:pPr>
-      <w:r>
-        <w:rPr>
-          <w:b w:val="0"/>
-          <w:color w:val="4A4A49"/>
-          <w:sz w:val="22"/>
-        </w:rPr>
-        <w:t>Optimizar consultas parte de entender que el motor NO ejecuta el SQL tal cual se escribe: primero lo transforma en un plan de ejecucion (que tablas leer, en que orden, con o sin indice) y ese plan es lo que realmente determina el tiempo de respuesta.</w:t>
-      </w:r>
-    </w:p>
-    <w:p>
-      <w:pPr>
-        <w:pStyle w:val="ListBullet"/>
-      </w:pPr>
-      <w:r>
-        <w:rPr>
-          <w:b w:val="0"/>
-          <w:color w:val="4A4A49"/>
-          <w:sz w:val="22"/>
-        </w:rPr>
-        <w:t>Tres cuellos de botella clasicos: (1) SELECT * trae columnas que nadie usa y aumenta el trafico/memoria; (2) JOIN sin filtro temprano obliga a cruzar tablas completas antes de descartar filas; (3) aplicar una funcion sobre la columna en el WHERE (ej. WHERE UPPER(nombre)='LUNA') impide que el motor use un indice normal sobre esa columna (esto se llama 'no-sargable').</w:t>
-      </w:r>
-    </w:p>
-    <w:p>
-      <w:pPr>
-        <w:pStyle w:val="ListBullet"/>
-      </w:pPr>
-      <w:r>
-        <w:rPr>
-          <w:b w:val="0"/>
-          <w:color w:val="4A4A49"/>
-          <w:sz w:val="22"/>
-        </w:rPr>
-        <w:t>Reescritura tipica: proyectar solo columnas necesarias (SELECT nombre, fecha en vez de SELECT *), aplicar el filtro mas selectivo primero (WHERE fecha &gt;= hoy antes del JOIN si reduce mucho el conjunto), y mover comparaciones a la forma que el motor pueda usar con indice.</w:t>
-      </w:r>
-    </w:p>
-    <w:p>
-      <w:pPr>
-        <w:pStyle w:val="ListBullet"/>
-      </w:pPr>
-      <w:r>
-        <w:rPr>
-          <w:b w:val="0"/>
-          <w:color w:val="4A4A49"/>
-          <w:sz w:val="22"/>
-        </w:rPr>
-        <w:t>El cuarto cuello de botella, y el mas caro: una subconsulta correlacionada en la lista de columnas se evalua UNA VEZ POR FILA del exterior — el plan lo dice con loops=2006 —, y se elimina reescribiendola como LEFT JOIN + GROUP BY, que hace una sola pasada. Con LEFT JOIN hay que contar la columna, COUNT(c.id_cita), y no COUNT(*): el LEFT JOIN fabrica una fila de NULL por cada dueno sin citas, y COUNT(*) cuenta filas, asi que reportaria 1 donde la respuesta es 0.</w:t>
-      </w:r>
-    </w:p>
-    <w:p>
-      <w:pPr>
-        <w:pStyle w:val="ListBullet"/>
-      </w:pPr>
-      <w:r>
-        <w:rPr>
-          <w:b w:val="0"/>
-          <w:color w:val="4A4A49"/>
-          <w:sz w:val="22"/>
-        </w:rPr>
-        <w:t>Optimizar NO puede cambiar el resultado, y eso se demuestra, no se afirma: un COUNT(*) de cada version que coincida, y para conjuntos completos un EXCEPT en los DOS sentidos que devuelva cero filas (EXCEPT no es simetrico: A EXCEPT B vacio no dice nada sobre filas de mas en B).</w:t>
-      </w:r>
-    </w:p>
-    <w:p>
-      <w:pPr>
-        <w:pStyle w:val="ListBullet"/>
-      </w:pPr>
-      <w:r>
-        <w:rPr>
-          <w:b w:val="0"/>
-          <w:color w:val="4A4A49"/>
-          <w:sz w:val="22"/>
-        </w:rPr>
-        <w:t>EXPLAIN muestra el plan que el motor ESTIMA; EXPLAIN ANALYZE lo ejecuta de verdad y agrega actual rows, loops y Execution Time. En PostgreSQL el recorrido completo de tabla se llama Seq Scan (en Oracle, TABLE ACCESS FULL): verlo sobre una tabla grande donde se esperaba un indice es la senal de que el WHERE o el tipo de dato bloquea el indice.</w:t>
-      </w:r>
-    </w:p>
-    <w:p>
-      <w:pPr>
-        <w:pStyle w:val="ListBullet"/>
-      </w:pPr>
-      <w:r>
-        <w:rPr>
-          <w:b w:val="0"/>
-          <w:color w:val="4A4A49"/>
-          <w:sz w:val="22"/>
-        </w:rPr>
-        <w:t>Conexion con Clase 7: optimizar consultas y crear indices son las dos caras de la misma moneda — una consulta mal escrita no aprovecha ni el mejor indice, y el mejor indice no compensa una consulta que fuerza un escaneo completo. Hoy NO se crea ningun indice: por eso la mejora que se mide es la de filas procesadas y pasadas sobre la tabla, no un cambio de Seq Scan a Index Scan.</w:t>
-      </w:r>
-    </w:p>
-    <w:p>
-      <w:pPr>
-        <w:pStyle w:val="ListBullet"/>
-      </w:pPr>
-      <w:r>
-        <w:rPr>
-          <w:b w:val="0"/>
-          <w:color w:val="4A4A49"/>
-          <w:sz w:val="22"/>
-        </w:rPr>
-        <w:t>Error de docente que no domina el tema: pedir 'la consulta más rápida' sin definir contra que se compara (volumen de datos, indices existentes) — optimizar siempre es relativo a un antes medible, por eso el taller pide guardar la version antes Y despues, no solo la version final.</w:t>
-      </w:r>
-    </w:p>
-    <w:p>
-      <w:pPr>
         <w:spacing w:before="200" w:after="60"/>
       </w:pPr>
       <w:r>
@@ -394,20 +290,7 @@
           <w:color w:val="1A1C1D"/>
           <w:sz w:val="32"/>
         </w:rPr>
-        <w:t>Desarrollo del tema (para dictar sin consultar otra fuente)</w:t>
-      </w:r>
-    </w:p>
-    <w:p>
-      <w:pPr>
-        <w:spacing w:before="200" w:after="60"/>
-      </w:pPr>
-      <w:r>
-        <w:rPr>
-          <w:b/>
-          <w:color w:val="1A1C1D"/>
-          <w:sz w:val="32"/>
-        </w:rPr>
-        <w:t>SQL es declarativo: quien decide el como es el optimizador - diapositiva 4</w:t>
+        <w:t>Apoyo por diapositiva</w:t>
       </w:r>
     </w:p>
     <w:p>
@@ -417,310 +300,582 @@
           <w:color w:val="4A4A49"/>
           <w:sz w:val="22"/>
         </w:rPr>
-        <w:t>SQL es un lenguaje declarativo: la consulta describe QUE datos se quieren y nunca COMO obtenerlos. Quien decide el como es el optimizador, un componente del motor que convierte la sentencia en un plan de ejecucion, es decir el arbol de operaciones fisicas que se ejecutara de verdad: que tabla se lee primero, si completa o por indice, con que algoritmo se cruzan dos tablas y donde se ordena. Son tres etapas: el analizador verifica sintaxis y existencia de tablas y columnas; el optimizador genera planes candidatos, estima el costo de cada uno y elige el mas barato; el ejecutor corre el elegido. El numero que hace visible el problema, y conviene decirlo con la consulta del taller en pantalla, que cruza cuatro tablas: con tres tablas hay 6 ordenes de cruce posibles (3 factorial), con las cuatro de la agenda hay 24, con cinco 120, y al multiplicar metodos de acceso y algoritmos de cruce el espacio pasa del millar de planes; el optimizador no los prueba todos, poda con heuristicas y decide en milisegundos. Lo decisivo es que todos devuelven EXACTAMENTE el mismo resultado y pueden diferir en tiempo por factores de cien o de mil. Optimizar es ayudar al optimizador a encontrar el plan bueno, no reescribir SQL por gusto estetico.</w:t>
+        <w:t xml:space="preserve">Todo lo que hay que decir </w:t>
       </w:r>
-    </w:p>
-    <w:p>
-      <w:pPr>
-        <w:spacing w:before="200" w:after="60"/>
-      </w:pPr>
       <w:r>
         <w:rPr>
           <w:b/>
-          <w:color w:val="1A1C1D"/>
-          <w:sz w:val="32"/>
+          <w:color w:val="4A4A49"/>
+          <w:sz w:val="22"/>
         </w:rPr>
-        <w:t>Leer un plan: es un arbol y se lee de adentro hacia afuera - diapositiva 6</w:t>
+        <w:t>esta proyectado</w:t>
       </w:r>
-    </w:p>
-    <w:p>
       <w:r>
         <w:rPr>
           <w:b w:val="0"/>
           <w:color w:val="4A4A49"/>
           <w:sz w:val="22"/>
         </w:rPr>
-        <w:t>Esta es la diapositiva que sostiene la pregunta 2 del taller, que vale 20 de los 100 puntos y pide tres cosas concretas de cada plan: el nodo mas costoso, las filas estimadas frente a las reales y el tiempo total. Leer un plan tiene una regla de orden que casi nadie explica: es un arbol y se lee de adentro hacia afuera, empezando por los nodos mas indentados, que son las hojas; cada nodo consume las filas de sus hijos, y la primera linea impresa es la ULTIMA operacion. En PostgreSQL se escribe EXPLAIN antes de la consulta, y para la agenda del taller aparece algo de esta forma: un Hash Join en la primera linea con su cost=...  rows=...  width=..., y debajo, mas indentado, un Seq Scan on cita c con el filtro del dia y un Hash construido sobre un Seq Scan on mascota m. Los cuatro campos hay que saber nombrarlos y hay que exigir que el estudiante los nombre, porque la rubrica los pide por su nombre: cost trae el costo de arranque y el costo total separados por dos puntos; rows son las filas que el motor ESTIMA; width es el ancho promedio de la fila en bytes; y loops, que solo aparece con ANALYZE, dice cuantas veces se ejecuto ese nodo. El costo NO esta en milisegundos, es una unidad relativa donde 1.0 equivale por convencion a leer secuencialmente una pagina de 8 KB, y solo sirve para comparar planes del mismo motor; confundir cost con tiempo es el error mas frecuente al calificar esta pregunta.</w:t>
+        <w:t>. Esta seccion dice que subrayar en cada lamina, no repite su contenido.</w:t>
       </w:r>
     </w:p>
     <w:p>
+      <w:r>
+        <w:rPr>
+          <w:b/>
+          <w:color w:val="4A4A49"/>
+          <w:sz w:val="22"/>
+        </w:rPr>
+        <w:t>[Slide 4] SQL es declarativo: quien decide el como es el optimizador (1/2)</w:t>
+      </w:r>
       <w:r>
         <w:rPr>
           <w:b w:val="0"/>
           <w:color w:val="4A4A49"/>
           <w:sz w:val="22"/>
         </w:rPr>
-        <w:t>Los tiempos reales los da EXPLAIN ANALYZE, que agrega actual time, actual rows, loops y el Execution Time del final; con la opcion BUFFERS agrega ademas cuantos bloques de 8 KB se leyeron y cuantos se acertaron en memoria, que es de donde sale el numero exacto de paginas de cada tabla sin tener que estimarlo. Advertencia que evita un accidente en clase: ANALYZE EJECUTA la sentencia, asi que sobre un UPDATE o un DELETE hay que envolverlo en BEGIN y ROLLBACK, lo cual ya anticipa la Clase 8; con SELECT no hay riesgo y el taller es solo de SELECT. Y hay dos trampas al senalar el nodo mas costoso, que el docente tiene que conocer antes de calificar: el tiempo que muestra un nodo INCLUYE el de sus hijos, de modo que la primera linea siempre parece la mas cara sin serlo, y actual time es POR VUELTA, asi que el costo real de un nodo es su tiempo multiplicado por loops. Un nodo de 0,5 ms con loops=2006 cuesta un segundo entero y aparece impreso como el mas barato de la pantalla; es exactamente lo que va a pasar en la pregunta 3. En Oracle la misma lectura son dos pasos, EXPLAIN PLAN FOR y luego SELECT * FROM TABLE(DBMS_XPLAN.DISPLAY), que imprime Id, Operation, Name, Rows, Bytes, Cost y Time con la indentacion como jerarquia; se menciona como contraste, no como herramienta del dia.</w:t>
+        <w:t xml:space="preserve"> — 5 vinetas.</w:t>
       </w:r>
     </w:p>
     <w:p>
-      <w:pPr>
-        <w:spacing w:before="200" w:after="60"/>
-      </w:pPr>
       <w:r>
         <w:rPr>
           <w:b/>
-          <w:color w:val="1A1C1D"/>
-          <w:sz w:val="32"/>
+          <w:color w:val="4A4A49"/>
+          <w:sz w:val="22"/>
         </w:rPr>
-        <w:t>Las estadisticas: metadatos que describen los datos sin leerlos - diapositiva 6</w:t>
+        <w:t>[Slide 5] SQL es declarativo: quien decide el como es el optimizador (2/2)</w:t>
       </w:r>
-    </w:p>
-    <w:p>
       <w:r>
         <w:rPr>
           <w:b w:val="0"/>
           <w:color w:val="4A4A49"/>
           <w:sz w:val="22"/>
         </w:rPr>
-        <w:t>Las estadisticas del optimizador son los metadatos que describen los datos sin leerlos: filas de la tabla, bloques que ocupa, valores distintos por columna, fraccion de nulos y un histograma que reparte los valores en cubos para saber si estan parejos o concentrados. PostgreSQL las recolecta con ANALYZE cita, con 100 cubos por columna por omision; Oracle usa DBMS_STATS.GATHER_TABLE_STATS(USER, 'CITA') y las expone en USER_TABLES.NUM_ROWS. En la base del taller el ANALYZE ya esta corrido, y eso es deliberado: si faltara, el estimado contra real de la pregunta 2 saldria disparatado por una razon que no es el tema de la clase y el estudiante concluiria lo contrario de lo que hay que aprender. De aqui sale la explicacion de un fenomeno que desconcierta: la misma consulta, sin cambiar una letra, puede tener hoy un plan distinto al de ayer, porque la tabla crecio, porque se recolectaron estadisticas nuevas, porque alguien creo un indice o porque el valor comparado cambio la selectividad estimada. El plan no es propiedad del texto SQL, es una decision tomada con la informacion disponible en ese instante. De ahi que se comparen rows estimadas contra actual rows, que es literalmente una de las tres columnas que pide la pregunta 2: una divergencia de 2 veces es normal, una de 10 veces o mas es la senal clasica de estadisticas viejas o de predicados correlacionados, y esa es tambien la sexta afirmacion de la pregunta 4, que es correcta. Correlacionados quiere decir que el motor multiplica las selectividades de dos filtros como si fueran independientes y no lo son: en VetCare, fecha_hora del 2026-03-10 y estado = 'PROGRAMADA' no lo son, porque el reparto de estados no es igual en todos los dias. Conviene marcar la diferencia de palabras en voz alta, porque van a aparecer las dos hoy: predicados correlacionados es esto, un asunto de estimacion; subconsulta correlacionada, la de la pregunta 3, es otra cosa completamente distinta y es un asunto de numero de ejecuciones.</w:t>
+        <w:t xml:space="preserve"> — 3 vinetas.</w:t>
       </w:r>
     </w:p>
     <w:p>
-      <w:pPr>
-        <w:spacing w:before="200" w:after="60"/>
-      </w:pPr>
       <w:r>
         <w:rPr>
           <w:b/>
-          <w:color w:val="1A1C1D"/>
-          <w:sz w:val="32"/>
+          <w:color w:val="4A4A49"/>
+          <w:sz w:val="22"/>
         </w:rPr>
-        <w:t>Cardinalidad y selectividad: por que el motor decide lo que decide - diapositiva 4</w:t>
+        <w:t>[Slide 6] Leer un plan: es un arbol y se lee de adentro hacia afuera (1/3)</w:t>
       </w:r>
-    </w:p>
-    <w:p>
       <w:r>
         <w:rPr>
           <w:b w:val="0"/>
           <w:color w:val="4A4A49"/>
           <w:sz w:val="22"/>
         </w:rPr>
-        <w:t>Dos terminos explican por que el motor decide lo que decide. La cardinalidad de una columna es la cantidad de valores distintos que contiene, y conviene advertir que la palabra se usa tambien para las filas que entrega un nodo del plan. La selectividad de un predicado es la fraccion de filas que sobreviven al filtro, entre 0 y 1, y es lo que el optimizador calcula con las estadisticas. Las cifras que hay que usar son las de la base del taller, no unas inventadas, porque el estudiante las va a ver en su pantalla: 2.006 duenos, 5.008 mascotas, 16 veterinarios y 30.010 citas repartidas entre el 2026-01-05 y el 2026-07-23, o sea 200 dias distintos con exactamente 150 citas cada uno. Con eso, WHERE c.fecha_hora &gt;= TIMESTAMP '2026-03-10 00:00:00' AND c.fecha_hora &lt; TIMESTAMP '2026-03-11 00:00:00' tiene selectividad 150 sobre 30.010, o sea 0,5 %: filtro excelente. WHERE c.estado = 'PROGRAMADA', sobre tres valores distintos (PROGRAMADA, ATENDIDA, CANCELADA), no filtra casi nada: son 18.187 filas, el 60,6 %, porque la siembra hace CANCELADA una de cada once citas y ATENDIDA una de cada tres de las que quedan. Y WHERE m.activa = 'S', con 4.712 de las 5.008 mascotas activas, tiene selectividad 0,94: no filtra nada. Los dos filtros juntos dejan 91 filas de 30.010, el 0,3 %, y ese 91 es el numero que el estudiante tiene que ver dos veces en la pregunta 1. La regla practica, convencion de oficio y no regla dura, dice que por debajo del 5 % de las filas conviene el indice, entre 5 % y 20 % depende del motor, y por encima del 20 % o 25 % gana leer la tabla completa. Su origen es medible: PostgreSQL valora una lectura aleatoria de pagina en 4,0 y una secuencial en 1,0 (parametros random_page_cost y seq_page_cost), y por eso la regla se enuncia en filas pero el motor decide en costos, que no es lo mismo.</w:t>
+        <w:t xml:space="preserve"> — 5 vinetas.</w:t>
       </w:r>
     </w:p>
     <w:p>
       <w:pPr>
-        <w:spacing w:before="200" w:after="60"/>
+        <w:pStyle w:val="ListBullet2"/>
       </w:pPr>
-      <w:r>
-        <w:rPr>
-          <w:b/>
-          <w:color w:val="1A1C1D"/>
-          <w:sz w:val="32"/>
-        </w:rPr>
-        <w:t>Full table scan contra index scan, sin caricaturas - diapositiva 5</w:t>
-      </w:r>
-    </w:p>
-    <w:p>
       <w:r>
         <w:rPr>
           <w:b w:val="0"/>
           <w:color w:val="4A4A49"/>
           <w:sz w:val="22"/>
         </w:rPr>
-        <w:t>Con eso se explica full table scan contra index scan sin caricaturas. Un full table scan, que en PostgreSQL se imprime Seq Scan y en Oracle TABLE ACCESS FULL, lee todos los bloques de principio a fin y descarta en memoria lo que no cumple el filtro; su ventaja es que la lectura es secuencial. Un index scan desciende por el indice y, por cada coincidencia, va a buscar la fila a la tabla, lo cual son lecturas dispersas. Las cuentas de la base del taller: cita con 30.010 filas de unos 60 bytes ocupa del orden de 2 MB, unas 230 a 250 paginas de 8 KB —el numero exacto lo dice el Buffers del EXPLAIN, no hace falta estimarlo—, y el Seq Scan cuesta esas paginas; buscar el 2026-03-10 por un indice sobre fecha_hora costaria 2 o 3 lecturas para bajar el arbol mas una por cada una de las 150 filas del dia, unas 153 en total. Aqui hay que ser honesto y es mas interesante que la caricatura: a este volumen el indice no es veinte veces mejor, es del mismo orden de magnitud, y medido en la unidad del planeador —donde una pagina dispersa vale cuatro secuenciales— puede incluso salir perdiendo. Por eso la Clase 7 tiene que MEDIRLO y no suponerlo. La ventaja del indice crece con el tamano, no con el porcentaje: si Huellitas acumulara 300.000 citas, el Seq Scan pasaria a 2.400 paginas y el indice seguiria costando unas 153, y ahi si son dieciseis veces menos.</w:t>
+        <w:t>Y hay dos trampas al senalar el nodo mas costoso, que el docente tiene que conocer antes de calificar: el tiempo que muestra un nodo INCLUYE el de sus hijos, de modo que la primera linea siempre parece la mas cara sin serlo, y actual time es POR VUELTA, asi que el costo real de un nodo es su tiempo multiplicado por loops.</w:t>
       </w:r>
     </w:p>
     <w:p>
+      <w:r>
+        <w:rPr>
+          <w:b/>
+          <w:color w:val="4A4A49"/>
+          <w:sz w:val="22"/>
+        </w:rPr>
+        <w:t>[Slide 7] Leer un plan: es un arbol y se lee de adentro hacia afuera (2/3)</w:t>
+      </w:r>
       <w:r>
         <w:rPr>
           <w:b w:val="0"/>
           <w:color w:val="4A4A49"/>
           <w:sz w:val="22"/>
         </w:rPr>
-        <w:t>Y aqui esta el punto pedagogico central, que cambio de sitio y hay que decirlo bien: el problema de las 20 filas es el de la base propia del estudiante, la que cargo en la Clase 1, no el del taller. Sobre 20 filas todo es instantaneo y todo se resuelve con Seq Scan, porque una tabla de 20 filas ocupa una sola pagina y no hay plan mas barato que leer una pagina; en ese tamano la consulta pesima y la optima miden lo mismo, entre 0,02 y 0,3 milisegundos, y la diferencia se esconde en el ruido de medicion. Optimizar sobre 20 filas no es optimizar: es adivinar. Justamente por eso el taller de hoy NO se hace sobre la base propia sino en ExamLab, cuyo setup siembra las 30.010 citas, y por eso el script de la demo tambien las siembra: para que el docente y el estudiante midan sobre lo mismo. Si alguien pide medir en su propia base, la respuesta es que primero tiene que fabricar volumen con generate_series, y que sin eso los numeros que reporte no significan nada.</w:t>
+        <w:t xml:space="preserve"> — 6 vinetas.</w:t>
       </w:r>
     </w:p>
     <w:p>
-      <w:pPr>
-        <w:spacing w:before="200" w:after="60"/>
-      </w:pPr>
       <w:r>
         <w:rPr>
           <w:b/>
-          <w:color w:val="1A1C1D"/>
-          <w:sz w:val="32"/>
+          <w:color w:val="4A4A49"/>
+          <w:sz w:val="22"/>
         </w:rPr>
-        <w:t>Predicado sargable: el antipatron que conecta con la Clase 7 - diapositiva 5</w:t>
+        <w:t>[Slide 8] Leer un plan: es un arbol y se lee de adentro hacia afuera (3/3)</w:t>
       </w:r>
-    </w:p>
-    <w:p>
       <w:r>
         <w:rPr>
           <w:b w:val="0"/>
           <w:color w:val="4A4A49"/>
           <w:sz w:val="22"/>
         </w:rPr>
-        <w:t>El antipatron de la funcion sobre la columna merece parrafo propio porque conecta con la Clase 7 y porque es el que la pregunta 4 pone de primero. Un predicado es sargable, de Search ARGument ABLE, cuando el motor puede resolverlo navegando un indice, y para eso la columna indexada debe aparecer sola a un lado de la comparacion. Las dos formas no sargables estan las dos en la consulta ANTES del taller: to_char(c.fecha_hora, 'YYYY-MM-DD') = '2026-03-10' y UPPER(c.estado) = 'PROGRAMADA'. Ninguna de las dos puede usar un indice sobre esa columna, porque el indice guarda el valor tal como se escribio y el motor no puede saber, sin evaluar la funcion, cuales entradas darian ese resultado; asi que la evalua 30.010 veces, una por fila. WHERE UPPER(m.nombre) = 'LUNA' es el mismo caso frente a un indice sobre mascota(nombre) y obliga a aplicar la funcion a las 5.008 filas. Igual ocurre con WHERE EXTRACT(YEAR FROM c.fecha_hora) = 2026, con WHERE SUBSTR(d.telefono, 1, 3) = '300' y con la conversion implicita: si id_mascota es numerico y se escribe WHERE c.id_mascota = '10', algunos motores convierten la columna y no el literal. La reescritura correcta casi siempre es un rango, que es lo que pide el taller: WHERE c.fecha_hora &gt;= TIMESTAMP '2026-03-10 00:00:00' AND c.fecha_hora &lt; TIMESTAMP '2026-03-11 00:00:00'. El caso de UPPER(c.estado) tiene una reescritura mas simple todavia y hay que decirla porque el estudiante duda: se elimina la funcion, porque el dominio ya esta normalizado por el CHECK (estado IN ('PROGRAMADA','ATENDIDA','CANCELADA')), de modo que no existe ninguna fila en minusculas que UPPER pudiera rescatar. Un caso mas: LIKE 'Lu%' si usa indice porque el comodin va al final, y LIKE '%una%' no, porque no hay prefijo por donde bajar el arbol. Cuando la funcion es necesaria para el negocio existe la salida de la clase siguiente, el indice funcional, CREATE INDEX idx_mascota_nombre_upper ON mascota (UPPER(nombre)), que existe en PostgreSQL y en Oracle; hoy se menciona solo como adelanto, para que nadie crea que las funciones estan prohibidas en el WHERE. Y hay que cerrar con la verdad incomoda, que es el mejor bono conceptual de la clase: hoy el rango tampoco evita el Seq Scan, porque en esta base no hay ningun indice sobre fecha_hora; lo que gana el rango hoy es dejar de calcular la funcion 30.010 veces y darle al planeador una estimacion correcta de cuantas filas van a pasar.</w:t>
+        <w:t xml:space="preserve"> — 2 vinetas.</w:t>
       </w:r>
     </w:p>
     <w:p>
-      <w:pPr>
-        <w:spacing w:before="200" w:after="60"/>
-      </w:pPr>
       <w:r>
         <w:rPr>
           <w:b/>
-          <w:color w:val="1A1C1D"/>
-          <w:sz w:val="32"/>
+          <w:color w:val="4A4A49"/>
+          <w:sz w:val="22"/>
         </w:rPr>
-        <w:t>La subconsulta correlacionada: 2.006 pasadas o una sola - diapositiva 7</w:t>
+        <w:t>[Slide 9] Las estadisticas: metadatos que describen los datos sin leerlos (1/2)</w:t>
       </w:r>
-    </w:p>
-    <w:p>
       <w:r>
         <w:rPr>
           <w:b w:val="0"/>
           <w:color w:val="4A4A49"/>
           <w:sz w:val="22"/>
         </w:rPr>
-        <w:t>Es la pregunta 3, otros 20 puntos, y la cuarta afirmacion de la pregunta 4 dice lo mismo. Una subconsulta es correlacionada cuando menciona una columna de la consulta exterior; si ademas esta en la lista de columnas, el motor no puede calcularla una vez y reusarla, porque depende de la fila que se este mirando, asi que la ejecuta una vez por cada fila del exterior. El reporte de ranking de duenos del taller la tiene: (SELECT COUNT(*) FROM cita c JOIN mascota m ON m.id_mascota = c.id_mascota WHERE m.id_dueno = d.id_dueno) AS total_citas, con FROM dueno d. Como hay 2.006 duenos, se ejecuta 2.006 veces, y cada ejecucion recorre mascota y cita completas: del orden de 70 millones de filas procesadas para producir 2.006. El plan lo dice con un nodo SubPlan y con loops=2006, y loops es el unico lugar del plan donde se lee «esto se repitio»; si el docente no ensena a buscar ese campo, el estudiante va a senalar como nodo mas costoso el Seq Scan de arriba, que aparece con un tiempo mayor solo porque incluye a sus hijos.</w:t>
+        <w:t xml:space="preserve"> — 7 vinetas.</w:t>
       </w:r>
     </w:p>
     <w:p>
+      <w:pPr>
+        <w:pStyle w:val="ListBullet2"/>
+      </w:pPr>
       <w:r>
         <w:rPr>
           <w:b w:val="0"/>
           <w:color w:val="4A4A49"/>
           <w:sz w:val="22"/>
         </w:rPr>
-        <w:t>La reescritura es dueno LEFT JOIN mascota LEFT JOIN cita, con GROUP BY d.id_dueno, d.nombre y COUNT(c.id_cita): el SubPlan desaparece y en su lugar queda un HashAggregate sobre una sola pasada. Es la unica mejora del dia que es de ordenes de magnitud, y no necesita ningun indice, porque lo que se elimino no fue un escaneo sino 2.005 escaneos. Dos detalles que valen puntos y que el docente tiene que poder justificar en el momento. Primero, COUNT(c.id_cita) y nunca COUNT(*): el LEFT JOIN fabrica una fila llena de NULL por cada dueno que no tiene citas, COUNT(*) cuenta filas y reportaria 1, y COUNT de una columna ignora los NULL y reporta 0. El sintoma es exacto y se puede proyectar en treinta segundos: los duenos 2001 a 2006 de la base del taller no tienen mascotas, asi que su respuesta correcta es 0 y con COUNT(*) dicen 1. Segundo, LEFT y no INNER: el INNER JOIN es mas rapido y esta mal, porque borra del ranking a esos seis duenos y el reporte deja de cuadrar con el total de clientes de la clinica. Mas rapido devolviendo otra cosa no es optimizar, y esa frase es la bisagra con la seccion siguiente.</w:t>
+        <w:t>Conviene marcar la diferencia de palabras en voz alta, porque van a aparecer las dos hoy: predicados correlacionados es esto, un asunto de estimacion; subconsulta correlacionada, la de la pregunta 3, es otra cosa completamente distinta y es un asunto de numero de ejecuciones.</w:t>
       </w:r>
     </w:p>
     <w:p>
+      <w:r>
+        <w:rPr>
+          <w:b/>
+          <w:color w:val="4A4A49"/>
+          <w:sz w:val="22"/>
+        </w:rPr>
+        <w:t>[Slide 10] Las estadisticas: metadatos que describen los datos sin leerlos (2/2)</w:t>
+      </w:r>
       <w:r>
         <w:rPr>
           <w:b w:val="0"/>
           <w:color w:val="4A4A49"/>
           <w:sz w:val="22"/>
         </w:rPr>
-        <w:t>Aviso operativo que hay que dar antes de que el grupo empiece, porque si no media clase recarga la pagina y pierde sus respuestas: la version ANTES de esta pregunta ejecuta 2.006 veces una consulta que recorre 30.010 filas, y en el navegador puede tardar de varios segundos a mas de un minuto. No esta colgada. En la demo en vivo, si el docente no quiere esperar, la variante honesta es correr la version ANTES con WHERE d.id_dueno &lt;= 200 en el exterior, mostrar que el plan dice loops=200 y decir en voz alta que la version completa es diez veces esa; lo que no se puede hacer es saltarse la medicion y afirmar el resultado.</w:t>
+        <w:t xml:space="preserve"> — 5 vinetas.</w:t>
       </w:r>
     </w:p>
     <w:p>
-      <w:pPr>
-        <w:spacing w:before="200" w:after="60"/>
-      </w:pPr>
       <w:r>
         <w:rPr>
           <w:b/>
-          <w:color w:val="1A1C1D"/>
-          <w:sz w:val="32"/>
+          <w:color w:val="4A4A49"/>
+          <w:sz w:val="22"/>
         </w:rPr>
-        <w:t>Optimizar no cambia el resultado, y eso se demuestra - diapositiva 8</w:t>
+        <w:t>[Slide 11] Cardinalidad y selectividad: por que el motor decide lo que decide (1/2)</w:t>
       </w:r>
-    </w:p>
-    <w:p>
       <w:r>
         <w:rPr>
           <w:b w:val="0"/>
           <w:color w:val="4A4A49"/>
           <w:sz w:val="22"/>
         </w:rPr>
-        <w:t>Correccion y tiempo son ejes independientes, y la consecuencia practica es que una version «optimizada» que devuelve algo distinto no es una optimizacion peor: no es una optimizacion. Y se rompe sin avisar, porque ningun motor va a lanzar un error por eso. Por eso el taller cobra la prueba dos veces, unos 6 de los 100 puntos, y hay dos formas segun lo que se compare. Para una consulta con filtro sirve el conteo: se envuelve cada version en un SELECT COUNT(*) y se comparan los dos numeros en la misma corrida, y en la agenda del 2026-03-10 las dos tienen que decir 91. Un conteo distinto no es una version mas rapida, es la respuesta equivocada. Para conjuntos completos, donde el conteo puede coincidir con filas distintas, se usa EXCEPT en los DOS sentidos, y el docente tiene que saber por que son dos: A EXCEPT B devuelve lo que esta en A y no esta en B, asi que si sale vacio todavia puede haber filas de mas en B; se corren las dos direcciones unidas con UNION ALL y se exige cero filas en total. Tres advertencias al calificar. La prueba va sin LIMIT, porque comparar solo las primeras 20 filas deja fuera justamente las que fallan, que son las de los duenos con cero citas. EXCEPT elimina duplicados, de modo que si el conjunto puede traer filas repetidas hay que usar EXCEPT ALL o incluir la llave; en el ranking del taller no ocurre, porque hay una fila por dueno. Y no cuentan como prueba «se ve igual», «trae mas o menos lo mismo» ni mirar la primera pantalla de resultados: la equivalencia se afirma con una consulta cuyo resultado se conoce de antemano, un numero que coincide o un conjunto vacio.</w:t>
+        <w:t xml:space="preserve"> — 7 vinetas.</w:t>
       </w:r>
     </w:p>
     <w:p>
-      <w:pPr>
-        <w:spacing w:before="200" w:after="60"/>
-      </w:pPr>
       <w:r>
         <w:rPr>
           <w:b/>
-          <w:color w:val="1A1C1D"/>
-          <w:sz w:val="32"/>
+          <w:color w:val="4A4A49"/>
+          <w:sz w:val="22"/>
         </w:rPr>
-        <w:t>El antes y el despues del script de la clase - diapositiva 9</w:t>
+        <w:t>[Slide 12] Cardinalidad y selectividad: por que el motor decide lo que decide (2/2)</w:t>
       </w:r>
-    </w:p>
-    <w:p>
       <w:r>
         <w:rPr>
           <w:b w:val="0"/>
           <w:color w:val="4A4A49"/>
           <w:sz w:val="22"/>
         </w:rPr>
-        <w:t>El script Codigo/06_opt_consultas.sql es autocontenido y siembra el mismo volumen que ExamLab, de modo que los numeros de la demo son los que el estudiante va a ver en su pantalla; empieza con dos conteos de control que conviene proyectar antes de tocar nada: 30.010 citas en total y, para el 2026-03-10, 91 PROGRAMADA, 45 ATENDIDA y 14 CANCELADA. La version ANTES es SELECT * FROM cita c, mascota m, dueno d, veterinario v con las cuatro condiciones de union en el WHERE, to_char sobre la fecha y UPPER sobre el estado, y el docente debe saber que esta mal en cada linea. SELECT * arrastra todas las columnas de las cuatro tablas cuando la pantalla de agenda necesita seis, lo cual multiplica el ancho de la fila y con el la memoria de trabajo del ordenamiento. Las dos funciones sobre columnas se explicaron en el parrafo del predicado sargable. Y el cruce implicito con comas es peligroso por aritmetica, no por estilo: si alguien olvida una de las tres condiciones de union, el resultado no es un error sino un producto cartesiano —30.010 por 5.008 filas son mas de 150 millones— que en el navegador acaba en una pestana bloqueada. Hay que decir aqui, y no despues, lo que la quinta afirmacion de la pregunta 4 castiga: cambiar la coma por JOIN ... ON no acelera nada, porque PostgreSQL normaliza las dos formas al mismo plan interno; se gana legibilidad y se gana que un ON faltante salte a la vista, o sea seguridad, no milisegundos. Si el docente lo presenta como una mejora de rendimiento, esta ensenando justo la opcion por la que va a descontar.</w:t>
+        <w:t xml:space="preserve"> — 4 vinetas.</w:t>
       </w:r>
     </w:p>
     <w:p>
+      <w:r>
+        <w:rPr>
+          <w:b/>
+          <w:color w:val="4A4A49"/>
+          <w:sz w:val="22"/>
+        </w:rPr>
+        <w:t>[Slide 13] Full table scan contra index scan, sin caricaturas (1/3)</w:t>
+      </w:r>
       <w:r>
         <w:rPr>
           <w:b w:val="0"/>
           <w:color w:val="4A4A49"/>
           <w:sz w:val="22"/>
         </w:rPr>
-        <w:t>La version DESPUES proyecta las seis columnas, escribe los tres JOIN ... ON, filtra con el rango de fecha y con la comparacion directa del estado, y ordena por c.fecha_hora. Filtrar temprano se llama empuje de predicados o predicate pushdown, y hay que decir con honestidad que el optimizador moderno lo hace solo casi siempre; lo que si cambia el plan es dejar de esconder el filtro donde no puede moverlo, y los dos casos clasicos son escribirlo en HAVING cuando cabia en WHERE, y ponerlo en el WHERE de un LEFT JOIN cuando corresponde al ON, lo que ademas cambia el significado de la consulta. La tercera sentencia de la demo agrega LIMIT 50, que es lo que la pantalla de agenda realmente necesita: el motor deja de producir filas en cuanto tiene 50, y por eso el tiempo baja aunque el plan sea el mismo. El script cierra con los bloques de la subconsulta correlacionada y con las dos pruebas de equivalencia, incluido el contraejemplo de COUNT(*) contra COUNT(c.id_cita) sobre los duenos 2001 a 2006, que es medio minuto de demo y ahorra la mitad de los reclamos de la pregunta 3.</w:t>
+        <w:t xml:space="preserve"> — 5 vinetas.</w:t>
       </w:r>
     </w:p>
     <w:p>
-      <w:pPr>
-        <w:spacing w:before="200" w:after="60"/>
-      </w:pPr>
       <w:r>
         <w:rPr>
           <w:b/>
-          <w:color w:val="1A1C1D"/>
-          <w:sz w:val="32"/>
+          <w:color w:val="4A4A49"/>
+          <w:sz w:val="22"/>
         </w:rPr>
-        <w:t>Donde se corre todo esto, y que no se puede medir aqui - diapositiva 10</w:t>
+        <w:t>[Slide 14] Full table scan contra index scan, sin caricaturas (2/3)</w:t>
       </w:r>
-    </w:p>
-    <w:p>
       <w:r>
         <w:rPr>
           <w:b w:val="0"/>
           <w:color w:val="4A4A49"/>
           <w:sz w:val="22"/>
         </w:rPr>
-        <w:t>La herramienta del dia es ExamLab, que corre PostgreSQL compilado para el navegador, y ahi mismo se califica el taller: es el unico entorno de la clase que trae las 30.010 citas ya sembradas y las estadisticas ya recolectadas. Soporta EXPLAIN, EXPLAIN ANALYZE y la opcion BUFFERS; si en alguna maquina BUFFERS no responde, el enunciado ya autoriza usar EXPLAIN ANALYZE a secas y declararlo en la seccion 5 de la pregunta 5, asi que eso no cuesta puntos. La justificacion de media pagina y la matriz de cambios se escriben en Google Docs. Hoy no se ofrece ningun playground externo como alterno, y conviene que lo digas asi de claro: en DB Fiddle o en cualquier otro no existe la base sembrada, de modo que quien mida ahi obtiene otros numeros, y la rubrica pide los del plan real -- el «Rows Removed by Filter: 29919» y las 91 filas son justo las dos anclas con las que se verifica. Un alterno que cuesta puntos no es un alterno. Tampoco tiene sentido hoy un comparador de motores, porque el motor de hoy es uno solo. Lo que hay que documentar en papel, porque el entorno no lo permite y es literalmente la seccion 5 de la pregunta 5: los tiempos con la memoria intermedia vacia, ya que vaciarla exige privilegios de administrador; el comportamiento con varias sesiones compitiendo, que es la Clase 10; y cualquier comparacion por encima de unos cientos de miles de filas. Los milisegundos, ademas, cambian entre dos corridas seguidas en la misma maquina: lo que no cambia son los conteos de filas, y por eso los conteos son lo que se califica y los milisegundos solo tienen que ser coherentes entre si.</w:t>
+        <w:t xml:space="preserve"> — 6 vinetas.</w:t>
       </w:r>
     </w:p>
     <w:p>
-      <w:pPr>
-        <w:spacing w:before="200" w:after="60"/>
-      </w:pPr>
       <w:r>
         <w:rPr>
           <w:b/>
-          <w:color w:val="1A1C1D"/>
-          <w:sz w:val="32"/>
+          <w:color w:val="4A4A49"/>
+          <w:sz w:val="22"/>
         </w:rPr>
-        <w:t>Preguntas frecuentes del grupo - diapositiva 4</w:t>
+        <w:t>[Slide 15] Full table scan contra index scan, sin caricaturas (3/3)</w:t>
       </w:r>
-    </w:p>
-    <w:p>
       <w:r>
         <w:rPr>
           <w:b w:val="0"/>
           <w:color w:val="4A4A49"/>
           <w:sz w:val="22"/>
         </w:rPr>
-        <w:t>Cuatro preguntas aparecen siempre. Si la consulta ya devuelve el resultado correcto, para que reescribirla: correccion y costo son ejes independientes, el motor garantiza el resultado pero no el tiempo, y una consulta correcta que tarda 40 segundos congela la pantalla de recepcion igual que si estuviera mal. Cuanto debe bajar el tiempo para que cuente como optimizada: la evidencia que pide el entregable no es un porcentaje sino un cambio verificable y leido del plan, y hoy ese cambio es de dos clases, menos filas procesadas y menos pasadas sobre la tabla —el SubPlan con loops=2006 que se convierte en un HashAggregate—; lo que hoy NO va a pasar, y hay que anticiparlo porque es la confusion mas frecuente de la clase, es que un Seq Scan se convierta en Index Scan, porque en esta base no hay ningun indice y no puede aparecer uno de la nada: eso es la Clase 7. Por que la misma consulta tarda mas la primera vez: la primera ejecucion trae las paginas de disco y la segunda las encuentra en memoria, asi que se mide tres veces y se reporta la segunda o la tercera, y EXPLAIN (ANALYZE, BUFFERS) muestra cuantas paginas se leyeron y cuantas se acertaron en cache. Y por que el estimado no coincide con el real: siempre que la diferencia sea de dos o tres veces esta bien y no hay nada que corregir, la senal de alarma es un orden de magnitud, y en esta base, con ANALYZE recien corrido, las divergencias grandes vienen de que dos filtros no son independientes y no de estadisticas viejas. La clase se apoya en la Clase 4, donde se vio que un disparador corre fila por fila y encarece una carga masiva —es la misma aritmetica del loops=2006 de hoy—, y entrega el testigo a la Clase 7, que crea los indices que hoy se echaron de menos, y a la Clase 8, que suma transacciones y bloqueos al mismo analisis.</w:t>
+        <w:t xml:space="preserve"> — 4 vinetas.</w:t>
       </w:r>
     </w:p>
     <w:p>
-      <w:pPr>
-        <w:spacing w:before="200" w:after="60"/>
-      </w:pPr>
       <w:r>
         <w:rPr>
           <w:b/>
-          <w:color w:val="1A1C1D"/>
-          <w:sz w:val="32"/>
+          <w:color w:val="4A4A49"/>
+          <w:sz w:val="22"/>
         </w:rPr>
-        <w:t>Errores tipicos del docente que no domina el tema</w:t>
+        <w:t>[Slide 16] Predicado sargable: el antipatron que conecta con la Clase 7 (1/3)</w:t>
       </w:r>
-    </w:p>
-    <w:p>
       <w:r>
         <w:rPr>
           <w:b w:val="0"/>
           <w:color w:val="4A4A49"/>
           <w:sz w:val="22"/>
         </w:rPr>
-        <w:t>El primero, y el que mas cuesta, es medir sobre las 20 filas de la base propia: mostrar la consulta antes y la consulta despues, celebrar que el tiempo bajo de 0,9 a 0,4 milisegundos y presentar eso como evidencia. Es ruido de medicion, y el estudiante aprende que optimizar es una ceremonia sin sustento; aguas abajo, en la Clase 7 justificara sus indices con opiniones en lugar de con planes, y en el Parcial 2 no sabra responder por que el motor eligio un Seq Scan, porque nunca vio uno justificado con numeros. La demo se hace con el script de la clase, que siembra las 30.010 citas, o no se hace. El segundo es leer el plan como una lista de pasos en el orden impreso, de arriba hacia abajo, afirmando que la primera linea es lo primero que ocurre; en realidad la primera linea es la ultima operacion y las hojas mas indentadas se ejecutan primero. Si el docente instala ese error, el estudiante interpretara al reves todos los planes del curso, creera que el cruce sucede antes de leer las tablas y llegara a la sustentacion de la Clase 15 sin poder senalar cual nodo del plan cambio gracias a su indice, que es justamente la evidencia que la rubrica pide. El tercero es prometer que el Seq Scan va a convertirse en Index Scan: no hay ningun indice en esta base y no puede pasar, asi que el estudiante que leyo bien su plan concluira que se equivoco, o inventara el nodo que el docente prometio; el enunciado correcto es que hoy se miden filas y pasadas, y que el cambio de nodo es la Clase 7. El cuarto es aceptar COUNT(*) en la reescritura del ranking porque «el total general sale igual»: sale igual solo si se mira el primer puesto, y los duenos 2001 a 2006 reportan 1 donde va 0. El quinto es senalar como nodo mas costoso el que muestra el numero mas grande, sin descontar el tiempo de los hijos ni multiplicar actual time por loops; con esa lectura el SubPlan de la pregunta 3, que es el culpable, pasa por ser el nodo mas barato del plan. Y el sexto, que no es conceptual pero arruina la sesion, es no anunciar que la version ANTES de la pregunta 3 tarda: el estudiante que recarga la pagina pierde el resto de sus respuestas.</w:t>
+        <w:t xml:space="preserve"> — 5 vinetas.</w:t>
+      </w:r>
+    </w:p>
+    <w:p>
+      <w:r>
+        <w:rPr>
+          <w:b/>
+          <w:color w:val="4A4A49"/>
+          <w:sz w:val="22"/>
+        </w:rPr>
+        <w:t>[Slide 17] Predicado sargable: el antipatron que conecta con la Clase 7 (2/3)</w:t>
+      </w:r>
+      <w:r>
+        <w:rPr>
+          <w:b w:val="0"/>
+          <w:color w:val="4A4A49"/>
+          <w:sz w:val="22"/>
+        </w:rPr>
+        <w:t xml:space="preserve"> — 5 vinetas.</w:t>
+      </w:r>
+    </w:p>
+    <w:p>
+      <w:r>
+        <w:rPr>
+          <w:b/>
+          <w:color w:val="4A4A49"/>
+          <w:sz w:val="22"/>
+        </w:rPr>
+        <w:t>[Slide 18] Predicado sargable: el antipatron que conecta con la Clase 7 (3/3)</w:t>
+      </w:r>
+      <w:r>
+        <w:rPr>
+          <w:b w:val="0"/>
+          <w:color w:val="4A4A49"/>
+          <w:sz w:val="22"/>
+        </w:rPr>
+        <w:t xml:space="preserve"> — 4 vinetas.</w:t>
+      </w:r>
+    </w:p>
+    <w:p>
+      <w:r>
+        <w:rPr>
+          <w:b/>
+          <w:color w:val="4A4A49"/>
+          <w:sz w:val="22"/>
+        </w:rPr>
+        <w:t>[Slide 19] La subconsulta correlacionada: 2.006 pasadas o una sola (1/3)</w:t>
+      </w:r>
+      <w:r>
+        <w:rPr>
+          <w:b w:val="0"/>
+          <w:color w:val="4A4A49"/>
+          <w:sz w:val="22"/>
+        </w:rPr>
+        <w:t xml:space="preserve"> — 7 vinetas.</w:t>
+      </w:r>
+    </w:p>
+    <w:p>
+      <w:pPr>
+        <w:pStyle w:val="ListBullet2"/>
+      </w:pPr>
+      <w:r>
+        <w:rPr>
+          <w:b w:val="0"/>
+          <w:color w:val="4A4A49"/>
+          <w:sz w:val="22"/>
+        </w:rPr>
+        <w:t>Dos detalles que valen puntos y que el docente tiene que poder justificar en el momento.</w:t>
+      </w:r>
+    </w:p>
+    <w:p>
+      <w:r>
+        <w:rPr>
+          <w:b/>
+          <w:color w:val="4A4A49"/>
+          <w:sz w:val="22"/>
+        </w:rPr>
+        <w:t>[Slide 20] La subconsulta correlacionada: 2.006 pasadas o una sola (2/3)</w:t>
+      </w:r>
+      <w:r>
+        <w:rPr>
+          <w:b w:val="0"/>
+          <w:color w:val="4A4A49"/>
+          <w:sz w:val="22"/>
+        </w:rPr>
+        <w:t xml:space="preserve"> — 5 vinetas.</w:t>
+      </w:r>
+    </w:p>
+    <w:p>
+      <w:r>
+        <w:rPr>
+          <w:b/>
+          <w:color w:val="4A4A49"/>
+          <w:sz w:val="22"/>
+        </w:rPr>
+        <w:t>[Slide 21] La subconsulta correlacionada: 2.006 pasadas o una sola (3/3)</w:t>
+      </w:r>
+      <w:r>
+        <w:rPr>
+          <w:b w:val="0"/>
+          <w:color w:val="4A4A49"/>
+          <w:sz w:val="22"/>
+        </w:rPr>
+        <w:t xml:space="preserve"> — 5 vinetas.</w:t>
+      </w:r>
+    </w:p>
+    <w:p>
+      <w:r>
+        <w:rPr>
+          <w:b/>
+          <w:color w:val="4A4A49"/>
+          <w:sz w:val="22"/>
+        </w:rPr>
+        <w:t>[Slide 22] Optimizar no cambia el resultado, y eso se demuestra (1/2)</w:t>
+      </w:r>
+      <w:r>
+        <w:rPr>
+          <w:b w:val="0"/>
+          <w:color w:val="4A4A49"/>
+          <w:sz w:val="22"/>
+        </w:rPr>
+        <w:t xml:space="preserve"> — 5 vinetas.</w:t>
+      </w:r>
+    </w:p>
+    <w:p>
+      <w:pPr>
+        <w:pStyle w:val="ListBullet2"/>
+      </w:pPr>
+      <w:r>
+        <w:rPr>
+          <w:b w:val="0"/>
+          <w:color w:val="4A4A49"/>
+          <w:sz w:val="22"/>
+        </w:rPr>
+        <w:t>Para conjuntos completos, donde el conteo puede coincidir con filas distintas, se usa EXCEPT en los DOS sentidos, y el docente tiene que saber por que son dos: A EXCEPT B devuelve lo que esta en A y no esta en B, asi que si sale vacio todavia puede haber filas de mas en B; se corren las dos direcciones unidas con UNION ALL y se exige cero filas en total.</w:t>
+      </w:r>
+    </w:p>
+    <w:p>
+      <w:r>
+        <w:rPr>
+          <w:b/>
+          <w:color w:val="4A4A49"/>
+          <w:sz w:val="22"/>
+        </w:rPr>
+        <w:t>[Slide 23] Optimizar no cambia el resultado, y eso se demuestra (2/2)</w:t>
+      </w:r>
+      <w:r>
+        <w:rPr>
+          <w:b w:val="0"/>
+          <w:color w:val="4A4A49"/>
+          <w:sz w:val="22"/>
+        </w:rPr>
+        <w:t xml:space="preserve"> — 4 vinetas.</w:t>
+      </w:r>
+    </w:p>
+    <w:p>
+      <w:r>
+        <w:rPr>
+          <w:b/>
+          <w:color w:val="4A4A49"/>
+          <w:sz w:val="22"/>
+        </w:rPr>
+        <w:t>[Slide 24] El antes y el despues del script de la clase (1/2)</w:t>
+      </w:r>
+      <w:r>
+        <w:rPr>
+          <w:b w:val="0"/>
+          <w:color w:val="4A4A49"/>
+          <w:sz w:val="22"/>
+        </w:rPr>
+        <w:t xml:space="preserve"> — 8 vinetas.</w:t>
+      </w:r>
+    </w:p>
+    <w:p>
+      <w:pPr>
+        <w:pStyle w:val="ListBullet2"/>
+      </w:pPr>
+      <w:r>
+        <w:rPr>
+          <w:b w:val="0"/>
+          <w:color w:val="4A4A49"/>
+          <w:sz w:val="22"/>
+        </w:rPr>
+        <w:t>La version ANTES es SELECT * FROM cita c, mascota m, dueno d, veterinario v con las cuatro condiciones de union en el WHERE, to_char sobre la fecha y UPPER sobre el estado, y el docente debe saber que esta mal en cada linea.</w:t>
+      </w:r>
+    </w:p>
+    <w:p>
+      <w:pPr>
+        <w:pStyle w:val="ListBullet2"/>
+      </w:pPr>
+      <w:r>
+        <w:rPr>
+          <w:b w:val="0"/>
+          <w:color w:val="4A4A49"/>
+          <w:sz w:val="22"/>
+        </w:rPr>
+        <w:t>Hay que decir aqui, y no despues, lo que la quinta afirmacion de la pregunta 4 castiga: cambiar la coma por JOIN...</w:t>
+      </w:r>
+    </w:p>
+    <w:p>
+      <w:r>
+        <w:rPr>
+          <w:b/>
+          <w:color w:val="4A4A49"/>
+          <w:sz w:val="22"/>
+        </w:rPr>
+        <w:t>[Slide 25] El antes y el despues del script de la clase (2/2)</w:t>
+      </w:r>
+      <w:r>
+        <w:rPr>
+          <w:b w:val="0"/>
+          <w:color w:val="4A4A49"/>
+          <w:sz w:val="22"/>
+        </w:rPr>
+        <w:t xml:space="preserve"> — 7 vinetas.</w:t>
+      </w:r>
+    </w:p>
+    <w:p>
+      <w:r>
+        <w:rPr>
+          <w:b/>
+          <w:color w:val="4A4A49"/>
+          <w:sz w:val="22"/>
+        </w:rPr>
+        <w:t>[Slide 26] Donde se corre todo esto, y que no se puede medir aqui (1/2)</w:t>
+      </w:r>
+      <w:r>
+        <w:rPr>
+          <w:b w:val="0"/>
+          <w:color w:val="4A4A49"/>
+          <w:sz w:val="22"/>
+        </w:rPr>
+        <w:t xml:space="preserve"> — 5 vinetas.</w:t>
+      </w:r>
+    </w:p>
+    <w:p>
+      <w:r>
+        <w:rPr>
+          <w:b/>
+          <w:color w:val="4A4A49"/>
+          <w:sz w:val="22"/>
+        </w:rPr>
+        <w:t>[Slide 27] Donde se corre todo esto, y que no se puede medir aqui (2/2)</w:t>
+      </w:r>
+      <w:r>
+        <w:rPr>
+          <w:b w:val="0"/>
+          <w:color w:val="4A4A49"/>
+          <w:sz w:val="22"/>
+        </w:rPr>
+        <w:t xml:space="preserve"> — 6 vinetas.</w:t>
+      </w:r>
+    </w:p>
+    <w:p>
+      <w:r>
+        <w:rPr>
+          <w:b/>
+          <w:color w:val="4A4A49"/>
+          <w:sz w:val="22"/>
+        </w:rPr>
+        <w:t>[Slide 28] Preguntas frecuentes del grupo (1/2)</w:t>
+      </w:r>
+      <w:r>
+        <w:rPr>
+          <w:b w:val="0"/>
+          <w:color w:val="4A4A49"/>
+          <w:sz w:val="22"/>
+        </w:rPr>
+        <w:t xml:space="preserve"> — 6 vinetas.</w:t>
+      </w:r>
+    </w:p>
+    <w:p>
+      <w:pPr>
+        <w:pStyle w:val="ListBullet2"/>
+      </w:pPr>
+      <w:r>
+        <w:rPr>
+          <w:b w:val="0"/>
+          <w:color w:val="4A4A49"/>
+          <w:sz w:val="22"/>
+        </w:rPr>
+        <w:t>Cuatro preguntas aparecen siempre.</w:t>
+      </w:r>
+    </w:p>
+    <w:p>
+      <w:r>
+        <w:rPr>
+          <w:b/>
+          <w:color w:val="4A4A49"/>
+          <w:sz w:val="22"/>
+        </w:rPr>
+        <w:t>[Slide 29] Preguntas frecuentes del grupo (2/2)</w:t>
+      </w:r>
+      <w:r>
+        <w:rPr>
+          <w:b w:val="0"/>
+          <w:color w:val="4A4A49"/>
+          <w:sz w:val="22"/>
+        </w:rPr>
+        <w:t xml:space="preserve"> — 5 vinetas.</w:t>
       </w:r>
     </w:p>
     <w:p>
@@ -840,7 +995,332 @@
           <w:color w:val="4A4A49"/>
           <w:sz w:val="22"/>
         </w:rPr>
-        <w:t>Teoria Core (breve)</w:t>
+        <w:t>SQL es declarativo: quien decide el como es el optimizador (1/2)</w:t>
+      </w:r>
+    </w:p>
+    <w:p>
+      <w:pPr>
+        <w:pStyle w:val="ListNumber"/>
+      </w:pPr>
+      <w:r>
+        <w:rPr>
+          <w:b w:val="0"/>
+          <w:color w:val="4A4A49"/>
+          <w:sz w:val="22"/>
+        </w:rPr>
+        <w:t>SQL es declarativo: quien decide el como es el optimizador (2/2)</w:t>
+      </w:r>
+    </w:p>
+    <w:p>
+      <w:pPr>
+        <w:pStyle w:val="ListNumber"/>
+      </w:pPr>
+      <w:r>
+        <w:rPr>
+          <w:b w:val="0"/>
+          <w:color w:val="4A4A49"/>
+          <w:sz w:val="22"/>
+        </w:rPr>
+        <w:t>Leer un plan: es un arbol y se lee de adentro hacia afuera (1/3)</w:t>
+      </w:r>
+    </w:p>
+    <w:p>
+      <w:pPr>
+        <w:pStyle w:val="ListNumber"/>
+      </w:pPr>
+      <w:r>
+        <w:rPr>
+          <w:b w:val="0"/>
+          <w:color w:val="4A4A49"/>
+          <w:sz w:val="22"/>
+        </w:rPr>
+        <w:t>Leer un plan: es un arbol y se lee de adentro hacia afuera (2/3)</w:t>
+      </w:r>
+    </w:p>
+    <w:p>
+      <w:pPr>
+        <w:pStyle w:val="ListNumber"/>
+      </w:pPr>
+      <w:r>
+        <w:rPr>
+          <w:b w:val="0"/>
+          <w:color w:val="4A4A49"/>
+          <w:sz w:val="22"/>
+        </w:rPr>
+        <w:t>Leer un plan: es un arbol y se lee de adentro hacia afuera (3/3)</w:t>
+      </w:r>
+    </w:p>
+    <w:p>
+      <w:pPr>
+        <w:pStyle w:val="ListNumber"/>
+      </w:pPr>
+      <w:r>
+        <w:rPr>
+          <w:b w:val="0"/>
+          <w:color w:val="4A4A49"/>
+          <w:sz w:val="22"/>
+        </w:rPr>
+        <w:t>Las estadisticas: metadatos que describen los datos sin leerlos (1/2)</w:t>
+      </w:r>
+    </w:p>
+    <w:p>
+      <w:pPr>
+        <w:pStyle w:val="ListNumber"/>
+      </w:pPr>
+      <w:r>
+        <w:rPr>
+          <w:b w:val="0"/>
+          <w:color w:val="4A4A49"/>
+          <w:sz w:val="22"/>
+        </w:rPr>
+        <w:t>Las estadisticas: metadatos que describen los datos sin leerlos (2/2)</w:t>
+      </w:r>
+    </w:p>
+    <w:p>
+      <w:pPr>
+        <w:pStyle w:val="ListNumber"/>
+      </w:pPr>
+      <w:r>
+        <w:rPr>
+          <w:b w:val="0"/>
+          <w:color w:val="4A4A49"/>
+          <w:sz w:val="22"/>
+        </w:rPr>
+        <w:t>Cardinalidad y selectividad: por que el motor decide lo que decide (1/2)</w:t>
+      </w:r>
+    </w:p>
+    <w:p>
+      <w:pPr>
+        <w:pStyle w:val="ListNumber"/>
+      </w:pPr>
+      <w:r>
+        <w:rPr>
+          <w:b w:val="0"/>
+          <w:color w:val="4A4A49"/>
+          <w:sz w:val="22"/>
+        </w:rPr>
+        <w:t>Cardinalidad y selectividad: por que el motor decide lo que decide (2/2)</w:t>
+      </w:r>
+    </w:p>
+    <w:p>
+      <w:pPr>
+        <w:pStyle w:val="ListNumber"/>
+      </w:pPr>
+      <w:r>
+        <w:rPr>
+          <w:b w:val="0"/>
+          <w:color w:val="4A4A49"/>
+          <w:sz w:val="22"/>
+        </w:rPr>
+        <w:t>Full table scan contra index scan, sin caricaturas (1/3)</w:t>
+      </w:r>
+    </w:p>
+    <w:p>
+      <w:pPr>
+        <w:pStyle w:val="ListNumber"/>
+      </w:pPr>
+      <w:r>
+        <w:rPr>
+          <w:b w:val="0"/>
+          <w:color w:val="4A4A49"/>
+          <w:sz w:val="22"/>
+        </w:rPr>
+        <w:t>Full table scan contra index scan, sin caricaturas (2/3)</w:t>
+      </w:r>
+    </w:p>
+    <w:p>
+      <w:pPr>
+        <w:pStyle w:val="ListNumber"/>
+      </w:pPr>
+      <w:r>
+        <w:rPr>
+          <w:b w:val="0"/>
+          <w:color w:val="4A4A49"/>
+          <w:sz w:val="22"/>
+        </w:rPr>
+        <w:t>Full table scan contra index scan, sin caricaturas (3/3)</w:t>
+      </w:r>
+    </w:p>
+    <w:p>
+      <w:pPr>
+        <w:pStyle w:val="ListNumber"/>
+      </w:pPr>
+      <w:r>
+        <w:rPr>
+          <w:b w:val="0"/>
+          <w:color w:val="4A4A49"/>
+          <w:sz w:val="22"/>
+        </w:rPr>
+        <w:t>Predicado sargable: el antipatron que conecta con la Clase 7 (1/3)</w:t>
+      </w:r>
+    </w:p>
+    <w:p>
+      <w:pPr>
+        <w:pStyle w:val="ListNumber"/>
+      </w:pPr>
+      <w:r>
+        <w:rPr>
+          <w:b w:val="0"/>
+          <w:color w:val="4A4A49"/>
+          <w:sz w:val="22"/>
+        </w:rPr>
+        <w:t>Predicado sargable: el antipatron que conecta con la Clase 7 (2/3)</w:t>
+      </w:r>
+    </w:p>
+    <w:p>
+      <w:pPr>
+        <w:pStyle w:val="ListNumber"/>
+      </w:pPr>
+      <w:r>
+        <w:rPr>
+          <w:b w:val="0"/>
+          <w:color w:val="4A4A49"/>
+          <w:sz w:val="22"/>
+        </w:rPr>
+        <w:t>Predicado sargable: el antipatron que conecta con la Clase 7 (3/3)</w:t>
+      </w:r>
+    </w:p>
+    <w:p>
+      <w:pPr>
+        <w:pStyle w:val="ListNumber"/>
+      </w:pPr>
+      <w:r>
+        <w:rPr>
+          <w:b w:val="0"/>
+          <w:color w:val="4A4A49"/>
+          <w:sz w:val="22"/>
+        </w:rPr>
+        <w:t>La subconsulta correlacionada: 2.006 pasadas o una sola (1/3)</w:t>
+      </w:r>
+    </w:p>
+    <w:p>
+      <w:pPr>
+        <w:pStyle w:val="ListNumber"/>
+      </w:pPr>
+      <w:r>
+        <w:rPr>
+          <w:b w:val="0"/>
+          <w:color w:val="4A4A49"/>
+          <w:sz w:val="22"/>
+        </w:rPr>
+        <w:t>La subconsulta correlacionada: 2.006 pasadas o una sola (2/3)</w:t>
+      </w:r>
+    </w:p>
+    <w:p>
+      <w:pPr>
+        <w:pStyle w:val="ListNumber"/>
+      </w:pPr>
+      <w:r>
+        <w:rPr>
+          <w:b w:val="0"/>
+          <w:color w:val="4A4A49"/>
+          <w:sz w:val="22"/>
+        </w:rPr>
+        <w:t>La subconsulta correlacionada: 2.006 pasadas o una sola (3/3)</w:t>
+      </w:r>
+    </w:p>
+    <w:p>
+      <w:pPr>
+        <w:pStyle w:val="ListNumber"/>
+      </w:pPr>
+      <w:r>
+        <w:rPr>
+          <w:b w:val="0"/>
+          <w:color w:val="4A4A49"/>
+          <w:sz w:val="22"/>
+        </w:rPr>
+        <w:t>Optimizar no cambia el resultado, y eso se demuestra (1/2)</w:t>
+      </w:r>
+    </w:p>
+    <w:p>
+      <w:pPr>
+        <w:pStyle w:val="ListNumber"/>
+      </w:pPr>
+      <w:r>
+        <w:rPr>
+          <w:b w:val="0"/>
+          <w:color w:val="4A4A49"/>
+          <w:sz w:val="22"/>
+        </w:rPr>
+        <w:t>Optimizar no cambia el resultado, y eso se demuestra (2/2)</w:t>
+      </w:r>
+    </w:p>
+    <w:p>
+      <w:pPr>
+        <w:pStyle w:val="ListNumber"/>
+      </w:pPr>
+      <w:r>
+        <w:rPr>
+          <w:b w:val="0"/>
+          <w:color w:val="4A4A49"/>
+          <w:sz w:val="22"/>
+        </w:rPr>
+        <w:t>El antes y el despues del script de la clase (1/2)</w:t>
+      </w:r>
+    </w:p>
+    <w:p>
+      <w:pPr>
+        <w:pStyle w:val="ListNumber"/>
+      </w:pPr>
+      <w:r>
+        <w:rPr>
+          <w:b w:val="0"/>
+          <w:color w:val="4A4A49"/>
+          <w:sz w:val="22"/>
+        </w:rPr>
+        <w:t>El antes y el despues del script de la clase (2/2)</w:t>
+      </w:r>
+    </w:p>
+    <w:p>
+      <w:pPr>
+        <w:pStyle w:val="ListNumber"/>
+      </w:pPr>
+      <w:r>
+        <w:rPr>
+          <w:b w:val="0"/>
+          <w:color w:val="4A4A49"/>
+          <w:sz w:val="22"/>
+        </w:rPr>
+        <w:t>Donde se corre todo esto, y que no se puede medir aqui (1/2)</w:t>
+      </w:r>
+    </w:p>
+    <w:p>
+      <w:pPr>
+        <w:pStyle w:val="ListNumber"/>
+      </w:pPr>
+      <w:r>
+        <w:rPr>
+          <w:b w:val="0"/>
+          <w:color w:val="4A4A49"/>
+          <w:sz w:val="22"/>
+        </w:rPr>
+        <w:t>Donde se corre todo esto, y que no se puede medir aqui (2/2)</w:t>
+      </w:r>
+    </w:p>
+    <w:p>
+      <w:pPr>
+        <w:pStyle w:val="ListNumber"/>
+      </w:pPr>
+      <w:r>
+        <w:rPr>
+          <w:b w:val="0"/>
+          <w:color w:val="4A4A49"/>
+          <w:sz w:val="22"/>
+        </w:rPr>
+        <w:t>Preguntas frecuentes del grupo (1/2)</w:t>
+      </w:r>
+    </w:p>
+    <w:p>
+      <w:pPr>
+        <w:pStyle w:val="ListNumber"/>
+      </w:pPr>
+      <w:r>
+        <w:rPr>
+          <w:b w:val="0"/>
+          <w:color w:val="4A4A49"/>
+          <w:sz w:val="22"/>
+        </w:rPr>
+        <w:t>Preguntas frecuentes del grupo (2/2)</w:t>
       </w:r>
     </w:p>
     <w:p>
@@ -1134,7 +1614,7 @@
           <w:color w:val="1A1C1D"/>
           <w:sz w:val="32"/>
         </w:rPr>
-        <w:t>10-35 · Teoria Core (breve) · desde [Slide 4]</w:t>
+        <w:t>10-35 · Teoria Core (breve) · desde</w:t>
       </w:r>
     </w:p>
     <w:p>
@@ -1162,7 +1642,7 @@
           <w:color w:val="4A4A49"/>
           <w:sz w:val="22"/>
         </w:rPr>
-        <w:t>Proyecte estas diapositivas, en este orden, ~5 min cada una. Son la teoria</w:t>
+        <w:t>Proyecte estas diapositivas, en este orden, ~25 min cada una. Son la teoria</w:t>
       </w:r>
     </w:p>
     <w:p>
@@ -1199,71 +1679,6 @@
           <w:sz w:val="22"/>
         </w:rPr>
         <w:t>proyecta en todas ellas.</w:t>
-      </w:r>
-    </w:p>
-    <w:p>
-      <w:pPr>
-        <w:pStyle w:val="ListNumber"/>
-      </w:pPr>
-      <w:r>
-        <w:rPr>
-          <w:b/>
-          <w:color w:val="4A4A49"/>
-          <w:sz w:val="22"/>
-        </w:rPr>
-        <w:t>[Slide 4] Teoria Core (breve)</w:t>
-      </w:r>
-    </w:p>
-    <w:p>
-      <w:pPr>
-        <w:pStyle w:val="ListNumber"/>
-      </w:pPr>
-      <w:r>
-        <w:rPr>
-          <w:b/>
-          <w:color w:val="4A4A49"/>
-          <w:sz w:val="22"/>
-        </w:rPr>
-        <w:t>[Slide 5] Optimizar es un ANTES medible, no una opinion</w:t>
-      </w:r>
-    </w:p>
-    <w:p>
-      <w:pPr>
-        <w:pStyle w:val="ListNumber"/>
-      </w:pPr>
-      <w:r>
-        <w:rPr>
-          <w:b/>
-          <w:color w:val="4A4A49"/>
-          <w:sz w:val="22"/>
-        </w:rPr>
-        <w:t>[Slide 6] Leer un plan: es un arbol y se lee de adentro hacia afuera</w:t>
-      </w:r>
-    </w:p>
-    <w:p>
-      <w:pPr>
-        <w:pStyle w:val="ListNumber"/>
-      </w:pPr>
-      <w:r>
-        <w:rPr>
-          <w:b/>
-          <w:color w:val="4A4A49"/>
-          <w:sz w:val="22"/>
-        </w:rPr>
-        <w:t>[Slide 7] La subconsulta correlacionada: 2.006 pasadas o una sola</w:t>
-      </w:r>
-    </w:p>
-    <w:p>
-      <w:pPr>
-        <w:pStyle w:val="ListNumber"/>
-      </w:pPr>
-      <w:r>
-        <w:rPr>
-          <w:b/>
-          <w:color w:val="4A4A49"/>
-          <w:sz w:val="22"/>
-        </w:rPr>
-        <w:t>[Slide 8] Optimizar no cambia el resultado: como se prueba</w:t>
       </w:r>
     </w:p>
     <w:p>
@@ -1420,7 +1835,7 @@
           <w:color w:val="1A1C1D"/>
           <w:sz w:val="32"/>
         </w:rPr>
-        <w:t>35-55 · Demo paso a paso · [Slide 9]</w:t>
+        <w:t>35-55 · Demo paso a paso · [Slide 34]</w:t>
       </w:r>
     </w:p>
     <w:p>
@@ -1534,7 +1949,7 @@
           <w:color w:val="1A1C1D"/>
           <w:sz w:val="32"/>
         </w:rPr>
-        <w:t>55-105 · Taller guiado = tarea del PI · [Slide 14]</w:t>
+        <w:t>55-105 · Taller guiado = tarea del PI · [Slide 39]</w:t>
       </w:r>
     </w:p>
     <w:p>
@@ -1713,7 +2128,7 @@
           <w:color w:val="1A1C1D"/>
           <w:sz w:val="32"/>
         </w:rPr>
-        <w:t>105-115 · Criterios de exito + quiz corto · [Slide 16]</w:t>
+        <w:t>105-115 · Criterios de exito + quiz corto · [Slide 41]</w:t>
       </w:r>
     </w:p>
     <w:p>
@@ -1723,7 +2138,7 @@
           <w:color w:val="4A4A49"/>
           <w:sz w:val="22"/>
         </w:rPr>
-        <w:t>Repasar checklist del dia con [Slide 16] «Criterios de exito / entregable».</w:t>
+        <w:t>Repasar checklist del dia con [Slide 41] «Criterios de exito / entregable».</w:t>
       </w:r>
     </w:p>
     <w:p>
@@ -1812,7 +2227,7 @@
           <w:color w:val="1A1C1D"/>
           <w:sz w:val="32"/>
         </w:rPr>
-        <w:t>115-120 · Cierre · [Slide 18]</w:t>
+        <w:t>115-120 · Cierre · [Slide 43]</w:t>
       </w:r>
     </w:p>
     <w:p>
@@ -1840,7 +2255,7 @@
           <w:color w:val="4A4A49"/>
           <w:sz w:val="22"/>
         </w:rPr>
-        <w:t>Proyectar [Slide 18] slide de cierre. Dudas finales.</w:t>
+        <w:t>Proyectar [Slide 43] slide de cierre. Dudas finales.</w:t>
       </w:r>
     </w:p>
     <w:p>

--- a/Bases de Datos II/Kit docente/Clase 6/Guion Docente Clase 6 - Optimizacion de consultas.docx
+++ b/Bases de Datos II/Kit docente/Clase 6/Guion Docente Clase 6 - Optimizacion de consultas.docx
@@ -437,7 +437,20 @@
           <w:color w:val="4A4A49"/>
           <w:sz w:val="22"/>
         </w:rPr>
-        <w:t xml:space="preserve"> — 7 vinetas.</w:t>
+        <w:t xml:space="preserve"> — 5 vinetas.</w:t>
+      </w:r>
+    </w:p>
+    <w:p>
+      <w:pPr>
+        <w:pStyle w:val="ListBullet2"/>
+      </w:pPr>
+      <w:r>
+        <w:rPr>
+          <w:b w:val="0"/>
+          <w:color w:val="4A4A49"/>
+          <w:sz w:val="22"/>
+        </w:rPr>
+        <w:t>De ahi que se comparen rows estimadas contra actual rows, que es literalmente una de las tres columnas que pide la pregunta 2: una divergencia de 2 veces es normal, una de 10 veces o mas es la senal clasica de estadisticas viejas o de predicados correlacionados, y esa es tambien la sexta afirmacion de la pregunta 4, que es correcta.</w:t>
       </w:r>
     </w:p>
     <w:p>
@@ -478,7 +491,7 @@
           <w:color w:val="4A4A49"/>
           <w:sz w:val="22"/>
         </w:rPr>
-        <w:t>[Slide 11] Cardinalidad y selectividad: por que el motor decide lo que decide (1/2)</w:t>
+        <w:t>[Slide 11] Cardinalidad y selectividad: por que el motor decide lo que decide (1/3)</w:t>
       </w:r>
       <w:r>
         <w:rPr>
@@ -486,7 +499,20 @@
           <w:color w:val="4A4A49"/>
           <w:sz w:val="22"/>
         </w:rPr>
-        <w:t xml:space="preserve"> — 7 vinetas.</w:t>
+        <w:t xml:space="preserve"> — 4 vinetas.</w:t>
+      </w:r>
+    </w:p>
+    <w:p>
+      <w:pPr>
+        <w:pStyle w:val="ListBullet2"/>
+      </w:pPr>
+      <w:r>
+        <w:rPr>
+          <w:b w:val="0"/>
+          <w:color w:val="4A4A49"/>
+          <w:sz w:val="22"/>
+        </w:rPr>
+        <w:t>Dos terminos explican por que el motor decide lo que decide.</w:t>
       </w:r>
     </w:p>
     <w:p>
@@ -496,7 +522,7 @@
           <w:color w:val="4A4A49"/>
           <w:sz w:val="22"/>
         </w:rPr>
-        <w:t>[Slide 12] Cardinalidad y selectividad: por que el motor decide lo que decide (2/2)</w:t>
+        <w:t>[Slide 12] Cardinalidad y selectividad: por que el motor decide lo que decide (2/3)</w:t>
       </w:r>
       <w:r>
         <w:rPr>
@@ -514,7 +540,69 @@
           <w:color w:val="4A4A49"/>
           <w:sz w:val="22"/>
         </w:rPr>
-        <w:t>[Slide 13] Full table scan contra index scan, sin caricaturas (1/3)</w:t>
+        <w:t>[Slide 13] Cardinalidad y selectividad: por que el motor decide lo que decide (3/3)</w:t>
+      </w:r>
+      <w:r>
+        <w:rPr>
+          <w:b w:val="0"/>
+          <w:color w:val="4A4A49"/>
+          <w:sz w:val="22"/>
+        </w:rPr>
+        <w:t xml:space="preserve"> — 2 vinetas.</w:t>
+      </w:r>
+    </w:p>
+    <w:p>
+      <w:r>
+        <w:rPr>
+          <w:b/>
+          <w:color w:val="4A4A49"/>
+          <w:sz w:val="22"/>
+        </w:rPr>
+        <w:t>[Slide 14] Full table scan contra index scan, sin caricaturas (1/3)</w:t>
+      </w:r>
+      <w:r>
+        <w:rPr>
+          <w:b w:val="0"/>
+          <w:color w:val="4A4A49"/>
+          <w:sz w:val="22"/>
+        </w:rPr>
+        <w:t xml:space="preserve"> — 4 vinetas.</w:t>
+      </w:r>
+    </w:p>
+    <w:p>
+      <w:pPr>
+        <w:pStyle w:val="ListBullet2"/>
+      </w:pPr>
+      <w:r>
+        <w:rPr>
+          <w:b w:val="0"/>
+          <w:color w:val="4A4A49"/>
+          <w:sz w:val="22"/>
+        </w:rPr>
+        <w:t>Con eso se explica full table scan contra index scan sin caricaturas.</w:t>
+      </w:r>
+    </w:p>
+    <w:p>
+      <w:pPr>
+        <w:pStyle w:val="ListBullet2"/>
+      </w:pPr>
+      <w:r>
+        <w:rPr>
+          <w:b w:val="0"/>
+          <w:color w:val="4A4A49"/>
+          <w:sz w:val="22"/>
+        </w:rPr>
+        <w:t>Por eso la Clase 7 tiene que MEDIRLO y no suponerlo.</w:t>
+      </w:r>
+    </w:p>
+    <w:p>
+      <w:r>
+        <w:rPr>
+          <w:b/>
+          <w:color w:val="4A4A49"/>
+          <w:sz w:val="22"/>
+        </w:rPr>
+        <w:t>[Slide 15] Full table scan contra index scan, sin caricaturas (2/3)</w:t>
       </w:r>
       <w:r>
         <w:rPr>
@@ -532,25 +620,7 @@
           <w:color w:val="4A4A49"/>
           <w:sz w:val="22"/>
         </w:rPr>
-        <w:t>[Slide 14] Full table scan contra index scan, sin caricaturas (2/3)</w:t>
-      </w:r>
-      <w:r>
-        <w:rPr>
-          <w:b w:val="0"/>
-          <w:color w:val="4A4A49"/>
-          <w:sz w:val="22"/>
-        </w:rPr>
-        <w:t xml:space="preserve"> — 6 vinetas.</w:t>
-      </w:r>
-    </w:p>
-    <w:p>
-      <w:r>
-        <w:rPr>
-          <w:b/>
-          <w:color w:val="4A4A49"/>
-          <w:sz w:val="22"/>
-        </w:rPr>
-        <w:t>[Slide 15] Full table scan contra index scan, sin caricaturas (3/3)</w:t>
+        <w:t>[Slide 16] Full table scan contra index scan, sin caricaturas (3/3)</w:t>
       </w:r>
       <w:r>
         <w:rPr>
@@ -568,7 +638,7 @@
           <w:color w:val="4A4A49"/>
           <w:sz w:val="22"/>
         </w:rPr>
-        <w:t>[Slide 16] Predicado sargable: el antipatron que conecta con la Clase 7 (1/3)</w:t>
+        <w:t>[Slide 17] Predicado sargable: el antipatron que conecta con la Clase 7 (1/3)</w:t>
       </w:r>
       <w:r>
         <w:rPr>
@@ -586,7 +656,7 @@
           <w:color w:val="4A4A49"/>
           <w:sz w:val="22"/>
         </w:rPr>
-        <w:t>[Slide 17] Predicado sargable: el antipatron que conecta con la Clase 7 (2/3)</w:t>
+        <w:t>[Slide 18] Predicado sargable: el antipatron que conecta con la Clase 7 (2/3)</w:t>
       </w:r>
       <w:r>
         <w:rPr>
@@ -604,7 +674,7 @@
           <w:color w:val="4A4A49"/>
           <w:sz w:val="22"/>
         </w:rPr>
-        <w:t>[Slide 18] Predicado sargable: el antipatron que conecta con la Clase 7 (3/3)</w:t>
+        <w:t>[Slide 19] Predicado sargable: el antipatron que conecta con la Clase 7 (3/3)</w:t>
       </w:r>
       <w:r>
         <w:rPr>
@@ -612,7 +682,7 @@
           <w:color w:val="4A4A49"/>
           <w:sz w:val="22"/>
         </w:rPr>
-        <w:t xml:space="preserve"> — 4 vinetas.</w:t>
+        <w:t xml:space="preserve"> — 3 vinetas.</w:t>
       </w:r>
     </w:p>
     <w:p>
@@ -622,7 +692,7 @@
           <w:color w:val="4A4A49"/>
           <w:sz w:val="22"/>
         </w:rPr>
-        <w:t>[Slide 19] La subconsulta correlacionada: 2.006 pasadas o una sola (1/3)</w:t>
+        <w:t>[Slide 20] Predicado sargable: el antipatron que conecta... — sintaxis</w:t>
       </w:r>
       <w:r>
         <w:rPr>
@@ -630,20 +700,7 @@
           <w:color w:val="4A4A49"/>
           <w:sz w:val="22"/>
         </w:rPr>
-        <w:t xml:space="preserve"> — 7 vinetas.</w:t>
-      </w:r>
-    </w:p>
-    <w:p>
-      <w:pPr>
-        <w:pStyle w:val="ListBullet2"/>
-      </w:pPr>
-      <w:r>
-        <w:rPr>
-          <w:b w:val="0"/>
-          <w:color w:val="4A4A49"/>
-          <w:sz w:val="22"/>
-        </w:rPr>
-        <w:t>Dos detalles que valen puntos y que el docente tiene que poder justificar en el momento.</w:t>
+        <w:t xml:space="preserve"> — 1 vinetas.</w:t>
       </w:r>
     </w:p>
     <w:p>
@@ -653,43 +710,7 @@
           <w:color w:val="4A4A49"/>
           <w:sz w:val="22"/>
         </w:rPr>
-        <w:t>[Slide 20] La subconsulta correlacionada: 2.006 pasadas o una sola (2/3)</w:t>
-      </w:r>
-      <w:r>
-        <w:rPr>
-          <w:b w:val="0"/>
-          <w:color w:val="4A4A49"/>
-          <w:sz w:val="22"/>
-        </w:rPr>
-        <w:t xml:space="preserve"> — 5 vinetas.</w:t>
-      </w:r>
-    </w:p>
-    <w:p>
-      <w:r>
-        <w:rPr>
-          <w:b/>
-          <w:color w:val="4A4A49"/>
-          <w:sz w:val="22"/>
-        </w:rPr>
-        <w:t>[Slide 21] La subconsulta correlacionada: 2.006 pasadas o una sola (3/3)</w:t>
-      </w:r>
-      <w:r>
-        <w:rPr>
-          <w:b w:val="0"/>
-          <w:color w:val="4A4A49"/>
-          <w:sz w:val="22"/>
-        </w:rPr>
-        <w:t xml:space="preserve"> — 5 vinetas.</w:t>
-      </w:r>
-    </w:p>
-    <w:p>
-      <w:r>
-        <w:rPr>
-          <w:b/>
-          <w:color w:val="4A4A49"/>
-          <w:sz w:val="22"/>
-        </w:rPr>
-        <w:t>[Slide 22] Optimizar no cambia el resultado, y eso se demuestra (1/2)</w:t>
+        <w:t>[Slide 21] La subconsulta correlacionada: 2.006 pasadas o una sola (1/4)</w:t>
       </w:r>
       <w:r>
         <w:rPr>
@@ -710,7 +731,20 @@
           <w:color w:val="4A4A49"/>
           <w:sz w:val="22"/>
         </w:rPr>
-        <w:t>Para conjuntos completos, donde el conteo puede coincidir con filas distintas, se usa EXCEPT en los DOS sentidos, y el docente tiene que saber por que son dos: A EXCEPT B devuelve lo que esta en A y no esta en B, asi que si sale vacio todavia puede haber filas de mas en B; se corren las dos direcciones unidas con UNION ALL y se exige cero filas en total.</w:t>
+        <w:t>Dos detalles que valen puntos y que el docente tiene que poder justificar en el momento.</w:t>
+      </w:r>
+    </w:p>
+    <w:p>
+      <w:pPr>
+        <w:pStyle w:val="ListBullet2"/>
+      </w:pPr>
+      <w:r>
+        <w:rPr>
+          <w:b w:val="0"/>
+          <w:color w:val="4A4A49"/>
+          <w:sz w:val="22"/>
+        </w:rPr>
+        <w:t>No esta colgada.</w:t>
       </w:r>
     </w:p>
     <w:p>
@@ -720,7 +754,25 @@
           <w:color w:val="4A4A49"/>
           <w:sz w:val="22"/>
         </w:rPr>
-        <w:t>[Slide 23] Optimizar no cambia el resultado, y eso se demuestra (2/2)</w:t>
+        <w:t>[Slide 22] La subconsulta correlacionada: 2.006 pasadas o una sola (2/4)</w:t>
+      </w:r>
+      <w:r>
+        <w:rPr>
+          <w:b w:val="0"/>
+          <w:color w:val="4A4A49"/>
+          <w:sz w:val="22"/>
+        </w:rPr>
+        <w:t xml:space="preserve"> — 5 vinetas.</w:t>
+      </w:r>
+    </w:p>
+    <w:p>
+      <w:r>
+        <w:rPr>
+          <w:b/>
+          <w:color w:val="4A4A49"/>
+          <w:sz w:val="22"/>
+        </w:rPr>
+        <w:t>[Slide 23] La subconsulta correlacionada: 2.006 pasadas o una sola (3/4)</w:t>
       </w:r>
       <w:r>
         <w:rPr>
@@ -738,7 +790,7 @@
           <w:color w:val="4A4A49"/>
           <w:sz w:val="22"/>
         </w:rPr>
-        <w:t>[Slide 24] El antes y el despues del script de la clase (1/2)</w:t>
+        <w:t>[Slide 24] La subconsulta correlacionada: 2.006 pasadas o una sola (4/4)</w:t>
       </w:r>
       <w:r>
         <w:rPr>
@@ -746,7 +798,113 @@
           <w:color w:val="4A4A49"/>
           <w:sz w:val="22"/>
         </w:rPr>
-        <w:t xml:space="preserve"> — 8 vinetas.</w:t>
+        <w:t xml:space="preserve"> — 2 vinetas.</w:t>
+      </w:r>
+    </w:p>
+    <w:p>
+      <w:r>
+        <w:rPr>
+          <w:b/>
+          <w:color w:val="4A4A49"/>
+          <w:sz w:val="22"/>
+        </w:rPr>
+        <w:t>[Slide 25] Optimizar no cambia el resultado, y eso se demuestra (1/2)</w:t>
+      </w:r>
+      <w:r>
+        <w:rPr>
+          <w:b w:val="0"/>
+          <w:color w:val="4A4A49"/>
+          <w:sz w:val="22"/>
+        </w:rPr>
+        <w:t xml:space="preserve"> — 4 vinetas.</w:t>
+      </w:r>
+    </w:p>
+    <w:p>
+      <w:pPr>
+        <w:pStyle w:val="ListBullet2"/>
+      </w:pPr>
+      <w:r>
+        <w:rPr>
+          <w:b w:val="0"/>
+          <w:color w:val="4A4A49"/>
+          <w:sz w:val="22"/>
+        </w:rPr>
+        <w:t>Y se rompe sin avisar, porque ningun motor va a lanzar un error por eso.</w:t>
+      </w:r>
+    </w:p>
+    <w:p>
+      <w:pPr>
+        <w:pStyle w:val="ListBullet2"/>
+      </w:pPr>
+      <w:r>
+        <w:rPr>
+          <w:b w:val="0"/>
+          <w:color w:val="4A4A49"/>
+          <w:sz w:val="22"/>
+        </w:rPr>
+        <w:t>Por eso el taller cobra la prueba dos veces, unos 6 de los 100 puntos, y hay dos formas segun lo que se compare.</w:t>
+      </w:r>
+    </w:p>
+    <w:p>
+      <w:pPr>
+        <w:pStyle w:val="ListBullet2"/>
+      </w:pPr>
+      <w:r>
+        <w:rPr>
+          <w:b w:val="0"/>
+          <w:color w:val="4A4A49"/>
+          <w:sz w:val="22"/>
+        </w:rPr>
+        <w:t>Para conjuntos completos, donde el conteo puede coincidir con filas distintas, se usa EXCEPT en los DOS sentidos, y el docente tiene que saber por que son dos: A EXCEPT B devuelve lo que esta en A y no esta en B, asi que si sale vacio todavia puede haber filas de mas en B; se corren las dos direcciones unidas con UNION ALL y se exige cero filas en total.</w:t>
+      </w:r>
+    </w:p>
+    <w:p>
+      <w:pPr>
+        <w:pStyle w:val="ListBullet2"/>
+      </w:pPr>
+      <w:r>
+        <w:rPr>
+          <w:b w:val="0"/>
+          <w:color w:val="4A4A49"/>
+          <w:sz w:val="22"/>
+        </w:rPr>
+        <w:t>Tres advertencias al calificar.</w:t>
+      </w:r>
+    </w:p>
+    <w:p>
+      <w:r>
+        <w:rPr>
+          <w:b/>
+          <w:color w:val="4A4A49"/>
+          <w:sz w:val="22"/>
+        </w:rPr>
+        <w:t>[Slide 26] Optimizar no cambia el resultado, y eso se demuestra (2/2)</w:t>
+      </w:r>
+      <w:r>
+        <w:rPr>
+          <w:b w:val="0"/>
+          <w:color w:val="4A4A49"/>
+          <w:sz w:val="22"/>
+        </w:rPr>
+        <w:t xml:space="preserve"> — 2 vinetas.</w:t>
+      </w:r>
+    </w:p>
+    <w:p>
+      <w:r>
+        <w:rPr>
+          <w:b/>
+          <w:color w:val="4A4A49"/>
+          <w:sz w:val="22"/>
+        </w:rPr>
+        <w:t>[Slide 27] El antes y el despues del script de la clase (1/3)</w:t>
+      </w:r>
+      <w:r>
+        <w:rPr>
+          <w:b w:val="0"/>
+          <w:color w:val="4A4A49"/>
+          <w:sz w:val="22"/>
+        </w:rPr>
+        <w:t xml:space="preserve"> — 4 vinetas.</w:t>
       </w:r>
     </w:p>
     <w:p>
@@ -772,7 +930,72 @@
           <w:color w:val="4A4A49"/>
           <w:sz w:val="22"/>
         </w:rPr>
+        <w:t>SELECT * arrastra todas las columnas de las cuatro tablas cuando la pantalla de agenda necesita seis, lo cual multiplica el ancho de la fila y con el la memoria de trabajo del ordenamiento.</w:t>
+      </w:r>
+    </w:p>
+    <w:p>
+      <w:pPr>
+        <w:pStyle w:val="ListBullet2"/>
+      </w:pPr>
+      <w:r>
+        <w:rPr>
+          <w:b w:val="0"/>
+          <w:color w:val="4A4A49"/>
+          <w:sz w:val="22"/>
+        </w:rPr>
+        <w:t>Las dos funciones sobre columnas se explicaron en el parrafo del predicado sargable.</w:t>
+      </w:r>
+    </w:p>
+    <w:p>
+      <w:pPr>
+        <w:pStyle w:val="ListBullet2"/>
+      </w:pPr>
+      <w:r>
+        <w:rPr>
+          <w:b w:val="0"/>
+          <w:color w:val="4A4A49"/>
+          <w:sz w:val="22"/>
+        </w:rPr>
         <w:t>Hay que decir aqui, y no despues, lo que la quinta afirmacion de la pregunta 4 castiga: cambiar la coma por JOIN...</w:t>
+      </w:r>
+    </w:p>
+    <w:p>
+      <w:pPr>
+        <w:pStyle w:val="ListBullet2"/>
+      </w:pPr>
+      <w:r>
+        <w:rPr>
+          <w:b w:val="0"/>
+          <w:color w:val="4A4A49"/>
+          <w:sz w:val="22"/>
+        </w:rPr>
+        <w:t>ON no acelera nada, porque PostgreSQL normaliza las dos formas al mismo plan interno; se gana legibilidad y se gana que un ON faltante salte a la vista, o sea seguridad, no milisegundos.</w:t>
+      </w:r>
+    </w:p>
+    <w:p>
+      <w:pPr>
+        <w:pStyle w:val="ListBullet2"/>
+      </w:pPr>
+      <w:r>
+        <w:rPr>
+          <w:b w:val="0"/>
+          <w:color w:val="4A4A49"/>
+          <w:sz w:val="22"/>
+        </w:rPr>
+        <w:t>Si el docente lo presenta como una mejora de rendimiento, esta ensenando justo la opcion por la que va a descontar.</w:t>
+      </w:r>
+    </w:p>
+    <w:p>
+      <w:pPr>
+        <w:pStyle w:val="ListBullet2"/>
+      </w:pPr>
+      <w:r>
+        <w:rPr>
+          <w:b w:val="0"/>
+          <w:color w:val="4A4A49"/>
+          <w:sz w:val="22"/>
+        </w:rPr>
+        <w:t>La version DESPUES proyecta las seis columnas, escribe los tres JOIN...</w:t>
       </w:r>
     </w:p>
     <w:p>
@@ -782,7 +1005,7 @@
           <w:color w:val="4A4A49"/>
           <w:sz w:val="22"/>
         </w:rPr>
-        <w:t>[Slide 25] El antes y el despues del script de la clase (2/2)</w:t>
+        <w:t>[Slide 28] El antes y el despues del script de la clase (2/3)</w:t>
       </w:r>
       <w:r>
         <w:rPr>
@@ -790,7 +1013,7 @@
           <w:color w:val="4A4A49"/>
           <w:sz w:val="22"/>
         </w:rPr>
-        <w:t xml:space="preserve"> — 7 vinetas.</w:t>
+        <w:t xml:space="preserve"> — 4 vinetas.</w:t>
       </w:r>
     </w:p>
     <w:p>
@@ -800,7 +1023,7 @@
           <w:color w:val="4A4A49"/>
           <w:sz w:val="22"/>
         </w:rPr>
-        <w:t>[Slide 26] Donde se corre todo esto, y que no se puede medir aqui (1/2)</w:t>
+        <w:t>[Slide 29] El antes y el despues del script de la clase (3/3)</w:t>
       </w:r>
       <w:r>
         <w:rPr>
@@ -808,7 +1031,7 @@
           <w:color w:val="4A4A49"/>
           <w:sz w:val="22"/>
         </w:rPr>
-        <w:t xml:space="preserve"> — 5 vinetas.</w:t>
+        <w:t xml:space="preserve"> — 2 vinetas.</w:t>
       </w:r>
     </w:p>
     <w:p>
@@ -818,7 +1041,7 @@
           <w:color w:val="4A4A49"/>
           <w:sz w:val="22"/>
         </w:rPr>
-        <w:t>[Slide 27] Donde se corre todo esto, y que no se puede medir aqui (2/2)</w:t>
+        <w:t>[Slide 30] Donde se corre todo esto, y que no se puede medir aqui (1/2)</w:t>
       </w:r>
       <w:r>
         <w:rPr>
@@ -826,7 +1049,20 @@
           <w:color w:val="4A4A49"/>
           <w:sz w:val="22"/>
         </w:rPr>
-        <w:t xml:space="preserve"> — 6 vinetas.</w:t>
+        <w:t xml:space="preserve"> — 4 vinetas.</w:t>
+      </w:r>
+    </w:p>
+    <w:p>
+      <w:pPr>
+        <w:pStyle w:val="ListBullet2"/>
+      </w:pPr>
+      <w:r>
+        <w:rPr>
+          <w:b w:val="0"/>
+          <w:color w:val="4A4A49"/>
+          <w:sz w:val="22"/>
+        </w:rPr>
+        <w:t>Lo que hay que documentar en papel, porque el entorno no lo permite y es literalmente la seccion 5 de la pregunta 5: los tiempos con la memoria intermedia vacia, ya que vaciarla exige privilegios de administrador; el comportamiento con varias sesiones compitiendo, que es la Clase 10; y cualquier comparacion por encima de unos cientos de miles de filas.</w:t>
       </w:r>
     </w:p>
     <w:p>
@@ -836,7 +1072,7 @@
           <w:color w:val="4A4A49"/>
           <w:sz w:val="22"/>
         </w:rPr>
-        <w:t>[Slide 28] Preguntas frecuentes del grupo (1/2)</w:t>
+        <w:t>[Slide 31] Donde se corre todo esto, y que no se puede medir aqui (2/2)</w:t>
       </w:r>
       <w:r>
         <w:rPr>
@@ -844,7 +1080,25 @@
           <w:color w:val="4A4A49"/>
           <w:sz w:val="22"/>
         </w:rPr>
-        <w:t xml:space="preserve"> — 6 vinetas.</w:t>
+        <w:t xml:space="preserve"> — 4 vinetas.</w:t>
+      </w:r>
+    </w:p>
+    <w:p>
+      <w:r>
+        <w:rPr>
+          <w:b/>
+          <w:color w:val="4A4A49"/>
+          <w:sz w:val="22"/>
+        </w:rPr>
+        <w:t>[Slide 32] Preguntas frecuentes del grupo (1/3)</w:t>
+      </w:r>
+      <w:r>
+        <w:rPr>
+          <w:b w:val="0"/>
+          <w:color w:val="4A4A49"/>
+          <w:sz w:val="22"/>
+        </w:rPr>
+        <w:t xml:space="preserve"> — 4 vinetas.</w:t>
       </w:r>
     </w:p>
     <w:p>
@@ -867,7 +1121,7 @@
           <w:color w:val="4A4A49"/>
           <w:sz w:val="22"/>
         </w:rPr>
-        <w:t>[Slide 29] Preguntas frecuentes del grupo (2/2)</w:t>
+        <w:t>[Slide 33] Preguntas frecuentes del grupo (2/3)</w:t>
       </w:r>
       <w:r>
         <w:rPr>
@@ -875,7 +1129,25 @@
           <w:color w:val="4A4A49"/>
           <w:sz w:val="22"/>
         </w:rPr>
-        <w:t xml:space="preserve"> — 5 vinetas.</w:t>
+        <w:t xml:space="preserve"> — 4 vinetas.</w:t>
+      </w:r>
+    </w:p>
+    <w:p>
+      <w:r>
+        <w:rPr>
+          <w:b/>
+          <w:color w:val="4A4A49"/>
+          <w:sz w:val="22"/>
+        </w:rPr>
+        <w:t>[Slide 34] Preguntas frecuentes del grupo (3/3)</w:t>
+      </w:r>
+      <w:r>
+        <w:rPr>
+          <w:b w:val="0"/>
+          <w:color w:val="4A4A49"/>
+          <w:sz w:val="22"/>
+        </w:rPr>
+        <w:t xml:space="preserve"> — 3 vinetas.</w:t>
       </w:r>
     </w:p>
     <w:p>
@@ -1086,7 +1358,7 @@
           <w:color w:val="4A4A49"/>
           <w:sz w:val="22"/>
         </w:rPr>
-        <w:t>Cardinalidad y selectividad: por que el motor decide lo que decide (1/2)</w:t>
+        <w:t>Cardinalidad y selectividad: por que el motor decide lo que decide (1/3)</w:t>
       </w:r>
     </w:p>
     <w:p>
@@ -1099,7 +1371,20 @@
           <w:color w:val="4A4A49"/>
           <w:sz w:val="22"/>
         </w:rPr>
-        <w:t>Cardinalidad y selectividad: por que el motor decide lo que decide (2/2)</w:t>
+        <w:t>Cardinalidad y selectividad: por que el motor decide lo que decide (2/3)</w:t>
+      </w:r>
+    </w:p>
+    <w:p>
+      <w:pPr>
+        <w:pStyle w:val="ListNumber"/>
+      </w:pPr>
+      <w:r>
+        <w:rPr>
+          <w:b w:val="0"/>
+          <w:color w:val="4A4A49"/>
+          <w:sz w:val="22"/>
+        </w:rPr>
+        <w:t>Cardinalidad y selectividad: por que el motor decide lo que decide (3/3)</w:t>
       </w:r>
     </w:p>
     <w:p>
@@ -1190,7 +1475,7 @@
           <w:color w:val="4A4A49"/>
           <w:sz w:val="22"/>
         </w:rPr>
-        <w:t>La subconsulta correlacionada: 2.006 pasadas o una sola (1/3)</w:t>
+        <w:t>Predicado sargable: el antipatron que conecta... — sintaxis</w:t>
       </w:r>
     </w:p>
     <w:p>
@@ -1203,7 +1488,7 @@
           <w:color w:val="4A4A49"/>
           <w:sz w:val="22"/>
         </w:rPr>
-        <w:t>La subconsulta correlacionada: 2.006 pasadas o una sola (2/3)</w:t>
+        <w:t>La subconsulta correlacionada: 2.006 pasadas o una sola (1/4)</w:t>
       </w:r>
     </w:p>
     <w:p>
@@ -1216,7 +1501,33 @@
           <w:color w:val="4A4A49"/>
           <w:sz w:val="22"/>
         </w:rPr>
-        <w:t>La subconsulta correlacionada: 2.006 pasadas o una sola (3/3)</w:t>
+        <w:t>La subconsulta correlacionada: 2.006 pasadas o una sola (2/4)</w:t>
+      </w:r>
+    </w:p>
+    <w:p>
+      <w:pPr>
+        <w:pStyle w:val="ListNumber"/>
+      </w:pPr>
+      <w:r>
+        <w:rPr>
+          <w:b w:val="0"/>
+          <w:color w:val="4A4A49"/>
+          <w:sz w:val="22"/>
+        </w:rPr>
+        <w:t>La subconsulta correlacionada: 2.006 pasadas o una sola (3/4)</w:t>
+      </w:r>
+    </w:p>
+    <w:p>
+      <w:pPr>
+        <w:pStyle w:val="ListNumber"/>
+      </w:pPr>
+      <w:r>
+        <w:rPr>
+          <w:b w:val="0"/>
+          <w:color w:val="4A4A49"/>
+          <w:sz w:val="22"/>
+        </w:rPr>
+        <w:t>La subconsulta correlacionada: 2.006 pasadas o una sola (4/4)</w:t>
       </w:r>
     </w:p>
     <w:p>
@@ -1255,7 +1566,7 @@
           <w:color w:val="4A4A49"/>
           <w:sz w:val="22"/>
         </w:rPr>
-        <w:t>El antes y el despues del script de la clase (1/2)</w:t>
+        <w:t>El antes y el despues del script de la clase (1/3)</w:t>
       </w:r>
     </w:p>
     <w:p>
@@ -1268,7 +1579,20 @@
           <w:color w:val="4A4A49"/>
           <w:sz w:val="22"/>
         </w:rPr>
-        <w:t>El antes y el despues del script de la clase (2/2)</w:t>
+        <w:t>El antes y el despues del script de la clase (2/3)</w:t>
+      </w:r>
+    </w:p>
+    <w:p>
+      <w:pPr>
+        <w:pStyle w:val="ListNumber"/>
+      </w:pPr>
+      <w:r>
+        <w:rPr>
+          <w:b w:val="0"/>
+          <w:color w:val="4A4A49"/>
+          <w:sz w:val="22"/>
+        </w:rPr>
+        <w:t>El antes y el despues del script de la clase (3/3)</w:t>
       </w:r>
     </w:p>
     <w:p>
@@ -1307,7 +1631,7 @@
           <w:color w:val="4A4A49"/>
           <w:sz w:val="22"/>
         </w:rPr>
-        <w:t>Preguntas frecuentes del grupo (1/2)</w:t>
+        <w:t>Preguntas frecuentes del grupo (1/3)</w:t>
       </w:r>
     </w:p>
     <w:p>
@@ -1320,7 +1644,20 @@
           <w:color w:val="4A4A49"/>
           <w:sz w:val="22"/>
         </w:rPr>
-        <w:t>Preguntas frecuentes del grupo (2/2)</w:t>
+        <w:t>Preguntas frecuentes del grupo (2/3)</w:t>
+      </w:r>
+    </w:p>
+    <w:p>
+      <w:pPr>
+        <w:pStyle w:val="ListNumber"/>
+      </w:pPr>
+      <w:r>
+        <w:rPr>
+          <w:b w:val="0"/>
+          <w:color w:val="4A4A49"/>
+          <w:sz w:val="22"/>
+        </w:rPr>
+        <w:t>Preguntas frecuentes del grupo (3/3)</w:t>
       </w:r>
     </w:p>
     <w:p>
@@ -1835,7 +2172,7 @@
           <w:color w:val="1A1C1D"/>
           <w:sz w:val="32"/>
         </w:rPr>
-        <w:t>35-55 · Demo paso a paso · [Slide 34]</w:t>
+        <w:t>35-55 · Demo paso a paso · [Slide 39]</w:t>
       </w:r>
     </w:p>
     <w:p>
@@ -1949,7 +2286,7 @@
           <w:color w:val="1A1C1D"/>
           <w:sz w:val="32"/>
         </w:rPr>
-        <w:t>55-105 · Taller guiado = tarea del PI · [Slide 39]</w:t>
+        <w:t>55-105 · Taller guiado = tarea del PI · [Slide 44]</w:t>
       </w:r>
     </w:p>
     <w:p>
@@ -2128,7 +2465,7 @@
           <w:color w:val="1A1C1D"/>
           <w:sz w:val="32"/>
         </w:rPr>
-        <w:t>105-115 · Criterios de exito + quiz corto · [Slide 41]</w:t>
+        <w:t>105-115 · Criterios de exito + quiz corto · [Slide 46]</w:t>
       </w:r>
     </w:p>
     <w:p>
@@ -2138,7 +2475,7 @@
           <w:color w:val="4A4A49"/>
           <w:sz w:val="22"/>
         </w:rPr>
-        <w:t>Repasar checklist del dia con [Slide 41] «Criterios de exito / entregable».</w:t>
+        <w:t>Repasar checklist del dia con [Slide 46] «Criterios de exito / entregable».</w:t>
       </w:r>
     </w:p>
     <w:p>
@@ -2227,7 +2564,7 @@
           <w:color w:val="1A1C1D"/>
           <w:sz w:val="32"/>
         </w:rPr>
-        <w:t>115-120 · Cierre · [Slide 43]</w:t>
+        <w:t>115-120 · Cierre · [Slide 48]</w:t>
       </w:r>
     </w:p>
     <w:p>
@@ -2255,7 +2592,7 @@
           <w:color w:val="4A4A49"/>
           <w:sz w:val="22"/>
         </w:rPr>
-        <w:t>Proyectar [Slide 43] slide de cierre. Dudas finales.</w:t>
+        <w:t>Proyectar [Slide 48] slide de cierre. Dudas finales.</w:t>
       </w:r>
     </w:p>
     <w:p>

--- a/Bases de Datos II/Kit docente/Clase 6/Guion Docente Clase 6 - Optimizacion de consultas.docx
+++ b/Bases de Datos II/Kit docente/Clase 6/Guion Docente Clase 6 - Optimizacion de consultas.docx
@@ -1157,6 +1157,60 @@
           <w:color w:val="4A4A49"/>
           <w:sz w:val="22"/>
         </w:rPr>
+        <w:t>[Slide 35] El antipatron y su reescritura</w:t>
+      </w:r>
+      <w:r>
+        <w:rPr>
+          <w:b w:val="0"/>
+          <w:color w:val="4A4A49"/>
+          <w:sz w:val="22"/>
+        </w:rPr>
+        <w:t xml:space="preserve"> — 12 vinetas.</w:t>
+      </w:r>
+    </w:p>
+    <w:p>
+      <w:r>
+        <w:rPr>
+          <w:b/>
+          <w:color w:val="4A4A49"/>
+          <w:sz w:val="22"/>
+        </w:rPr>
+        <w:t>[Slide 36] EXPLAIN ANALYZE: la evidencia, no la opinion</w:t>
+      </w:r>
+      <w:r>
+        <w:rPr>
+          <w:b w:val="0"/>
+          <w:color w:val="4A4A49"/>
+          <w:sz w:val="22"/>
+        </w:rPr>
+        <w:t xml:space="preserve"> — 11 vinetas.</w:t>
+      </w:r>
+    </w:p>
+    <w:p>
+      <w:r>
+        <w:rPr>
+          <w:b/>
+          <w:color w:val="4A4A49"/>
+          <w:sz w:val="22"/>
+        </w:rPr>
+        <w:t>[Slide 37] Matar la subconsulta correlacionada</w:t>
+      </w:r>
+      <w:r>
+        <w:rPr>
+          <w:b w:val="0"/>
+          <w:color w:val="4A4A49"/>
+          <w:sz w:val="22"/>
+        </w:rPr>
+        <w:t xml:space="preserve"> — 13 vinetas.</w:t>
+      </w:r>
+    </w:p>
+    <w:p>
+      <w:r>
+        <w:rPr>
+          <w:b/>
+          <w:color w:val="4A4A49"/>
+          <w:sz w:val="22"/>
+        </w:rPr>
         <w:t>Demo que usted debe poder repetir:</w:t>
       </w:r>
       <w:r>
@@ -1658,6 +1712,45 @@
           <w:sz w:val="22"/>
         </w:rPr>
         <w:t>Preguntas frecuentes del grupo (3/3)</w:t>
+      </w:r>
+    </w:p>
+    <w:p>
+      <w:pPr>
+        <w:pStyle w:val="ListNumber"/>
+      </w:pPr>
+      <w:r>
+        <w:rPr>
+          <w:b w:val="0"/>
+          <w:color w:val="4A4A49"/>
+          <w:sz w:val="22"/>
+        </w:rPr>
+        <w:t>El antipatron y su reescritura</w:t>
+      </w:r>
+    </w:p>
+    <w:p>
+      <w:pPr>
+        <w:pStyle w:val="ListNumber"/>
+      </w:pPr>
+      <w:r>
+        <w:rPr>
+          <w:b w:val="0"/>
+          <w:color w:val="4A4A49"/>
+          <w:sz w:val="22"/>
+        </w:rPr>
+        <w:t>EXPLAIN ANALYZE: la evidencia, no la opinion</w:t>
+      </w:r>
+    </w:p>
+    <w:p>
+      <w:pPr>
+        <w:pStyle w:val="ListNumber"/>
+      </w:pPr>
+      <w:r>
+        <w:rPr>
+          <w:b w:val="0"/>
+          <w:color w:val="4A4A49"/>
+          <w:sz w:val="22"/>
+        </w:rPr>
+        <w:t>Matar la subconsulta correlacionada</w:t>
       </w:r>
     </w:p>
     <w:p>
@@ -2172,7 +2265,7 @@
           <w:color w:val="1A1C1D"/>
           <w:sz w:val="32"/>
         </w:rPr>
-        <w:t>35-55 · Demo paso a paso · [Slide 39]</w:t>
+        <w:t>35-55 · Demo paso a paso · [Slide 42]</w:t>
       </w:r>
     </w:p>
     <w:p>
@@ -2286,7 +2379,7 @@
           <w:color w:val="1A1C1D"/>
           <w:sz w:val="32"/>
         </w:rPr>
-        <w:t>55-105 · Taller guiado = tarea del PI · [Slide 44]</w:t>
+        <w:t>55-105 · Taller guiado = tarea del PI · [Slide 47]</w:t>
       </w:r>
     </w:p>
     <w:p>
@@ -2465,7 +2558,7 @@
           <w:color w:val="1A1C1D"/>
           <w:sz w:val="32"/>
         </w:rPr>
-        <w:t>105-115 · Criterios de exito + quiz corto · [Slide 46]</w:t>
+        <w:t>105-115 · Criterios de exito + quiz corto · [Slide 49]</w:t>
       </w:r>
     </w:p>
     <w:p>
@@ -2475,7 +2568,7 @@
           <w:color w:val="4A4A49"/>
           <w:sz w:val="22"/>
         </w:rPr>
-        <w:t>Repasar checklist del dia con [Slide 46] «Criterios de exito / entregable».</w:t>
+        <w:t>Repasar checklist del dia con [Slide 49] «Criterios de exito / entregable».</w:t>
       </w:r>
     </w:p>
     <w:p>
@@ -2564,7 +2657,7 @@
           <w:color w:val="1A1C1D"/>
           <w:sz w:val="32"/>
         </w:rPr>
-        <w:t>115-120 · Cierre · [Slide 48]</w:t>
+        <w:t>115-120 · Cierre · [Slide 51]</w:t>
       </w:r>
     </w:p>
     <w:p>
@@ -2592,7 +2685,7 @@
           <w:color w:val="4A4A49"/>
           <w:sz w:val="22"/>
         </w:rPr>
-        <w:t>Proyectar [Slide 48] slide de cierre. Dudas finales.</w:t>
+        <w:t>Proyectar [Slide 51] slide de cierre. Dudas finales.</w:t>
       </w:r>
     </w:p>
     <w:p>

--- a/Bases de Datos II/Kit docente/Clase 6/Guion Docente Clase 6 - Optimizacion de consultas.docx
+++ b/Bases de Datos II/Kit docente/Clase 6/Guion Docente Clase 6 - Optimizacion de consultas.docx
@@ -1295,7 +1295,7 @@
           <w:color w:val="4A4A49"/>
           <w:sz w:val="22"/>
         </w:rPr>
-        <w:t>Encuadre de hoy · Objetivo PI</w:t>
+        <w:t>Encuadre de hoy · Tema y objetivo</w:t>
       </w:r>
     </w:p>
     <w:p>
@@ -1828,110 +1828,6 @@
           <w:color w:val="4A4A49"/>
           <w:sz w:val="22"/>
         </w:rPr>
-        <w:t>Herramientas de hoy</w:t>
-      </w:r>
-    </w:p>
-    <w:p>
-      <w:pPr>
-        <w:pStyle w:val="ListNumber"/>
-      </w:pPr>
-      <w:r>
-        <w:rPr>
-          <w:b w:val="0"/>
-          <w:color w:val="4A4A49"/>
-          <w:sz w:val="22"/>
-        </w:rPr>
-        <w:t>Taller PI VetCare — contexto / por que importa</w:t>
-      </w:r>
-    </w:p>
-    <w:p>
-      <w:pPr>
-        <w:pStyle w:val="ListNumber"/>
-      </w:pPr>
-      <w:r>
-        <w:rPr>
-          <w:b w:val="0"/>
-          <w:color w:val="4A4A49"/>
-          <w:sz w:val="22"/>
-        </w:rPr>
-        <w:t>Taller PI VetCare — objetivo y criterios</w:t>
-      </w:r>
-    </w:p>
-    <w:p>
-      <w:pPr>
-        <w:pStyle w:val="ListNumber"/>
-      </w:pPr>
-      <w:r>
-        <w:rPr>
-          <w:b w:val="0"/>
-          <w:color w:val="4A4A49"/>
-          <w:sz w:val="22"/>
-        </w:rPr>
-        <w:t>Taller PI VetCare — escenario / datos de partida</w:t>
-      </w:r>
-    </w:p>
-    <w:p>
-      <w:pPr>
-        <w:pStyle w:val="ListNumber"/>
-      </w:pPr>
-      <w:r>
-        <w:rPr>
-          <w:b w:val="0"/>
-          <w:color w:val="4A4A49"/>
-          <w:sz w:val="22"/>
-        </w:rPr>
-        <w:t>Taller PI VetCare — pasos guiados</w:t>
-      </w:r>
-    </w:p>
-    <w:p>
-      <w:pPr>
-        <w:pStyle w:val="ListNumber"/>
-      </w:pPr>
-      <w:r>
-        <w:rPr>
-          <w:b w:val="0"/>
-          <w:color w:val="4A4A49"/>
-          <w:sz w:val="22"/>
-        </w:rPr>
-        <w:t>Taller PI VetCare — pistas (checklist vacio)</w:t>
-      </w:r>
-    </w:p>
-    <w:p>
-      <w:pPr>
-        <w:pStyle w:val="ListNumber"/>
-      </w:pPr>
-      <w:r>
-        <w:rPr>
-          <w:b w:val="0"/>
-          <w:color w:val="4A4A49"/>
-          <w:sz w:val="22"/>
-        </w:rPr>
-        <w:t>Criterios de exito / entregable</w:t>
-      </w:r>
-    </w:p>
-    <w:p>
-      <w:pPr>
-        <w:pStyle w:val="ListNumber"/>
-      </w:pPr>
-      <w:r>
-        <w:rPr>
-          <w:b w:val="0"/>
-          <w:color w:val="4A4A49"/>
-          <w:sz w:val="22"/>
-        </w:rPr>
-        <w:t>Para el PI esta semana</w:t>
-      </w:r>
-    </w:p>
-    <w:p>
-      <w:pPr>
-        <w:pStyle w:val="ListNumber"/>
-      </w:pPr>
-      <w:r>
-        <w:rPr>
-          <w:b w:val="0"/>
-          <w:color w:val="4A4A49"/>
-          <w:sz w:val="22"/>
-        </w:rPr>
         <w:t>Cierre · Clase 6</w:t>
       </w:r>
     </w:p>
@@ -2001,7 +1897,7 @@
           <w:color w:val="4A4A49"/>
           <w:sz w:val="22"/>
         </w:rPr>
-        <w:t xml:space="preserve"> «Buenas. Hoy el hilo es VetCare DB. Avanzamos el PI en: Primera pareja de consultas antes/despues del PI.</w:t>
+        <w:t xml:space="preserve"> «Buenas. Hoy el hilo es VetCare DB y el tema es: Optimizacion de consultas · VetCare.»</w:t>
       </w:r>
     </w:p>
     <w:p>
@@ -2011,17 +1907,7 @@
           <w:color w:val="4A4A49"/>
           <w:sz w:val="22"/>
         </w:rPr>
-        <w:t>La teoria sera corta; el peso esta en el taller del proyecto.»</w:t>
-      </w:r>
-    </w:p>
-    <w:p>
-      <w:r>
-        <w:rPr>
-          <w:b w:val="0"/>
-          <w:color w:val="4A4A49"/>
-          <w:sz w:val="22"/>
-        </w:rPr>
-        <w:t>Proyectar [Slide 2] «Encuadre de hoy · Objetivo PI» y [Slide 3] «Mapa del bloque de hoy».</w:t>
+        <w:t>Proyectar [Slide 2] «Encuadre de hoy · Tema y objetivo» y [Slide 3] «Mapa del bloque de hoy».</w:t>
       </w:r>
     </w:p>
     <w:p>
@@ -2062,7 +1948,7 @@
           <w:color w:val="4A4A49"/>
           <w:sz w:val="22"/>
         </w:rPr>
-        <w:t xml:space="preserve"> «Solo lo necesario para el entregable de hoy.»</w:t>
+        <w:t xml:space="preserve"> «Esto es lo que hay que saber del tema de hoy.»</w:t>
       </w:r>
     </w:p>
     <w:p>
@@ -2379,25 +2265,7 @@
           <w:color w:val="1A1C1D"/>
           <w:sz w:val="32"/>
         </w:rPr>
-        <w:t>55-105 · Taller guiado = tarea del PI · [Slide 47]</w:t>
-      </w:r>
-    </w:p>
-    <w:p>
-      <w:r>
-        <w:rPr>
-          <w:b/>
-          <w:color w:val="4A4A49"/>
-          <w:sz w:val="22"/>
-        </w:rPr>
-        <w:t>Decir:</w:t>
-      </w:r>
-      <w:r>
-        <w:rPr>
-          <w:b w:val="0"/>
-          <w:color w:val="4A4A49"/>
-          <w:sz w:val="22"/>
-        </w:rPr>
-        <w:t xml:space="preserve"> «Abran su carpeta VetCare. Esto suma a la rubrica del PI. Al final suben el taller en ExamLab.»</w:t>
+        <w:t>55-105 · Practica (opcional) · sin lamina</w:t>
       </w:r>
     </w:p>
     <w:p>
@@ -2407,7 +2275,86 @@
           <w:color w:val="4A4A49"/>
           <w:sz w:val="22"/>
         </w:rPr>
-        <w:t>Usar bloque Taller ampliado (contexto-&gt;pistas). Solucion en Kit docente/Solucion Taller... (no proyectar completa).</w:t>
+        <w:t xml:space="preserve">La practica es </w:t>
+      </w:r>
+      <w:r>
+        <w:rPr>
+          <w:b/>
+          <w:color w:val="4A4A49"/>
+          <w:sz w:val="22"/>
+        </w:rPr>
+        <w:t>opcional</w:t>
+      </w:r>
+      <w:r>
+        <w:rPr>
+          <w:b w:val="0"/>
+          <w:color w:val="4A4A49"/>
+          <w:sz w:val="22"/>
+        </w:rPr>
+        <w:t xml:space="preserve"> y </w:t>
+      </w:r>
+      <w:r>
+        <w:rPr>
+          <w:b/>
+          <w:color w:val="4A4A49"/>
+          <w:sz w:val="22"/>
+        </w:rPr>
+        <w:t>no se proyecta</w:t>
+      </w:r>
+      <w:r>
+        <w:rPr>
+          <w:b w:val="0"/>
+          <w:color w:val="4A4A49"/>
+          <w:sz w:val="22"/>
+        </w:rPr>
+        <w:t>: a veces se hace en clase, a veces no. La guia</w:t>
+      </w:r>
+    </w:p>
+    <w:p>
+      <w:r>
+        <w:rPr>
+          <w:b w:val="0"/>
+          <w:color w:val="4A4A49"/>
+          <w:sz w:val="22"/>
+        </w:rPr>
+        <w:t xml:space="preserve">completa (contexto, escenario, pasos, pistas, plantilla y criterios) esta en </w:t>
+      </w:r>
+      <w:r>
+        <w:rPr>
+          <w:rFonts w:ascii="Consolas" w:hAnsi="Consolas"/>
+          <w:b w:val="0"/>
+          <w:color w:val="111111"/>
+          <w:sz w:val="21"/>
+        </w:rPr>
+        <w:t>Clases/Clase 6 - Optimizacion de consultas/Taller PI - Clase 6 - VetCare.docx</w:t>
+      </w:r>
+      <w:r>
+        <w:rPr>
+          <w:b w:val="0"/>
+          <w:color w:val="4A4A49"/>
+          <w:sz w:val="22"/>
+        </w:rPr>
+        <w:t>.</w:t>
+      </w:r>
+    </w:p>
+    <w:p>
+      <w:r>
+        <w:rPr>
+          <w:b w:val="0"/>
+          <w:color w:val="4A4A49"/>
+          <w:sz w:val="22"/>
+        </w:rPr>
+        <w:t>Si hoy se hace, el estudiante la abre desde la carpeta de la clase. Solucion en Kit docente/Solucion Taller... (no proyectar).</w:t>
+      </w:r>
+    </w:p>
+    <w:p>
+      <w:r>
+        <w:rPr>
+          <w:b w:val="0"/>
+          <w:color w:val="4A4A49"/>
+          <w:sz w:val="22"/>
+        </w:rPr>
+        <w:t>Si se hace, avanza el PI en: Primera pareja de consultas antes/despues del PI</w:t>
       </w:r>
     </w:p>
     <w:p>
@@ -2558,7 +2505,7 @@
           <w:color w:val="1A1C1D"/>
           <w:sz w:val="32"/>
         </w:rPr>
-        <w:t>105-115 · Criterios de exito + quiz corto · [Slide 49]</w:t>
+        <w:t>105-115 · Repaso + quiz corto</w:t>
       </w:r>
     </w:p>
     <w:p>
@@ -2568,7 +2515,7 @@
           <w:color w:val="4A4A49"/>
           <w:sz w:val="22"/>
         </w:rPr>
-        <w:t>Repasar checklist del dia con [Slide 49] «Criterios de exito / entregable».</w:t>
+        <w:t>Repasar los conceptos del dia volviendo a las laminas de teoria que mas costaron.</w:t>
       </w:r>
     </w:p>
     <w:p>
@@ -2657,7 +2604,7 @@
           <w:color w:val="1A1C1D"/>
           <w:sz w:val="32"/>
         </w:rPr>
-        <w:t>115-120 · Cierre · [Slide 51]</w:t>
+        <w:t>115-120 · Cierre · [Slide 43]</w:t>
       </w:r>
     </w:p>
     <w:p>
@@ -2675,7 +2622,7 @@
           <w:color w:val="4A4A49"/>
           <w:sz w:val="22"/>
         </w:rPr>
-        <w:t xml:space="preserve"> «Queda avanzado: Primera pareja de consultas antes/despues del PI. Suban el taller a ExamLab hoy domingo 23:59 si aplica. Enunciado PI en Clases/Proyecto Integrador.»</w:t>
+        <w:t xml:space="preserve"> «Queda visto: Optimizacion de consultas · VetCare. Si hicimos la practica, la guia y la entrega estan en la carpeta de la clase.»</w:t>
       </w:r>
     </w:p>
     <w:p>
@@ -2685,7 +2632,7 @@
           <w:color w:val="4A4A49"/>
           <w:sz w:val="22"/>
         </w:rPr>
-        <w:t>Proyectar [Slide 51] slide de cierre. Dudas finales.</w:t>
+        <w:t>Proyectar [Slide 43] slide de cierre. Dudas finales.</w:t>
       </w:r>
     </w:p>
     <w:p>

--- a/Bases de Datos II/Kit docente/Clase 6/Guion Docente Clase 6 - Optimizacion de consultas.docx
+++ b/Bases de Datos II/Kit docente/Clase 6/Guion Docente Clase 6 - Optimizacion de consultas.docx
@@ -370,7 +370,7 @@
           <w:color w:val="4A4A49"/>
           <w:sz w:val="22"/>
         </w:rPr>
-        <w:t xml:space="preserve"> — 5 vinetas.</w:t>
+        <w:t xml:space="preserve"> — 4 vinetas.</w:t>
       </w:r>
     </w:p>
     <w:p>
@@ -383,7 +383,59 @@
           <w:color w:val="4A4A49"/>
           <w:sz w:val="22"/>
         </w:rPr>
-        <w:t>Y hay dos trampas al senalar el nodo mas costoso, que el docente tiene que conocer antes de calificar: el tiempo que muestra un nodo INCLUYE el de sus hijos, de modo que la primera linea siempre parece la mas cara sin serlo, y actual time es POR VUELTA, asi que el costo real de un nodo es su tiempo multiplicado por loops.</w:t>
+        <w:t>Y hay dos trampas al senalar el nodo mas costoso.</w:t>
+      </w:r>
+    </w:p>
+    <w:p>
+      <w:pPr>
+        <w:pStyle w:val="ListBullet2"/>
+      </w:pPr>
+      <w:r>
+        <w:rPr>
+          <w:b w:val="0"/>
+          <w:color w:val="4A4A49"/>
+          <w:sz w:val="22"/>
+        </w:rPr>
+        <w:t>Fuera de la lamina (habla de la practica): El costo NO esta en milisegundos, es una unidad relativa donde 1.0 equivale por convencion a leer secuencialmente una pagina de 8 KB, y solo sirve para comparar planes del mismo motor; confundir cost con tiempo es el error mas frecuente al calificar esta pregunta.</w:t>
+      </w:r>
+    </w:p>
+    <w:p>
+      <w:pPr>
+        <w:pStyle w:val="ListBullet2"/>
+      </w:pPr>
+      <w:r>
+        <w:rPr>
+          <w:b w:val="0"/>
+          <w:color w:val="4A4A49"/>
+          <w:sz w:val="22"/>
+        </w:rPr>
+        <w:t>Fuera de la lamina (habla de la practica): Advertencia que evita un accidente en clase: ANALYZE EJECUTA la sentencia, asi que sobre un UPDATE o un DELETE hay que envolverlo en BEGIN y ROLLBACK, lo cual ya anticipa la Clase 8; con SELECT no hay riesgo y el taller es solo de SELECT.</w:t>
+      </w:r>
+    </w:p>
+    <w:p>
+      <w:pPr>
+        <w:pStyle w:val="ListBullet2"/>
+      </w:pPr>
+      <w:r>
+        <w:rPr>
+          <w:b w:val="0"/>
+          <w:color w:val="4A4A49"/>
+          <w:sz w:val="22"/>
+        </w:rPr>
+        <w:t>Fuera de la lamina (habla de la practica): Y hay dos trampas al senalar el nodo mas costoso, que el docente tiene que conocer antes de calificar: el tiempo que muestra un nodo INCLUYE el de sus hijos, de modo que la primera linea siempre parece la mas cara sin serlo, y actual time es POR VUELTA, asi que el costo real de un nodo es su tiempo multiplicado por loops.</w:t>
+      </w:r>
+    </w:p>
+    <w:p>
+      <w:pPr>
+        <w:pStyle w:val="ListBullet2"/>
+      </w:pPr>
+      <w:r>
+        <w:rPr>
+          <w:b w:val="0"/>
+          <w:color w:val="4A4A49"/>
+          <w:sz w:val="22"/>
+        </w:rPr>
+        <w:t>Fuera de la lamina (habla de la practica): Un nodo de 0,5 ms con loops=2006 cuesta un segundo entero y aparece impreso como el mas barato de la pantalla; es exactamente lo que va a pasar en la pregunta 3.</w:t>
       </w:r>
     </w:p>
     <w:p>
@@ -401,7 +453,7 @@
           <w:color w:val="4A4A49"/>
           <w:sz w:val="22"/>
         </w:rPr>
-        <w:t xml:space="preserve"> — 6 vinetas.</w:t>
+        <w:t xml:space="preserve"> — 4 vinetas.</w:t>
       </w:r>
     </w:p>
     <w:p>
@@ -419,7 +471,7 @@
           <w:color w:val="4A4A49"/>
           <w:sz w:val="22"/>
         </w:rPr>
-        <w:t xml:space="preserve"> — 2 vinetas.</w:t>
+        <w:t xml:space="preserve"> — 4 vinetas.</w:t>
       </w:r>
     </w:p>
     <w:p>
@@ -437,7 +489,7 @@
           <w:color w:val="4A4A49"/>
           <w:sz w:val="22"/>
         </w:rPr>
-        <w:t xml:space="preserve"> — 5 vinetas.</w:t>
+        <w:t xml:space="preserve"> — 6 vinetas.</w:t>
       </w:r>
     </w:p>
     <w:p>
@@ -450,7 +502,7 @@
           <w:color w:val="4A4A49"/>
           <w:sz w:val="22"/>
         </w:rPr>
-        <w:t>De ahi que se comparen rows estimadas contra actual rows, que es literalmente una de las tres columnas que pide la pregunta 2: una divergencia de 2 veces es normal, una de 10 veces o mas es la senal clasica de estadisticas viejas o de predicados correlacionados, y esa es tambien la sexta afirmacion de la pregunta 4, que es correcta.</w:t>
+        <w:t>De ahi que se comparen rows estimadas contra actual rows.</w:t>
       </w:r>
     </w:p>
     <w:p>
@@ -463,7 +515,46 @@
           <w:color w:val="4A4A49"/>
           <w:sz w:val="22"/>
         </w:rPr>
-        <w:t>Conviene marcar la diferencia de palabras en voz alta, porque van a aparecer las dos hoy: predicados correlacionados es esto, un asunto de estimacion; subconsulta correlacionada, la de la pregunta 3, es otra cosa completamente distinta y es un asunto de numero de ejecuciones.</w:t>
+        <w:t>Conviene marcar la diferencia de palabras en voz alta, porque van a aparecer las dos hoy: predicados correlacionados es esto, un asunto de estimacion; subconsulta correlacionada.</w:t>
+      </w:r>
+    </w:p>
+    <w:p>
+      <w:pPr>
+        <w:pStyle w:val="ListBullet2"/>
+      </w:pPr>
+      <w:r>
+        <w:rPr>
+          <w:b w:val="0"/>
+          <w:color w:val="4A4A49"/>
+          <w:sz w:val="22"/>
+        </w:rPr>
+        <w:t>Fuera de la lamina (habla de la practica): En la base de la clase el ANALYZE ya esta corrido, y eso es deliberado: si faltara, el estimado contra real de la pregunta 2 saldria disparatado por una razon que no es el tema de la clase y el estudiante concluiria lo contrario de lo que hay que aprender.</w:t>
+      </w:r>
+    </w:p>
+    <w:p>
+      <w:pPr>
+        <w:pStyle w:val="ListBullet2"/>
+      </w:pPr>
+      <w:r>
+        <w:rPr>
+          <w:b w:val="0"/>
+          <w:color w:val="4A4A49"/>
+          <w:sz w:val="22"/>
+        </w:rPr>
+        <w:t>Fuera de la lamina (habla de la practica): De ahi que se comparen rows estimadas contra actual rows, que es literalmente una de las tres columnas que pide la pregunta 2: una divergencia de 2 veces es normal, una de 10 veces o mas es la senal clasica de estadisticas viejas o de predicados correlacionados, y esa es tambien la sexta afirmacion de la pregunta 4, que es correcta.</w:t>
+      </w:r>
+    </w:p>
+    <w:p>
+      <w:pPr>
+        <w:pStyle w:val="ListBullet2"/>
+      </w:pPr>
+      <w:r>
+        <w:rPr>
+          <w:b w:val="0"/>
+          <w:color w:val="4A4A49"/>
+          <w:sz w:val="22"/>
+        </w:rPr>
+        <w:t>Fuera de la lamina (habla de la practica): Conviene marcar la diferencia de palabras en voz alta, porque van a aparecer las dos hoy: predicados correlacionados es esto, un asunto de estimacion; subconsulta correlacionada, la de la pregunta 3, es otra cosa completamente distinta y es un asunto de numero de ejecuciones.</w:t>
       </w:r>
     </w:p>
     <w:p>
@@ -481,7 +572,7 @@
           <w:color w:val="4A4A49"/>
           <w:sz w:val="22"/>
         </w:rPr>
-        <w:t xml:space="preserve"> — 5 vinetas.</w:t>
+        <w:t xml:space="preserve"> — 4 vinetas.</w:t>
       </w:r>
     </w:p>
     <w:p>
@@ -513,6 +604,19 @@
           <w:sz w:val="22"/>
         </w:rPr>
         <w:t>Dos terminos explican por que el motor decide lo que decide.</w:t>
+      </w:r>
+    </w:p>
+    <w:p>
+      <w:pPr>
+        <w:pStyle w:val="ListBullet2"/>
+      </w:pPr>
+      <w:r>
+        <w:rPr>
+          <w:b w:val="0"/>
+          <w:color w:val="4A4A49"/>
+          <w:sz w:val="22"/>
+        </w:rPr>
+        <w:t>Fuera de la lamina (habla de la practica): Los dos filtros juntos dejan 91 filas de 30.010, el 0,3 %, y ese 91 es el numero que el estudiante tiene que ver dos veces en la pregunta 1.</w:t>
       </w:r>
     </w:p>
     <w:p>
@@ -646,7 +750,20 @@
           <w:color w:val="4A4A49"/>
           <w:sz w:val="22"/>
         </w:rPr>
-        <w:t xml:space="preserve"> — 5 vinetas.</w:t>
+        <w:t xml:space="preserve"> — 4 vinetas.</w:t>
+      </w:r>
+    </w:p>
+    <w:p>
+      <w:pPr>
+        <w:pStyle w:val="ListBullet2"/>
+      </w:pPr>
+      <w:r>
+        <w:rPr>
+          <w:b w:val="0"/>
+          <w:color w:val="4A4A49"/>
+          <w:sz w:val="22"/>
+        </w:rPr>
+        <w:t>Fuera de la lamina (habla de la practica): El antipatron de la funcion sobre la columna merece parrafo propio porque conecta con la Clase 7 y porque es el que la pregunta 4 pone de primero.</w:t>
       </w:r>
     </w:p>
     <w:p>
@@ -664,7 +781,7 @@
           <w:color w:val="4A4A49"/>
           <w:sz w:val="22"/>
         </w:rPr>
-        <w:t xml:space="preserve"> — 5 vinetas.</w:t>
+        <w:t xml:space="preserve"> — 4 vinetas.</w:t>
       </w:r>
     </w:p>
     <w:p>
@@ -682,7 +799,7 @@
           <w:color w:val="4A4A49"/>
           <w:sz w:val="22"/>
         </w:rPr>
-        <w:t xml:space="preserve"> — 3 vinetas.</w:t>
+        <w:t xml:space="preserve"> — 4 vinetas.</w:t>
       </w:r>
     </w:p>
     <w:p>
@@ -731,7 +848,7 @@
           <w:color w:val="4A4A49"/>
           <w:sz w:val="22"/>
         </w:rPr>
-        <w:t>Dos detalles que valen puntos y que el docente tiene que poder justificar en el momento.</w:t>
+        <w:t>No esta colgada.</w:t>
       </w:r>
     </w:p>
     <w:p>
@@ -744,7 +861,20 @@
           <w:color w:val="4A4A49"/>
           <w:sz w:val="22"/>
         </w:rPr>
-        <w:t>No esta colgada.</w:t>
+        <w:t>Fuera de la lamina (habla de la practica): Es la pregunta 3, otros 20 puntos, y la cuarta afirmacion de la pregunta 4 dice lo mismo.</w:t>
+      </w:r>
+    </w:p>
+    <w:p>
+      <w:pPr>
+        <w:pStyle w:val="ListBullet2"/>
+      </w:pPr>
+      <w:r>
+        <w:rPr>
+          <w:b w:val="0"/>
+          <w:color w:val="4A4A49"/>
+          <w:sz w:val="22"/>
+        </w:rPr>
+        <w:t>Fuera de la lamina (habla de la practica): Dos detalles que valen puntos y que el docente tiene que poder justificar en el momento.</w:t>
       </w:r>
     </w:p>
     <w:p>
@@ -762,7 +892,7 @@
           <w:color w:val="4A4A49"/>
           <w:sz w:val="22"/>
         </w:rPr>
-        <w:t xml:space="preserve"> — 5 vinetas.</w:t>
+        <w:t xml:space="preserve"> — 4 vinetas.</w:t>
       </w:r>
     </w:p>
     <w:p>
@@ -798,7 +928,7 @@
           <w:color w:val="4A4A49"/>
           <w:sz w:val="22"/>
         </w:rPr>
-        <w:t xml:space="preserve"> — 2 vinetas.</w:t>
+        <w:t xml:space="preserve"> — 3 vinetas.</w:t>
       </w:r>
     </w:p>
     <w:p>
@@ -842,7 +972,7 @@
           <w:color w:val="4A4A49"/>
           <w:sz w:val="22"/>
         </w:rPr>
-        <w:t>Por eso el taller cobra la prueba dos veces, unos 6 de los 100 puntos, y hay dos formas segun lo que se compare.</w:t>
+        <w:t>Para conjuntos completos, donde el conteo puede coincidir con filas distintas, se usa EXCEPT en los DOS sentidos, y el docente tiene que saber por que son dos: A EXCEPT B devuelve lo que esta en A y no esta en B, asi que si sale vacio todavia puede haber filas de mas en B; se corren las dos direcciones unidas con UNION ALL y se exige cero filas en total.</w:t>
       </w:r>
     </w:p>
     <w:p>
@@ -855,7 +985,7 @@
           <w:color w:val="4A4A49"/>
           <w:sz w:val="22"/>
         </w:rPr>
-        <w:t>Para conjuntos completos, donde el conteo puede coincidir con filas distintas, se usa EXCEPT en los DOS sentidos, y el docente tiene que saber por que son dos: A EXCEPT B devuelve lo que esta en A y no esta en B, asi que si sale vacio todavia puede haber filas de mas en B; se corren las dos direcciones unidas con UNION ALL y se exige cero filas en total.</w:t>
+        <w:t>Fuera de la lamina (habla de la practica): Por eso el taller cobra la prueba dos veces, unos 6 de los 100 puntos, y hay dos formas segun lo que se compare.</w:t>
       </w:r>
     </w:p>
     <w:p>
@@ -868,7 +998,7 @@
           <w:color w:val="4A4A49"/>
           <w:sz w:val="22"/>
         </w:rPr>
-        <w:t>Tres advertencias al calificar.</w:t>
+        <w:t>Fuera de la lamina (habla de la practica): Tres advertencias al calificar.</w:t>
       </w:r>
     </w:p>
     <w:p>
@@ -896,7 +1026,269 @@
           <w:color w:val="4A4A49"/>
           <w:sz w:val="22"/>
         </w:rPr>
-        <w:t>[Slide 27] El antes y el despues del script de la clase (1/3)</w:t>
+        <w:t>[Slide 27] El antes y el despues del script de la clase (1/2)</w:t>
+      </w:r>
+      <w:r>
+        <w:rPr>
+          <w:b w:val="0"/>
+          <w:color w:val="4A4A49"/>
+          <w:sz w:val="22"/>
+        </w:rPr>
+        <w:t xml:space="preserve"> — 6 vinetas.</w:t>
+      </w:r>
+    </w:p>
+    <w:p>
+      <w:pPr>
+        <w:pStyle w:val="ListBullet2"/>
+      </w:pPr>
+      <w:r>
+        <w:rPr>
+          <w:b w:val="0"/>
+          <w:color w:val="4A4A49"/>
+          <w:sz w:val="22"/>
+        </w:rPr>
+        <w:t>La version ANTES es SELECT * FROM cita c, mascota m, dueno d, veterinario v con las cuatro condiciones de union en el WHERE, to_char sobre la fecha y UPPER sobre el estado, y el docente debe saber que esta mal en cada linea.</w:t>
+      </w:r>
+    </w:p>
+    <w:p>
+      <w:pPr>
+        <w:pStyle w:val="ListBullet2"/>
+      </w:pPr>
+      <w:r>
+        <w:rPr>
+          <w:b w:val="0"/>
+          <w:color w:val="4A4A49"/>
+          <w:sz w:val="22"/>
+        </w:rPr>
+        <w:t>SELECT * arrastra todas las columnas de las cuatro tablas cuando la pantalla de agenda necesita seis, lo cual multiplica el ancho de la fila y con el la memoria de trabajo del ordenamiento.</w:t>
+      </w:r>
+    </w:p>
+    <w:p>
+      <w:pPr>
+        <w:pStyle w:val="ListBullet2"/>
+      </w:pPr>
+      <w:r>
+        <w:rPr>
+          <w:b w:val="0"/>
+          <w:color w:val="4A4A49"/>
+          <w:sz w:val="22"/>
+        </w:rPr>
+        <w:t>Las dos funciones sobre columnas se explicaron en el parrafo del predicado sargable.</w:t>
+      </w:r>
+    </w:p>
+    <w:p>
+      <w:pPr>
+        <w:pStyle w:val="ListBullet2"/>
+      </w:pPr>
+      <w:r>
+        <w:rPr>
+          <w:b w:val="0"/>
+          <w:color w:val="4A4A49"/>
+          <w:sz w:val="22"/>
+        </w:rPr>
+        <w:t>Hay que decir aqui, y no despues.</w:t>
+      </w:r>
+    </w:p>
+    <w:p>
+      <w:pPr>
+        <w:pStyle w:val="ListBullet2"/>
+      </w:pPr>
+      <w:r>
+        <w:rPr>
+          <w:b w:val="0"/>
+          <w:color w:val="4A4A49"/>
+          <w:sz w:val="22"/>
+        </w:rPr>
+        <w:t>ON no acelera nada, porque PostgreSQL normaliza las dos formas al mismo plan interno; se gana legibilidad y se gana que un ON faltante salte a la vista, o sea seguridad, no milisegundos.</w:t>
+      </w:r>
+    </w:p>
+    <w:p>
+      <w:pPr>
+        <w:pStyle w:val="ListBullet2"/>
+      </w:pPr>
+      <w:r>
+        <w:rPr>
+          <w:b w:val="0"/>
+          <w:color w:val="4A4A49"/>
+          <w:sz w:val="22"/>
+        </w:rPr>
+        <w:t>Si el docente lo presenta como una mejora de rendimiento, esta ensenando justo la opcion por la que va a descontar.</w:t>
+      </w:r>
+    </w:p>
+    <w:p>
+      <w:pPr>
+        <w:pStyle w:val="ListBullet2"/>
+      </w:pPr>
+      <w:r>
+        <w:rPr>
+          <w:b w:val="0"/>
+          <w:color w:val="4A4A49"/>
+          <w:sz w:val="22"/>
+        </w:rPr>
+        <w:t>La version DESPUES proyecta las seis columnas, escribe los tres JOIN...</w:t>
+      </w:r>
+    </w:p>
+    <w:p>
+      <w:pPr>
+        <w:pStyle w:val="ListBullet2"/>
+      </w:pPr>
+      <w:r>
+        <w:rPr>
+          <w:b w:val="0"/>
+          <w:color w:val="4A4A49"/>
+          <w:sz w:val="22"/>
+        </w:rPr>
+        <w:t>Fuera de la lamina (habla de la practica): Hay que decir aqui, y no despues, lo que la quinta afirmacion de la pregunta 4 castiga: cambiar la coma por JOIN ...</w:t>
+      </w:r>
+    </w:p>
+    <w:p>
+      <w:pPr>
+        <w:pStyle w:val="ListBullet2"/>
+      </w:pPr>
+      <w:r>
+        <w:rPr>
+          <w:b w:val="0"/>
+          <w:color w:val="4A4A49"/>
+          <w:sz w:val="22"/>
+        </w:rPr>
+        <w:t>Fuera de la lamina (habla de la practica): El script cierra con los bloques de la subconsulta correlacionada y con las dos pruebas de equivalencia, incluido el contraejemplo de COUNT(*) contra COUNT(c.id_cita) sobre los duenos 2001 a 2006, que es medio minuto de demo y ahorra la mitad de los reclamos de la pregunta 3.</w:t>
+      </w:r>
+    </w:p>
+    <w:p>
+      <w:r>
+        <w:rPr>
+          <w:b/>
+          <w:color w:val="4A4A49"/>
+          <w:sz w:val="22"/>
+        </w:rPr>
+        <w:t>[Slide 28] El antes y el despues del script de la clase (2/2)</w:t>
+      </w:r>
+      <w:r>
+        <w:rPr>
+          <w:b w:val="0"/>
+          <w:color w:val="4A4A49"/>
+          <w:sz w:val="22"/>
+        </w:rPr>
+        <w:t xml:space="preserve"> — 3 vinetas.</w:t>
+      </w:r>
+    </w:p>
+    <w:p>
+      <w:r>
+        <w:rPr>
+          <w:b/>
+          <w:color w:val="4A4A49"/>
+          <w:sz w:val="22"/>
+        </w:rPr>
+        <w:t>[Slide 29] Donde se corre todo esto, y que no se puede medir aqui</w:t>
+      </w:r>
+      <w:r>
+        <w:rPr>
+          <w:b w:val="0"/>
+          <w:color w:val="4A4A49"/>
+          <w:sz w:val="22"/>
+        </w:rPr>
+        <w:t xml:space="preserve"> — 5 vinetas.</w:t>
+      </w:r>
+    </w:p>
+    <w:p>
+      <w:pPr>
+        <w:pStyle w:val="ListBullet2"/>
+      </w:pPr>
+      <w:r>
+        <w:rPr>
+          <w:b w:val="0"/>
+          <w:color w:val="4A4A49"/>
+          <w:sz w:val="22"/>
+        </w:rPr>
+        <w:t>Soporta EXPLAIN, EXPLAIN ANALYZE y la opcion BUFFERS; si en alguna maquina BUFFERS no responde.</w:t>
+      </w:r>
+    </w:p>
+    <w:p>
+      <w:pPr>
+        <w:pStyle w:val="ListBullet2"/>
+      </w:pPr>
+      <w:r>
+        <w:rPr>
+          <w:b w:val="0"/>
+          <w:color w:val="4A4A49"/>
+          <w:sz w:val="22"/>
+        </w:rPr>
+        <w:t>Lo que hay que documentar en papel.</w:t>
+      </w:r>
+    </w:p>
+    <w:p>
+      <w:pPr>
+        <w:pStyle w:val="ListBullet2"/>
+      </w:pPr>
+      <w:r>
+        <w:rPr>
+          <w:b w:val="0"/>
+          <w:color w:val="4A4A49"/>
+          <w:sz w:val="22"/>
+        </w:rPr>
+        <w:t>Fuera de la lamina (habla de la practica): Soporta EXPLAIN, EXPLAIN ANALYZE y la opcion BUFFERS; si en alguna maquina BUFFERS no responde, el enunciado ya autoriza usar EXPLAIN ANALYZE a secas y declararlo en la seccion 5 de la pregunta 5, asi que eso no cuesta puntos.</w:t>
+      </w:r>
+    </w:p>
+    <w:p>
+      <w:pPr>
+        <w:pStyle w:val="ListBullet2"/>
+      </w:pPr>
+      <w:r>
+        <w:rPr>
+          <w:b w:val="0"/>
+          <w:color w:val="4A4A49"/>
+          <w:sz w:val="22"/>
+        </w:rPr>
+        <w:t>Fuera de la lamina (habla de la practica): Hoy no se ofrece ningun playground externo como alterno, y conviene que lo digas asi de claro: en DB Fiddle o en cualquier otro no existe la base sembrada, de modo que quien mida ahi obtiene otros numeros, y la rubrica pide los del plan real -- el «Rows Removed by Filter: 29919» y las 91 filas son justo las dos anclas con las que se verifica.</w:t>
+      </w:r>
+    </w:p>
+    <w:p>
+      <w:pPr>
+        <w:pStyle w:val="ListBullet2"/>
+      </w:pPr>
+      <w:r>
+        <w:rPr>
+          <w:b w:val="0"/>
+          <w:color w:val="4A4A49"/>
+          <w:sz w:val="22"/>
+        </w:rPr>
+        <w:t>Fuera de la lamina (habla de la practica): Un alterno que cuesta puntos no es un alterno.</w:t>
+      </w:r>
+    </w:p>
+    <w:p>
+      <w:pPr>
+        <w:pStyle w:val="ListBullet2"/>
+      </w:pPr>
+      <w:r>
+        <w:rPr>
+          <w:b w:val="0"/>
+          <w:color w:val="4A4A49"/>
+          <w:sz w:val="22"/>
+        </w:rPr>
+        <w:t>Fuera de la lamina (habla de la practica): Lo que hay que documentar en papel, porque el entorno no lo permite y es literalmente la seccion 5 de la pregunta 5: los tiempos con la memoria intermedia vacia, ya que vaciarla exige privilegios de administrador; el comportamiento con varias sesiones compitiendo, que es la Clase 10; y cualquier comparacion por encima de unos cientos de miles de filas.</w:t>
+      </w:r>
+    </w:p>
+    <w:p>
+      <w:pPr>
+        <w:pStyle w:val="ListBullet2"/>
+      </w:pPr>
+      <w:r>
+        <w:rPr>
+          <w:b w:val="0"/>
+          <w:color w:val="4A4A49"/>
+          <w:sz w:val="22"/>
+        </w:rPr>
+        <w:t>Fuera de la lamina (habla de la practica): Los milisegundos, ademas, cambian entre dos corridas seguidas en la misma maquina: lo que no cambia son los conteos de filas, y por eso los conteos son lo que se califica y los milisegundos solo tienen que ser coherentes entre si.</w:t>
+      </w:r>
+    </w:p>
+    <w:p>
+      <w:r>
+        <w:rPr>
+          <w:b/>
+          <w:color w:val="4A4A49"/>
+          <w:sz w:val="22"/>
+        </w:rPr>
+        <w:t>[Slide 30] Preguntas frecuentes del grupo (1/3)</w:t>
       </w:r>
       <w:r>
         <w:rPr>
@@ -917,85 +1309,7 @@
           <w:color w:val="4A4A49"/>
           <w:sz w:val="22"/>
         </w:rPr>
-        <w:t>La version ANTES es SELECT * FROM cita c, mascota m, dueno d, veterinario v con las cuatro condiciones de union en el WHERE, to_char sobre la fecha y UPPER sobre el estado, y el docente debe saber que esta mal en cada linea.</w:t>
-      </w:r>
-    </w:p>
-    <w:p>
-      <w:pPr>
-        <w:pStyle w:val="ListBullet2"/>
-      </w:pPr>
-      <w:r>
-        <w:rPr>
-          <w:b w:val="0"/>
-          <w:color w:val="4A4A49"/>
-          <w:sz w:val="22"/>
-        </w:rPr>
-        <w:t>SELECT * arrastra todas las columnas de las cuatro tablas cuando la pantalla de agenda necesita seis, lo cual multiplica el ancho de la fila y con el la memoria de trabajo del ordenamiento.</w:t>
-      </w:r>
-    </w:p>
-    <w:p>
-      <w:pPr>
-        <w:pStyle w:val="ListBullet2"/>
-      </w:pPr>
-      <w:r>
-        <w:rPr>
-          <w:b w:val="0"/>
-          <w:color w:val="4A4A49"/>
-          <w:sz w:val="22"/>
-        </w:rPr>
-        <w:t>Las dos funciones sobre columnas se explicaron en el parrafo del predicado sargable.</w:t>
-      </w:r>
-    </w:p>
-    <w:p>
-      <w:pPr>
-        <w:pStyle w:val="ListBullet2"/>
-      </w:pPr>
-      <w:r>
-        <w:rPr>
-          <w:b w:val="0"/>
-          <w:color w:val="4A4A49"/>
-          <w:sz w:val="22"/>
-        </w:rPr>
-        <w:t>Hay que decir aqui, y no despues, lo que la quinta afirmacion de la pregunta 4 castiga: cambiar la coma por JOIN...</w:t>
-      </w:r>
-    </w:p>
-    <w:p>
-      <w:pPr>
-        <w:pStyle w:val="ListBullet2"/>
-      </w:pPr>
-      <w:r>
-        <w:rPr>
-          <w:b w:val="0"/>
-          <w:color w:val="4A4A49"/>
-          <w:sz w:val="22"/>
-        </w:rPr>
-        <w:t>ON no acelera nada, porque PostgreSQL normaliza las dos formas al mismo plan interno; se gana legibilidad y se gana que un ON faltante salte a la vista, o sea seguridad, no milisegundos.</w:t>
-      </w:r>
-    </w:p>
-    <w:p>
-      <w:pPr>
-        <w:pStyle w:val="ListBullet2"/>
-      </w:pPr>
-      <w:r>
-        <w:rPr>
-          <w:b w:val="0"/>
-          <w:color w:val="4A4A49"/>
-          <w:sz w:val="22"/>
-        </w:rPr>
-        <w:t>Si el docente lo presenta como una mejora de rendimiento, esta ensenando justo la opcion por la que va a descontar.</w:t>
-      </w:r>
-    </w:p>
-    <w:p>
-      <w:pPr>
-        <w:pStyle w:val="ListBullet2"/>
-      </w:pPr>
-      <w:r>
-        <w:rPr>
-          <w:b w:val="0"/>
-          <w:color w:val="4A4A49"/>
-          <w:sz w:val="22"/>
-        </w:rPr>
-        <w:t>La version DESPUES proyecta las seis columnas, escribe los tres JOIN...</w:t>
+        <w:t>Cuatro preguntas aparecen siempre.</w:t>
       </w:r>
     </w:p>
     <w:p>
@@ -1005,7 +1319,7 @@
           <w:color w:val="4A4A49"/>
           <w:sz w:val="22"/>
         </w:rPr>
-        <w:t>[Slide 28] El antes y el despues del script de la clase (2/3)</w:t>
+        <w:t>[Slide 31] Preguntas frecuentes del grupo (2/3)</w:t>
       </w:r>
       <w:r>
         <w:rPr>
@@ -1023,123 +1337,7 @@
           <w:color w:val="4A4A49"/>
           <w:sz w:val="22"/>
         </w:rPr>
-        <w:t>[Slide 29] El antes y el despues del script de la clase (3/3)</w:t>
-      </w:r>
-      <w:r>
-        <w:rPr>
-          <w:b w:val="0"/>
-          <w:color w:val="4A4A49"/>
-          <w:sz w:val="22"/>
-        </w:rPr>
-        <w:t xml:space="preserve"> — 2 vinetas.</w:t>
-      </w:r>
-    </w:p>
-    <w:p>
-      <w:r>
-        <w:rPr>
-          <w:b/>
-          <w:color w:val="4A4A49"/>
-          <w:sz w:val="22"/>
-        </w:rPr>
-        <w:t>[Slide 30] Donde se corre todo esto, y que no se puede medir aqui (1/2)</w:t>
-      </w:r>
-      <w:r>
-        <w:rPr>
-          <w:b w:val="0"/>
-          <w:color w:val="4A4A49"/>
-          <w:sz w:val="22"/>
-        </w:rPr>
-        <w:t xml:space="preserve"> — 4 vinetas.</w:t>
-      </w:r>
-    </w:p>
-    <w:p>
-      <w:pPr>
-        <w:pStyle w:val="ListBullet2"/>
-      </w:pPr>
-      <w:r>
-        <w:rPr>
-          <w:b w:val="0"/>
-          <w:color w:val="4A4A49"/>
-          <w:sz w:val="22"/>
-        </w:rPr>
-        <w:t>Lo que hay que documentar en papel, porque el entorno no lo permite y es literalmente la seccion 5 de la pregunta 5: los tiempos con la memoria intermedia vacia, ya que vaciarla exige privilegios de administrador; el comportamiento con varias sesiones compitiendo, que es la Clase 10; y cualquier comparacion por encima de unos cientos de miles de filas.</w:t>
-      </w:r>
-    </w:p>
-    <w:p>
-      <w:r>
-        <w:rPr>
-          <w:b/>
-          <w:color w:val="4A4A49"/>
-          <w:sz w:val="22"/>
-        </w:rPr>
-        <w:t>[Slide 31] Donde se corre todo esto, y que no se puede medir aqui (2/2)</w:t>
-      </w:r>
-      <w:r>
-        <w:rPr>
-          <w:b w:val="0"/>
-          <w:color w:val="4A4A49"/>
-          <w:sz w:val="22"/>
-        </w:rPr>
-        <w:t xml:space="preserve"> — 4 vinetas.</w:t>
-      </w:r>
-    </w:p>
-    <w:p>
-      <w:r>
-        <w:rPr>
-          <w:b/>
-          <w:color w:val="4A4A49"/>
-          <w:sz w:val="22"/>
-        </w:rPr>
-        <w:t>[Slide 32] Preguntas frecuentes del grupo (1/3)</w:t>
-      </w:r>
-      <w:r>
-        <w:rPr>
-          <w:b w:val="0"/>
-          <w:color w:val="4A4A49"/>
-          <w:sz w:val="22"/>
-        </w:rPr>
-        <w:t xml:space="preserve"> — 4 vinetas.</w:t>
-      </w:r>
-    </w:p>
-    <w:p>
-      <w:pPr>
-        <w:pStyle w:val="ListBullet2"/>
-      </w:pPr>
-      <w:r>
-        <w:rPr>
-          <w:b w:val="0"/>
-          <w:color w:val="4A4A49"/>
-          <w:sz w:val="22"/>
-        </w:rPr>
-        <w:t>Cuatro preguntas aparecen siempre.</w:t>
-      </w:r>
-    </w:p>
-    <w:p>
-      <w:r>
-        <w:rPr>
-          <w:b/>
-          <w:color w:val="4A4A49"/>
-          <w:sz w:val="22"/>
-        </w:rPr>
-        <w:t>[Slide 33] Preguntas frecuentes del grupo (2/3)</w:t>
-      </w:r>
-      <w:r>
-        <w:rPr>
-          <w:b w:val="0"/>
-          <w:color w:val="4A4A49"/>
-          <w:sz w:val="22"/>
-        </w:rPr>
-        <w:t xml:space="preserve"> — 4 vinetas.</w:t>
-      </w:r>
-    </w:p>
-    <w:p>
-      <w:r>
-        <w:rPr>
-          <w:b/>
-          <w:color w:val="4A4A49"/>
-          <w:sz w:val="22"/>
-        </w:rPr>
-        <w:t>[Slide 34] Preguntas frecuentes del grupo (3/3)</w:t>
+        <w:t>[Slide 32] Preguntas frecuentes del grupo (3/3)</w:t>
       </w:r>
       <w:r>
         <w:rPr>
@@ -1157,7 +1355,7 @@
           <w:color w:val="4A4A49"/>
           <w:sz w:val="22"/>
         </w:rPr>
-        <w:t>[Slide 35] El antipatron y su reescritura</w:t>
+        <w:t>[Slide 33] El antipatron y su reescritura</w:t>
       </w:r>
       <w:r>
         <w:rPr>
@@ -1175,7 +1373,7 @@
           <w:color w:val="4A4A49"/>
           <w:sz w:val="22"/>
         </w:rPr>
-        <w:t>[Slide 36] EXPLAIN ANALYZE: la evidencia, no la opinion</w:t>
+        <w:t>[Slide 34] EXPLAIN ANALYZE: la evidencia, no la opinion</w:t>
       </w:r>
       <w:r>
         <w:rPr>
@@ -1193,7 +1391,7 @@
           <w:color w:val="4A4A49"/>
           <w:sz w:val="22"/>
         </w:rPr>
-        <w:t>[Slide 37] Matar la subconsulta correlacionada</w:t>
+        <w:t>[Slide 35] Matar la subconsulta correlacionada</w:t>
       </w:r>
       <w:r>
         <w:rPr>
@@ -1620,7 +1818,7 @@
           <w:color w:val="4A4A49"/>
           <w:sz w:val="22"/>
         </w:rPr>
-        <w:t>El antes y el despues del script de la clase (1/3)</w:t>
+        <w:t>El antes y el despues del script de la clase (1/2)</w:t>
       </w:r>
     </w:p>
     <w:p>
@@ -1633,7 +1831,7 @@
           <w:color w:val="4A4A49"/>
           <w:sz w:val="22"/>
         </w:rPr>
-        <w:t>El antes y el despues del script de la clase (2/3)</w:t>
+        <w:t>El antes y el despues del script de la clase (2/2)</w:t>
       </w:r>
     </w:p>
     <w:p>
@@ -1646,33 +1844,7 @@
           <w:color w:val="4A4A49"/>
           <w:sz w:val="22"/>
         </w:rPr>
-        <w:t>El antes y el despues del script de la clase (3/3)</w:t>
-      </w:r>
-    </w:p>
-    <w:p>
-      <w:pPr>
-        <w:pStyle w:val="ListNumber"/>
-      </w:pPr>
-      <w:r>
-        <w:rPr>
-          <w:b w:val="0"/>
-          <w:color w:val="4A4A49"/>
-          <w:sz w:val="22"/>
-        </w:rPr>
-        <w:t>Donde se corre todo esto, y que no se puede medir aqui (1/2)</w:t>
-      </w:r>
-    </w:p>
-    <w:p>
-      <w:pPr>
-        <w:pStyle w:val="ListNumber"/>
-      </w:pPr>
-      <w:r>
-        <w:rPr>
-          <w:b w:val="0"/>
-          <w:color w:val="4A4A49"/>
-          <w:sz w:val="22"/>
-        </w:rPr>
-        <w:t>Donde se corre todo esto, y que no se puede medir aqui (2/2)</w:t>
+        <w:t>Donde se corre todo esto, y que no se puede medir aqui</w:t>
       </w:r>
     </w:p>
     <w:p>
@@ -2151,7 +2323,7 @@
           <w:color w:val="1A1C1D"/>
           <w:sz w:val="32"/>
         </w:rPr>
-        <w:t>35-55 · Demo paso a paso · [Slide 42]</w:t>
+        <w:t>35-55 · Demo paso a paso · [Slide 40]</w:t>
       </w:r>
     </w:p>
     <w:p>
@@ -2604,7 +2776,7 @@
           <w:color w:val="1A1C1D"/>
           <w:sz w:val="32"/>
         </w:rPr>
-        <w:t>115-120 · Cierre · [Slide 43]</w:t>
+        <w:t>115-120 · Cierre · [Slide 41]</w:t>
       </w:r>
     </w:p>
     <w:p>
@@ -2632,7 +2804,7 @@
           <w:color w:val="4A4A49"/>
           <w:sz w:val="22"/>
         </w:rPr>
-        <w:t>Proyectar [Slide 43] slide de cierre. Dudas finales.</w:t>
+        <w:t>Proyectar [Slide 41] slide de cierre. Dudas finales.</w:t>
       </w:r>
     </w:p>
     <w:p>

--- a/Bases de Datos II/Kit docente/Clase 6/Guion Docente Clase 6 - Optimizacion de consultas.docx
+++ b/Bases de Datos II/Kit docente/Clase 6/Guion Docente Clase 6 - Optimizacion de consultas.docx
@@ -1480,7 +1480,7 @@
           <w:color w:val="4A4A49"/>
           <w:sz w:val="22"/>
         </w:rPr>
-        <w:t>Portada · Clase 6 · Optimizacion de consultas · VetCare</w:t>
+        <w:t>Portada · Clase 6 · Optimizacion de consultas · la clínica</w:t>
       </w:r>
     </w:p>
     <w:p>

--- a/Bases de Datos II/Kit docente/Clase 6/Guion Docente Clase 6 - Optimizacion de consultas.docx
+++ b/Bases de Datos II/Kit docente/Clase 6/Guion Docente Clase 6 - Optimizacion de consultas.docx
@@ -326,7 +326,425 @@
           <w:color w:val="4A4A49"/>
           <w:sz w:val="22"/>
         </w:rPr>
-        <w:t>[Slide 4] SQL es declarativo: quien decide el como es el optimizador (1/2)</w:t>
+        <w:t>[Slide 4] SQL es declarativo: quien decide el como es el optimizador</w:t>
+      </w:r>
+      <w:r>
+        <w:rPr>
+          <w:b w:val="0"/>
+          <w:color w:val="4A4A49"/>
+          <w:sz w:val="22"/>
+        </w:rPr>
+        <w:t xml:space="preserve"> — 4 vinetas.</w:t>
+      </w:r>
+    </w:p>
+    <w:p>
+      <w:pPr>
+        <w:pStyle w:val="ListBullet2"/>
+      </w:pPr>
+      <w:r>
+        <w:rPr>
+          <w:b w:val="0"/>
+          <w:color w:val="4A4A49"/>
+          <w:sz w:val="22"/>
+        </w:rPr>
+        <w:t>DESARROLLO (para explicarlo, no se proyecta):</w:t>
+      </w:r>
+    </w:p>
+    <w:p>
+      <w:pPr>
+        <w:pStyle w:val="ListBullet2"/>
+      </w:pPr>
+      <w:r>
+        <w:rPr>
+          <w:b w:val="0"/>
+          <w:color w:val="4A4A49"/>
+          <w:sz w:val="22"/>
+        </w:rPr>
+        <w:t>SQL es un lenguaje declarativo: la consulta describe QUE datos se quieren y nunca COMO obtenerlos.</w:t>
+      </w:r>
+    </w:p>
+    <w:p>
+      <w:pPr>
+        <w:pStyle w:val="ListBullet2"/>
+      </w:pPr>
+      <w:r>
+        <w:rPr>
+          <w:b w:val="0"/>
+          <w:color w:val="4A4A49"/>
+          <w:sz w:val="22"/>
+        </w:rPr>
+        <w:t>Quien decide el como es el optimizador, un componente del motor que convierte la sentencia en un plan de ejecucion</w:t>
+      </w:r>
+    </w:p>
+    <w:p>
+      <w:pPr>
+        <w:pStyle w:val="ListBullet2"/>
+      </w:pPr>
+      <w:r>
+        <w:rPr>
+          <w:b w:val="0"/>
+          <w:color w:val="4A4A49"/>
+          <w:sz w:val="22"/>
+        </w:rPr>
+        <w:t>Es decir el arbol de operaciones fisicas que se ejecutara de verdad: que tabla se lee primero, si completa o por indice, con que algoritmo se cruzan dos tablas y donde se ordena.</w:t>
+      </w:r>
+    </w:p>
+    <w:p>
+      <w:pPr>
+        <w:pStyle w:val="ListBullet2"/>
+      </w:pPr>
+      <w:r>
+        <w:rPr>
+          <w:b w:val="0"/>
+          <w:color w:val="4A4A49"/>
+          <w:sz w:val="22"/>
+        </w:rPr>
+        <w:t>Son tres etapas: el analizador verifica sintaxis y existencia de tablas y columnas; el optimizador genera planes candidatos, estima el costo de cada uno y elige el mas barato; el ejecutor corre el elegido.</w:t>
+      </w:r>
+    </w:p>
+    <w:p>
+      <w:pPr>
+        <w:pStyle w:val="ListBullet2"/>
+      </w:pPr>
+      <w:r>
+        <w:rPr>
+          <w:b w:val="0"/>
+          <w:color w:val="4A4A49"/>
+          <w:sz w:val="22"/>
+        </w:rPr>
+        <w:t>Lo decisivo es que todos devuelven EXACTAMENTE el mismo resultado y pueden diferir en tiempo por factores de cien o de mil.</w:t>
+      </w:r>
+    </w:p>
+    <w:p>
+      <w:pPr>
+        <w:pStyle w:val="ListBullet2"/>
+      </w:pPr>
+      <w:r>
+        <w:rPr>
+          <w:b w:val="0"/>
+          <w:color w:val="4A4A49"/>
+          <w:sz w:val="22"/>
+        </w:rPr>
+        <w:t>Optimizar es ayudar al optimizador a encontrar el plan bueno, no reescribir SQL por gusto estetico.</w:t>
+      </w:r>
+    </w:p>
+    <w:p>
+      <w:pPr>
+        <w:pStyle w:val="ListBullet2"/>
+      </w:pPr>
+      <w:r>
+        <w:rPr>
+          <w:b w:val="0"/>
+          <w:color w:val="4A4A49"/>
+          <w:sz w:val="22"/>
+        </w:rPr>
+        <w:t>NOTAS:</w:t>
+      </w:r>
+    </w:p>
+    <w:p>
+      <w:pPr>
+        <w:pStyle w:val="ListBullet2"/>
+      </w:pPr>
+      <w:r>
+        <w:rPr>
+          <w:b w:val="0"/>
+          <w:color w:val="4A4A49"/>
+          <w:sz w:val="22"/>
+        </w:rPr>
+        <w:t>El numero que hace visible el problema, y conviene decirlo con la consulta de la clase en pantalla, que cruza cuatro tablas: con tres tablas hay 6 ordenes de cruce posibles (3 factorial), con las cuatro de la agenda hay 24, con cinco 120, y al multiplicar metodos de acceso y algoritmos de cruce el espacio pasa del millar de planes; el optimizador no los prueba todos, poda con heuristicas y decide en milisegundos.</w:t>
+      </w:r>
+    </w:p>
+    <w:p>
+      <w:r>
+        <w:rPr>
+          <w:b/>
+          <w:color w:val="4A4A49"/>
+          <w:sz w:val="22"/>
+        </w:rPr>
+        <w:t>[Slide 5] Leer un plan: es un arbol y se lee de adentro hacia afuera</w:t>
+      </w:r>
+      <w:r>
+        <w:rPr>
+          <w:b w:val="0"/>
+          <w:color w:val="4A4A49"/>
+          <w:sz w:val="22"/>
+        </w:rPr>
+        <w:t xml:space="preserve"> — 4 vinetas.</w:t>
+      </w:r>
+    </w:p>
+    <w:p>
+      <w:pPr>
+        <w:pStyle w:val="ListBullet2"/>
+      </w:pPr>
+      <w:r>
+        <w:rPr>
+          <w:b w:val="0"/>
+          <w:color w:val="4A4A49"/>
+          <w:sz w:val="22"/>
+        </w:rPr>
+        <w:t>DESARROLLO (para explicarlo, no se proyecta):</w:t>
+      </w:r>
+    </w:p>
+    <w:p>
+      <w:pPr>
+        <w:pStyle w:val="ListBullet2"/>
+      </w:pPr>
+      <w:r>
+        <w:rPr>
+          <w:b w:val="0"/>
+          <w:color w:val="4A4A49"/>
+          <w:sz w:val="22"/>
+        </w:rPr>
+        <w:t>De cada plan se leen tres cosas concretas: el nodo mas costoso, las filas estimadas frente a las reales y el tiempo total.</w:t>
+      </w:r>
+    </w:p>
+    <w:p>
+      <w:pPr>
+        <w:pStyle w:val="ListBullet2"/>
+      </w:pPr>
+      <w:r>
+        <w:rPr>
+          <w:b w:val="0"/>
+          <w:color w:val="4A4A49"/>
+          <w:sz w:val="22"/>
+        </w:rPr>
+        <w:t>Leer un plan tiene una regla de orden que casi nadie explica: es un arbol y se lee de adentro hacia afuera, empezando por los nodos mas indentados, que son las hojas; cada nodo consume las filas de sus hijos, y la primera linea impresa es la ULTIMA operacion.</w:t>
+      </w:r>
+    </w:p>
+    <w:p>
+      <w:pPr>
+        <w:pStyle w:val="ListBullet2"/>
+      </w:pPr>
+      <w:r>
+        <w:rPr>
+          <w:b w:val="0"/>
+          <w:color w:val="4A4A49"/>
+          <w:sz w:val="22"/>
+        </w:rPr>
+        <w:t>En PostgreSQL se escribe EXPLAIN antes de la consulta, y para la agenda de la clase aparece algo de esta forma: un Hash Join en la primera linea con su cost=... rows=... width=...</w:t>
+      </w:r>
+    </w:p>
+    <w:p>
+      <w:pPr>
+        <w:pStyle w:val="ListBullet2"/>
+      </w:pPr>
+      <w:r>
+        <w:rPr>
+          <w:b w:val="0"/>
+          <w:color w:val="4A4A49"/>
+          <w:sz w:val="22"/>
+        </w:rPr>
+        <w:t>Y debajo, mas indentado, un Seq Scan on cita c con el filtro del dia y un Hash construido sobre un Seq Scan on mascota m.</w:t>
+      </w:r>
+    </w:p>
+    <w:p>
+      <w:pPr>
+        <w:pStyle w:val="ListBullet2"/>
+      </w:pPr>
+      <w:r>
+        <w:rPr>
+          <w:b w:val="0"/>
+          <w:color w:val="4A4A49"/>
+          <w:sz w:val="22"/>
+        </w:rPr>
+        <w:t>Los cuatro campos hay que saber nombrarlos: cost trae el costo de arranque y el costo total separados por dos puntos; rows son las filas que el motor ESTIMA</w:t>
+      </w:r>
+    </w:p>
+    <w:p>
+      <w:pPr>
+        <w:pStyle w:val="ListBullet2"/>
+      </w:pPr>
+      <w:r>
+        <w:rPr>
+          <w:b w:val="0"/>
+          <w:color w:val="4A4A49"/>
+          <w:sz w:val="22"/>
+        </w:rPr>
+        <w:t>Width es el ancho promedio de la fila en bytes; y loops, que solo aparece con ANALYZE, dice cuantas veces se ejecuto ese nodo.</w:t>
+      </w:r>
+    </w:p>
+    <w:p>
+      <w:pPr>
+        <w:pStyle w:val="ListBullet2"/>
+      </w:pPr>
+      <w:r>
+        <w:rPr>
+          <w:b w:val="0"/>
+          <w:color w:val="4A4A49"/>
+          <w:sz w:val="22"/>
+        </w:rPr>
+        <w:t>El costo NO esta en milisegundos, es una unidad relativa donde 1.0 equivale por convencion a leer secuencialmente una pagina de 8 KB, y solo sirve para comparar planes del mismo motor.</w:t>
+      </w:r>
+    </w:p>
+    <w:p>
+      <w:pPr>
+        <w:pStyle w:val="ListBullet2"/>
+      </w:pPr>
+      <w:r>
+        <w:rPr>
+          <w:b w:val="0"/>
+          <w:color w:val="4A4A49"/>
+          <w:sz w:val="22"/>
+        </w:rPr>
+        <w:t>Los tiempos reales los da EXPLAIN ANALYZE, que agrega actual time, actual rows, loops y el Execution Time del final; con la opcion BUFFERS agrega ademas cuantos bloques de 8 KB se leyeron y cuantos se acertaron en memoria</w:t>
+      </w:r>
+    </w:p>
+    <w:p>
+      <w:pPr>
+        <w:pStyle w:val="ListBullet2"/>
+      </w:pPr>
+      <w:r>
+        <w:rPr>
+          <w:b w:val="0"/>
+          <w:color w:val="4A4A49"/>
+          <w:sz w:val="22"/>
+        </w:rPr>
+        <w:t>Que es de donde sale el numero exacto de paginas de cada tabla sin tener que estimarlo.</w:t>
+      </w:r>
+    </w:p>
+    <w:p>
+      <w:pPr>
+        <w:pStyle w:val="ListBullet2"/>
+      </w:pPr>
+      <w:r>
+        <w:rPr>
+          <w:b w:val="0"/>
+          <w:color w:val="4A4A49"/>
+          <w:sz w:val="22"/>
+        </w:rPr>
+        <w:t>Advertencia que evita un accidente en clase: ANALYZE EJECUTA la sentencia, asi que sobre un UPDATE o un DELETE hay que envolverlo en BEGIN y ROLLBACK, lo cual ya anticipa la Clase 8.</w:t>
+      </w:r>
+    </w:p>
+    <w:p>
+      <w:pPr>
+        <w:pStyle w:val="ListBullet2"/>
+      </w:pPr>
+      <w:r>
+        <w:rPr>
+          <w:b w:val="0"/>
+          <w:color w:val="4A4A49"/>
+          <w:sz w:val="22"/>
+        </w:rPr>
+        <w:t>Un nodo de 0,5 ms con loops=2006 cuesta un segundo entero y aparece impreso como el mas barato de la pantalla.</w:t>
+      </w:r>
+    </w:p>
+    <w:p>
+      <w:pPr>
+        <w:pStyle w:val="ListBullet2"/>
+      </w:pPr>
+      <w:r>
+        <w:rPr>
+          <w:b w:val="0"/>
+          <w:color w:val="4A4A49"/>
+          <w:sz w:val="22"/>
+        </w:rPr>
+        <w:t>En Oracle la misma lectura son dos pasos, EXPLAIN PLAN FOR y luego SELECT * FROM TABLE(DBMS_XPLAN.DISPLAY), que imprime Id, Operation, Name, Rows, Bytes, Cost y Time con la indentacion como jerarquia; se menciona como contraste, no como herramienta del dia.</w:t>
+      </w:r>
+    </w:p>
+    <w:p>
+      <w:pPr>
+        <w:pStyle w:val="ListBullet2"/>
+      </w:pPr>
+      <w:r>
+        <w:rPr>
+          <w:b w:val="0"/>
+          <w:color w:val="4A4A49"/>
+          <w:sz w:val="22"/>
+        </w:rPr>
+        <w:t>NOTAS:</w:t>
+      </w:r>
+    </w:p>
+    <w:p>
+      <w:pPr>
+        <w:pStyle w:val="ListBullet2"/>
+      </w:pPr>
+      <w:r>
+        <w:rPr>
+          <w:b w:val="0"/>
+          <w:color w:val="4A4A49"/>
+          <w:sz w:val="22"/>
+        </w:rPr>
+        <w:t>Y hay dos trampas al senalar el nodo mas costoso.</w:t>
+      </w:r>
+    </w:p>
+    <w:p>
+      <w:pPr>
+        <w:pStyle w:val="ListBullet2"/>
+      </w:pPr>
+      <w:r>
+        <w:rPr>
+          <w:b w:val="0"/>
+          <w:color w:val="4A4A49"/>
+          <w:sz w:val="22"/>
+        </w:rPr>
+        <w:t>Fuera de la lamina (habla de la practica): El costo NO esta en milisegundos, es una unidad relativa donde 1.0 equivale por convencion a leer secuencialmente una pagina de 8 KB, y solo sirve para comparar planes del mismo motor; confundir cost con tiempo es el error mas frecuente al calificar esta pregunta.</w:t>
+      </w:r>
+    </w:p>
+    <w:p>
+      <w:pPr>
+        <w:pStyle w:val="ListBullet2"/>
+      </w:pPr>
+      <w:r>
+        <w:rPr>
+          <w:b w:val="0"/>
+          <w:color w:val="4A4A49"/>
+          <w:sz w:val="22"/>
+        </w:rPr>
+        <w:t>Fuera de la lamina (habla de la practica): Advertencia que evita un accidente en clase: ANALYZE EJECUTA la sentencia, asi que sobre un UPDATE o un DELETE hay que envolverlo en BEGIN y ROLLBACK, lo cual ya anticipa la Clase 8; con SELECT no hay riesgo y el taller es solo de SELECT.</w:t>
+      </w:r>
+    </w:p>
+    <w:p>
+      <w:pPr>
+        <w:pStyle w:val="ListBullet2"/>
+      </w:pPr>
+      <w:r>
+        <w:rPr>
+          <w:b w:val="0"/>
+          <w:color w:val="4A4A49"/>
+          <w:sz w:val="22"/>
+        </w:rPr>
+        <w:t>Fuera de la lamina (habla de la practica): Y hay dos trampas al senalar el nodo mas costoso, que el docente tiene que conocer antes de calificar: el tiempo que muestra un nodo INCLUYE el de sus hijos, de modo que la primera linea siempre parece la mas cara sin serlo, y actual time es POR VUELTA, asi que el costo real de un nodo es su tiempo multiplicado por loops.</w:t>
+      </w:r>
+    </w:p>
+    <w:p>
+      <w:pPr>
+        <w:pStyle w:val="ListBullet2"/>
+      </w:pPr>
+      <w:r>
+        <w:rPr>
+          <w:b w:val="0"/>
+          <w:color w:val="4A4A49"/>
+          <w:sz w:val="22"/>
+        </w:rPr>
+        <w:t>Fuera de la lamina (habla de la practica): Un nodo de 0,5 ms con loops=2006 cuesta un segundo entero y aparece impreso como el mas barato de la pantalla; es exactamente lo que va a pasar en la pregunta 3.</w:t>
+      </w:r>
+    </w:p>
+    <w:p>
+      <w:r>
+        <w:rPr>
+          <w:b/>
+          <w:color w:val="4A4A49"/>
+          <w:sz w:val="22"/>
+        </w:rPr>
+        <w:t>[Slide 6] EXPLAIN ANALYZE: la evidencia, no la opinion</w:t>
+      </w:r>
+      <w:r>
+        <w:rPr>
+          <w:b w:val="0"/>
+          <w:color w:val="4A4A49"/>
+          <w:sz w:val="22"/>
+        </w:rPr>
+        <w:t xml:space="preserve"> — 11 vinetas.</w:t>
+      </w:r>
+    </w:p>
+    <w:p>
+      <w:r>
+        <w:rPr>
+          <w:b/>
+          <w:color w:val="4A4A49"/>
+          <w:sz w:val="22"/>
+        </w:rPr>
+        <w:t>[Slide 7] Un plan, campo por campo</w:t>
       </w:r>
       <w:r>
         <w:rPr>
@@ -344,7 +762,446 @@
           <w:color w:val="4A4A49"/>
           <w:sz w:val="22"/>
         </w:rPr>
-        <w:t>[Slide 5] SQL es declarativo: quien decide el como es el optimizador (2/2)</w:t>
+        <w:t>[Slide 8] Las estadisticas: metadatos que describen los datos sin leerlos</w:t>
+      </w:r>
+      <w:r>
+        <w:rPr>
+          <w:b w:val="0"/>
+          <w:color w:val="4A4A49"/>
+          <w:sz w:val="22"/>
+        </w:rPr>
+        <w:t xml:space="preserve"> — 4 vinetas.</w:t>
+      </w:r>
+    </w:p>
+    <w:p>
+      <w:pPr>
+        <w:pStyle w:val="ListBullet2"/>
+      </w:pPr>
+      <w:r>
+        <w:rPr>
+          <w:b w:val="0"/>
+          <w:color w:val="4A4A49"/>
+          <w:sz w:val="22"/>
+        </w:rPr>
+        <w:t>DESARROLLO (para explicarlo, no se proyecta):</w:t>
+      </w:r>
+    </w:p>
+    <w:p>
+      <w:pPr>
+        <w:pStyle w:val="ListBullet2"/>
+      </w:pPr>
+      <w:r>
+        <w:rPr>
+          <w:b w:val="0"/>
+          <w:color w:val="4A4A49"/>
+          <w:sz w:val="22"/>
+        </w:rPr>
+        <w:t>Las estadisticas del optimizador son los metadatos que describen los datos sin leerlos: filas de la tabla, bloques que ocupa</w:t>
+      </w:r>
+    </w:p>
+    <w:p>
+      <w:pPr>
+        <w:pStyle w:val="ListBullet2"/>
+      </w:pPr>
+      <w:r>
+        <w:rPr>
+          <w:b w:val="0"/>
+          <w:color w:val="4A4A49"/>
+          <w:sz w:val="22"/>
+        </w:rPr>
+        <w:t>Valores distintos por columna, fraccion de nulos y un histograma que reparte los valores en cubos para saber si estan parejos o concentrados.</w:t>
+      </w:r>
+    </w:p>
+    <w:p>
+      <w:pPr>
+        <w:pStyle w:val="ListBullet2"/>
+      </w:pPr>
+      <w:r>
+        <w:rPr>
+          <w:b w:val="0"/>
+          <w:color w:val="4A4A49"/>
+          <w:sz w:val="22"/>
+        </w:rPr>
+        <w:t>PostgreSQL las recolecta con ANALYZE cita, con 100 cubos por columna por omision</w:t>
+      </w:r>
+    </w:p>
+    <w:p>
+      <w:pPr>
+        <w:pStyle w:val="ListBullet2"/>
+      </w:pPr>
+      <w:r>
+        <w:rPr>
+          <w:b w:val="0"/>
+          <w:color w:val="4A4A49"/>
+          <w:sz w:val="22"/>
+        </w:rPr>
+        <w:t>Oracle usa DBMS_STATS.GATHER_TABLE_STATS(USER, 'CITA') y las expone en USER_TABLES.NUM_ROWS.</w:t>
+      </w:r>
+    </w:p>
+    <w:p>
+      <w:pPr>
+        <w:pStyle w:val="ListBullet2"/>
+      </w:pPr>
+      <w:r>
+        <w:rPr>
+          <w:b w:val="0"/>
+          <w:color w:val="4A4A49"/>
+          <w:sz w:val="22"/>
+        </w:rPr>
+        <w:t>En la base de la clase el ANALYZE ya esta corrido, y eso es deliberado: si faltara.</w:t>
+      </w:r>
+    </w:p>
+    <w:p>
+      <w:pPr>
+        <w:pStyle w:val="ListBullet2"/>
+      </w:pPr>
+      <w:r>
+        <w:rPr>
+          <w:b w:val="0"/>
+          <w:color w:val="4A4A49"/>
+          <w:sz w:val="22"/>
+        </w:rPr>
+        <w:t>De aqui sale la explicacion de un fenomeno que desconcierta: la misma consulta, sin cambiar una letra, puede tener hoy un plan distinto al de ayer</w:t>
+      </w:r>
+    </w:p>
+    <w:p>
+      <w:pPr>
+        <w:pStyle w:val="ListBullet2"/>
+      </w:pPr>
+      <w:r>
+        <w:rPr>
+          <w:b w:val="0"/>
+          <w:color w:val="4A4A49"/>
+          <w:sz w:val="22"/>
+        </w:rPr>
+        <w:t>Porque la tabla crecio, porque se recolectaron estadisticas nuevas, porque alguien creo un indice o porque el valor comparado cambio la selectividad estimada.</w:t>
+      </w:r>
+    </w:p>
+    <w:p>
+      <w:pPr>
+        <w:pStyle w:val="ListBullet2"/>
+      </w:pPr>
+      <w:r>
+        <w:rPr>
+          <w:b w:val="0"/>
+          <w:color w:val="4A4A49"/>
+          <w:sz w:val="22"/>
+        </w:rPr>
+        <w:t>El plan no es propiedad del texto SQL, es una decision tomada con la informacion disponible en ese instante.</w:t>
+      </w:r>
+    </w:p>
+    <w:p>
+      <w:pPr>
+        <w:pStyle w:val="ListBullet2"/>
+      </w:pPr>
+      <w:r>
+        <w:rPr>
+          <w:b w:val="0"/>
+          <w:color w:val="4A4A49"/>
+          <w:sz w:val="22"/>
+        </w:rPr>
+        <w:t>Correlacionados quiere decir que el motor multiplica las selectividades de dos filtros como si fueran independientes y no lo son: en la clínica</w:t>
+      </w:r>
+    </w:p>
+    <w:p>
+      <w:pPr>
+        <w:pStyle w:val="ListBullet2"/>
+      </w:pPr>
+      <w:r>
+        <w:rPr>
+          <w:b w:val="0"/>
+          <w:color w:val="4A4A49"/>
+          <w:sz w:val="22"/>
+        </w:rPr>
+        <w:t>Fecha_hora del 2026-03-10 y estado = 'PROGRAMADA' no lo son, porque el reparto de estados no es igual en todos los dias.</w:t>
+      </w:r>
+    </w:p>
+    <w:p>
+      <w:pPr>
+        <w:pStyle w:val="ListBullet2"/>
+      </w:pPr>
+      <w:r>
+        <w:rPr>
+          <w:b w:val="0"/>
+          <w:color w:val="4A4A49"/>
+          <w:sz w:val="22"/>
+        </w:rPr>
+        <w:t>NOTAS:</w:t>
+      </w:r>
+    </w:p>
+    <w:p>
+      <w:pPr>
+        <w:pStyle w:val="ListBullet2"/>
+      </w:pPr>
+      <w:r>
+        <w:rPr>
+          <w:b w:val="0"/>
+          <w:color w:val="4A4A49"/>
+          <w:sz w:val="22"/>
+        </w:rPr>
+        <w:t>De ahi que se comparen rows estimadas contra actual rows.</w:t>
+      </w:r>
+    </w:p>
+    <w:p>
+      <w:pPr>
+        <w:pStyle w:val="ListBullet2"/>
+      </w:pPr>
+      <w:r>
+        <w:rPr>
+          <w:b w:val="0"/>
+          <w:color w:val="4A4A49"/>
+          <w:sz w:val="22"/>
+        </w:rPr>
+        <w:t>Conviene marcar la diferencia de palabras en voz alta, porque van a aparecer las dos hoy: predicados correlacionados es esto, un asunto de estimacion; subconsulta correlacionada.</w:t>
+      </w:r>
+    </w:p>
+    <w:p>
+      <w:pPr>
+        <w:pStyle w:val="ListBullet2"/>
+      </w:pPr>
+      <w:r>
+        <w:rPr>
+          <w:b w:val="0"/>
+          <w:color w:val="4A4A49"/>
+          <w:sz w:val="22"/>
+        </w:rPr>
+        <w:t>Fuera de la lamina (habla de la practica): En la base de la clase el ANALYZE ya esta corrido, y eso es deliberado: si faltara, el estimado contra real de la pregunta 2 saldria disparatado por una razon que no es el tema de la clase y el estudiante concluiria lo contrario de lo que hay que aprender.</w:t>
+      </w:r>
+    </w:p>
+    <w:p>
+      <w:pPr>
+        <w:pStyle w:val="ListBullet2"/>
+      </w:pPr>
+      <w:r>
+        <w:rPr>
+          <w:b w:val="0"/>
+          <w:color w:val="4A4A49"/>
+          <w:sz w:val="22"/>
+        </w:rPr>
+        <w:t>Fuera de la lamina (habla de la practica): De ahi que se comparen rows estimadas contra actual rows, que es literalmente una de las tres columnas que pide la pregunta 2: una divergencia de 2 veces es normal, una de 10 veces o mas es la senal clasica de estadisticas viejas o de predicados correlacionados, y esa es tambien la sexta afirmacion de la pregunta 4, que es correcta.</w:t>
+      </w:r>
+    </w:p>
+    <w:p>
+      <w:pPr>
+        <w:pStyle w:val="ListBullet2"/>
+      </w:pPr>
+      <w:r>
+        <w:rPr>
+          <w:b w:val="0"/>
+          <w:color w:val="4A4A49"/>
+          <w:sz w:val="22"/>
+        </w:rPr>
+        <w:t>Fuera de la lamina (habla de la practica): Conviene marcar la diferencia de palabras en voz alta, porque van a aparecer las dos hoy: predicados correlacionados es esto, un asunto de estimacion; subconsulta correlacionada, la de la pregunta 3, es otra cosa completamente distinta y es un asunto de numero de ejecuciones.</w:t>
+      </w:r>
+    </w:p>
+    <w:p>
+      <w:r>
+        <w:rPr>
+          <w:b/>
+          <w:color w:val="4A4A49"/>
+          <w:sz w:val="22"/>
+        </w:rPr>
+        <w:t>[Slide 9] Cardinalidad y selectividad: por que el motor decide lo que decide</w:t>
+      </w:r>
+      <w:r>
+        <w:rPr>
+          <w:b w:val="0"/>
+          <w:color w:val="4A4A49"/>
+          <w:sz w:val="22"/>
+        </w:rPr>
+        <w:t xml:space="preserve"> — 4 vinetas.</w:t>
+      </w:r>
+    </w:p>
+    <w:p>
+      <w:pPr>
+        <w:pStyle w:val="ListBullet2"/>
+      </w:pPr>
+      <w:r>
+        <w:rPr>
+          <w:b w:val="0"/>
+          <w:color w:val="4A4A49"/>
+          <w:sz w:val="22"/>
+        </w:rPr>
+        <w:t>DESARROLLO (para explicarlo, no se proyecta):</w:t>
+      </w:r>
+    </w:p>
+    <w:p>
+      <w:pPr>
+        <w:pStyle w:val="ListBullet2"/>
+      </w:pPr>
+      <w:r>
+        <w:rPr>
+          <w:b w:val="0"/>
+          <w:color w:val="4A4A49"/>
+          <w:sz w:val="22"/>
+        </w:rPr>
+        <w:t>La cardinalidad de una columna es la cantidad de valores distintos que contiene, y conviene advertir que la palabra se usa tambien para las filas que entrega un nodo del plan.</w:t>
+      </w:r>
+    </w:p>
+    <w:p>
+      <w:pPr>
+        <w:pStyle w:val="ListBullet2"/>
+      </w:pPr>
+      <w:r>
+        <w:rPr>
+          <w:b w:val="0"/>
+          <w:color w:val="4A4A49"/>
+          <w:sz w:val="22"/>
+        </w:rPr>
+        <w:t>La selectividad de un predicado es la fraccion de filas que sobreviven al filtro, entre 0 y 1, y es lo que el optimizador calcula con las estadisticas.</w:t>
+      </w:r>
+    </w:p>
+    <w:p>
+      <w:pPr>
+        <w:pStyle w:val="ListBullet2"/>
+      </w:pPr>
+      <w:r>
+        <w:rPr>
+          <w:b w:val="0"/>
+          <w:color w:val="4A4A49"/>
+          <w:sz w:val="22"/>
+        </w:rPr>
+        <w:t>Las cifras que hay que usar son las de la base de la clase, no unas inventadas</w:t>
+      </w:r>
+    </w:p>
+    <w:p>
+      <w:pPr>
+        <w:pStyle w:val="ListBullet2"/>
+      </w:pPr>
+      <w:r>
+        <w:rPr>
+          <w:b w:val="0"/>
+          <w:color w:val="4A4A49"/>
+          <w:sz w:val="22"/>
+        </w:rPr>
+        <w:t>Porque el estudiante las va a ver en su pantalla: 2.006 duenos, 5.008 mascotas, 16 veterinarios y 30.010 citas repartidas entre el 2026-01-05 y el 2026-07-23, o sea 200 dias distintos con exactamente 150 citas cada uno.</w:t>
+      </w:r>
+    </w:p>
+    <w:p>
+      <w:pPr>
+        <w:pStyle w:val="ListBullet2"/>
+      </w:pPr>
+      <w:r>
+        <w:rPr>
+          <w:b w:val="0"/>
+          <w:color w:val="4A4A49"/>
+          <w:sz w:val="22"/>
+        </w:rPr>
+        <w:t>Con eso, WHERE c.fecha_hora &gt;= TIMESTAMP '2026-03-10 00:00:00' AND c.fecha_hora &lt; TIMESTAMP '2026-03-11 00:00:00' tiene selectividad 150 sobre 30.010, o sea 0,5 %: filtro excelente.</w:t>
+      </w:r>
+    </w:p>
+    <w:p>
+      <w:pPr>
+        <w:pStyle w:val="ListBullet2"/>
+      </w:pPr>
+      <w:r>
+        <w:rPr>
+          <w:b w:val="0"/>
+          <w:color w:val="4A4A49"/>
+          <w:sz w:val="22"/>
+        </w:rPr>
+        <w:t>WHERE c.estado = 'PROGRAMADA', sobre tres valores distintos (PROGRAMADA, ATENDIDA, CANCELADA), no filtra casi nada: son 18.187 filas, el 60,6 %, porque la siembra hace CANCELADA una de cada once citas y ATENDIDA una de cada tres de las que quedan.</w:t>
+      </w:r>
+    </w:p>
+    <w:p>
+      <w:pPr>
+        <w:pStyle w:val="ListBullet2"/>
+      </w:pPr>
+      <w:r>
+        <w:rPr>
+          <w:b w:val="0"/>
+          <w:color w:val="4A4A49"/>
+          <w:sz w:val="22"/>
+        </w:rPr>
+        <w:t>Y WHERE m.activa = 'S', con 4.712 de las 5.008 mascotas activas, tiene selectividad 0,94: no filtra nada.</w:t>
+      </w:r>
+    </w:p>
+    <w:p>
+      <w:pPr>
+        <w:pStyle w:val="ListBullet2"/>
+      </w:pPr>
+      <w:r>
+        <w:rPr>
+          <w:b w:val="0"/>
+          <w:color w:val="4A4A49"/>
+          <w:sz w:val="22"/>
+        </w:rPr>
+        <w:t>Los dos filtros juntos dejan 91 filas de 30.010, el 0,3 %.</w:t>
+      </w:r>
+    </w:p>
+    <w:p>
+      <w:pPr>
+        <w:pStyle w:val="ListBullet2"/>
+      </w:pPr>
+      <w:r>
+        <w:rPr>
+          <w:b w:val="0"/>
+          <w:color w:val="4A4A49"/>
+          <w:sz w:val="22"/>
+        </w:rPr>
+        <w:t>La regla practica, convencion de oficio y no regla dura, dice que por debajo del 5 % de las filas conviene el indice, entre 5 % y 20 % depende del motor, y por encima del 20 % o 25 % gana leer la tabla completa.</w:t>
+      </w:r>
+    </w:p>
+    <w:p>
+      <w:pPr>
+        <w:pStyle w:val="ListBullet2"/>
+      </w:pPr>
+      <w:r>
+        <w:rPr>
+          <w:b w:val="0"/>
+          <w:color w:val="4A4A49"/>
+          <w:sz w:val="22"/>
+        </w:rPr>
+        <w:t>Su origen es medible: PostgreSQL valora una lectura aleatoria de pagina en 4,0 y una secuencial en 1,0 (parametros random_page_cost y seq_page_cost), y por eso la regla se enuncia en filas pero el motor decide en costos, que no es lo mismo.</w:t>
+      </w:r>
+    </w:p>
+    <w:p>
+      <w:pPr>
+        <w:pStyle w:val="ListBullet2"/>
+      </w:pPr>
+      <w:r>
+        <w:rPr>
+          <w:b w:val="0"/>
+          <w:color w:val="4A4A49"/>
+          <w:sz w:val="22"/>
+        </w:rPr>
+        <w:t>NOTAS:</w:t>
+      </w:r>
+    </w:p>
+    <w:p>
+      <w:pPr>
+        <w:pStyle w:val="ListBullet2"/>
+      </w:pPr>
+      <w:r>
+        <w:rPr>
+          <w:b w:val="0"/>
+          <w:color w:val="4A4A49"/>
+          <w:sz w:val="22"/>
+        </w:rPr>
+        <w:t>Dos terminos explican por que el motor decide lo que decide.</w:t>
+      </w:r>
+    </w:p>
+    <w:p>
+      <w:pPr>
+        <w:pStyle w:val="ListBullet2"/>
+      </w:pPr>
+      <w:r>
+        <w:rPr>
+          <w:b w:val="0"/>
+          <w:color w:val="4A4A49"/>
+          <w:sz w:val="22"/>
+        </w:rPr>
+        <w:t>Fuera de la lamina (habla de la practica): Los dos filtros juntos dejan 91 filas de 30.010, el 0,3 %, y ese 91 es el numero que el estudiante tiene que ver dos veces en la pregunta 1.</w:t>
+      </w:r>
+    </w:p>
+    <w:p>
+      <w:r>
+        <w:rPr>
+          <w:b/>
+          <w:color w:val="4A4A49"/>
+          <w:sz w:val="22"/>
+        </w:rPr>
+        <w:t>[Slide 10] Full table scan contra index scan, sin caricaturas</w:t>
       </w:r>
       <w:r>
         <w:rPr>
@@ -356,13 +1213,496 @@
       </w:r>
     </w:p>
     <w:p>
+      <w:pPr>
+        <w:pStyle w:val="ListBullet2"/>
+      </w:pPr>
+      <w:r>
+        <w:rPr>
+          <w:b w:val="0"/>
+          <w:color w:val="4A4A49"/>
+          <w:sz w:val="22"/>
+        </w:rPr>
+        <w:t>DESARROLLO (para explicarlo, no se proyecta):</w:t>
+      </w:r>
+    </w:p>
+    <w:p>
+      <w:pPr>
+        <w:pStyle w:val="ListBullet2"/>
+      </w:pPr>
+      <w:r>
+        <w:rPr>
+          <w:b w:val="0"/>
+          <w:color w:val="4A4A49"/>
+          <w:sz w:val="22"/>
+        </w:rPr>
+        <w:t>Un full table scan, que en PostgreSQL se imprime Seq Scan y en Oracle TABLE ACCESS FULL, lee todos los bloques de principio a fin y descarta en memoria lo que no cumple el filtro; su ventaja es que la lectura es secuencial.</w:t>
+      </w:r>
+    </w:p>
+    <w:p>
+      <w:pPr>
+        <w:pStyle w:val="ListBullet2"/>
+      </w:pPr>
+      <w:r>
+        <w:rPr>
+          <w:b w:val="0"/>
+          <w:color w:val="4A4A49"/>
+          <w:sz w:val="22"/>
+        </w:rPr>
+        <w:t>Un index scan desciende por el indice y, por cada coincidencia, va a buscar la fila a la tabla, lo cual son lecturas dispersas.</w:t>
+      </w:r>
+    </w:p>
+    <w:p>
+      <w:pPr>
+        <w:pStyle w:val="ListBullet2"/>
+      </w:pPr>
+      <w:r>
+        <w:rPr>
+          <w:b w:val="0"/>
+          <w:color w:val="4A4A49"/>
+          <w:sz w:val="22"/>
+        </w:rPr>
+        <w:t>Las cuentas de la base de la clase: cita con 30.010 filas de unos 60 bytes ocupa del orden de 2 MB, unas 230 a 250 paginas de 8 KB —el numero exacto lo dice el Buffers del EXPLAIN, no hace falta estimarlo—</w:t>
+      </w:r>
+    </w:p>
+    <w:p>
+      <w:pPr>
+        <w:pStyle w:val="ListBullet2"/>
+      </w:pPr>
+      <w:r>
+        <w:rPr>
+          <w:b w:val="0"/>
+          <w:color w:val="4A4A49"/>
+          <w:sz w:val="22"/>
+        </w:rPr>
+        <w:t>Y el Seq Scan cuesta esas paginas; buscar el 2026-03-10 por un indice sobre fecha_hora costaria 2 o 3 lecturas para bajar el arbol mas una por cada una de las 150 filas del dia, unas 153 en total.</w:t>
+      </w:r>
+    </w:p>
+    <w:p>
+      <w:pPr>
+        <w:pStyle w:val="ListBullet2"/>
+      </w:pPr>
+      <w:r>
+        <w:rPr>
+          <w:b w:val="0"/>
+          <w:color w:val="4A4A49"/>
+          <w:sz w:val="22"/>
+        </w:rPr>
+        <w:t>Aqui hay que ser honesto y es mas interesante que la caricatura: a este volumen el indice no es veinte veces mejor, es del mismo orden de magnitud</w:t>
+      </w:r>
+    </w:p>
+    <w:p>
+      <w:pPr>
+        <w:pStyle w:val="ListBullet2"/>
+      </w:pPr>
+      <w:r>
+        <w:rPr>
+          <w:b w:val="0"/>
+          <w:color w:val="4A4A49"/>
+          <w:sz w:val="22"/>
+        </w:rPr>
+        <w:t>Y medido en la unidad del planeador —donde una pagina dispersa vale cuatro secuenciales— puede incluso salir perdiendo.</w:t>
+      </w:r>
+    </w:p>
+    <w:p>
+      <w:pPr>
+        <w:pStyle w:val="ListBullet2"/>
+      </w:pPr>
+      <w:r>
+        <w:rPr>
+          <w:b w:val="0"/>
+          <w:color w:val="4A4A49"/>
+          <w:sz w:val="22"/>
+        </w:rPr>
+        <w:t>La ventaja del indice crece con el tamano, no con el porcentaje: si la clínica acumulara 300.000 citas, el Seq Scan pasaria a 2.400 paginas y el indice seguiria costando unas 153, y ahi si son dieciseis veces menos.</w:t>
+      </w:r>
+    </w:p>
+    <w:p>
+      <w:pPr>
+        <w:pStyle w:val="ListBullet2"/>
+      </w:pPr>
+      <w:r>
+        <w:rPr>
+          <w:b w:val="0"/>
+          <w:color w:val="4A4A49"/>
+          <w:sz w:val="22"/>
+        </w:rPr>
+        <w:t>Sobre 20 filas todo es instantaneo y todo se resuelve con Seq Scan, porque una tabla de 20 filas ocupa una sola pagina y no hay plan mas barato que leer una pagina</w:t>
+      </w:r>
+    </w:p>
+    <w:p>
+      <w:pPr>
+        <w:pStyle w:val="ListBullet2"/>
+      </w:pPr>
+      <w:r>
+        <w:rPr>
+          <w:b w:val="0"/>
+          <w:color w:val="4A4A49"/>
+          <w:sz w:val="22"/>
+        </w:rPr>
+        <w:t>En ese tamano la consulta pesima y la optima miden lo mismo, entre 0,02 y 0,3 milisegundos, y la diferencia se esconde en el ruido de medicion.</w:t>
+      </w:r>
+    </w:p>
+    <w:p>
+      <w:pPr>
+        <w:pStyle w:val="ListBullet2"/>
+      </w:pPr>
+      <w:r>
+        <w:rPr>
+          <w:b w:val="0"/>
+          <w:color w:val="4A4A49"/>
+          <w:sz w:val="22"/>
+        </w:rPr>
+        <w:t>Optimizar sobre 20 filas no es optimizar: es adivinar.</w:t>
+      </w:r>
+    </w:p>
+    <w:p>
+      <w:pPr>
+        <w:pStyle w:val="ListBullet2"/>
+      </w:pPr>
+      <w:r>
+        <w:rPr>
+          <w:b w:val="0"/>
+          <w:color w:val="4A4A49"/>
+          <w:sz w:val="22"/>
+        </w:rPr>
+        <w:t>Justamente por eso hoy no se mide sobre la base propia sino sobre una base sembrada con 30.010 citas, y por eso el script de la demo tambien las siembra: para que el docente y el estudiante midan sobre lo mismo.</w:t>
+      </w:r>
+    </w:p>
+    <w:p>
+      <w:pPr>
+        <w:pStyle w:val="ListBullet2"/>
+      </w:pPr>
+      <w:r>
+        <w:rPr>
+          <w:b w:val="0"/>
+          <w:color w:val="4A4A49"/>
+          <w:sz w:val="22"/>
+        </w:rPr>
+        <w:t>Si alguien pide medir en su propia base, la respuesta es que primero tiene que fabricar volumen con generate_series, y que sin eso los numeros que reporte no significan nada.</w:t>
+      </w:r>
+    </w:p>
+    <w:p>
+      <w:pPr>
+        <w:pStyle w:val="ListBullet2"/>
+      </w:pPr>
+      <w:r>
+        <w:rPr>
+          <w:b w:val="0"/>
+          <w:color w:val="4A4A49"/>
+          <w:sz w:val="22"/>
+        </w:rPr>
+        <w:t>NOTAS:</w:t>
+      </w:r>
+    </w:p>
+    <w:p>
+      <w:pPr>
+        <w:pStyle w:val="ListBullet2"/>
+      </w:pPr>
+      <w:r>
+        <w:rPr>
+          <w:b w:val="0"/>
+          <w:color w:val="4A4A49"/>
+          <w:sz w:val="22"/>
+        </w:rPr>
+        <w:t>Con eso se explica full table scan contra index scan sin caricaturas.</w:t>
+      </w:r>
+    </w:p>
+    <w:p>
+      <w:pPr>
+        <w:pStyle w:val="ListBullet2"/>
+      </w:pPr>
+      <w:r>
+        <w:rPr>
+          <w:b w:val="0"/>
+          <w:color w:val="4A4A49"/>
+          <w:sz w:val="22"/>
+        </w:rPr>
+        <w:t>Por eso la Clase 7 tiene que MEDIRLO y no suponerlo.</w:t>
+      </w:r>
+    </w:p>
+    <w:p>
+      <w:pPr>
+        <w:pStyle w:val="ListBullet2"/>
+      </w:pPr>
+      <w:r>
+        <w:rPr>
+          <w:b w:val="0"/>
+          <w:color w:val="4A4A49"/>
+          <w:sz w:val="22"/>
+        </w:rPr>
+        <w:t>Y aqui esta el punto pedagogico central, que cambio de sitio y hay que decirlo bien: el problema de las 20 filas es el de la base propia del estudiante, la que cargo en la Clase 1, no el de la clase.</w:t>
+      </w:r>
+    </w:p>
+    <w:p>
       <w:r>
         <w:rPr>
           <w:b/>
           <w:color w:val="4A4A49"/>
           <w:sz w:val="22"/>
         </w:rPr>
-        <w:t>[Slide 6] Leer un plan: es un arbol y se lee de adentro hacia afuera (1/3)</w:t>
+        <w:t>[Slide 11] Predicado sargable: el antipatron que conecta con la Clase 7</w:t>
+      </w:r>
+      <w:r>
+        <w:rPr>
+          <w:b w:val="0"/>
+          <w:color w:val="4A4A49"/>
+          <w:sz w:val="22"/>
+        </w:rPr>
+        <w:t xml:space="preserve"> — 3 vinetas.</w:t>
+      </w:r>
+    </w:p>
+    <w:p>
+      <w:pPr>
+        <w:pStyle w:val="ListBullet2"/>
+      </w:pPr>
+      <w:r>
+        <w:rPr>
+          <w:b w:val="0"/>
+          <w:color w:val="4A4A49"/>
+          <w:sz w:val="22"/>
+        </w:rPr>
+        <w:t>DESARROLLO (para explicarlo, no se proyecta):</w:t>
+      </w:r>
+    </w:p>
+    <w:p>
+      <w:pPr>
+        <w:pStyle w:val="ListBullet2"/>
+      </w:pPr>
+      <w:r>
+        <w:rPr>
+          <w:b w:val="0"/>
+          <w:color w:val="4A4A49"/>
+          <w:sz w:val="22"/>
+        </w:rPr>
+        <w:t>Un predicado es sargable, de Search ARGument ABLE, cuando el motor puede resolverlo navegando un indice, y para eso la columna indexada debe aparecer sola a un lado de la comparacion.</w:t>
+      </w:r>
+    </w:p>
+    <w:p>
+      <w:pPr>
+        <w:pStyle w:val="ListBullet2"/>
+      </w:pPr>
+      <w:r>
+        <w:rPr>
+          <w:b w:val="0"/>
+          <w:color w:val="4A4A49"/>
+          <w:sz w:val="22"/>
+        </w:rPr>
+        <w:t>Las dos formas no sargables estan las dos en la consulta ANTES de la clase: to_char(c.fecha_hora, 'YYYY-MM-DD') = '2026-03-10' y UPPER(c.estado) = 'PROGRAMADA'.</w:t>
+      </w:r>
+    </w:p>
+    <w:p>
+      <w:pPr>
+        <w:pStyle w:val="ListBullet2"/>
+      </w:pPr>
+      <w:r>
+        <w:rPr>
+          <w:b w:val="0"/>
+          <w:color w:val="4A4A49"/>
+          <w:sz w:val="22"/>
+        </w:rPr>
+        <w:t>Ninguna de las dos puede usar un indice sobre esa columna, porque el indice guarda el valor tal como se escribio y el motor no puede saber, sin evaluar la funcion, cuales entradas darian ese resultado; asi que la evalua 30.010 veces, una por fila.</w:t>
+      </w:r>
+    </w:p>
+    <w:p>
+      <w:pPr>
+        <w:pStyle w:val="ListBullet2"/>
+      </w:pPr>
+      <w:r>
+        <w:rPr>
+          <w:b w:val="0"/>
+          <w:color w:val="4A4A49"/>
+          <w:sz w:val="22"/>
+        </w:rPr>
+        <w:t>WHERE UPPER(m.nombre) = 'LUNA' es el mismo caso frente a un indice sobre mascota(nombre) y obliga a aplicar la funcion a las 5.008 filas.</w:t>
+      </w:r>
+    </w:p>
+    <w:p>
+      <w:pPr>
+        <w:pStyle w:val="ListBullet2"/>
+      </w:pPr>
+      <w:r>
+        <w:rPr>
+          <w:b w:val="0"/>
+          <w:color w:val="4A4A49"/>
+          <w:sz w:val="22"/>
+        </w:rPr>
+        <w:t>Igual ocurre con WHERE EXTRACT(YEAR FROM c.fecha_hora) = 2026, con WHERE SUBSTR(d.telefono, 1, 3) = '300' y con la conversion implicita: si id_mascota es numerico y se escribe WHERE c.id_mascota = '10', algunos motores convierten la columna y no el literal.</w:t>
+      </w:r>
+    </w:p>
+    <w:p>
+      <w:pPr>
+        <w:pStyle w:val="ListBullet2"/>
+      </w:pPr>
+      <w:r>
+        <w:rPr>
+          <w:b w:val="0"/>
+          <w:color w:val="4A4A49"/>
+          <w:sz w:val="22"/>
+        </w:rPr>
+        <w:t>La reescritura correcta casi siempre es un rango: WHERE c.fecha_hora &gt;= TIMESTAMP '2026-03-10 00:00:00' AND c.fecha_hora &lt; TIMESTAMP '2026-03-11 00:00:00'.</w:t>
+      </w:r>
+    </w:p>
+    <w:p>
+      <w:pPr>
+        <w:pStyle w:val="ListBullet2"/>
+      </w:pPr>
+      <w:r>
+        <w:rPr>
+          <w:b w:val="0"/>
+          <w:color w:val="4A4A49"/>
+          <w:sz w:val="22"/>
+        </w:rPr>
+        <w:t>Un caso mas: LIKE 'Lu%' si usa indice porque el comodin va al final, y LIKE '%una%' no, porque no hay prefijo por donde bajar el arbol.</w:t>
+      </w:r>
+    </w:p>
+    <w:p>
+      <w:pPr>
+        <w:pStyle w:val="ListBullet2"/>
+      </w:pPr>
+      <w:r>
+        <w:rPr>
+          <w:b w:val="0"/>
+          <w:color w:val="4A4A49"/>
+          <w:sz w:val="22"/>
+        </w:rPr>
+        <w:t>Cuando la funcion es necesaria para el negocio existe la salida de la clase siguiente, el indice funcional,, que existe en PostgreSQL y en Oracle; hoy se menciona solo como adelanto, para que nadie crea que las funciones estan prohibidas en el WHERE.</w:t>
+      </w:r>
+    </w:p>
+    <w:p>
+      <w:pPr>
+        <w:pStyle w:val="ListBullet2"/>
+      </w:pPr>
+      <w:r>
+        <w:rPr>
+          <w:b w:val="0"/>
+          <w:color w:val="4A4A49"/>
+          <w:sz w:val="22"/>
+        </w:rPr>
+        <w:t>Y hay que cerrar con la verdad incomoda, que es el mejor bono conceptual de la clase: hoy el rango tampoco evita el Seq Scan</w:t>
+      </w:r>
+    </w:p>
+    <w:p>
+      <w:pPr>
+        <w:pStyle w:val="ListBullet2"/>
+      </w:pPr>
+      <w:r>
+        <w:rPr>
+          <w:b w:val="0"/>
+          <w:color w:val="4A4A49"/>
+          <w:sz w:val="22"/>
+        </w:rPr>
+        <w:t>Porque en esta base no hay ningun indice sobre fecha_hora; lo que gana el rango hoy es dejar de calcular la funcion 30.010 veces y darle al planeador una estimacion correcta de cuantas filas van a pasar.</w:t>
+      </w:r>
+    </w:p>
+    <w:p>
+      <w:pPr>
+        <w:pStyle w:val="ListBullet2"/>
+      </w:pPr>
+      <w:r>
+        <w:rPr>
+          <w:b w:val="0"/>
+          <w:color w:val="4A4A49"/>
+          <w:sz w:val="22"/>
+        </w:rPr>
+        <w:t>NOTAS:</w:t>
+      </w:r>
+    </w:p>
+    <w:p>
+      <w:pPr>
+        <w:pStyle w:val="ListBullet2"/>
+      </w:pPr>
+      <w:r>
+        <w:rPr>
+          <w:b w:val="0"/>
+          <w:color w:val="4A4A49"/>
+          <w:sz w:val="22"/>
+        </w:rPr>
+        <w:t>El caso de UPPER(c.estado) tiene una reescritura mas simple todavia y hay que decirla porque el estudiante duda: se elimina la funcion, porque el dominio ya esta normalizado por el CHECK (estado IN ('PROGRAMADA','ATENDIDA','CANCELADA')), de modo que no existe ninguna fila en minusculas que UPPER pudiera rescatar.</w:t>
+      </w:r>
+    </w:p>
+    <w:p>
+      <w:pPr>
+        <w:pStyle w:val="ListBullet2"/>
+      </w:pPr>
+      <w:r>
+        <w:rPr>
+          <w:b w:val="0"/>
+          <w:color w:val="4A4A49"/>
+          <w:sz w:val="22"/>
+        </w:rPr>
+        <w:t>CÓDIGO CITADO (referencia):</w:t>
+      </w:r>
+    </w:p>
+    <w:p>
+      <w:pPr>
+        <w:pStyle w:val="ListBullet2"/>
+      </w:pPr>
+      <w:r>
+        <w:rPr>
+          <w:b w:val="0"/>
+          <w:color w:val="4A4A49"/>
+          <w:sz w:val="22"/>
+        </w:rPr>
+        <w:t>CREATE INDEX idx_mascota_nombre_upper ON mascota (UPPER(nombre))</w:t>
+      </w:r>
+    </w:p>
+    <w:p>
+      <w:pPr>
+        <w:pStyle w:val="ListBullet2"/>
+      </w:pPr>
+      <w:r>
+        <w:rPr>
+          <w:b w:val="0"/>
+          <w:color w:val="4A4A49"/>
+          <w:sz w:val="22"/>
+        </w:rPr>
+        <w:t>Fuera de la lamina (habla de la practica): El antipatron de la funcion sobre la columna merece parrafo propio porque conecta con la Clase 7 y porque es el que la pregunta 4 pone de primero.</w:t>
+      </w:r>
+    </w:p>
+    <w:p>
+      <w:r>
+        <w:rPr>
+          <w:b/>
+          <w:color w:val="4A4A49"/>
+          <w:sz w:val="22"/>
+        </w:rPr>
+        <w:t>[Slide 12] El antipatron y su reescritura</w:t>
+      </w:r>
+      <w:r>
+        <w:rPr>
+          <w:b w:val="0"/>
+          <w:color w:val="4A4A49"/>
+          <w:sz w:val="22"/>
+        </w:rPr>
+        <w:t xml:space="preserve"> — 12 vinetas.</w:t>
+      </w:r>
+    </w:p>
+    <w:p>
+      <w:r>
+        <w:rPr>
+          <w:b/>
+          <w:color w:val="4A4A49"/>
+          <w:sz w:val="22"/>
+        </w:rPr>
+        <w:t>[Slide 13] Optimizar es un ANTES medible, no una opinion</w:t>
+      </w:r>
+      <w:r>
+        <w:rPr>
+          <w:b w:val="0"/>
+          <w:color w:val="4A4A49"/>
+          <w:sz w:val="22"/>
+        </w:rPr>
+        <w:t xml:space="preserve"> — 9 vinetas.</w:t>
+      </w:r>
+    </w:p>
+    <w:p>
+      <w:r>
+        <w:rPr>
+          <w:b/>
+          <w:color w:val="4A4A49"/>
+          <w:sz w:val="22"/>
+        </w:rPr>
+        <w:t>[Slide 14] La subconsulta correlacionada: 2.006 pasadas o una sola</w:t>
       </w:r>
       <w:r>
         <w:rPr>
@@ -383,7 +1723,7 @@
           <w:color w:val="4A4A49"/>
           <w:sz w:val="22"/>
         </w:rPr>
-        <w:t>Y hay dos trampas al senalar el nodo mas costoso.</w:t>
+        <w:t>DESARROLLO (para explicarlo, no se proyecta):</w:t>
       </w:r>
     </w:p>
     <w:p>
@@ -396,7 +1736,7 @@
           <w:color w:val="4A4A49"/>
           <w:sz w:val="22"/>
         </w:rPr>
-        <w:t>Fuera de la lamina (habla de la practica): El costo NO esta en milisegundos, es una unidad relativa donde 1.0 equivale por convencion a leer secuencialmente una pagina de 8 KB, y solo sirve para comparar planes del mismo motor; confundir cost con tiempo es el error mas frecuente al calificar esta pregunta.</w:t>
+        <w:t>Una subconsulta es correlacionada cuando menciona una columna de la consulta exterior; si ademas esta en la lista de columnas, el motor no puede calcularla una vez y reusarla</w:t>
       </w:r>
     </w:p>
     <w:p>
@@ -409,7 +1749,7 @@
           <w:color w:val="4A4A49"/>
           <w:sz w:val="22"/>
         </w:rPr>
-        <w:t>Fuera de la lamina (habla de la practica): Advertencia que evita un accidente en clase: ANALYZE EJECUTA la sentencia, asi que sobre un UPDATE o un DELETE hay que envolverlo en BEGIN y ROLLBACK, lo cual ya anticipa la Clase 8; con SELECT no hay riesgo y el taller es solo de SELECT.</w:t>
+        <w:t>Porque depende de la fila que se este mirando, asi que la ejecuta una vez por cada fila del exterior.</w:t>
       </w:r>
     </w:p>
     <w:p>
@@ -422,7 +1762,7 @@
           <w:color w:val="4A4A49"/>
           <w:sz w:val="22"/>
         </w:rPr>
-        <w:t>Fuera de la lamina (habla de la practica): Y hay dos trampas al senalar el nodo mas costoso, que el docente tiene que conocer antes de calificar: el tiempo que muestra un nodo INCLUYE el de sus hijos, de modo que la primera linea siempre parece la mas cara sin serlo, y actual time es POR VUELTA, asi que el costo real de un nodo es su tiempo multiplicado por loops.</w:t>
+        <w:t>El reporte de ranking de duenos de la clase la tiene: (SELECT COUNT(*) FROM cita c JOIN mascota m ON m.id_mascota = c.id_mascota WHERE m.id_dueno = d.id_dueno) AS total_citas, con FROM dueno d.</w:t>
       </w:r>
     </w:p>
     <w:p>
@@ -435,7 +1775,202 @@
           <w:color w:val="4A4A49"/>
           <w:sz w:val="22"/>
         </w:rPr>
-        <w:t>Fuera de la lamina (habla de la practica): Un nodo de 0,5 ms con loops=2006 cuesta un segundo entero y aparece impreso como el mas barato de la pantalla; es exactamente lo que va a pasar en la pregunta 3.</w:t>
+        <w:t>Como hay 2.006 duenos, se ejecuta 2.006 veces, y cada ejecucion recorre mascota y cita completas: del orden de 70 millones de filas procesadas para producir 2.006.</w:t>
+      </w:r>
+    </w:p>
+    <w:p>
+      <w:pPr>
+        <w:pStyle w:val="ListBullet2"/>
+      </w:pPr>
+      <w:r>
+        <w:rPr>
+          <w:b w:val="0"/>
+          <w:color w:val="4A4A49"/>
+          <w:sz w:val="22"/>
+        </w:rPr>
+        <w:t>El plan lo dice con un nodo SubPlan y con loops=2006, y loops es el unico lugar del plan donde se lee «esto se repitio»</w:t>
+      </w:r>
+    </w:p>
+    <w:p>
+      <w:pPr>
+        <w:pStyle w:val="ListBullet2"/>
+      </w:pPr>
+      <w:r>
+        <w:rPr>
+          <w:b w:val="0"/>
+          <w:color w:val="4A4A49"/>
+          <w:sz w:val="22"/>
+        </w:rPr>
+        <w:t>Si el docente no ensena a buscar ese campo, el estudiante va a senalar como nodo mas costoso el Seq Scan de arriba, que aparece con un tiempo mayor solo porque incluye a sus hijos.</w:t>
+      </w:r>
+    </w:p>
+    <w:p>
+      <w:pPr>
+        <w:pStyle w:val="ListBullet2"/>
+      </w:pPr>
+      <w:r>
+        <w:rPr>
+          <w:b w:val="0"/>
+          <w:color w:val="4A4A49"/>
+          <w:sz w:val="22"/>
+        </w:rPr>
+        <w:t>La reescritura es dueno LEFT JOIN mascota LEFT JOIN cita, con GROUP BY d.id_dueno, d.nombre y COUNT(c.id_cita): el SubPlan desaparece y en su lugar queda un HashAggregate sobre una sola pasada.</w:t>
+      </w:r>
+    </w:p>
+    <w:p>
+      <w:pPr>
+        <w:pStyle w:val="ListBullet2"/>
+      </w:pPr>
+      <w:r>
+        <w:rPr>
+          <w:b w:val="0"/>
+          <w:color w:val="4A4A49"/>
+          <w:sz w:val="22"/>
+        </w:rPr>
+        <w:t>Es la unica mejora del dia que es de ordenes de magnitud, y no necesita ningun indice, porque lo que se elimino no fue un escaneo sino 2.005 escaneos.</w:t>
+      </w:r>
+    </w:p>
+    <w:p>
+      <w:pPr>
+        <w:pStyle w:val="ListBullet2"/>
+      </w:pPr>
+      <w:r>
+        <w:rPr>
+          <w:b w:val="0"/>
+          <w:color w:val="4A4A49"/>
+          <w:sz w:val="22"/>
+        </w:rPr>
+        <w:t>Primero, COUNT(c.id_cita) y nunca COUNT(*): el LEFT JOIN fabrica una fila llena de NULL por cada dueno que no tiene citas, COUNT(*) cuenta filas y reportaria 1, y COUNT de una columna ignora los NULL y reporta 0.</w:t>
+      </w:r>
+    </w:p>
+    <w:p>
+      <w:pPr>
+        <w:pStyle w:val="ListBullet2"/>
+      </w:pPr>
+      <w:r>
+        <w:rPr>
+          <w:b w:val="0"/>
+          <w:color w:val="4A4A49"/>
+          <w:sz w:val="22"/>
+        </w:rPr>
+        <w:t>El sintoma es exacto y se puede proyectar en treinta segundos: los duenos 2001 a 2006 de la base de la clase no tienen mascotas, asi que su respuesta correcta es 0 y con COUNT(*) dicen 1.</w:t>
+      </w:r>
+    </w:p>
+    <w:p>
+      <w:pPr>
+        <w:pStyle w:val="ListBullet2"/>
+      </w:pPr>
+      <w:r>
+        <w:rPr>
+          <w:b w:val="0"/>
+          <w:color w:val="4A4A49"/>
+          <w:sz w:val="22"/>
+        </w:rPr>
+        <w:t>Segundo, LEFT y no INNER: el INNER JOIN es mas rapido y esta mal, porque borra del ranking a esos seis duenos y el reporte deja de cuadrar con el total de clientes de la clinica.</w:t>
+      </w:r>
+    </w:p>
+    <w:p>
+      <w:pPr>
+        <w:pStyle w:val="ListBullet2"/>
+      </w:pPr>
+      <w:r>
+        <w:rPr>
+          <w:b w:val="0"/>
+          <w:color w:val="4A4A49"/>
+          <w:sz w:val="22"/>
+        </w:rPr>
+        <w:t>Mas rapido devolviendo otra cosa no es optimizar, y esa frase es la bisagra con la seccion siguiente.</w:t>
+      </w:r>
+    </w:p>
+    <w:p>
+      <w:pPr>
+        <w:pStyle w:val="ListBullet2"/>
+      </w:pPr>
+      <w:r>
+        <w:rPr>
+          <w:b w:val="0"/>
+          <w:color w:val="4A4A49"/>
+          <w:sz w:val="22"/>
+        </w:rPr>
+        <w:t>Salida esperada: los dos rankings devuelven las mismas filas, los duenos sin citas aparecen con 0 en los dos, y el plan de la reescritura ya no muestra un nodo repetido 2.006 veces.</w:t>
+      </w:r>
+    </w:p>
+    <w:p>
+      <w:pPr>
+        <w:pStyle w:val="ListBullet2"/>
+      </w:pPr>
+      <w:r>
+        <w:rPr>
+          <w:b w:val="0"/>
+          <w:color w:val="4A4A49"/>
+          <w:sz w:val="22"/>
+        </w:rPr>
+        <w:t>NOTAS:</w:t>
+      </w:r>
+    </w:p>
+    <w:p>
+      <w:pPr>
+        <w:pStyle w:val="ListBullet2"/>
+      </w:pPr>
+      <w:r>
+        <w:rPr>
+          <w:b w:val="0"/>
+          <w:color w:val="4A4A49"/>
+          <w:sz w:val="22"/>
+        </w:rPr>
+        <w:t>Aviso operativo que hay que dar antes de que el grupo empiece, porque si no media clase recarga la pagina y pierde sus respuestas: la version ANTES de esta pregunta ejecuta 2.006 veces una consulta que recorre 30.010 filas, y en el navegador puede tardar de varios segundos a mas de un minuto.</w:t>
+      </w:r>
+    </w:p>
+    <w:p>
+      <w:pPr>
+        <w:pStyle w:val="ListBullet2"/>
+      </w:pPr>
+      <w:r>
+        <w:rPr>
+          <w:b w:val="0"/>
+          <w:color w:val="4A4A49"/>
+          <w:sz w:val="22"/>
+        </w:rPr>
+        <w:t>No esta colgada.</w:t>
+      </w:r>
+    </w:p>
+    <w:p>
+      <w:pPr>
+        <w:pStyle w:val="ListBullet2"/>
+      </w:pPr>
+      <w:r>
+        <w:rPr>
+          <w:b w:val="0"/>
+          <w:color w:val="4A4A49"/>
+          <w:sz w:val="22"/>
+        </w:rPr>
+        <w:t>En la demo en vivo, si el docente no quiere esperar, la variante honesta es correr la version ANTES con WHERE d.id_dueno &lt;= 200 en el exterior, mostrar que el plan dice loops=200 y decir en voz alta que la version completa es diez veces esa; lo que no se puede hacer es saltarse la medicion y afirmar el resultado.</w:t>
+      </w:r>
+    </w:p>
+    <w:p>
+      <w:pPr>
+        <w:pStyle w:val="ListBullet2"/>
+      </w:pPr>
+      <w:r>
+        <w:rPr>
+          <w:b w:val="0"/>
+          <w:color w:val="4A4A49"/>
+          <w:sz w:val="22"/>
+        </w:rPr>
+        <w:t>Fuera de la lamina (habla de la practica): Es la pregunta 3, otros 20 puntos, y la cuarta afirmacion de la pregunta 4 dice lo mismo.</w:t>
+      </w:r>
+    </w:p>
+    <w:p>
+      <w:pPr>
+        <w:pStyle w:val="ListBullet2"/>
+      </w:pPr>
+      <w:r>
+        <w:rPr>
+          <w:b w:val="0"/>
+          <w:color w:val="4A4A49"/>
+          <w:sz w:val="22"/>
+        </w:rPr>
+        <w:t>Fuera de la lamina (habla de la practica): Dos detalles que valen puntos y que el docente tiene que poder justificar en el momento.</w:t>
       </w:r>
     </w:p>
     <w:p>
@@ -445,7 +1980,500 @@
           <w:color w:val="4A4A49"/>
           <w:sz w:val="22"/>
         </w:rPr>
-        <w:t>[Slide 7] Leer un plan: es un arbol y se lee de adentro hacia afuera (2/3)</w:t>
+        <w:t>[Slide 15] Matar la subconsulta correlacionada</w:t>
+      </w:r>
+      <w:r>
+        <w:rPr>
+          <w:b w:val="0"/>
+          <w:color w:val="4A4A49"/>
+          <w:sz w:val="22"/>
+        </w:rPr>
+        <w:t xml:space="preserve"> — 13 vinetas.</w:t>
+      </w:r>
+    </w:p>
+    <w:p>
+      <w:r>
+        <w:rPr>
+          <w:b/>
+          <w:color w:val="4A4A49"/>
+          <w:sz w:val="22"/>
+        </w:rPr>
+        <w:t>[Slide 16] La subconsulta correlacionada en el plan: loops</w:t>
+      </w:r>
+      <w:r>
+        <w:rPr>
+          <w:b w:val="0"/>
+          <w:color w:val="4A4A49"/>
+          <w:sz w:val="22"/>
+        </w:rPr>
+        <w:t xml:space="preserve"> — 5 vinetas.</w:t>
+      </w:r>
+    </w:p>
+    <w:p>
+      <w:r>
+        <w:rPr>
+          <w:b/>
+          <w:color w:val="4A4A49"/>
+          <w:sz w:val="22"/>
+        </w:rPr>
+        <w:t>[Slide 17] Optimizar no cambia el resultado, y eso se demuestra</w:t>
+      </w:r>
+      <w:r>
+        <w:rPr>
+          <w:b w:val="0"/>
+          <w:color w:val="4A4A49"/>
+          <w:sz w:val="22"/>
+        </w:rPr>
+        <w:t xml:space="preserve"> — 3 vinetas.</w:t>
+      </w:r>
+    </w:p>
+    <w:p>
+      <w:pPr>
+        <w:pStyle w:val="ListBullet2"/>
+      </w:pPr>
+      <w:r>
+        <w:rPr>
+          <w:b w:val="0"/>
+          <w:color w:val="4A4A49"/>
+          <w:sz w:val="22"/>
+        </w:rPr>
+        <w:t>DESARROLLO (para explicarlo, no se proyecta):</w:t>
+      </w:r>
+    </w:p>
+    <w:p>
+      <w:pPr>
+        <w:pStyle w:val="ListBullet2"/>
+      </w:pPr>
+      <w:r>
+        <w:rPr>
+          <w:b w:val="0"/>
+          <w:color w:val="4A4A49"/>
+          <w:sz w:val="22"/>
+        </w:rPr>
+        <w:t>Correccion y tiempo son ejes independientes, y la consecuencia practica es que una version «optimizada» que devuelve algo distinto no es una optimizacion peor: no es una optimizacion.</w:t>
+      </w:r>
+    </w:p>
+    <w:p>
+      <w:pPr>
+        <w:pStyle w:val="ListBullet2"/>
+      </w:pPr>
+      <w:r>
+        <w:rPr>
+          <w:b w:val="0"/>
+          <w:color w:val="4A4A49"/>
+          <w:sz w:val="22"/>
+        </w:rPr>
+        <w:t>Para una consulta con filtro sirve el conteo: se envuelve cada version en un SELECT COUNT(*) y se comparan los dos numeros en la misma corrida, y en la agenda del 2026-03-10 las dos tienen que decir 91.</w:t>
+      </w:r>
+    </w:p>
+    <w:p>
+      <w:pPr>
+        <w:pStyle w:val="ListBullet2"/>
+      </w:pPr>
+      <w:r>
+        <w:rPr>
+          <w:b w:val="0"/>
+          <w:color w:val="4A4A49"/>
+          <w:sz w:val="22"/>
+        </w:rPr>
+        <w:t>Un conteo distinto no es una version mas rapida, es la respuesta equivocada.</w:t>
+      </w:r>
+    </w:p>
+    <w:p>
+      <w:pPr>
+        <w:pStyle w:val="ListBullet2"/>
+      </w:pPr>
+      <w:r>
+        <w:rPr>
+          <w:b w:val="0"/>
+          <w:color w:val="4A4A49"/>
+          <w:sz w:val="22"/>
+        </w:rPr>
+        <w:t>La prueba va sin LIMIT, porque comparar solo las primeras 20 filas deja fuera justamente las que fallan, que son las de los duenos con cero citas.</w:t>
+      </w:r>
+    </w:p>
+    <w:p>
+      <w:pPr>
+        <w:pStyle w:val="ListBullet2"/>
+      </w:pPr>
+      <w:r>
+        <w:rPr>
+          <w:b w:val="0"/>
+          <w:color w:val="4A4A49"/>
+          <w:sz w:val="22"/>
+        </w:rPr>
+        <w:t>EXCEPT elimina duplicados, de modo que si el conjunto puede traer filas repetidas hay que usar EXCEPT ALL o incluir la llave; en el ranking de la clase no ocurre, porque hay una fila por dueno.</w:t>
+      </w:r>
+    </w:p>
+    <w:p>
+      <w:pPr>
+        <w:pStyle w:val="ListBullet2"/>
+      </w:pPr>
+      <w:r>
+        <w:rPr>
+          <w:b w:val="0"/>
+          <w:color w:val="4A4A49"/>
+          <w:sz w:val="22"/>
+        </w:rPr>
+        <w:t>Y no cuentan como prueba «se ve igual», «trae mas o menos lo mismo» ni mirar la primera pantalla de resultados: la equivalencia se afirma con una consulta cuyo resultado se conoce de antemano, un numero que coincide o un conjunto vacio.</w:t>
+      </w:r>
+    </w:p>
+    <w:p>
+      <w:pPr>
+        <w:pStyle w:val="ListBullet2"/>
+      </w:pPr>
+      <w:r>
+        <w:rPr>
+          <w:b w:val="0"/>
+          <w:color w:val="4A4A49"/>
+          <w:sz w:val="22"/>
+        </w:rPr>
+        <w:t>NOTAS:</w:t>
+      </w:r>
+    </w:p>
+    <w:p>
+      <w:pPr>
+        <w:pStyle w:val="ListBullet2"/>
+      </w:pPr>
+      <w:r>
+        <w:rPr>
+          <w:b w:val="0"/>
+          <w:color w:val="4A4A49"/>
+          <w:sz w:val="22"/>
+        </w:rPr>
+        <w:t>Y se rompe sin avisar, porque ningun motor va a lanzar un error por eso.</w:t>
+      </w:r>
+    </w:p>
+    <w:p>
+      <w:pPr>
+        <w:pStyle w:val="ListBullet2"/>
+      </w:pPr>
+      <w:r>
+        <w:rPr>
+          <w:b w:val="0"/>
+          <w:color w:val="4A4A49"/>
+          <w:sz w:val="22"/>
+        </w:rPr>
+        <w:t>Para conjuntos completos, donde el conteo puede coincidir con filas distintas, se usa EXCEPT en los DOS sentidos, y el docente tiene que saber por que son dos: A EXCEPT B devuelve lo que esta en A y no esta en B, asi que si sale vacio todavia puede haber filas de mas en B; se corren las dos direcciones unidas con UNION ALL y se exige cero filas en total.</w:t>
+      </w:r>
+    </w:p>
+    <w:p>
+      <w:pPr>
+        <w:pStyle w:val="ListBullet2"/>
+      </w:pPr>
+      <w:r>
+        <w:rPr>
+          <w:b w:val="0"/>
+          <w:color w:val="4A4A49"/>
+          <w:sz w:val="22"/>
+        </w:rPr>
+        <w:t>Fuera de la lamina (habla de la practica): Por eso el taller cobra la prueba dos veces, unos 6 de los 100 puntos, y hay dos formas segun lo que se compare.</w:t>
+      </w:r>
+    </w:p>
+    <w:p>
+      <w:pPr>
+        <w:pStyle w:val="ListBullet2"/>
+      </w:pPr>
+      <w:r>
+        <w:rPr>
+          <w:b w:val="0"/>
+          <w:color w:val="4A4A49"/>
+          <w:sz w:val="22"/>
+        </w:rPr>
+        <w:t>Fuera de la lamina (habla de la practica): Tres advertencias al calificar.</w:t>
+      </w:r>
+    </w:p>
+    <w:p>
+      <w:r>
+        <w:rPr>
+          <w:b/>
+          <w:color w:val="4A4A49"/>
+          <w:sz w:val="22"/>
+        </w:rPr>
+        <w:t>[Slide 18] Optimizar no cambia el resultado: como se prueba</w:t>
+      </w:r>
+      <w:r>
+        <w:rPr>
+          <w:b w:val="0"/>
+          <w:color w:val="4A4A49"/>
+          <w:sz w:val="22"/>
+        </w:rPr>
+        <w:t xml:space="preserve"> — 5 vinetas.</w:t>
+      </w:r>
+    </w:p>
+    <w:p>
+      <w:r>
+        <w:rPr>
+          <w:b/>
+          <w:color w:val="4A4A49"/>
+          <w:sz w:val="22"/>
+        </w:rPr>
+        <w:t>[Slide 19] El antes y el despues del script de la clase</w:t>
+      </w:r>
+      <w:r>
+        <w:rPr>
+          <w:b w:val="0"/>
+          <w:color w:val="4A4A49"/>
+          <w:sz w:val="22"/>
+        </w:rPr>
+        <w:t xml:space="preserve"> — 3 vinetas.</w:t>
+      </w:r>
+    </w:p>
+    <w:p>
+      <w:pPr>
+        <w:pStyle w:val="ListBullet2"/>
+      </w:pPr>
+      <w:r>
+        <w:rPr>
+          <w:b w:val="0"/>
+          <w:color w:val="4A4A49"/>
+          <w:sz w:val="22"/>
+        </w:rPr>
+        <w:t>DESARROLLO (para explicarlo, no se proyecta):</w:t>
+      </w:r>
+    </w:p>
+    <w:p>
+      <w:pPr>
+        <w:pStyle w:val="ListBullet2"/>
+      </w:pPr>
+      <w:r>
+        <w:rPr>
+          <w:b w:val="0"/>
+          <w:color w:val="4A4A49"/>
+          <w:sz w:val="22"/>
+        </w:rPr>
+        <w:t>El script Codigo/06_opt_consultas.sql es autocontenido y siembra el mismo volumen que PostgreSQL en el navegador, de modo que los numeros de la demo son los que el estudiante va a ver en su pantalla</w:t>
+      </w:r>
+    </w:p>
+    <w:p>
+      <w:pPr>
+        <w:pStyle w:val="ListBullet2"/>
+      </w:pPr>
+      <w:r>
+        <w:rPr>
+          <w:b w:val="0"/>
+          <w:color w:val="4A4A49"/>
+          <w:sz w:val="22"/>
+        </w:rPr>
+        <w:t>Empieza con dos conteos de control que conviene proyectar antes de tocar nada: 30.010 citas en total y, para el 2026-03-10, 91 PROGRAMADA, 45 ATENDIDA y 14 CANCELADA.</w:t>
+      </w:r>
+    </w:p>
+    <w:p>
+      <w:pPr>
+        <w:pStyle w:val="ListBullet2"/>
+      </w:pPr>
+      <w:r>
+        <w:rPr>
+          <w:b w:val="0"/>
+          <w:color w:val="4A4A49"/>
+          <w:sz w:val="22"/>
+        </w:rPr>
+        <w:t>Y el cruce implicito con comas es peligroso por aritmetica, no por estilo: si alguien olvida una de las tres condiciones de union</w:t>
+      </w:r>
+    </w:p>
+    <w:p>
+      <w:pPr>
+        <w:pStyle w:val="ListBullet2"/>
+      </w:pPr>
+      <w:r>
+        <w:rPr>
+          <w:b w:val="0"/>
+          <w:color w:val="4A4A49"/>
+          <w:sz w:val="22"/>
+        </w:rPr>
+        <w:t>El resultado no es un error sino un producto cartesiano —30.010 por 5.008 filas son mas de 150 millones— que en el navegador acaba en una pestana bloqueada.</w:t>
+      </w:r>
+    </w:p>
+    <w:p>
+      <w:pPr>
+        <w:pStyle w:val="ListBullet2"/>
+      </w:pPr>
+      <w:r>
+        <w:rPr>
+          <w:b w:val="0"/>
+          <w:color w:val="4A4A49"/>
+          <w:sz w:val="22"/>
+        </w:rPr>
+        <w:t>ON, filtra con el rango de fecha y con la comparacion directa del estado, y ordena por c.fecha_hora.</w:t>
+      </w:r>
+    </w:p>
+    <w:p>
+      <w:pPr>
+        <w:pStyle w:val="ListBullet2"/>
+      </w:pPr>
+      <w:r>
+        <w:rPr>
+          <w:b w:val="0"/>
+          <w:color w:val="4A4A49"/>
+          <w:sz w:val="22"/>
+        </w:rPr>
+        <w:t>La tercera sentencia de la demo agrega LIMIT 50, que es lo que la pantalla de agenda realmente necesita: el motor deja de producir filas en cuanto tiene 50, y por eso el tiempo baja aunque el plan sea el mismo.</w:t>
+      </w:r>
+    </w:p>
+    <w:p>
+      <w:pPr>
+        <w:pStyle w:val="ListBullet2"/>
+      </w:pPr>
+      <w:r>
+        <w:rPr>
+          <w:b w:val="0"/>
+          <w:color w:val="4A4A49"/>
+          <w:sz w:val="22"/>
+        </w:rPr>
+        <w:t>El script cierra con los bloques de la subconsulta correlacionada y con las dos pruebas de equivalencia, incluido el contraejemplo de COUNT(*) contra COUNT(c.id_cita) sobre los duenos 2001 a 2006.</w:t>
+      </w:r>
+    </w:p>
+    <w:p>
+      <w:pPr>
+        <w:pStyle w:val="ListBullet2"/>
+      </w:pPr>
+      <w:r>
+        <w:rPr>
+          <w:b w:val="0"/>
+          <w:color w:val="4A4A49"/>
+          <w:sz w:val="22"/>
+        </w:rPr>
+        <w:t>NOTAS:</w:t>
+      </w:r>
+    </w:p>
+    <w:p>
+      <w:pPr>
+        <w:pStyle w:val="ListBullet2"/>
+      </w:pPr>
+      <w:r>
+        <w:rPr>
+          <w:b w:val="0"/>
+          <w:color w:val="4A4A49"/>
+          <w:sz w:val="22"/>
+        </w:rPr>
+        <w:t>La version ANTES es SELECT * FROM cita c, mascota m, dueno d, veterinario v con las cuatro condiciones de union en el WHERE, to_char sobre la fecha y UPPER sobre el estado, y el docente debe saber que esta mal en cada linea.</w:t>
+      </w:r>
+    </w:p>
+    <w:p>
+      <w:pPr>
+        <w:pStyle w:val="ListBullet2"/>
+      </w:pPr>
+      <w:r>
+        <w:rPr>
+          <w:b w:val="0"/>
+          <w:color w:val="4A4A49"/>
+          <w:sz w:val="22"/>
+        </w:rPr>
+        <w:t>SELECT * arrastra todas las columnas de las cuatro tablas cuando la pantalla de agenda necesita seis, lo cual multiplica el ancho de la fila y con el la memoria de trabajo del ordenamiento.</w:t>
+      </w:r>
+    </w:p>
+    <w:p>
+      <w:pPr>
+        <w:pStyle w:val="ListBullet2"/>
+      </w:pPr>
+      <w:r>
+        <w:rPr>
+          <w:b w:val="0"/>
+          <w:color w:val="4A4A49"/>
+          <w:sz w:val="22"/>
+        </w:rPr>
+        <w:t>Las dos funciones sobre columnas se explicaron en el parrafo del predicado sargable.</w:t>
+      </w:r>
+    </w:p>
+    <w:p>
+      <w:pPr>
+        <w:pStyle w:val="ListBullet2"/>
+      </w:pPr>
+      <w:r>
+        <w:rPr>
+          <w:b w:val="0"/>
+          <w:color w:val="4A4A49"/>
+          <w:sz w:val="22"/>
+        </w:rPr>
+        <w:t>Hay que decir aqui, y no despues.</w:t>
+      </w:r>
+    </w:p>
+    <w:p>
+      <w:pPr>
+        <w:pStyle w:val="ListBullet2"/>
+      </w:pPr>
+      <w:r>
+        <w:rPr>
+          <w:b w:val="0"/>
+          <w:color w:val="4A4A49"/>
+          <w:sz w:val="22"/>
+        </w:rPr>
+        <w:t>ON no acelera nada, porque PostgreSQL normaliza las dos formas al mismo plan interno; se gana legibilidad y se gana que un ON faltante salte a la vista, o sea seguridad, no milisegundos.</w:t>
+      </w:r>
+    </w:p>
+    <w:p>
+      <w:pPr>
+        <w:pStyle w:val="ListBullet2"/>
+      </w:pPr>
+      <w:r>
+        <w:rPr>
+          <w:b w:val="0"/>
+          <w:color w:val="4A4A49"/>
+          <w:sz w:val="22"/>
+        </w:rPr>
+        <w:t>Si el docente lo presenta como una mejora de rendimiento, esta ensenando justo la opcion por la que va a descontar.</w:t>
+      </w:r>
+    </w:p>
+    <w:p>
+      <w:pPr>
+        <w:pStyle w:val="ListBullet2"/>
+      </w:pPr>
+      <w:r>
+        <w:rPr>
+          <w:b w:val="0"/>
+          <w:color w:val="4A4A49"/>
+          <w:sz w:val="22"/>
+        </w:rPr>
+        <w:t>La version DESPUES proyecta las seis columnas, escribe los tres JOIN...</w:t>
+      </w:r>
+    </w:p>
+    <w:p>
+      <w:pPr>
+        <w:pStyle w:val="ListBullet2"/>
+      </w:pPr>
+      <w:r>
+        <w:rPr>
+          <w:b w:val="0"/>
+          <w:color w:val="4A4A49"/>
+          <w:sz w:val="22"/>
+        </w:rPr>
+        <w:t>Filtrar temprano se llama empuje de predicados o predicate pushdown, y hay que decir con honestidad que el optimizador moderno lo hace solo casi siempre; lo que si cambia el plan es dejar de esconder el filtro donde no puede moverlo, y los dos casos clasicos son escribirlo en HAVING cuando cabia en WHERE, y ponerlo en el WHERE de un LEFT JOIN cuando corresponde al ON, lo que ademas cambia el significado de la consulta.</w:t>
+      </w:r>
+    </w:p>
+    <w:p>
+      <w:pPr>
+        <w:pStyle w:val="ListBullet2"/>
+      </w:pPr>
+      <w:r>
+        <w:rPr>
+          <w:b w:val="0"/>
+          <w:color w:val="4A4A49"/>
+          <w:sz w:val="22"/>
+        </w:rPr>
+        <w:t>Fuera de la lamina (habla de la practica): Hay que decir aqui, y no despues, lo que la quinta afirmacion de la pregunta 4 castiga: cambiar la coma por JOIN ...</w:t>
+      </w:r>
+    </w:p>
+    <w:p>
+      <w:pPr>
+        <w:pStyle w:val="ListBullet2"/>
+      </w:pPr>
+      <w:r>
+        <w:rPr>
+          <w:b w:val="0"/>
+          <w:color w:val="4A4A49"/>
+          <w:sz w:val="22"/>
+        </w:rPr>
+        <w:t>Fuera de la lamina (habla de la practica): El script cierra con los bloques de la subconsulta correlacionada y con las dos pruebas de equivalencia, incluido el contraejemplo de COUNT(*) contra COUNT(c.id_cita) sobre los duenos 2001 a 2006, que es medio minuto de demo y ahorra la mitad de los reclamos de la pregunta 3.</w:t>
+      </w:r>
+    </w:p>
+    <w:p>
+      <w:r>
+        <w:rPr>
+          <w:b/>
+          <w:color w:val="4A4A49"/>
+          <w:sz w:val="22"/>
+        </w:rPr>
+        <w:t>[Slide 20] Donde se corre todo esto, y que no se puede medir aqui</w:t>
       </w:r>
       <w:r>
         <w:rPr>
@@ -457,42 +2485,6 @@
       </w:r>
     </w:p>
     <w:p>
-      <w:r>
-        <w:rPr>
-          <w:b/>
-          <w:color w:val="4A4A49"/>
-          <w:sz w:val="22"/>
-        </w:rPr>
-        <w:t>[Slide 8] Leer un plan: es un arbol y se lee de adentro hacia afuera (3/3)</w:t>
-      </w:r>
-      <w:r>
-        <w:rPr>
-          <w:b w:val="0"/>
-          <w:color w:val="4A4A49"/>
-          <w:sz w:val="22"/>
-        </w:rPr>
-        <w:t xml:space="preserve"> — 4 vinetas.</w:t>
-      </w:r>
-    </w:p>
-    <w:p>
-      <w:r>
-        <w:rPr>
-          <w:b/>
-          <w:color w:val="4A4A49"/>
-          <w:sz w:val="22"/>
-        </w:rPr>
-        <w:t>[Slide 9] Las estadisticas: metadatos que describen los datos sin leerlos (1/2)</w:t>
-      </w:r>
-      <w:r>
-        <w:rPr>
-          <w:b w:val="0"/>
-          <w:color w:val="4A4A49"/>
-          <w:sz w:val="22"/>
-        </w:rPr>
-        <w:t xml:space="preserve"> — 6 vinetas.</w:t>
-      </w:r>
-    </w:p>
-    <w:p>
       <w:pPr>
         <w:pStyle w:val="ListBullet2"/>
       </w:pPr>
@@ -502,7 +2494,7 @@
           <w:color w:val="4A4A49"/>
           <w:sz w:val="22"/>
         </w:rPr>
-        <w:t>De ahi que se comparen rows estimadas contra actual rows.</w:t>
+        <w:t>DESARROLLO (para explicarlo, no se proyecta):</w:t>
       </w:r>
     </w:p>
     <w:p>
@@ -515,7 +2507,7 @@
           <w:color w:val="4A4A49"/>
           <w:sz w:val="22"/>
         </w:rPr>
-        <w:t>Conviene marcar la diferencia de palabras en voz alta, porque van a aparecer las dos hoy: predicados correlacionados es esto, un asunto de estimacion; subconsulta correlacionada.</w:t>
+        <w:t>La herramienta del dia es PostgreSQL compilado para el navegador: es el unico entorno de la clase que trae las 30.010 citas ya sembradas y las estadisticas ya recolectadas.</w:t>
       </w:r>
     </w:p>
     <w:p>
@@ -528,7 +2520,7 @@
           <w:color w:val="4A4A49"/>
           <w:sz w:val="22"/>
         </w:rPr>
-        <w:t>Fuera de la lamina (habla de la practica): En la base de la clase el ANALYZE ya esta corrido, y eso es deliberado: si faltara, el estimado contra real de la pregunta 2 saldria disparatado por una razon que no es el tema de la clase y el estudiante concluiria lo contrario de lo que hay que aprender.</w:t>
+        <w:t>La justificacion de media pagina y la matriz de cambios se escriben en Google Docs.</w:t>
       </w:r>
     </w:p>
     <w:p>
@@ -541,7 +2533,7 @@
           <w:color w:val="4A4A49"/>
           <w:sz w:val="22"/>
         </w:rPr>
-        <w:t>Fuera de la lamina (habla de la practica): De ahi que se comparen rows estimadas contra actual rows, que es literalmente una de las tres columnas que pide la pregunta 2: una divergencia de 2 veces es normal, una de 10 veces o mas es la senal clasica de estadisticas viejas o de predicados correlacionados, y esa es tambien la sexta afirmacion de la pregunta 4, que es correcta.</w:t>
+        <w:t>Hoy no se ofrece ningun playground externo como alterno, y conviene que lo digas asi de claro: en DB Fiddle o en cualquier otro no existe la base sembrada, de modo que quien mida ahi obtiene otros numeros.</w:t>
       </w:r>
     </w:p>
     <w:p>
@@ -554,43 +2546,7 @@
           <w:color w:val="4A4A49"/>
           <w:sz w:val="22"/>
         </w:rPr>
-        <w:t>Fuera de la lamina (habla de la practica): Conviene marcar la diferencia de palabras en voz alta, porque van a aparecer las dos hoy: predicados correlacionados es esto, un asunto de estimacion; subconsulta correlacionada, la de la pregunta 3, es otra cosa completamente distinta y es un asunto de numero de ejecuciones.</w:t>
-      </w:r>
-    </w:p>
-    <w:p>
-      <w:r>
-        <w:rPr>
-          <w:b/>
-          <w:color w:val="4A4A49"/>
-          <w:sz w:val="22"/>
-        </w:rPr>
-        <w:t>[Slide 10] Las estadisticas: metadatos que describen los datos sin leerlos (2/2)</w:t>
-      </w:r>
-      <w:r>
-        <w:rPr>
-          <w:b w:val="0"/>
-          <w:color w:val="4A4A49"/>
-          <w:sz w:val="22"/>
-        </w:rPr>
-        <w:t xml:space="preserve"> — 4 vinetas.</w:t>
-      </w:r>
-    </w:p>
-    <w:p>
-      <w:r>
-        <w:rPr>
-          <w:b/>
-          <w:color w:val="4A4A49"/>
-          <w:sz w:val="22"/>
-        </w:rPr>
-        <w:t>[Slide 11] Cardinalidad y selectividad: por que el motor decide lo que decide (1/3)</w:t>
-      </w:r>
-      <w:r>
-        <w:rPr>
-          <w:b w:val="0"/>
-          <w:color w:val="4A4A49"/>
-          <w:sz w:val="22"/>
-        </w:rPr>
-        <w:t xml:space="preserve"> — 4 vinetas.</w:t>
+        <w:t>Tampoco tiene sentido hoy un comparador de motores, porque el motor de hoy es uno solo.</w:t>
       </w:r>
     </w:p>
     <w:p>
@@ -603,7 +2559,7 @@
           <w:color w:val="4A4A49"/>
           <w:sz w:val="22"/>
         </w:rPr>
-        <w:t>Dos terminos explican por que el motor decide lo que decide.</w:t>
+        <w:t>Los milisegundos, ademas, cambian entre dos corridas seguidas en la misma maquina: lo que no cambia son los conteos de filas.</w:t>
       </w:r>
     </w:p>
     <w:p>
@@ -616,61 +2572,7 @@
           <w:color w:val="4A4A49"/>
           <w:sz w:val="22"/>
         </w:rPr>
-        <w:t>Fuera de la lamina (habla de la practica): Los dos filtros juntos dejan 91 filas de 30.010, el 0,3 %, y ese 91 es el numero que el estudiante tiene que ver dos veces en la pregunta 1.</w:t>
-      </w:r>
-    </w:p>
-    <w:p>
-      <w:r>
-        <w:rPr>
-          <w:b/>
-          <w:color w:val="4A4A49"/>
-          <w:sz w:val="22"/>
-        </w:rPr>
-        <w:t>[Slide 12] Cardinalidad y selectividad: por que el motor decide lo que decide (2/3)</w:t>
-      </w:r>
-      <w:r>
-        <w:rPr>
-          <w:b w:val="0"/>
-          <w:color w:val="4A4A49"/>
-          <w:sz w:val="22"/>
-        </w:rPr>
-        <w:t xml:space="preserve"> — 4 vinetas.</w:t>
-      </w:r>
-    </w:p>
-    <w:p>
-      <w:r>
-        <w:rPr>
-          <w:b/>
-          <w:color w:val="4A4A49"/>
-          <w:sz w:val="22"/>
-        </w:rPr>
-        <w:t>[Slide 13] Cardinalidad y selectividad: por que el motor decide lo que decide (3/3)</w:t>
-      </w:r>
-      <w:r>
-        <w:rPr>
-          <w:b w:val="0"/>
-          <w:color w:val="4A4A49"/>
-          <w:sz w:val="22"/>
-        </w:rPr>
-        <w:t xml:space="preserve"> — 2 vinetas.</w:t>
-      </w:r>
-    </w:p>
-    <w:p>
-      <w:r>
-        <w:rPr>
-          <w:b/>
-          <w:color w:val="4A4A49"/>
-          <w:sz w:val="22"/>
-        </w:rPr>
-        <w:t>[Slide 14] Full table scan contra index scan, sin caricaturas (1/3)</w:t>
-      </w:r>
-      <w:r>
-        <w:rPr>
-          <w:b w:val="0"/>
-          <w:color w:val="4A4A49"/>
-          <w:sz w:val="22"/>
-        </w:rPr>
-        <w:t xml:space="preserve"> — 4 vinetas.</w:t>
+        <w:t>NOTAS:</w:t>
       </w:r>
     </w:p>
     <w:p>
@@ -683,7 +2585,7 @@
           <w:color w:val="4A4A49"/>
           <w:sz w:val="22"/>
         </w:rPr>
-        <w:t>Con eso se explica full table scan contra index scan sin caricaturas.</w:t>
+        <w:t>Soporta EXPLAIN, EXPLAIN ANALYZE y la opcion BUFFERS; si en alguna maquina BUFFERS no responde.</w:t>
       </w:r>
     </w:p>
     <w:p>
@@ -696,61 +2598,7 @@
           <w:color w:val="4A4A49"/>
           <w:sz w:val="22"/>
         </w:rPr>
-        <w:t>Por eso la Clase 7 tiene que MEDIRLO y no suponerlo.</w:t>
-      </w:r>
-    </w:p>
-    <w:p>
-      <w:r>
-        <w:rPr>
-          <w:b/>
-          <w:color w:val="4A4A49"/>
-          <w:sz w:val="22"/>
-        </w:rPr>
-        <w:t>[Slide 15] Full table scan contra index scan, sin caricaturas (2/3)</w:t>
-      </w:r>
-      <w:r>
-        <w:rPr>
-          <w:b w:val="0"/>
-          <w:color w:val="4A4A49"/>
-          <w:sz w:val="22"/>
-        </w:rPr>
-        <w:t xml:space="preserve"> — 5 vinetas.</w:t>
-      </w:r>
-    </w:p>
-    <w:p>
-      <w:r>
-        <w:rPr>
-          <w:b/>
-          <w:color w:val="4A4A49"/>
-          <w:sz w:val="22"/>
-        </w:rPr>
-        <w:t>[Slide 16] Full table scan contra index scan, sin caricaturas (3/3)</w:t>
-      </w:r>
-      <w:r>
-        <w:rPr>
-          <w:b w:val="0"/>
-          <w:color w:val="4A4A49"/>
-          <w:sz w:val="22"/>
-        </w:rPr>
-        <w:t xml:space="preserve"> — 4 vinetas.</w:t>
-      </w:r>
-    </w:p>
-    <w:p>
-      <w:r>
-        <w:rPr>
-          <w:b/>
-          <w:color w:val="4A4A49"/>
-          <w:sz w:val="22"/>
-        </w:rPr>
-        <w:t>[Slide 17] Predicado sargable: el antipatron que conecta con la Clase 7 (1/3)</w:t>
-      </w:r>
-      <w:r>
-        <w:rPr>
-          <w:b w:val="0"/>
-          <w:color w:val="4A4A49"/>
-          <w:sz w:val="22"/>
-        </w:rPr>
-        <w:t xml:space="preserve"> — 4 vinetas.</w:t>
+        <w:t>Lo que hay que documentar en papel.</w:t>
       </w:r>
     </w:p>
     <w:p>
@@ -763,79 +2611,7 @@
           <w:color w:val="4A4A49"/>
           <w:sz w:val="22"/>
         </w:rPr>
-        <w:t>Fuera de la lamina (habla de la practica): El antipatron de la funcion sobre la columna merece parrafo propio porque conecta con la Clase 7 y porque es el que la pregunta 4 pone de primero.</w:t>
-      </w:r>
-    </w:p>
-    <w:p>
-      <w:r>
-        <w:rPr>
-          <w:b/>
-          <w:color w:val="4A4A49"/>
-          <w:sz w:val="22"/>
-        </w:rPr>
-        <w:t>[Slide 18] Predicado sargable: el antipatron que conecta con la Clase 7 (2/3)</w:t>
-      </w:r>
-      <w:r>
-        <w:rPr>
-          <w:b w:val="0"/>
-          <w:color w:val="4A4A49"/>
-          <w:sz w:val="22"/>
-        </w:rPr>
-        <w:t xml:space="preserve"> — 4 vinetas.</w:t>
-      </w:r>
-    </w:p>
-    <w:p>
-      <w:r>
-        <w:rPr>
-          <w:b/>
-          <w:color w:val="4A4A49"/>
-          <w:sz w:val="22"/>
-        </w:rPr>
-        <w:t>[Slide 19] Predicado sargable: el antipatron que conecta con la Clase 7 (3/3)</w:t>
-      </w:r>
-      <w:r>
-        <w:rPr>
-          <w:b w:val="0"/>
-          <w:color w:val="4A4A49"/>
-          <w:sz w:val="22"/>
-        </w:rPr>
-        <w:t xml:space="preserve"> — 4 vinetas.</w:t>
-      </w:r>
-    </w:p>
-    <w:p>
-      <w:r>
-        <w:rPr>
-          <w:b/>
-          <w:color w:val="4A4A49"/>
-          <w:sz w:val="22"/>
-        </w:rPr>
-        <w:t>[Slide 20] Predicado sargable: el antipatron que conecta... — sintaxis</w:t>
-      </w:r>
-      <w:r>
-        <w:rPr>
-          <w:b w:val="0"/>
-          <w:color w:val="4A4A49"/>
-          <w:sz w:val="22"/>
-        </w:rPr>
-        <w:t xml:space="preserve"> — 1 vinetas.</w:t>
-      </w:r>
-    </w:p>
-    <w:p>
-      <w:r>
-        <w:rPr>
-          <w:b/>
-          <w:color w:val="4A4A49"/>
-          <w:sz w:val="22"/>
-        </w:rPr>
-        <w:t>[Slide 21] La subconsulta correlacionada: 2.006 pasadas o una sola (1/4)</w:t>
-      </w:r>
-      <w:r>
-        <w:rPr>
-          <w:b w:val="0"/>
-          <w:color w:val="4A4A49"/>
-          <w:sz w:val="22"/>
-        </w:rPr>
-        <w:t xml:space="preserve"> — 5 vinetas.</w:t>
+        <w:t>PREGUNTAS FRECUENTES DEL GRUPO</w:t>
       </w:r>
     </w:p>
     <w:p>
@@ -848,7 +2624,7 @@
           <w:color w:val="4A4A49"/>
           <w:sz w:val="22"/>
         </w:rPr>
-        <w:t>No esta colgada.</w:t>
+        <w:t>Si la consulta ya devuelve el resultado correcto, para que reescribirla: correccion y costo son ejes independientes, el motor garantiza el resultado pero no el tiempo</w:t>
       </w:r>
     </w:p>
     <w:p>
@@ -861,7 +2637,7 @@
           <w:color w:val="4A4A49"/>
           <w:sz w:val="22"/>
         </w:rPr>
-        <w:t>Fuera de la lamina (habla de la practica): Es la pregunta 3, otros 20 puntos, y la cuarta afirmacion de la pregunta 4 dice lo mismo.</w:t>
+        <w:t>Y una consulta correcta que tarda 40 segundos congela la pantalla de recepcion igual que si estuviera mal.</w:t>
       </w:r>
     </w:p>
     <w:p>
@@ -874,79 +2650,7 @@
           <w:color w:val="4A4A49"/>
           <w:sz w:val="22"/>
         </w:rPr>
-        <w:t>Fuera de la lamina (habla de la practica): Dos detalles que valen puntos y que el docente tiene que poder justificar en el momento.</w:t>
-      </w:r>
-    </w:p>
-    <w:p>
-      <w:r>
-        <w:rPr>
-          <w:b/>
-          <w:color w:val="4A4A49"/>
-          <w:sz w:val="22"/>
-        </w:rPr>
-        <w:t>[Slide 22] La subconsulta correlacionada: 2.006 pasadas o una sola (2/4)</w:t>
-      </w:r>
-      <w:r>
-        <w:rPr>
-          <w:b w:val="0"/>
-          <w:color w:val="4A4A49"/>
-          <w:sz w:val="22"/>
-        </w:rPr>
-        <w:t xml:space="preserve"> — 4 vinetas.</w:t>
-      </w:r>
-    </w:p>
-    <w:p>
-      <w:r>
-        <w:rPr>
-          <w:b/>
-          <w:color w:val="4A4A49"/>
-          <w:sz w:val="22"/>
-        </w:rPr>
-        <w:t>[Slide 23] La subconsulta correlacionada: 2.006 pasadas o una sola (3/4)</w:t>
-      </w:r>
-      <w:r>
-        <w:rPr>
-          <w:b w:val="0"/>
-          <w:color w:val="4A4A49"/>
-          <w:sz w:val="22"/>
-        </w:rPr>
-        <w:t xml:space="preserve"> — 4 vinetas.</w:t>
-      </w:r>
-    </w:p>
-    <w:p>
-      <w:r>
-        <w:rPr>
-          <w:b/>
-          <w:color w:val="4A4A49"/>
-          <w:sz w:val="22"/>
-        </w:rPr>
-        <w:t>[Slide 24] La subconsulta correlacionada: 2.006 pasadas o una sola (4/4)</w:t>
-      </w:r>
-      <w:r>
-        <w:rPr>
-          <w:b w:val="0"/>
-          <w:color w:val="4A4A49"/>
-          <w:sz w:val="22"/>
-        </w:rPr>
-        <w:t xml:space="preserve"> — 3 vinetas.</w:t>
-      </w:r>
-    </w:p>
-    <w:p>
-      <w:r>
-        <w:rPr>
-          <w:b/>
-          <w:color w:val="4A4A49"/>
-          <w:sz w:val="22"/>
-        </w:rPr>
-        <w:t>[Slide 25] Optimizar no cambia el resultado, y eso se demuestra (1/2)</w:t>
-      </w:r>
-      <w:r>
-        <w:rPr>
-          <w:b w:val="0"/>
-          <w:color w:val="4A4A49"/>
-          <w:sz w:val="22"/>
-        </w:rPr>
-        <w:t xml:space="preserve"> — 4 vinetas.</w:t>
+        <w:t>Cuanto debe bajar el tiempo para que cuente como optimizada: la evidencia no es un porcentaje sino un cambio verificable y leido del plan</w:t>
       </w:r>
     </w:p>
     <w:p>
@@ -959,7 +2663,7 @@
           <w:color w:val="4A4A49"/>
           <w:sz w:val="22"/>
         </w:rPr>
-        <w:t>Y se rompe sin avisar, porque ningun motor va a lanzar un error por eso.</w:t>
+        <w:t>Y hoy ese cambio es de dos clases, menos filas procesadas y menos pasadas sobre la tabla —el SubPlan con loops=2006 que se convierte en un HashAggregate—; lo que hoy NO va a pasar</w:t>
       </w:r>
     </w:p>
     <w:p>
@@ -972,7 +2676,7 @@
           <w:color w:val="4A4A49"/>
           <w:sz w:val="22"/>
         </w:rPr>
-        <w:t>Para conjuntos completos, donde el conteo puede coincidir con filas distintas, se usa EXCEPT en los DOS sentidos, y el docente tiene que saber por que son dos: A EXCEPT B devuelve lo que esta en A y no esta en B, asi que si sale vacio todavia puede haber filas de mas en B; se corren las dos direcciones unidas con UNION ALL y se exige cero filas en total.</w:t>
+        <w:t>Y hay que anticiparlo porque es la confusion mas frecuente de la clase, es que un Seq Scan se convierta en Index Scan, porque en esta base no hay ningun indice y no puede aparecer uno de la nada: eso es la Clase 7.</w:t>
       </w:r>
     </w:p>
     <w:p>
@@ -985,7 +2689,7 @@
           <w:color w:val="4A4A49"/>
           <w:sz w:val="22"/>
         </w:rPr>
-        <w:t>Fuera de la lamina (habla de la practica): Por eso el taller cobra la prueba dos veces, unos 6 de los 100 puntos, y hay dos formas segun lo que se compare.</w:t>
+        <w:t>Por que la misma consulta tarda mas la primera vez: la primera ejecucion trae las paginas de disco y la segunda las encuentra en memoria, asi que se mide tres veces y se reporta la segunda o la tercera</w:t>
       </w:r>
     </w:p>
     <w:p>
@@ -998,43 +2702,7 @@
           <w:color w:val="4A4A49"/>
           <w:sz w:val="22"/>
         </w:rPr>
-        <w:t>Fuera de la lamina (habla de la practica): Tres advertencias al calificar.</w:t>
-      </w:r>
-    </w:p>
-    <w:p>
-      <w:r>
-        <w:rPr>
-          <w:b/>
-          <w:color w:val="4A4A49"/>
-          <w:sz w:val="22"/>
-        </w:rPr>
-        <w:t>[Slide 26] Optimizar no cambia el resultado, y eso se demuestra (2/2)</w:t>
-      </w:r>
-      <w:r>
-        <w:rPr>
-          <w:b w:val="0"/>
-          <w:color w:val="4A4A49"/>
-          <w:sz w:val="22"/>
-        </w:rPr>
-        <w:t xml:space="preserve"> — 2 vinetas.</w:t>
-      </w:r>
-    </w:p>
-    <w:p>
-      <w:r>
-        <w:rPr>
-          <w:b/>
-          <w:color w:val="4A4A49"/>
-          <w:sz w:val="22"/>
-        </w:rPr>
-        <w:t>[Slide 27] El antes y el despues del script de la clase (1/2)</w:t>
-      </w:r>
-      <w:r>
-        <w:rPr>
-          <w:b w:val="0"/>
-          <w:color w:val="4A4A49"/>
-          <w:sz w:val="22"/>
-        </w:rPr>
-        <w:t xml:space="preserve"> — 6 vinetas.</w:t>
+        <w:t>Y EXPLAIN (ANALYZE, BUFFERS) muestra cuantas paginas se leyeron y cuantas se acertaron en cache.</w:t>
       </w:r>
     </w:p>
     <w:p>
@@ -1047,7 +2715,7 @@
           <w:color w:val="4A4A49"/>
           <w:sz w:val="22"/>
         </w:rPr>
-        <w:t>La version ANTES es SELECT * FROM cita c, mascota m, dueno d, veterinario v con las cuatro condiciones de union en el WHERE, to_char sobre la fecha y UPPER sobre el estado, y el docente debe saber que esta mal en cada linea.</w:t>
+        <w:t>Y por que el estimado no coincide con el real: siempre que la diferencia sea de dos o tres veces esta bien y no hay nada que corregir, la senal de alarma es un orden de magnitud</w:t>
       </w:r>
     </w:p>
     <w:p>
@@ -1060,7 +2728,7 @@
           <w:color w:val="4A4A49"/>
           <w:sz w:val="22"/>
         </w:rPr>
-        <w:t>SELECT * arrastra todas las columnas de las cuatro tablas cuando la pantalla de agenda necesita seis, lo cual multiplica el ancho de la fila y con el la memoria de trabajo del ordenamiento.</w:t>
+        <w:t>Y en esta base, con ANALYZE recien corrido, las divergencias grandes vienen de que dos filtros no son independientes y no de estadisticas viejas.</w:t>
       </w:r>
     </w:p>
     <w:p>
@@ -1073,7 +2741,7 @@
           <w:color w:val="4A4A49"/>
           <w:sz w:val="22"/>
         </w:rPr>
-        <w:t>Las dos funciones sobre columnas se explicaron en el parrafo del predicado sargable.</w:t>
+        <w:t>La clase se apoya en la Clase 4, donde se vio que un disparador corre fila por fila y encarece una carga masiva —es la misma aritmetica del loops=2006 de hoy—</w:t>
       </w:r>
     </w:p>
     <w:p>
@@ -1086,7 +2754,7 @@
           <w:color w:val="4A4A49"/>
           <w:sz w:val="22"/>
         </w:rPr>
-        <w:t>Hay que decir aqui, y no despues.</w:t>
+        <w:t>Y entrega el testigo a la Clase 7, que crea los indices que hoy se echaron de menos, y a la Clase 8, que suma transacciones y bloqueos al mismo analisis.</w:t>
       </w:r>
     </w:p>
     <w:p>
@@ -1099,7 +2767,7 @@
           <w:color w:val="4A4A49"/>
           <w:sz w:val="22"/>
         </w:rPr>
-        <w:t>ON no acelera nada, porque PostgreSQL normaliza las dos formas al mismo plan interno; se gana legibilidad y se gana que un ON faltante salte a la vista, o sea seguridad, no milisegundos.</w:t>
+        <w:t>Cuatro preguntas aparecen siempre.</w:t>
       </w:r>
     </w:p>
     <w:p>
@@ -1112,7 +2780,7 @@
           <w:color w:val="4A4A49"/>
           <w:sz w:val="22"/>
         </w:rPr>
-        <w:t>Si el docente lo presenta como una mejora de rendimiento, esta ensenando justo la opcion por la que va a descontar.</w:t>
+        <w:t>Fuera de la lamina (habla de la practica): Soporta EXPLAIN, EXPLAIN ANALYZE y la opcion BUFFERS; si en alguna maquina BUFFERS no responde, el enunciado ya autoriza usar EXPLAIN ANALYZE a secas y declararlo en la seccion 5 de la pregunta 5, asi que eso no cuesta puntos.</w:t>
       </w:r>
     </w:p>
     <w:p>
@@ -1125,7 +2793,7 @@
           <w:color w:val="4A4A49"/>
           <w:sz w:val="22"/>
         </w:rPr>
-        <w:t>La version DESPUES proyecta las seis columnas, escribe los tres JOIN...</w:t>
+        <w:t>Fuera de la lamina (habla de la practica): Hoy no se ofrece ningun playground externo como alterno, y conviene que lo digas asi de claro: en DB Fiddle o en cualquier otro no existe la base sembrada, de modo que quien mida ahi obtiene otros numeros, y la rubrica pide los del plan real -- el «Rows Removed by Filter: 29919» y las 91 filas son justo las dos anclas con las que se verifica.</w:t>
       </w:r>
     </w:p>
     <w:p>
@@ -1138,7 +2806,7 @@
           <w:color w:val="4A4A49"/>
           <w:sz w:val="22"/>
         </w:rPr>
-        <w:t>Fuera de la lamina (habla de la practica): Hay que decir aqui, y no despues, lo que la quinta afirmacion de la pregunta 4 castiga: cambiar la coma por JOIN ...</w:t>
+        <w:t>Fuera de la lamina (habla de la practica): Un alterno que cuesta puntos no es un alterno.</w:t>
       </w:r>
     </w:p>
     <w:p>
@@ -1151,43 +2819,7 @@
           <w:color w:val="4A4A49"/>
           <w:sz w:val="22"/>
         </w:rPr>
-        <w:t>Fuera de la lamina (habla de la practica): El script cierra con los bloques de la subconsulta correlacionada y con las dos pruebas de equivalencia, incluido el contraejemplo de COUNT(*) contra COUNT(c.id_cita) sobre los duenos 2001 a 2006, que es medio minuto de demo y ahorra la mitad de los reclamos de la pregunta 3.</w:t>
-      </w:r>
-    </w:p>
-    <w:p>
-      <w:r>
-        <w:rPr>
-          <w:b/>
-          <w:color w:val="4A4A49"/>
-          <w:sz w:val="22"/>
-        </w:rPr>
-        <w:t>[Slide 28] El antes y el despues del script de la clase (2/2)</w:t>
-      </w:r>
-      <w:r>
-        <w:rPr>
-          <w:b w:val="0"/>
-          <w:color w:val="4A4A49"/>
-          <w:sz w:val="22"/>
-        </w:rPr>
-        <w:t xml:space="preserve"> — 3 vinetas.</w:t>
-      </w:r>
-    </w:p>
-    <w:p>
-      <w:r>
-        <w:rPr>
-          <w:b/>
-          <w:color w:val="4A4A49"/>
-          <w:sz w:val="22"/>
-        </w:rPr>
-        <w:t>[Slide 29] Donde se corre todo esto, y que no se puede medir aqui</w:t>
-      </w:r>
-      <w:r>
-        <w:rPr>
-          <w:b w:val="0"/>
-          <w:color w:val="4A4A49"/>
-          <w:sz w:val="22"/>
-        </w:rPr>
-        <w:t xml:space="preserve"> — 5 vinetas.</w:t>
+        <w:t>Fuera de la lamina (habla de la practica): Lo que hay que documentar en papel, porque el entorno no lo permite y es literalmente la seccion 5 de la pregunta 5: los tiempos con la memoria intermedia vacia, ya que vaciarla exige privilegios de administrador; el comportamiento con varias sesiones compitiendo, que es la Clase 10; y cualquier comparacion por encima de unos cientos de miles de filas.</w:t>
       </w:r>
     </w:p>
     <w:p>
@@ -1200,206 +2832,7 @@
           <w:color w:val="4A4A49"/>
           <w:sz w:val="22"/>
         </w:rPr>
-        <w:t>Soporta EXPLAIN, EXPLAIN ANALYZE y la opcion BUFFERS; si en alguna maquina BUFFERS no responde.</w:t>
-      </w:r>
-    </w:p>
-    <w:p>
-      <w:pPr>
-        <w:pStyle w:val="ListBullet2"/>
-      </w:pPr>
-      <w:r>
-        <w:rPr>
-          <w:b w:val="0"/>
-          <w:color w:val="4A4A49"/>
-          <w:sz w:val="22"/>
-        </w:rPr>
-        <w:t>Lo que hay que documentar en papel.</w:t>
-      </w:r>
-    </w:p>
-    <w:p>
-      <w:pPr>
-        <w:pStyle w:val="ListBullet2"/>
-      </w:pPr>
-      <w:r>
-        <w:rPr>
-          <w:b w:val="0"/>
-          <w:color w:val="4A4A49"/>
-          <w:sz w:val="22"/>
-        </w:rPr>
-        <w:t>Fuera de la lamina (habla de la practica): Soporta EXPLAIN, EXPLAIN ANALYZE y la opcion BUFFERS; si en alguna maquina BUFFERS no responde, el enunciado ya autoriza usar EXPLAIN ANALYZE a secas y declararlo en la seccion 5 de la pregunta 5, asi que eso no cuesta puntos.</w:t>
-      </w:r>
-    </w:p>
-    <w:p>
-      <w:pPr>
-        <w:pStyle w:val="ListBullet2"/>
-      </w:pPr>
-      <w:r>
-        <w:rPr>
-          <w:b w:val="0"/>
-          <w:color w:val="4A4A49"/>
-          <w:sz w:val="22"/>
-        </w:rPr>
-        <w:t>Fuera de la lamina (habla de la practica): Hoy no se ofrece ningun playground externo como alterno, y conviene que lo digas asi de claro: en DB Fiddle o en cualquier otro no existe la base sembrada, de modo que quien mida ahi obtiene otros numeros, y la rubrica pide los del plan real -- el «Rows Removed by Filter: 29919» y las 91 filas son justo las dos anclas con las que se verifica.</w:t>
-      </w:r>
-    </w:p>
-    <w:p>
-      <w:pPr>
-        <w:pStyle w:val="ListBullet2"/>
-      </w:pPr>
-      <w:r>
-        <w:rPr>
-          <w:b w:val="0"/>
-          <w:color w:val="4A4A49"/>
-          <w:sz w:val="22"/>
-        </w:rPr>
-        <w:t>Fuera de la lamina (habla de la practica): Un alterno que cuesta puntos no es un alterno.</w:t>
-      </w:r>
-    </w:p>
-    <w:p>
-      <w:pPr>
-        <w:pStyle w:val="ListBullet2"/>
-      </w:pPr>
-      <w:r>
-        <w:rPr>
-          <w:b w:val="0"/>
-          <w:color w:val="4A4A49"/>
-          <w:sz w:val="22"/>
-        </w:rPr>
-        <w:t>Fuera de la lamina (habla de la practica): Lo que hay que documentar en papel, porque el entorno no lo permite y es literalmente la seccion 5 de la pregunta 5: los tiempos con la memoria intermedia vacia, ya que vaciarla exige privilegios de administrador; el comportamiento con varias sesiones compitiendo, que es la Clase 10; y cualquier comparacion por encima de unos cientos de miles de filas.</w:t>
-      </w:r>
-    </w:p>
-    <w:p>
-      <w:pPr>
-        <w:pStyle w:val="ListBullet2"/>
-      </w:pPr>
-      <w:r>
-        <w:rPr>
-          <w:b w:val="0"/>
-          <w:color w:val="4A4A49"/>
-          <w:sz w:val="22"/>
-        </w:rPr>
         <w:t>Fuera de la lamina (habla de la practica): Los milisegundos, ademas, cambian entre dos corridas seguidas en la misma maquina: lo que no cambia son los conteos de filas, y por eso los conteos son lo que se califica y los milisegundos solo tienen que ser coherentes entre si.</w:t>
-      </w:r>
-    </w:p>
-    <w:p>
-      <w:r>
-        <w:rPr>
-          <w:b/>
-          <w:color w:val="4A4A49"/>
-          <w:sz w:val="22"/>
-        </w:rPr>
-        <w:t>[Slide 30] Preguntas frecuentes del grupo (1/3)</w:t>
-      </w:r>
-      <w:r>
-        <w:rPr>
-          <w:b w:val="0"/>
-          <w:color w:val="4A4A49"/>
-          <w:sz w:val="22"/>
-        </w:rPr>
-        <w:t xml:space="preserve"> — 4 vinetas.</w:t>
-      </w:r>
-    </w:p>
-    <w:p>
-      <w:pPr>
-        <w:pStyle w:val="ListBullet2"/>
-      </w:pPr>
-      <w:r>
-        <w:rPr>
-          <w:b w:val="0"/>
-          <w:color w:val="4A4A49"/>
-          <w:sz w:val="22"/>
-        </w:rPr>
-        <w:t>Cuatro preguntas aparecen siempre.</w:t>
-      </w:r>
-    </w:p>
-    <w:p>
-      <w:r>
-        <w:rPr>
-          <w:b/>
-          <w:color w:val="4A4A49"/>
-          <w:sz w:val="22"/>
-        </w:rPr>
-        <w:t>[Slide 31] Preguntas frecuentes del grupo (2/3)</w:t>
-      </w:r>
-      <w:r>
-        <w:rPr>
-          <w:b w:val="0"/>
-          <w:color w:val="4A4A49"/>
-          <w:sz w:val="22"/>
-        </w:rPr>
-        <w:t xml:space="preserve"> — 4 vinetas.</w:t>
-      </w:r>
-    </w:p>
-    <w:p>
-      <w:r>
-        <w:rPr>
-          <w:b/>
-          <w:color w:val="4A4A49"/>
-          <w:sz w:val="22"/>
-        </w:rPr>
-        <w:t>[Slide 32] Preguntas frecuentes del grupo (3/3)</w:t>
-      </w:r>
-      <w:r>
-        <w:rPr>
-          <w:b w:val="0"/>
-          <w:color w:val="4A4A49"/>
-          <w:sz w:val="22"/>
-        </w:rPr>
-        <w:t xml:space="preserve"> — 3 vinetas.</w:t>
-      </w:r>
-    </w:p>
-    <w:p>
-      <w:r>
-        <w:rPr>
-          <w:b/>
-          <w:color w:val="4A4A49"/>
-          <w:sz w:val="22"/>
-        </w:rPr>
-        <w:t>[Slide 33] El antipatron y su reescritura</w:t>
-      </w:r>
-      <w:r>
-        <w:rPr>
-          <w:b w:val="0"/>
-          <w:color w:val="4A4A49"/>
-          <w:sz w:val="22"/>
-        </w:rPr>
-        <w:t xml:space="preserve"> — 12 vinetas.</w:t>
-      </w:r>
-    </w:p>
-    <w:p>
-      <w:r>
-        <w:rPr>
-          <w:b/>
-          <w:color w:val="4A4A49"/>
-          <w:sz w:val="22"/>
-        </w:rPr>
-        <w:t>[Slide 34] EXPLAIN ANALYZE: la evidencia, no la opinion</w:t>
-      </w:r>
-      <w:r>
-        <w:rPr>
-          <w:b w:val="0"/>
-          <w:color w:val="4A4A49"/>
-          <w:sz w:val="22"/>
-        </w:rPr>
-        <w:t xml:space="preserve"> — 11 vinetas.</w:t>
-      </w:r>
-    </w:p>
-    <w:p>
-      <w:r>
-        <w:rPr>
-          <w:b/>
-          <w:color w:val="4A4A49"/>
-          <w:sz w:val="22"/>
-        </w:rPr>
-        <w:t>[Slide 35] Matar la subconsulta correlacionada</w:t>
-      </w:r>
-      <w:r>
-        <w:rPr>
-          <w:b w:val="0"/>
-          <w:color w:val="4A4A49"/>
-          <w:sz w:val="22"/>
-        </w:rPr>
-        <w:t xml:space="preserve"> — 13 vinetas.</w:t>
       </w:r>
     </w:p>
     <w:p>
@@ -1519,7 +2952,7 @@
           <w:color w:val="4A4A49"/>
           <w:sz w:val="22"/>
         </w:rPr>
-        <w:t>SQL es declarativo: quien decide el como es el optimizador (1/2)</w:t>
+        <w:t>SQL es declarativo: quien decide el como es el optimizador</w:t>
       </w:r>
     </w:p>
     <w:p>
@@ -1532,7 +2965,7 @@
           <w:color w:val="4A4A49"/>
           <w:sz w:val="22"/>
         </w:rPr>
-        <w:t>SQL es declarativo: quien decide el como es el optimizador (2/2)</w:t>
+        <w:t>Leer un plan: es un arbol y se lee de adentro hacia afuera</w:t>
       </w:r>
     </w:p>
     <w:p>
@@ -1545,7 +2978,7 @@
           <w:color w:val="4A4A49"/>
           <w:sz w:val="22"/>
         </w:rPr>
-        <w:t>Leer un plan: es un arbol y se lee de adentro hacia afuera (1/3)</w:t>
+        <w:t>EXPLAIN ANALYZE: la evidencia, no la opinion</w:t>
       </w:r>
     </w:p>
     <w:p>
@@ -1558,7 +2991,7 @@
           <w:color w:val="4A4A49"/>
           <w:sz w:val="22"/>
         </w:rPr>
-        <w:t>Leer un plan: es un arbol y se lee de adentro hacia afuera (2/3)</w:t>
+        <w:t>Un plan, campo por campo</w:t>
       </w:r>
     </w:p>
     <w:p>
@@ -1571,7 +3004,7 @@
           <w:color w:val="4A4A49"/>
           <w:sz w:val="22"/>
         </w:rPr>
-        <w:t>Leer un plan: es un arbol y se lee de adentro hacia afuera (3/3)</w:t>
+        <w:t>Las estadisticas: metadatos que describen los datos sin leerlos</w:t>
       </w:r>
     </w:p>
     <w:p>
@@ -1584,7 +3017,7 @@
           <w:color w:val="4A4A49"/>
           <w:sz w:val="22"/>
         </w:rPr>
-        <w:t>Las estadisticas: metadatos que describen los datos sin leerlos (1/2)</w:t>
+        <w:t>Cardinalidad y selectividad: por que el motor decide lo que decide</w:t>
       </w:r>
     </w:p>
     <w:p>
@@ -1597,7 +3030,7 @@
           <w:color w:val="4A4A49"/>
           <w:sz w:val="22"/>
         </w:rPr>
-        <w:t>Las estadisticas: metadatos que describen los datos sin leerlos (2/2)</w:t>
+        <w:t>Full table scan contra index scan, sin caricaturas</w:t>
       </w:r>
     </w:p>
     <w:p>
@@ -1610,7 +3043,7 @@
           <w:color w:val="4A4A49"/>
           <w:sz w:val="22"/>
         </w:rPr>
-        <w:t>Cardinalidad y selectividad: por que el motor decide lo que decide (1/3)</w:t>
+        <w:t>Predicado sargable: el antipatron que conecta con la Clase 7</w:t>
       </w:r>
     </w:p>
     <w:p>
@@ -1623,7 +3056,7 @@
           <w:color w:val="4A4A49"/>
           <w:sz w:val="22"/>
         </w:rPr>
-        <w:t>Cardinalidad y selectividad: por que el motor decide lo que decide (2/3)</w:t>
+        <w:t>El antipatron y su reescritura</w:t>
       </w:r>
     </w:p>
     <w:p>
@@ -1636,7 +3069,7 @@
           <w:color w:val="4A4A49"/>
           <w:sz w:val="22"/>
         </w:rPr>
-        <w:t>Cardinalidad y selectividad: por que el motor decide lo que decide (3/3)</w:t>
+        <w:t>Optimizar es un ANTES medible, no una opinion</w:t>
       </w:r>
     </w:p>
     <w:p>
@@ -1649,7 +3082,7 @@
           <w:color w:val="4A4A49"/>
           <w:sz w:val="22"/>
         </w:rPr>
-        <w:t>Full table scan contra index scan, sin caricaturas (1/3)</w:t>
+        <w:t>La subconsulta correlacionada: 2.006 pasadas o una sola</w:t>
       </w:r>
     </w:p>
     <w:p>
@@ -1662,7 +3095,7 @@
           <w:color w:val="4A4A49"/>
           <w:sz w:val="22"/>
         </w:rPr>
-        <w:t>Full table scan contra index scan, sin caricaturas (2/3)</w:t>
+        <w:t>Matar la subconsulta correlacionada</w:t>
       </w:r>
     </w:p>
     <w:p>
@@ -1675,7 +3108,7 @@
           <w:color w:val="4A4A49"/>
           <w:sz w:val="22"/>
         </w:rPr>
-        <w:t>Full table scan contra index scan, sin caricaturas (3/3)</w:t>
+        <w:t>La subconsulta correlacionada en el plan: loops</w:t>
       </w:r>
     </w:p>
     <w:p>
@@ -1688,7 +3121,7 @@
           <w:color w:val="4A4A49"/>
           <w:sz w:val="22"/>
         </w:rPr>
-        <w:t>Predicado sargable: el antipatron que conecta con la Clase 7 (1/3)</w:t>
+        <w:t>Optimizar no cambia el resultado, y eso se demuestra</w:t>
       </w:r>
     </w:p>
     <w:p>
@@ -1701,7 +3134,7 @@
           <w:color w:val="4A4A49"/>
           <w:sz w:val="22"/>
         </w:rPr>
-        <w:t>Predicado sargable: el antipatron que conecta con la Clase 7 (2/3)</w:t>
+        <w:t>Optimizar no cambia el resultado: como se prueba</w:t>
       </w:r>
     </w:p>
     <w:p>
@@ -1714,7 +3147,7 @@
           <w:color w:val="4A4A49"/>
           <w:sz w:val="22"/>
         </w:rPr>
-        <w:t>Predicado sargable: el antipatron que conecta con la Clase 7 (3/3)</w:t>
+        <w:t>El antes y el despues del script de la clase</w:t>
       </w:r>
     </w:p>
     <w:p>
@@ -1727,254 +3160,7 @@
           <w:color w:val="4A4A49"/>
           <w:sz w:val="22"/>
         </w:rPr>
-        <w:t>Predicado sargable: el antipatron que conecta... — sintaxis</w:t>
-      </w:r>
-    </w:p>
-    <w:p>
-      <w:pPr>
-        <w:pStyle w:val="ListNumber"/>
-      </w:pPr>
-      <w:r>
-        <w:rPr>
-          <w:b w:val="0"/>
-          <w:color w:val="4A4A49"/>
-          <w:sz w:val="22"/>
-        </w:rPr>
-        <w:t>La subconsulta correlacionada: 2.006 pasadas o una sola (1/4)</w:t>
-      </w:r>
-    </w:p>
-    <w:p>
-      <w:pPr>
-        <w:pStyle w:val="ListNumber"/>
-      </w:pPr>
-      <w:r>
-        <w:rPr>
-          <w:b w:val="0"/>
-          <w:color w:val="4A4A49"/>
-          <w:sz w:val="22"/>
-        </w:rPr>
-        <w:t>La subconsulta correlacionada: 2.006 pasadas o una sola (2/4)</w:t>
-      </w:r>
-    </w:p>
-    <w:p>
-      <w:pPr>
-        <w:pStyle w:val="ListNumber"/>
-      </w:pPr>
-      <w:r>
-        <w:rPr>
-          <w:b w:val="0"/>
-          <w:color w:val="4A4A49"/>
-          <w:sz w:val="22"/>
-        </w:rPr>
-        <w:t>La subconsulta correlacionada: 2.006 pasadas o una sola (3/4)</w:t>
-      </w:r>
-    </w:p>
-    <w:p>
-      <w:pPr>
-        <w:pStyle w:val="ListNumber"/>
-      </w:pPr>
-      <w:r>
-        <w:rPr>
-          <w:b w:val="0"/>
-          <w:color w:val="4A4A49"/>
-          <w:sz w:val="22"/>
-        </w:rPr>
-        <w:t>La subconsulta correlacionada: 2.006 pasadas o una sola (4/4)</w:t>
-      </w:r>
-    </w:p>
-    <w:p>
-      <w:pPr>
-        <w:pStyle w:val="ListNumber"/>
-      </w:pPr>
-      <w:r>
-        <w:rPr>
-          <w:b w:val="0"/>
-          <w:color w:val="4A4A49"/>
-          <w:sz w:val="22"/>
-        </w:rPr>
-        <w:t>Optimizar no cambia el resultado, y eso se demuestra (1/2)</w:t>
-      </w:r>
-    </w:p>
-    <w:p>
-      <w:pPr>
-        <w:pStyle w:val="ListNumber"/>
-      </w:pPr>
-      <w:r>
-        <w:rPr>
-          <w:b w:val="0"/>
-          <w:color w:val="4A4A49"/>
-          <w:sz w:val="22"/>
-        </w:rPr>
-        <w:t>Optimizar no cambia el resultado, y eso se demuestra (2/2)</w:t>
-      </w:r>
-    </w:p>
-    <w:p>
-      <w:pPr>
-        <w:pStyle w:val="ListNumber"/>
-      </w:pPr>
-      <w:r>
-        <w:rPr>
-          <w:b w:val="0"/>
-          <w:color w:val="4A4A49"/>
-          <w:sz w:val="22"/>
-        </w:rPr>
-        <w:t>El antes y el despues del script de la clase (1/2)</w:t>
-      </w:r>
-    </w:p>
-    <w:p>
-      <w:pPr>
-        <w:pStyle w:val="ListNumber"/>
-      </w:pPr>
-      <w:r>
-        <w:rPr>
-          <w:b w:val="0"/>
-          <w:color w:val="4A4A49"/>
-          <w:sz w:val="22"/>
-        </w:rPr>
-        <w:t>El antes y el despues del script de la clase (2/2)</w:t>
-      </w:r>
-    </w:p>
-    <w:p>
-      <w:pPr>
-        <w:pStyle w:val="ListNumber"/>
-      </w:pPr>
-      <w:r>
-        <w:rPr>
-          <w:b w:val="0"/>
-          <w:color w:val="4A4A49"/>
-          <w:sz w:val="22"/>
-        </w:rPr>
         <w:t>Donde se corre todo esto, y que no se puede medir aqui</w:t>
-      </w:r>
-    </w:p>
-    <w:p>
-      <w:pPr>
-        <w:pStyle w:val="ListNumber"/>
-      </w:pPr>
-      <w:r>
-        <w:rPr>
-          <w:b w:val="0"/>
-          <w:color w:val="4A4A49"/>
-          <w:sz w:val="22"/>
-        </w:rPr>
-        <w:t>Preguntas frecuentes del grupo (1/3)</w:t>
-      </w:r>
-    </w:p>
-    <w:p>
-      <w:pPr>
-        <w:pStyle w:val="ListNumber"/>
-      </w:pPr>
-      <w:r>
-        <w:rPr>
-          <w:b w:val="0"/>
-          <w:color w:val="4A4A49"/>
-          <w:sz w:val="22"/>
-        </w:rPr>
-        <w:t>Preguntas frecuentes del grupo (2/3)</w:t>
-      </w:r>
-    </w:p>
-    <w:p>
-      <w:pPr>
-        <w:pStyle w:val="ListNumber"/>
-      </w:pPr>
-      <w:r>
-        <w:rPr>
-          <w:b w:val="0"/>
-          <w:color w:val="4A4A49"/>
-          <w:sz w:val="22"/>
-        </w:rPr>
-        <w:t>Preguntas frecuentes del grupo (3/3)</w:t>
-      </w:r>
-    </w:p>
-    <w:p>
-      <w:pPr>
-        <w:pStyle w:val="ListNumber"/>
-      </w:pPr>
-      <w:r>
-        <w:rPr>
-          <w:b w:val="0"/>
-          <w:color w:val="4A4A49"/>
-          <w:sz w:val="22"/>
-        </w:rPr>
-        <w:t>El antipatron y su reescritura</w:t>
-      </w:r>
-    </w:p>
-    <w:p>
-      <w:pPr>
-        <w:pStyle w:val="ListNumber"/>
-      </w:pPr>
-      <w:r>
-        <w:rPr>
-          <w:b w:val="0"/>
-          <w:color w:val="4A4A49"/>
-          <w:sz w:val="22"/>
-        </w:rPr>
-        <w:t>EXPLAIN ANALYZE: la evidencia, no la opinion</w:t>
-      </w:r>
-    </w:p>
-    <w:p>
-      <w:pPr>
-        <w:pStyle w:val="ListNumber"/>
-      </w:pPr>
-      <w:r>
-        <w:rPr>
-          <w:b w:val="0"/>
-          <w:color w:val="4A4A49"/>
-          <w:sz w:val="22"/>
-        </w:rPr>
-        <w:t>Matar la subconsulta correlacionada</w:t>
-      </w:r>
-    </w:p>
-    <w:p>
-      <w:pPr>
-        <w:pStyle w:val="ListNumber"/>
-      </w:pPr>
-      <w:r>
-        <w:rPr>
-          <w:b w:val="0"/>
-          <w:color w:val="4A4A49"/>
-          <w:sz w:val="22"/>
-        </w:rPr>
-        <w:t>Optimizar es un ANTES medible, no una opinion</w:t>
-      </w:r>
-    </w:p>
-    <w:p>
-      <w:pPr>
-        <w:pStyle w:val="ListNumber"/>
-      </w:pPr>
-      <w:r>
-        <w:rPr>
-          <w:b w:val="0"/>
-          <w:color w:val="4A4A49"/>
-          <w:sz w:val="22"/>
-        </w:rPr>
-        <w:t>Leer un plan: es un arbol y se lee de adentro hacia afuera</w:t>
-      </w:r>
-    </w:p>
-    <w:p>
-      <w:pPr>
-        <w:pStyle w:val="ListNumber"/>
-      </w:pPr>
-      <w:r>
-        <w:rPr>
-          <w:b w:val="0"/>
-          <w:color w:val="4A4A49"/>
-          <w:sz w:val="22"/>
-        </w:rPr>
-        <w:t>La subconsulta correlacionada: 2.006 pasadas o una sola</w:t>
-      </w:r>
-    </w:p>
-    <w:p>
-      <w:pPr>
-        <w:pStyle w:val="ListNumber"/>
-      </w:pPr>
-      <w:r>
-        <w:rPr>
-          <w:b w:val="0"/>
-          <w:color w:val="4A4A49"/>
-          <w:sz w:val="22"/>
-        </w:rPr>
-        <w:t>Optimizar no cambia el resultado: como se prueba</w:t>
       </w:r>
     </w:p>
     <w:p>
@@ -2323,7 +3509,7 @@
           <w:color w:val="1A1C1D"/>
           <w:sz w:val="32"/>
         </w:rPr>
-        <w:t>35-55 · Demo paso a paso · [Slide 40]</w:t>
+        <w:t>35-55 · Demo paso a paso · [Slide 21]</w:t>
       </w:r>
     </w:p>
     <w:p>
@@ -2776,7 +3962,7 @@
           <w:color w:val="1A1C1D"/>
           <w:sz w:val="32"/>
         </w:rPr>
-        <w:t>115-120 · Cierre · [Slide 41]</w:t>
+        <w:t>115-120 · Cierre · [Slide 22]</w:t>
       </w:r>
     </w:p>
     <w:p>
@@ -2804,7 +3990,7 @@
           <w:color w:val="4A4A49"/>
           <w:sz w:val="22"/>
         </w:rPr>
-        <w:t>Proyectar [Slide 41] slide de cierre. Dudas finales.</w:t>
+        <w:t>Proyectar [Slide 22] slide de cierre. Dudas finales.</w:t>
       </w:r>
     </w:p>
     <w:p>

--- a/Bases de Datos II/Kit docente/Clase 6/Guion Docente Clase 6 - Optimizacion de consultas.docx
+++ b/Bases de Datos II/Kit docente/Clase 6/Guion Docente Clase 6 - Optimizacion de consultas.docx
@@ -290,17 +290,17 @@
           <w:color w:val="1A1C1D"/>
           <w:sz w:val="32"/>
         </w:rPr>
-        <w:t>Apoyo por diapositiva</w:t>
-      </w:r>
-    </w:p>
-    <w:p>
-      <w:r>
-        <w:rPr>
-          <w:b w:val="0"/>
-          <w:color w:val="4A4A49"/>
-          <w:sz w:val="22"/>
-        </w:rPr>
-        <w:t xml:space="preserve">Todo lo que hay que decir </w:t>
+        <w:t>Guion por diapositiva</w:t>
+      </w:r>
+    </w:p>
+    <w:p>
+      <w:r>
+        <w:rPr>
+          <w:b w:val="0"/>
+          <w:color w:val="4A4A49"/>
+          <w:sz w:val="22"/>
+        </w:rPr>
+        <w:t xml:space="preserve">Es el mismo texto que llevan las </w:t>
       </w:r>
       <w:r>
         <w:rPr>
@@ -308,2531 +308,2451 @@
           <w:color w:val="4A4A49"/>
           <w:sz w:val="22"/>
         </w:rPr>
-        <w:t>esta proyectado</w:t>
-      </w:r>
-      <w:r>
-        <w:rPr>
-          <w:b w:val="0"/>
-          <w:color w:val="4A4A49"/>
-          <w:sz w:val="22"/>
-        </w:rPr>
-        <w:t>. Esta seccion dice que subrayar en cada lamina, no repite su contenido.</w:t>
-      </w:r>
-    </w:p>
-    <w:p>
+        <w:t>notas del presentador</w:t>
+      </w:r>
+      <w:r>
+        <w:rPr>
+          <w:b w:val="0"/>
+          <w:color w:val="4A4A49"/>
+          <w:sz w:val="22"/>
+        </w:rPr>
+        <w:t xml:space="preserve"> de cada lámina: qué decir al entrar y en cada clic, el ejemplo, las preguntas típicas y el puente a la siguiente.</w:t>
+      </w:r>
+    </w:p>
+    <w:p>
+      <w:pPr>
+        <w:spacing w:before="200" w:after="60"/>
+      </w:pPr>
       <w:r>
         <w:rPr>
           <w:b/>
-          <w:color w:val="4A4A49"/>
-          <w:sz w:val="22"/>
+          <w:color w:val="1A1C1D"/>
+          <w:sz w:val="32"/>
+        </w:rPr>
+        <w:t>[Slide 2] Encuadre de hoy · Tema y objetivo</w:t>
+      </w:r>
+    </w:p>
+    <w:p>
+      <w:r>
+        <w:rPr>
+          <w:b w:val="0"/>
+          <w:color w:val="4A4A49"/>
+          <w:sz w:val="22"/>
+        </w:rPr>
+        <w:t>QUÉ ES (dilo así): Hasta ahora la pregunta era si una consulta funciona. Hoy es otra: cuánto trabajo le cuesta al motor responderla, cómo se lee ese trabajo en el plan de ejecución y cómo se demuestra que una versión más rápida devuelve exactamente lo mismo.</w:t>
+      </w:r>
+    </w:p>
+    <w:p>
+      <w:r>
+        <w:rPr>
+          <w:b w:val="0"/>
+          <w:color w:val="4A4A49"/>
+          <w:sz w:val="22"/>
+        </w:rPr>
+        <w:t>CÓMO DARLA (≈4 min):</w:t>
+      </w:r>
+    </w:p>
+    <w:p>
+      <w:pPr>
+        <w:pStyle w:val="ListBullet"/>
+      </w:pPr>
+      <w:r>
+        <w:rPr>
+          <w:b w:val="0"/>
+          <w:color w:val="4A4A49"/>
+          <w:sz w:val="22"/>
+        </w:rPr>
+        <w:t>Al entrar: Lee el tema y pregunta: «si dos consultas devuelven lo mismo, ¿cómo sabemos cuál es mejor?». Deja que respondan una o dos personas; casi siempre dirán «la que tarde menos».</w:t>
+      </w:r>
+    </w:p>
+    <w:p>
+      <w:pPr>
+        <w:pStyle w:val="ListBullet"/>
+      </w:pPr>
+      <w:r>
+        <w:rPr>
+          <w:b w:val="0"/>
+          <w:color w:val="4A4A49"/>
+          <w:sz w:val="22"/>
+        </w:rPr>
+        <w:t>Después: Cierra: «al final de hoy lo van a decir con evidencia: el plan de ejecución, cuántas filas pasa cada paso y cuántas veces se repite».</w:t>
+      </w:r>
+    </w:p>
+    <w:p>
+      <w:r>
+        <w:rPr>
+          <w:b w:val="0"/>
+          <w:color w:val="4A4A49"/>
+          <w:sz w:val="22"/>
+        </w:rPr>
+        <w:t>PASA A LA SIGUIENTE: Empezamos por quién decide cómo se ejecuta una consulta: el optimizador.</w:t>
+      </w:r>
+    </w:p>
+    <w:p>
+      <w:pPr>
+        <w:spacing w:before="200" w:after="60"/>
+      </w:pPr>
+      <w:r>
+        <w:rPr>
+          <w:b/>
+          <w:color w:val="1A1C1D"/>
+          <w:sz w:val="32"/>
+        </w:rPr>
+        <w:t>[Slide 3] Mapa del bloque de hoy (120 min)</w:t>
+      </w:r>
+    </w:p>
+    <w:p>
+      <w:r>
+        <w:rPr>
+          <w:b w:val="0"/>
+          <w:color w:val="4A4A49"/>
+          <w:sz w:val="22"/>
+        </w:rPr>
+        <w:t>QUÉ ES (dilo así): El recorrido de las dos horas: teoría con una lámina por concepto, demo sobre la base de la clínica y práctica opcional.</w:t>
+      </w:r>
+    </w:p>
+    <w:p>
+      <w:r>
+        <w:rPr>
+          <w:b w:val="0"/>
+          <w:color w:val="4A4A49"/>
+          <w:sz w:val="22"/>
+        </w:rPr>
+        <w:t>CÓMO DARLA (≈1 min):</w:t>
+      </w:r>
+    </w:p>
+    <w:p>
+      <w:pPr>
+        <w:pStyle w:val="ListBullet"/>
+      </w:pPr>
+      <w:r>
+        <w:rPr>
+          <w:b w:val="0"/>
+          <w:color w:val="4A4A49"/>
+          <w:sz w:val="22"/>
+        </w:rPr>
+        <w:t>Al entrar: Señala solo los tramos; no te detengas. La práctica está en la carpeta de la clase y es opcional.</w:t>
+      </w:r>
+    </w:p>
+    <w:p>
+      <w:pPr>
+        <w:spacing w:before="200" w:after="60"/>
+      </w:pPr>
+      <w:r>
+        <w:rPr>
+          <w:b/>
+          <w:color w:val="1A1C1D"/>
+          <w:sz w:val="32"/>
         </w:rPr>
         <w:t>[Slide 4] SQL es declarativo: quien decide el como es el optimizador</w:t>
       </w:r>
-      <w:r>
-        <w:rPr>
-          <w:b w:val="0"/>
-          <w:color w:val="4A4A49"/>
-          <w:sz w:val="22"/>
-        </w:rPr>
-        <w:t xml:space="preserve"> — 4 vinetas.</w:t>
-      </w:r>
-    </w:p>
-    <w:p>
-      <w:pPr>
-        <w:pStyle w:val="ListBullet2"/>
-      </w:pPr>
-      <w:r>
-        <w:rPr>
-          <w:b w:val="0"/>
-          <w:color w:val="4A4A49"/>
-          <w:sz w:val="22"/>
-        </w:rPr>
-        <w:t>DESARROLLO (para explicarlo, no se proyecta):</w:t>
-      </w:r>
-    </w:p>
-    <w:p>
-      <w:pPr>
-        <w:pStyle w:val="ListBullet2"/>
-      </w:pPr>
-      <w:r>
-        <w:rPr>
-          <w:b w:val="0"/>
-          <w:color w:val="4A4A49"/>
-          <w:sz w:val="22"/>
-        </w:rPr>
-        <w:t>SQL es un lenguaje declarativo: la consulta describe QUE datos se quieren y nunca COMO obtenerlos.</w:t>
-      </w:r>
-    </w:p>
-    <w:p>
-      <w:pPr>
-        <w:pStyle w:val="ListBullet2"/>
-      </w:pPr>
-      <w:r>
-        <w:rPr>
-          <w:b w:val="0"/>
-          <w:color w:val="4A4A49"/>
-          <w:sz w:val="22"/>
-        </w:rPr>
-        <w:t>Quien decide el como es el optimizador, un componente del motor que convierte la sentencia en un plan de ejecucion</w:t>
-      </w:r>
-    </w:p>
-    <w:p>
-      <w:pPr>
-        <w:pStyle w:val="ListBullet2"/>
-      </w:pPr>
-      <w:r>
-        <w:rPr>
-          <w:b w:val="0"/>
-          <w:color w:val="4A4A49"/>
-          <w:sz w:val="22"/>
-        </w:rPr>
-        <w:t>Es decir el arbol de operaciones fisicas que se ejecutara de verdad: que tabla se lee primero, si completa o por indice, con que algoritmo se cruzan dos tablas y donde se ordena.</w:t>
-      </w:r>
-    </w:p>
-    <w:p>
-      <w:pPr>
-        <w:pStyle w:val="ListBullet2"/>
-      </w:pPr>
-      <w:r>
-        <w:rPr>
-          <w:b w:val="0"/>
-          <w:color w:val="4A4A49"/>
-          <w:sz w:val="22"/>
-        </w:rPr>
-        <w:t>Son tres etapas: el analizador verifica sintaxis y existencia de tablas y columnas; el optimizador genera planes candidatos, estima el costo de cada uno y elige el mas barato; el ejecutor corre el elegido.</w:t>
-      </w:r>
-    </w:p>
-    <w:p>
-      <w:pPr>
-        <w:pStyle w:val="ListBullet2"/>
-      </w:pPr>
-      <w:r>
-        <w:rPr>
-          <w:b w:val="0"/>
-          <w:color w:val="4A4A49"/>
-          <w:sz w:val="22"/>
-        </w:rPr>
-        <w:t>Lo decisivo es que todos devuelven EXACTAMENTE el mismo resultado y pueden diferir en tiempo por factores de cien o de mil.</w:t>
-      </w:r>
-    </w:p>
-    <w:p>
-      <w:pPr>
-        <w:pStyle w:val="ListBullet2"/>
-      </w:pPr>
-      <w:r>
-        <w:rPr>
-          <w:b w:val="0"/>
-          <w:color w:val="4A4A49"/>
-          <w:sz w:val="22"/>
-        </w:rPr>
-        <w:t>Optimizar es ayudar al optimizador a encontrar el plan bueno, no reescribir SQL por gusto estetico.</w:t>
-      </w:r>
-    </w:p>
-    <w:p>
-      <w:pPr>
-        <w:pStyle w:val="ListBullet2"/>
-      </w:pPr>
-      <w:r>
-        <w:rPr>
-          <w:b w:val="0"/>
-          <w:color w:val="4A4A49"/>
-          <w:sz w:val="22"/>
-        </w:rPr>
-        <w:t>NOTAS:</w:t>
-      </w:r>
-    </w:p>
-    <w:p>
-      <w:pPr>
-        <w:pStyle w:val="ListBullet2"/>
-      </w:pPr>
-      <w:r>
-        <w:rPr>
-          <w:b w:val="0"/>
-          <w:color w:val="4A4A49"/>
-          <w:sz w:val="22"/>
-        </w:rPr>
-        <w:t>El numero que hace visible el problema, y conviene decirlo con la consulta de la clase en pantalla, que cruza cuatro tablas: con tres tablas hay 6 ordenes de cruce posibles (3 factorial), con las cuatro de la agenda hay 24, con cinco 120, y al multiplicar metodos de acceso y algoritmos de cruce el espacio pasa del millar de planes; el optimizador no los prueba todos, poda con heuristicas y decide en milisegundos.</w:t>
-      </w:r>
-    </w:p>
-    <w:p>
+    </w:p>
+    <w:p>
+      <w:r>
+        <w:rPr>
+          <w:b w:val="0"/>
+          <w:color w:val="4A4A49"/>
+          <w:sz w:val="22"/>
+        </w:rPr>
+        <w:t>QUÉ ES (dilo así): Cuando escribimos una consulta solo describimos el resultado. El motor la pasa por tres etapas: el analizador revisa que esté bien escrita y que existan las tablas y columnas; el optimizador arma varios planes, les calcula un costo y elige el más barato; el ejecutor corre ese plan. Optimizar es ayudar al optimizador a encontrar el plan bueno.</w:t>
+      </w:r>
+    </w:p>
+    <w:p>
+      <w:r>
+        <w:rPr>
+          <w:b w:val="0"/>
+          <w:color w:val="4A4A49"/>
+          <w:sz w:val="22"/>
+        </w:rPr>
+        <w:t>CÓMO DARLA (≈4 min):</w:t>
+      </w:r>
+    </w:p>
+    <w:p>
+      <w:pPr>
+        <w:pStyle w:val="ListBullet"/>
+      </w:pPr>
+      <w:r>
+        <w:rPr>
+          <w:b w:val="0"/>
+          <w:color w:val="4A4A49"/>
+          <w:sz w:val="22"/>
+        </w:rPr>
+        <w:t>Al entrar: Arriba, la consulta dice QUÉ; debajo, el analizador. Di: «antes de pensar en velocidad, el motor comprueba que la consulta tenga sentido: sintaxis, tablas y columnas». Si falla aquí, el error sale antes de leer un dato.</w:t>
+      </w:r>
+    </w:p>
+    <w:p>
+      <w:pPr>
+        <w:pStyle w:val="ListBullet"/>
+      </w:pPr>
+      <w:r>
+        <w:rPr>
+          <w:b w:val="0"/>
+          <w:color w:val="4A4A49"/>
+          <w:sz w:val="22"/>
+        </w:rPr>
+        <w:t>Clic 1: El optimizador y tres planes candidatos con su costo: 1.240, 85 y 9.600, en unidades del motor, no en milisegundos. Elige el B, el más barato. Pregunta: «¿los tres devuelven lo mismo?».</w:t>
+      </w:r>
+    </w:p>
+    <w:p>
+      <w:pPr>
+        <w:pStyle w:val="ListBullet"/>
+      </w:pPr>
+      <w:r>
+        <w:rPr>
+          <w:b w:val="0"/>
+          <w:color w:val="4A4A49"/>
+          <w:sz w:val="22"/>
+        </w:rPr>
+        <w:t>Clic 2: El ejecutor corre solo el plan elegido. Lee la conclusión: los tres planes devuelven exactamente las mismas filas; lo único que cambia es el trabajo.</w:t>
+      </w:r>
+    </w:p>
+    <w:p>
+      <w:r>
+        <w:rPr>
+          <w:b w:val="0"/>
+          <w:color w:val="4A4A49"/>
+          <w:sz w:val="22"/>
+        </w:rPr>
+        <w:t>EJEMPLO: La agenda del día cruza cita, mascota, dueno y veterinario: con 4 tablas hay 24 órdenes posibles de unión (4 × 3 × 2 × 1), y multiplicados por las formas de leer y de cruzar pasan del millar de planes. El optimizador no los prueba todos: poda y decide en milisegundos.</w:t>
+      </w:r>
+    </w:p>
+    <w:p>
+      <w:r>
+        <w:rPr>
+          <w:b w:val="0"/>
+          <w:color w:val="4A4A49"/>
+          <w:sz w:val="22"/>
+        </w:rPr>
+        <w:t>SI PREGUNTAN:</w:t>
+      </w:r>
+    </w:p>
+    <w:p>
+      <w:pPr>
+        <w:pStyle w:val="ListBullet"/>
+      </w:pPr>
+      <w:r>
+        <w:rPr>
+          <w:b w:val="0"/>
+          <w:color w:val="4A4A49"/>
+          <w:sz w:val="22"/>
+        </w:rPr>
+        <w:t>«¿Puedo obligar al motor a usar un plan?» → PostgreSQL no trae «hints» como Oracle. Se le ayuda escribiendo la consulta para que pueda usar lo que existe: filtros sobre columnas desnudas, estadísticas al día e índices adecuados.</w:t>
+      </w:r>
+    </w:p>
+    <w:p>
+      <w:pPr>
+        <w:pStyle w:val="ListBullet"/>
+      </w:pPr>
+      <w:r>
+        <w:rPr>
+          <w:b w:val="0"/>
+          <w:color w:val="4A4A49"/>
+          <w:sz w:val="22"/>
+        </w:rPr>
+        <w:t>«¿El costo está en milisegundos?» → No. Es una unidad relativa del motor (1 = leer una página de forma secuencial); sirve para comparar planes, no para medir tiempo.</w:t>
+      </w:r>
+    </w:p>
+    <w:p>
+      <w:r>
+        <w:rPr>
+          <w:b w:val="0"/>
+          <w:color w:val="4A4A49"/>
+          <w:sz w:val="22"/>
+        </w:rPr>
+        <w:t>CUIDADO: No digas que el optimizador «prueba todos los planes»: estima con estadísticas, poda y elige; por eso a veces se equivoca.</w:t>
+      </w:r>
+    </w:p>
+    <w:p>
+      <w:r>
+        <w:rPr>
+          <w:b w:val="0"/>
+          <w:color w:val="4A4A49"/>
+          <w:sz w:val="22"/>
+        </w:rPr>
+        <w:t>PASA A LA SIGUIENTE: Para saber qué plan eligió hay que aprender a leerlo: es un árbol.</w:t>
+      </w:r>
+    </w:p>
+    <w:p>
+      <w:pPr>
+        <w:spacing w:before="200" w:after="60"/>
+      </w:pPr>
       <w:r>
         <w:rPr>
           <w:b/>
-          <w:color w:val="4A4A49"/>
-          <w:sz w:val="22"/>
+          <w:color w:val="1A1C1D"/>
+          <w:sz w:val="32"/>
         </w:rPr>
         <w:t>[Slide 5] Leer un plan: es un arbol y se lee de adentro hacia afuera</w:t>
       </w:r>
-      <w:r>
-        <w:rPr>
-          <w:b w:val="0"/>
-          <w:color w:val="4A4A49"/>
-          <w:sz w:val="22"/>
-        </w:rPr>
-        <w:t xml:space="preserve"> — 4 vinetas.</w:t>
-      </w:r>
-    </w:p>
-    <w:p>
-      <w:pPr>
-        <w:pStyle w:val="ListBullet2"/>
-      </w:pPr>
-      <w:r>
-        <w:rPr>
-          <w:b w:val="0"/>
-          <w:color w:val="4A4A49"/>
-          <w:sz w:val="22"/>
-        </w:rPr>
-        <w:t>DESARROLLO (para explicarlo, no se proyecta):</w:t>
-      </w:r>
-    </w:p>
-    <w:p>
-      <w:pPr>
-        <w:pStyle w:val="ListBullet2"/>
-      </w:pPr>
-      <w:r>
-        <w:rPr>
-          <w:b w:val="0"/>
-          <w:color w:val="4A4A49"/>
-          <w:sz w:val="22"/>
-        </w:rPr>
-        <w:t>De cada plan se leen tres cosas concretas: el nodo mas costoso, las filas estimadas frente a las reales y el tiempo total.</w:t>
-      </w:r>
-    </w:p>
-    <w:p>
-      <w:pPr>
-        <w:pStyle w:val="ListBullet2"/>
-      </w:pPr>
-      <w:r>
-        <w:rPr>
-          <w:b w:val="0"/>
-          <w:color w:val="4A4A49"/>
-          <w:sz w:val="22"/>
-        </w:rPr>
-        <w:t>Leer un plan tiene una regla de orden que casi nadie explica: es un arbol y se lee de adentro hacia afuera, empezando por los nodos mas indentados, que son las hojas; cada nodo consume las filas de sus hijos, y la primera linea impresa es la ULTIMA operacion.</w:t>
-      </w:r>
-    </w:p>
-    <w:p>
-      <w:pPr>
-        <w:pStyle w:val="ListBullet2"/>
-      </w:pPr>
-      <w:r>
-        <w:rPr>
-          <w:b w:val="0"/>
-          <w:color w:val="4A4A49"/>
-          <w:sz w:val="22"/>
-        </w:rPr>
-        <w:t>En PostgreSQL se escribe EXPLAIN antes de la consulta, y para la agenda de la clase aparece algo de esta forma: un Hash Join en la primera linea con su cost=... rows=... width=...</w:t>
-      </w:r>
-    </w:p>
-    <w:p>
-      <w:pPr>
-        <w:pStyle w:val="ListBullet2"/>
-      </w:pPr>
-      <w:r>
-        <w:rPr>
-          <w:b w:val="0"/>
-          <w:color w:val="4A4A49"/>
-          <w:sz w:val="22"/>
-        </w:rPr>
-        <w:t>Y debajo, mas indentado, un Seq Scan on cita c con el filtro del dia y un Hash construido sobre un Seq Scan on mascota m.</w:t>
-      </w:r>
-    </w:p>
-    <w:p>
-      <w:pPr>
-        <w:pStyle w:val="ListBullet2"/>
-      </w:pPr>
-      <w:r>
-        <w:rPr>
-          <w:b w:val="0"/>
-          <w:color w:val="4A4A49"/>
-          <w:sz w:val="22"/>
-        </w:rPr>
-        <w:t>Los cuatro campos hay que saber nombrarlos: cost trae el costo de arranque y el costo total separados por dos puntos; rows son las filas que el motor ESTIMA</w:t>
-      </w:r>
-    </w:p>
-    <w:p>
-      <w:pPr>
-        <w:pStyle w:val="ListBullet2"/>
-      </w:pPr>
-      <w:r>
-        <w:rPr>
-          <w:b w:val="0"/>
-          <w:color w:val="4A4A49"/>
-          <w:sz w:val="22"/>
-        </w:rPr>
-        <w:t>Width es el ancho promedio de la fila en bytes; y loops, que solo aparece con ANALYZE, dice cuantas veces se ejecuto ese nodo.</w:t>
-      </w:r>
-    </w:p>
-    <w:p>
-      <w:pPr>
-        <w:pStyle w:val="ListBullet2"/>
-      </w:pPr>
-      <w:r>
-        <w:rPr>
-          <w:b w:val="0"/>
-          <w:color w:val="4A4A49"/>
-          <w:sz w:val="22"/>
-        </w:rPr>
-        <w:t>El costo NO esta en milisegundos, es una unidad relativa donde 1.0 equivale por convencion a leer secuencialmente una pagina de 8 KB, y solo sirve para comparar planes del mismo motor.</w:t>
-      </w:r>
-    </w:p>
-    <w:p>
-      <w:pPr>
-        <w:pStyle w:val="ListBullet2"/>
-      </w:pPr>
-      <w:r>
-        <w:rPr>
-          <w:b w:val="0"/>
-          <w:color w:val="4A4A49"/>
-          <w:sz w:val="22"/>
-        </w:rPr>
-        <w:t>Los tiempos reales los da EXPLAIN ANALYZE, que agrega actual time, actual rows, loops y el Execution Time del final; con la opcion BUFFERS agrega ademas cuantos bloques de 8 KB se leyeron y cuantos se acertaron en memoria</w:t>
-      </w:r>
-    </w:p>
-    <w:p>
-      <w:pPr>
-        <w:pStyle w:val="ListBullet2"/>
-      </w:pPr>
-      <w:r>
-        <w:rPr>
-          <w:b w:val="0"/>
-          <w:color w:val="4A4A49"/>
-          <w:sz w:val="22"/>
-        </w:rPr>
-        <w:t>Que es de donde sale el numero exacto de paginas de cada tabla sin tener que estimarlo.</w:t>
-      </w:r>
-    </w:p>
-    <w:p>
-      <w:pPr>
-        <w:pStyle w:val="ListBullet2"/>
-      </w:pPr>
-      <w:r>
-        <w:rPr>
-          <w:b w:val="0"/>
-          <w:color w:val="4A4A49"/>
-          <w:sz w:val="22"/>
-        </w:rPr>
-        <w:t>Advertencia que evita un accidente en clase: ANALYZE EJECUTA la sentencia, asi que sobre un UPDATE o un DELETE hay que envolverlo en BEGIN y ROLLBACK, lo cual ya anticipa la Clase 8.</w:t>
-      </w:r>
-    </w:p>
-    <w:p>
-      <w:pPr>
-        <w:pStyle w:val="ListBullet2"/>
-      </w:pPr>
-      <w:r>
-        <w:rPr>
-          <w:b w:val="0"/>
-          <w:color w:val="4A4A49"/>
-          <w:sz w:val="22"/>
-        </w:rPr>
-        <w:t>Un nodo de 0,5 ms con loops=2006 cuesta un segundo entero y aparece impreso como el mas barato de la pantalla.</w:t>
-      </w:r>
-    </w:p>
-    <w:p>
-      <w:pPr>
-        <w:pStyle w:val="ListBullet2"/>
-      </w:pPr>
-      <w:r>
-        <w:rPr>
-          <w:b w:val="0"/>
-          <w:color w:val="4A4A49"/>
-          <w:sz w:val="22"/>
-        </w:rPr>
-        <w:t>En Oracle la misma lectura son dos pasos, EXPLAIN PLAN FOR y luego SELECT * FROM TABLE(DBMS_XPLAN.DISPLAY), que imprime Id, Operation, Name, Rows, Bytes, Cost y Time con la indentacion como jerarquia; se menciona como contraste, no como herramienta del dia.</w:t>
-      </w:r>
-    </w:p>
-    <w:p>
-      <w:pPr>
-        <w:pStyle w:val="ListBullet2"/>
-      </w:pPr>
-      <w:r>
-        <w:rPr>
-          <w:b w:val="0"/>
-          <w:color w:val="4A4A49"/>
-          <w:sz w:val="22"/>
-        </w:rPr>
-        <w:t>NOTAS:</w:t>
-      </w:r>
-    </w:p>
-    <w:p>
-      <w:pPr>
-        <w:pStyle w:val="ListBullet2"/>
-      </w:pPr>
-      <w:r>
-        <w:rPr>
-          <w:b w:val="0"/>
-          <w:color w:val="4A4A49"/>
-          <w:sz w:val="22"/>
-        </w:rPr>
-        <w:t>Y hay dos trampas al senalar el nodo mas costoso.</w:t>
-      </w:r>
-    </w:p>
-    <w:p>
-      <w:pPr>
-        <w:pStyle w:val="ListBullet2"/>
-      </w:pPr>
-      <w:r>
-        <w:rPr>
-          <w:b w:val="0"/>
-          <w:color w:val="4A4A49"/>
-          <w:sz w:val="22"/>
-        </w:rPr>
-        <w:t>Fuera de la lamina (habla de la practica): El costo NO esta en milisegundos, es una unidad relativa donde 1.0 equivale por convencion a leer secuencialmente una pagina de 8 KB, y solo sirve para comparar planes del mismo motor; confundir cost con tiempo es el error mas frecuente al calificar esta pregunta.</w:t>
-      </w:r>
-    </w:p>
-    <w:p>
-      <w:pPr>
-        <w:pStyle w:val="ListBullet2"/>
-      </w:pPr>
-      <w:r>
-        <w:rPr>
-          <w:b w:val="0"/>
-          <w:color w:val="4A4A49"/>
-          <w:sz w:val="22"/>
-        </w:rPr>
-        <w:t>Fuera de la lamina (habla de la practica): Advertencia que evita un accidente en clase: ANALYZE EJECUTA la sentencia, asi que sobre un UPDATE o un DELETE hay que envolverlo en BEGIN y ROLLBACK, lo cual ya anticipa la Clase 8; con SELECT no hay riesgo y el taller es solo de SELECT.</w:t>
-      </w:r>
-    </w:p>
-    <w:p>
-      <w:pPr>
-        <w:pStyle w:val="ListBullet2"/>
-      </w:pPr>
-      <w:r>
-        <w:rPr>
-          <w:b w:val="0"/>
-          <w:color w:val="4A4A49"/>
-          <w:sz w:val="22"/>
-        </w:rPr>
-        <w:t>Fuera de la lamina (habla de la practica): Y hay dos trampas al senalar el nodo mas costoso, que el docente tiene que conocer antes de calificar: el tiempo que muestra un nodo INCLUYE el de sus hijos, de modo que la primera linea siempre parece la mas cara sin serlo, y actual time es POR VUELTA, asi que el costo real de un nodo es su tiempo multiplicado por loops.</w:t>
-      </w:r>
-    </w:p>
-    <w:p>
-      <w:pPr>
-        <w:pStyle w:val="ListBullet2"/>
-      </w:pPr>
-      <w:r>
-        <w:rPr>
-          <w:b w:val="0"/>
-          <w:color w:val="4A4A49"/>
-          <w:sz w:val="22"/>
-        </w:rPr>
-        <w:t>Fuera de la lamina (habla de la practica): Un nodo de 0,5 ms con loops=2006 cuesta un segundo entero y aparece impreso como el mas barato de la pantalla; es exactamente lo que va a pasar en la pregunta 3.</w:t>
-      </w:r>
-    </w:p>
-    <w:p>
+    </w:p>
+    <w:p>
+      <w:r>
+        <w:rPr>
+          <w:b w:val="0"/>
+          <w:color w:val="4A4A49"/>
+          <w:sz w:val="22"/>
+        </w:rPr>
+        <w:t>QUÉ ES (dilo así): EXPLAIN delante de una consulta no la ejecuta: muestra el plan que el optimizador eligió. Se imprime como una lista con sangrías, pero es un árbol: cada línea con más sangría es hija de la de arriba. Primero corren las hojas, que leen las tablas, y la primera línea es la última operación, la que entrega el resultado.</w:t>
+      </w:r>
+    </w:p>
+    <w:p>
+      <w:r>
+        <w:rPr>
+          <w:b w:val="0"/>
+          <w:color w:val="4A4A49"/>
+          <w:sz w:val="22"/>
+        </w:rPr>
+        <w:t>CÓMO DARLA (≈4 min):</w:t>
+      </w:r>
+    </w:p>
+    <w:p>
+      <w:pPr>
+        <w:pStyle w:val="ListBullet"/>
+      </w:pPr>
+      <w:r>
+        <w:rPr>
+          <w:b w:val="0"/>
+          <w:color w:val="4A4A49"/>
+          <w:sz w:val="22"/>
+        </w:rPr>
+        <w:t>Al entrar: Lee en voz alta lo que imprime EXPLAIN para la consulta del día (cita con mascota, citas del 2026-03-10): Hash Join arriba; debajo y más adentro, el Seq Scan sobre cita con su filtro y el Hash armado sobre el Seq Scan de mascota. Pregunta: «¿qué ocurre primero?». La mayoría dirá «el Hash Join».</w:t>
+      </w:r>
+    </w:p>
+    <w:p>
+      <w:pPr>
+        <w:pStyle w:val="ListBullet"/>
+      </w:pPr>
+      <w:r>
+        <w:rPr>
+          <w:b w:val="0"/>
+          <w:color w:val="4A4A49"/>
+          <w:sz w:val="22"/>
+        </w:rPr>
+        <w:t>Clic 1: Las mismas líneas dibujadas como árbol: el Hash Join es la raíz y los dos Seq Scan son las hojas. La sangría decide quién es hijo de quién.</w:t>
+      </w:r>
+    </w:p>
+    <w:p>
+      <w:pPr>
+        <w:pStyle w:val="ListBullet"/>
+      </w:pPr>
+      <w:r>
+        <w:rPr>
+          <w:b w:val="0"/>
+          <w:color w:val="4A4A49"/>
+          <w:sz w:val="22"/>
+        </w:rPr>
+        <w:t>Clic 2: Los números marcan el orden real: 1) se lee cita, 2) se lee mascota, 3) con mascota se arma la tabla hash, 4) el Hash Join cruza. Lee la regla: la primera línea es la ÚLTIMA operación.</w:t>
+      </w:r>
+    </w:p>
+    <w:p>
+      <w:r>
+        <w:rPr>
+          <w:b w:val="0"/>
+          <w:color w:val="4A4A49"/>
+          <w:sz w:val="22"/>
+        </w:rPr>
+        <w:t>EJEMPLO: En la base de la clase ese plan dice Hash Join (cost=149.68..851.22 rows=150): 150 filas estimadas, que son las 150 citas del 2026-03-10.</w:t>
+      </w:r>
+    </w:p>
+    <w:p>
+      <w:r>
+        <w:rPr>
+          <w:b w:val="0"/>
+          <w:color w:val="4A4A49"/>
+          <w:sz w:val="22"/>
+        </w:rPr>
+        <w:t>SI PREGUNTAN:</w:t>
+      </w:r>
+    </w:p>
+    <w:p>
+      <w:pPr>
+        <w:pStyle w:val="ListBullet"/>
+      </w:pPr>
+      <w:r>
+        <w:rPr>
+          <w:b w:val="0"/>
+          <w:color w:val="4A4A49"/>
+          <w:sz w:val="22"/>
+        </w:rPr>
+        <w:t>«¿EXPLAIN ejecuta la consulta?» → No: solo muestra el plan con estimaciones. EXPLAIN ANALYZE sí la ejecuta y agrega tiempos y filas reales; por eso sobre un UPDATE o un DELETE se envuelve en BEGIN … ROLLBACK.</w:t>
+      </w:r>
+    </w:p>
+    <w:p>
+      <w:pPr>
+        <w:pStyle w:val="ListBullet"/>
+      </w:pPr>
+      <w:r>
+        <w:rPr>
+          <w:b w:val="0"/>
+          <w:color w:val="4A4A49"/>
+          <w:sz w:val="22"/>
+        </w:rPr>
+        <w:t>«¿Qué es el Hash?» → Una tabla en memoria armada con las filas de mascota, organizada por id_mascota, para encontrar rápido la mascota de cada cita al cruzar.</w:t>
+      </w:r>
+    </w:p>
+    <w:p>
+      <w:r>
+        <w:rPr>
+          <w:b w:val="0"/>
+          <w:color w:val="4A4A49"/>
+          <w:sz w:val="22"/>
+        </w:rPr>
+        <w:t>CUIDADO: El error más común, también del docente, es leer el plan de arriba hacia abajo como una lista de pasos. Si se enseña así, el grupo interpretará al revés todos los planes del curso.</w:t>
+      </w:r>
+    </w:p>
+    <w:p>
+      <w:r>
+        <w:rPr>
+          <w:b w:val="0"/>
+          <w:color w:val="4A4A49"/>
+          <w:sz w:val="22"/>
+        </w:rPr>
+        <w:t>PASA A LA SIGUIENTE: Con ANALYZE el plan deja de ser una predicción y se vuelve evidencia.</w:t>
+      </w:r>
+    </w:p>
+    <w:p>
+      <w:pPr>
+        <w:spacing w:before="200" w:after="60"/>
+      </w:pPr>
       <w:r>
         <w:rPr>
           <w:b/>
-          <w:color w:val="4A4A49"/>
-          <w:sz w:val="22"/>
+          <w:color w:val="1A1C1D"/>
+          <w:sz w:val="32"/>
         </w:rPr>
         <w:t>[Slide 6] EXPLAIN ANALYZE: la evidencia, no la opinion</w:t>
       </w:r>
-      <w:r>
-        <w:rPr>
-          <w:b w:val="0"/>
-          <w:color w:val="4A4A49"/>
-          <w:sz w:val="22"/>
-        </w:rPr>
-        <w:t xml:space="preserve"> — 11 vinetas.</w:t>
-      </w:r>
-    </w:p>
-    <w:p>
+    </w:p>
+    <w:p>
+      <w:r>
+        <w:rPr>
+          <w:b w:val="0"/>
+          <w:color w:val="4A4A49"/>
+          <w:sz w:val="22"/>
+        </w:rPr>
+        <w:t>QUÉ ES (dilo así): EXPLAIN (ANALYZE, BUFFERS) ejecuta la consulta de verdad y muestra, nodo por nodo, lo que pasó: filas reales, tiempo y páginas leídas. Es la evidencia de una optimización; sin ella, «es más rápida» es una opinión.</w:t>
+      </w:r>
+    </w:p>
+    <w:p>
+      <w:r>
+        <w:rPr>
+          <w:b w:val="0"/>
+          <w:color w:val="4A4A49"/>
+          <w:sz w:val="22"/>
+        </w:rPr>
+        <w:t>CÓMO DARLA (≈3 min):</w:t>
+      </w:r>
+    </w:p>
+    <w:p>
+      <w:pPr>
+        <w:pStyle w:val="ListBullet"/>
+      </w:pPr>
+      <w:r>
+        <w:rPr>
+          <w:b w:val="0"/>
+          <w:color w:val="4A4A49"/>
+          <w:sz w:val="22"/>
+        </w:rPr>
+        <w:t>Al entrar: Líneas 1-5: la consulta del día (cita con mascota, rango del 2026-03-10) precedida de EXPLAIN (ANALYZE, BUFFERS). Si puedes, ejecútala en vivo.</w:t>
+      </w:r>
+    </w:p>
+    <w:p>
+      <w:pPr>
+        <w:pStyle w:val="ListBullet"/>
+      </w:pPr>
+      <w:r>
+        <w:rPr>
+          <w:b w:val="0"/>
+          <w:color w:val="4A4A49"/>
+          <w:sz w:val="22"/>
+        </w:rPr>
+        <w:t>Líneas 7-9: El nodo: hoy sale Seq Scan on cita c, porque la base no tiene índices fuera de las claves primarias. Las filas: el motor estimó 150 y salieron 150 (actual rows=150).</w:t>
+      </w:r>
+    </w:p>
+    <w:p>
+      <w:pPr>
+        <w:pStyle w:val="ListBullet"/>
+      </w:pPr>
+      <w:r>
+        <w:rPr>
+          <w:b w:val="0"/>
+          <w:color w:val="4A4A49"/>
+          <w:sz w:val="22"/>
+        </w:rPr>
+        <w:t>Líneas 10-12: Rows Removed by Filter: 29860 es lo que leyó para nada; Buffers: shared hit=251 son las 251 páginas de 8 KB de cita. El Execution Time cambia entre corridas: lo estable son filas y páginas.</w:t>
+      </w:r>
+    </w:p>
+    <w:p>
+      <w:r>
+        <w:rPr>
+          <w:b w:val="0"/>
+          <w:color w:val="4A4A49"/>
+          <w:sz w:val="22"/>
+        </w:rPr>
+        <w:t>EJEMPLO: Una corrida en el navegador: Seq Scan on cita c … rows=150 … Rows Removed by Filter: 29860 · Buffers: shared hit=251 · Execution Time ≈ 35 ms. Las dos primeras cifras salen idénticas en cualquier equipo; el tiempo no.</w:t>
+      </w:r>
+    </w:p>
+    <w:p>
+      <w:r>
+        <w:rPr>
+          <w:b w:val="0"/>
+          <w:color w:val="4A4A49"/>
+          <w:sz w:val="22"/>
+        </w:rPr>
+        <w:t>SI PREGUNTAN:</w:t>
+      </w:r>
+    </w:p>
+    <w:p>
+      <w:pPr>
+        <w:pStyle w:val="ListBullet"/>
+      </w:pPr>
+      <w:r>
+        <w:rPr>
+          <w:b w:val="0"/>
+          <w:color w:val="4A4A49"/>
+          <w:sz w:val="22"/>
+        </w:rPr>
+        <w:t>«¿Qué significa «shared hit»?» → Que la página ya estaba en memoria; «read» significaría que hubo que traerla del disco. En el navegador todo vive en memoria, así que casi siempre verás hit.</w:t>
+      </w:r>
+    </w:p>
+    <w:p>
+      <w:pPr>
+        <w:pStyle w:val="ListBullet"/>
+      </w:pPr>
+      <w:r>
+        <w:rPr>
+          <w:b w:val="0"/>
+          <w:color w:val="4A4A49"/>
+          <w:sz w:val="22"/>
+        </w:rPr>
+        <w:t>«¿Puedo usar EXPLAIN ANALYZE con un DELETE?» → Sí, pero lo ejecuta de verdad: envuélvelo en BEGIN y ROLLBACK para no borrar nada.</w:t>
+      </w:r>
+    </w:p>
+    <w:p>
+      <w:r>
+        <w:rPr>
+          <w:b w:val="0"/>
+          <w:color w:val="4A4A49"/>
+          <w:sz w:val="22"/>
+        </w:rPr>
+        <w:t>CUIDADO: Si BUFFERS no responde en algún equipo, EXPLAIN ANALYZE a secas sirve igual. Lo que no sirve es comparar milisegundos entre máquinas distintas.</w:t>
+      </w:r>
+    </w:p>
+    <w:p>
+      <w:r>
+        <w:rPr>
+          <w:b w:val="0"/>
+          <w:color w:val="4A4A49"/>
+          <w:sz w:val="22"/>
+        </w:rPr>
+        <w:t>PASA A LA SIGUIENTE: Ahora cada campo de una línea del plan, uno por uno.</w:t>
+      </w:r>
+    </w:p>
+    <w:p>
+      <w:pPr>
+        <w:spacing w:before="200" w:after="60"/>
+      </w:pPr>
       <w:r>
         <w:rPr>
           <w:b/>
-          <w:color w:val="4A4A49"/>
-          <w:sz w:val="22"/>
+          <w:color w:val="1A1C1D"/>
+          <w:sz w:val="32"/>
         </w:rPr>
         <w:t>[Slide 7] Un plan, campo por campo</w:t>
       </w:r>
-      <w:r>
-        <w:rPr>
-          <w:b w:val="0"/>
-          <w:color w:val="4A4A49"/>
-          <w:sz w:val="22"/>
-        </w:rPr>
-        <w:t xml:space="preserve"> — 5 vinetas.</w:t>
-      </w:r>
-    </w:p>
-    <w:p>
+    </w:p>
+    <w:p>
+      <w:r>
+        <w:rPr>
+          <w:b w:val="0"/>
+          <w:color w:val="4A4A49"/>
+          <w:sz w:val="22"/>
+        </w:rPr>
+        <w:t>QUÉ ES (dilo así): Cada línea del plan trae dos grupos de números. En el primer paréntesis, lo que el motor estimó antes de ejecutar: costo, filas y ancho de la fila. En el segundo, lo que pasó: tiempo real, filas reales y cuántas veces se repitió ese nodo (loops). Leer un plan es comparar los dos grupos.</w:t>
+      </w:r>
+    </w:p>
+    <w:p>
+      <w:r>
+        <w:rPr>
+          <w:b w:val="0"/>
+          <w:color w:val="4A4A49"/>
+          <w:sz w:val="22"/>
+        </w:rPr>
+        <w:t>CÓMO DARLA (≈3 min):</w:t>
+      </w:r>
+    </w:p>
+    <w:p>
+      <w:pPr>
+        <w:pStyle w:val="ListBullet"/>
+      </w:pPr>
+      <w:r>
+        <w:rPr>
+          <w:b w:val="0"/>
+          <w:color w:val="4A4A49"/>
+          <w:sz w:val="22"/>
+        </w:rPr>
+        <w:t>Al entrar: Arriba, una línea real del plan de hoy: Seq Scan on cita c (cost=0.00..701.15 rows=150 width=16) y su parte real (actual time … rows=150 loops=1).</w:t>
+      </w:r>
+    </w:p>
+    <w:p>
+      <w:pPr>
+        <w:pStyle w:val="ListBullet"/>
+      </w:pPr>
+      <w:r>
+        <w:rPr>
+          <w:b w:val="0"/>
+          <w:color w:val="4A4A49"/>
+          <w:sz w:val="22"/>
+        </w:rPr>
+        <w:t>Columna izquierda: Lo estimado: cost es arranque..total en la unidad del motor (1 = leer una página), no milisegundos; rows, las filas que cree que saldrán; width, los bytes promedio por fila.</w:t>
+      </w:r>
+    </w:p>
+    <w:p>
+      <w:pPr>
+        <w:pStyle w:val="ListBullet"/>
+      </w:pPr>
+      <w:r>
+        <w:rPr>
+          <w:b w:val="0"/>
+          <w:color w:val="4A4A49"/>
+          <w:sz w:val="22"/>
+        </w:rPr>
+        <w:t>Columna derecha: Lo real: actual time en milisegundos POR VUELTA; rows, las filas que salieron; loops, cuántas veces se ejecutó el nodo.</w:t>
+      </w:r>
+    </w:p>
+    <w:p>
+      <w:pPr>
+        <w:pStyle w:val="ListBullet"/>
+      </w:pPr>
+      <w:r>
+        <w:rPr>
+          <w:b w:val="0"/>
+          <w:color w:val="4A4A49"/>
+          <w:sz w:val="22"/>
+        </w:rPr>
+        <w:t>Abajo: La regla del nodo más costoso: tiempo por loops, sabiendo que el tiempo de un nodo ya incluye el de sus hijos. Un nodo de 0,5 ms con loops=2006 cuesta un segundo aunque parezca el más barato.</w:t>
+      </w:r>
+    </w:p>
+    <w:p>
+      <w:r>
+        <w:rPr>
+          <w:b w:val="0"/>
+          <w:color w:val="4A4A49"/>
+          <w:sz w:val="22"/>
+        </w:rPr>
+        <w:t>EJEMPLO: La versión ANTES de la agenda (con to_char y UPPER sobre las columnas) estima rows=1 y entrega 91: con una función sobre la columna el motor no puede usar sus estadísticas y aplica una selectividad por omisión. Esa diferencia de 91 veces es la señal que hay que saber leer.</w:t>
+      </w:r>
+    </w:p>
+    <w:p>
+      <w:r>
+        <w:rPr>
+          <w:b w:val="0"/>
+          <w:color w:val="4A4A49"/>
+          <w:sz w:val="22"/>
+        </w:rPr>
+        <w:t>SI PREGUNTAN:</w:t>
+      </w:r>
+    </w:p>
+    <w:p>
+      <w:pPr>
+        <w:pStyle w:val="ListBullet"/>
+      </w:pPr>
+      <w:r>
+        <w:rPr>
+          <w:b w:val="0"/>
+          <w:color w:val="4A4A49"/>
+          <w:sz w:val="22"/>
+        </w:rPr>
+        <w:t>«¿Una diferencia de 2 veces entre estimado y real es grave?» → No, es normal. La alarma es de 10 veces o más: estadísticas viejas o dos filtros que el motor cree independientes y no lo son.</w:t>
+      </w:r>
+    </w:p>
+    <w:p>
+      <w:pPr>
+        <w:pStyle w:val="ListBullet"/>
+      </w:pPr>
+      <w:r>
+        <w:rPr>
+          <w:b w:val="0"/>
+          <w:color w:val="4A4A49"/>
+          <w:sz w:val="22"/>
+        </w:rPr>
+        <w:t>«¿Por qué la primera línea muestra el tiempo más alto?» → Porque el tiempo de cada nodo incluye el de sus hijos y la raíz los acumula todos. El culpable se busca por el tiempo propio de cada nodo multiplicado por loops.</w:t>
+      </w:r>
+    </w:p>
+    <w:p>
+      <w:r>
+        <w:rPr>
+          <w:b w:val="0"/>
+          <w:color w:val="4A4A49"/>
+          <w:sz w:val="22"/>
+        </w:rPr>
+        <w:t>CUIDADO: Confundir cost con milisegundos es el error más frecuente al leer planes: el costo solo sirve para comparar planes del mismo motor.</w:t>
+      </w:r>
+    </w:p>
+    <w:p>
+      <w:r>
+        <w:rPr>
+          <w:b w:val="0"/>
+          <w:color w:val="4A4A49"/>
+          <w:sz w:val="22"/>
+        </w:rPr>
+        <w:t>PASA A LA SIGUIENTE: ¿De dónde saca el motor sus estimaciones? De las estadísticas.</w:t>
+      </w:r>
+    </w:p>
+    <w:p>
+      <w:pPr>
+        <w:spacing w:before="200" w:after="60"/>
+      </w:pPr>
       <w:r>
         <w:rPr>
           <w:b/>
-          <w:color w:val="4A4A49"/>
-          <w:sz w:val="22"/>
+          <w:color w:val="1A1C1D"/>
+          <w:sz w:val="32"/>
         </w:rPr>
         <w:t>[Slide 8] Las estadisticas: metadatos que describen los datos sin leerlos</w:t>
       </w:r>
-      <w:r>
-        <w:rPr>
-          <w:b w:val="0"/>
-          <w:color w:val="4A4A49"/>
-          <w:sz w:val="22"/>
-        </w:rPr>
-        <w:t xml:space="preserve"> — 4 vinetas.</w:t>
-      </w:r>
-    </w:p>
-    <w:p>
-      <w:pPr>
-        <w:pStyle w:val="ListBullet2"/>
-      </w:pPr>
-      <w:r>
-        <w:rPr>
-          <w:b w:val="0"/>
-          <w:color w:val="4A4A49"/>
-          <w:sz w:val="22"/>
-        </w:rPr>
-        <w:t>DESARROLLO (para explicarlo, no se proyecta):</w:t>
-      </w:r>
-    </w:p>
-    <w:p>
-      <w:pPr>
-        <w:pStyle w:val="ListBullet2"/>
-      </w:pPr>
-      <w:r>
-        <w:rPr>
-          <w:b w:val="0"/>
-          <w:color w:val="4A4A49"/>
-          <w:sz w:val="22"/>
-        </w:rPr>
-        <w:t>Las estadisticas del optimizador son los metadatos que describen los datos sin leerlos: filas de la tabla, bloques que ocupa</w:t>
-      </w:r>
-    </w:p>
-    <w:p>
-      <w:pPr>
-        <w:pStyle w:val="ListBullet2"/>
-      </w:pPr>
-      <w:r>
-        <w:rPr>
-          <w:b w:val="0"/>
-          <w:color w:val="4A4A49"/>
-          <w:sz w:val="22"/>
-        </w:rPr>
-        <w:t>Valores distintos por columna, fraccion de nulos y un histograma que reparte los valores en cubos para saber si estan parejos o concentrados.</w:t>
-      </w:r>
-    </w:p>
-    <w:p>
-      <w:pPr>
-        <w:pStyle w:val="ListBullet2"/>
-      </w:pPr>
-      <w:r>
-        <w:rPr>
-          <w:b w:val="0"/>
-          <w:color w:val="4A4A49"/>
-          <w:sz w:val="22"/>
-        </w:rPr>
-        <w:t>PostgreSQL las recolecta con ANALYZE cita, con 100 cubos por columna por omision</w:t>
-      </w:r>
-    </w:p>
-    <w:p>
-      <w:pPr>
-        <w:pStyle w:val="ListBullet2"/>
-      </w:pPr>
-      <w:r>
-        <w:rPr>
-          <w:b w:val="0"/>
-          <w:color w:val="4A4A49"/>
-          <w:sz w:val="22"/>
-        </w:rPr>
-        <w:t>Oracle usa DBMS_STATS.GATHER_TABLE_STATS(USER, 'CITA') y las expone en USER_TABLES.NUM_ROWS.</w:t>
-      </w:r>
-    </w:p>
-    <w:p>
-      <w:pPr>
-        <w:pStyle w:val="ListBullet2"/>
-      </w:pPr>
-      <w:r>
-        <w:rPr>
-          <w:b w:val="0"/>
-          <w:color w:val="4A4A49"/>
-          <w:sz w:val="22"/>
-        </w:rPr>
-        <w:t>En la base de la clase el ANALYZE ya esta corrido, y eso es deliberado: si faltara.</w:t>
-      </w:r>
-    </w:p>
-    <w:p>
-      <w:pPr>
-        <w:pStyle w:val="ListBullet2"/>
-      </w:pPr>
-      <w:r>
-        <w:rPr>
-          <w:b w:val="0"/>
-          <w:color w:val="4A4A49"/>
-          <w:sz w:val="22"/>
-        </w:rPr>
-        <w:t>De aqui sale la explicacion de un fenomeno que desconcierta: la misma consulta, sin cambiar una letra, puede tener hoy un plan distinto al de ayer</w:t>
-      </w:r>
-    </w:p>
-    <w:p>
-      <w:pPr>
-        <w:pStyle w:val="ListBullet2"/>
-      </w:pPr>
-      <w:r>
-        <w:rPr>
-          <w:b w:val="0"/>
-          <w:color w:val="4A4A49"/>
-          <w:sz w:val="22"/>
-        </w:rPr>
-        <w:t>Porque la tabla crecio, porque se recolectaron estadisticas nuevas, porque alguien creo un indice o porque el valor comparado cambio la selectividad estimada.</w:t>
-      </w:r>
-    </w:p>
-    <w:p>
-      <w:pPr>
-        <w:pStyle w:val="ListBullet2"/>
-      </w:pPr>
-      <w:r>
-        <w:rPr>
-          <w:b w:val="0"/>
-          <w:color w:val="4A4A49"/>
-          <w:sz w:val="22"/>
-        </w:rPr>
-        <w:t>El plan no es propiedad del texto SQL, es una decision tomada con la informacion disponible en ese instante.</w:t>
-      </w:r>
-    </w:p>
-    <w:p>
-      <w:pPr>
-        <w:pStyle w:val="ListBullet2"/>
-      </w:pPr>
-      <w:r>
-        <w:rPr>
-          <w:b w:val="0"/>
-          <w:color w:val="4A4A49"/>
-          <w:sz w:val="22"/>
-        </w:rPr>
-        <w:t>Correlacionados quiere decir que el motor multiplica las selectividades de dos filtros como si fueran independientes y no lo son: en la clínica</w:t>
-      </w:r>
-    </w:p>
-    <w:p>
-      <w:pPr>
-        <w:pStyle w:val="ListBullet2"/>
-      </w:pPr>
-      <w:r>
-        <w:rPr>
-          <w:b w:val="0"/>
-          <w:color w:val="4A4A49"/>
-          <w:sz w:val="22"/>
-        </w:rPr>
-        <w:t>Fecha_hora del 2026-03-10 y estado = 'PROGRAMADA' no lo son, porque el reparto de estados no es igual en todos los dias.</w:t>
-      </w:r>
-    </w:p>
-    <w:p>
-      <w:pPr>
-        <w:pStyle w:val="ListBullet2"/>
-      </w:pPr>
-      <w:r>
-        <w:rPr>
-          <w:b w:val="0"/>
-          <w:color w:val="4A4A49"/>
-          <w:sz w:val="22"/>
-        </w:rPr>
-        <w:t>NOTAS:</w:t>
-      </w:r>
-    </w:p>
-    <w:p>
-      <w:pPr>
-        <w:pStyle w:val="ListBullet2"/>
-      </w:pPr>
-      <w:r>
-        <w:rPr>
-          <w:b w:val="0"/>
-          <w:color w:val="4A4A49"/>
-          <w:sz w:val="22"/>
-        </w:rPr>
-        <w:t>De ahi que se comparen rows estimadas contra actual rows.</w:t>
-      </w:r>
-    </w:p>
-    <w:p>
-      <w:pPr>
-        <w:pStyle w:val="ListBullet2"/>
-      </w:pPr>
-      <w:r>
-        <w:rPr>
-          <w:b w:val="0"/>
-          <w:color w:val="4A4A49"/>
-          <w:sz w:val="22"/>
-        </w:rPr>
-        <w:t>Conviene marcar la diferencia de palabras en voz alta, porque van a aparecer las dos hoy: predicados correlacionados es esto, un asunto de estimacion; subconsulta correlacionada.</w:t>
-      </w:r>
-    </w:p>
-    <w:p>
-      <w:pPr>
-        <w:pStyle w:val="ListBullet2"/>
-      </w:pPr>
-      <w:r>
-        <w:rPr>
-          <w:b w:val="0"/>
-          <w:color w:val="4A4A49"/>
-          <w:sz w:val="22"/>
-        </w:rPr>
-        <w:t>Fuera de la lamina (habla de la practica): En la base de la clase el ANALYZE ya esta corrido, y eso es deliberado: si faltara, el estimado contra real de la pregunta 2 saldria disparatado por una razon que no es el tema de la clase y el estudiante concluiria lo contrario de lo que hay que aprender.</w:t>
-      </w:r>
-    </w:p>
-    <w:p>
-      <w:pPr>
-        <w:pStyle w:val="ListBullet2"/>
-      </w:pPr>
-      <w:r>
-        <w:rPr>
-          <w:b w:val="0"/>
-          <w:color w:val="4A4A49"/>
-          <w:sz w:val="22"/>
-        </w:rPr>
-        <w:t>Fuera de la lamina (habla de la practica): De ahi que se comparen rows estimadas contra actual rows, que es literalmente una de las tres columnas que pide la pregunta 2: una divergencia de 2 veces es normal, una de 10 veces o mas es la senal clasica de estadisticas viejas o de predicados correlacionados, y esa es tambien la sexta afirmacion de la pregunta 4, que es correcta.</w:t>
-      </w:r>
-    </w:p>
-    <w:p>
-      <w:pPr>
-        <w:pStyle w:val="ListBullet2"/>
-      </w:pPr>
-      <w:r>
-        <w:rPr>
-          <w:b w:val="0"/>
-          <w:color w:val="4A4A49"/>
-          <w:sz w:val="22"/>
-        </w:rPr>
-        <w:t>Fuera de la lamina (habla de la practica): Conviene marcar la diferencia de palabras en voz alta, porque van a aparecer las dos hoy: predicados correlacionados es esto, un asunto de estimacion; subconsulta correlacionada, la de la pregunta 3, es otra cosa completamente distinta y es un asunto de numero de ejecuciones.</w:t>
-      </w:r>
-    </w:p>
-    <w:p>
+    </w:p>
+    <w:p>
+      <w:r>
+        <w:rPr>
+          <w:b w:val="0"/>
+          <w:color w:val="4A4A49"/>
+          <w:sz w:val="22"/>
+        </w:rPr>
+        <w:t>QUÉ ES (dilo así): El optimizador no lee la tabla para decidir: consulta una ficha que la describe. Cuántas filas tiene, cuántas páginas ocupa, cuántos valores distintos hay en cada columna, qué fracción es nula y cómo se reparten los valores. Esa ficha son las estadísticas, y las actualiza el comando ANALYZE.</w:t>
+      </w:r>
+    </w:p>
+    <w:p>
+      <w:r>
+        <w:rPr>
+          <w:b w:val="0"/>
+          <w:color w:val="4A4A49"/>
+          <w:sz w:val="22"/>
+        </w:rPr>
+        <w:t>CÓMO DARLA (≈3 min):</w:t>
+      </w:r>
+    </w:p>
+    <w:p>
+      <w:pPr>
+        <w:pStyle w:val="ListBullet"/>
+      </w:pPr>
+      <w:r>
+        <w:rPr>
+          <w:b w:val="0"/>
+          <w:color w:val="4A4A49"/>
+          <w:sz w:val="22"/>
+        </w:rPr>
+        <w:t>Al entrar: La tabla cita, ANALYZE y la ficha con las cifras reales de la base de hoy: 30.010 filas, 251 páginas de 8 KB, 3 valores distintos en estado, 1.810 en fecha_hora y ningún nulo.</w:t>
+      </w:r>
+    </w:p>
+    <w:p>
+      <w:pPr>
+        <w:pStyle w:val="ListBullet"/>
+      </w:pPr>
+      <w:r>
+        <w:rPr>
+          <w:b w:val="0"/>
+          <w:color w:val="4A4A49"/>
+          <w:sz w:val="22"/>
+        </w:rPr>
+        <w:t>Clic 1: El reparto: estado está concentrado (61 % PROGRAMADA, 30 % ATENDIDA, 9 % CANCELADA) y fecha_hora es pareja (150 citas cada día). Con eso el motor calcula cuántas filas dejará pasar cada filtro.</w:t>
+      </w:r>
+    </w:p>
+    <w:p>
+      <w:pPr>
+        <w:pStyle w:val="ListBullet"/>
+      </w:pPr>
+      <w:r>
+        <w:rPr>
+          <w:b w:val="0"/>
+          <w:color w:val="4A4A49"/>
+          <w:sz w:val="22"/>
+        </w:rPr>
+        <w:t>Clic 2: Lee la conclusión y remata: el plan no es propiedad del texto SQL; es una decisión tomada con las estadísticas de ese momento.</w:t>
+      </w:r>
+    </w:p>
+    <w:p>
+      <w:r>
+        <w:rPr>
+          <w:b w:val="0"/>
+          <w:color w:val="4A4A49"/>
+          <w:sz w:val="22"/>
+        </w:rPr>
+        <w:t>EJEMPLO: SELECT relpages, reltuples FROM pg_class WHERE relname = 'cita'; devuelve 251 y 30010. SELECT attname, n_distinct FROM pg_stats WHERE tablename = 'cita'; muestra 3 para estado y 1810 para fecha_hora.</w:t>
+      </w:r>
+    </w:p>
+    <w:p>
+      <w:r>
+        <w:rPr>
+          <w:b w:val="0"/>
+          <w:color w:val="4A4A49"/>
+          <w:sz w:val="22"/>
+        </w:rPr>
+        <w:t>SI PREGUNTAN:</w:t>
+      </w:r>
+    </w:p>
+    <w:p>
+      <w:pPr>
+        <w:pStyle w:val="ListBullet"/>
+      </w:pPr>
+      <w:r>
+        <w:rPr>
+          <w:b w:val="0"/>
+          <w:color w:val="4A4A49"/>
+          <w:sz w:val="22"/>
+        </w:rPr>
+        <w:t>«¿Cada cuánto hay que correr ANALYZE?» → En un servidor, PostgreSQL lo hace solo en segundo plano (autovacuum) cuando la tabla cambia bastante. Después de una carga grande o de crear un índice conviene correrlo a mano.</w:t>
+      </w:r>
+    </w:p>
+    <w:p>
+      <w:pPr>
+        <w:pStyle w:val="ListBullet"/>
+      </w:pPr>
+      <w:r>
+        <w:rPr>
+          <w:b w:val="0"/>
+          <w:color w:val="4A4A49"/>
+          <w:sz w:val="22"/>
+        </w:rPr>
+        <w:t>«¿Por qué la misma consulta cambia de plan de un día a otro?» → Porque la tabla creció, se recolectaron estadísticas nuevas, alguien creó un índice o el valor buscado es más o menos frecuente.</w:t>
+      </w:r>
+    </w:p>
+    <w:p>
+      <w:r>
+        <w:rPr>
+          <w:b w:val="0"/>
+          <w:color w:val="4A4A49"/>
+          <w:sz w:val="22"/>
+        </w:rPr>
+        <w:t>CUIDADO: No confundas «predicados correlacionados» (dos filtros que no son independientes y engañan la estimación) con la «subconsulta correlacionada» que viene después, que es un problema de cuántas veces se ejecuta algo.</w:t>
+      </w:r>
+    </w:p>
+    <w:p>
+      <w:r>
+        <w:rPr>
+          <w:b w:val="0"/>
+          <w:color w:val="4A4A49"/>
+          <w:sz w:val="22"/>
+        </w:rPr>
+        <w:t>PASA A LA SIGUIENTE: Con esas estadísticas el motor calcula dos números: cardinalidad y selectividad.</w:t>
+      </w:r>
+    </w:p>
+    <w:p>
+      <w:pPr>
+        <w:spacing w:before="200" w:after="60"/>
+      </w:pPr>
       <w:r>
         <w:rPr>
           <w:b/>
-          <w:color w:val="4A4A49"/>
-          <w:sz w:val="22"/>
+          <w:color w:val="1A1C1D"/>
+          <w:sz w:val="32"/>
         </w:rPr>
         <w:t>[Slide 9] Cardinalidad y selectividad: por que el motor decide lo que decide</w:t>
       </w:r>
-      <w:r>
-        <w:rPr>
-          <w:b w:val="0"/>
-          <w:color w:val="4A4A49"/>
-          <w:sz w:val="22"/>
-        </w:rPr>
-        <w:t xml:space="preserve"> — 4 vinetas.</w:t>
-      </w:r>
-    </w:p>
-    <w:p>
-      <w:pPr>
-        <w:pStyle w:val="ListBullet2"/>
-      </w:pPr>
-      <w:r>
-        <w:rPr>
-          <w:b w:val="0"/>
-          <w:color w:val="4A4A49"/>
-          <w:sz w:val="22"/>
-        </w:rPr>
-        <w:t>DESARROLLO (para explicarlo, no se proyecta):</w:t>
-      </w:r>
-    </w:p>
-    <w:p>
-      <w:pPr>
-        <w:pStyle w:val="ListBullet2"/>
-      </w:pPr>
-      <w:r>
-        <w:rPr>
-          <w:b w:val="0"/>
-          <w:color w:val="4A4A49"/>
-          <w:sz w:val="22"/>
-        </w:rPr>
-        <w:t>La cardinalidad de una columna es la cantidad de valores distintos que contiene, y conviene advertir que la palabra se usa tambien para las filas que entrega un nodo del plan.</w:t>
-      </w:r>
-    </w:p>
-    <w:p>
-      <w:pPr>
-        <w:pStyle w:val="ListBullet2"/>
-      </w:pPr>
-      <w:r>
-        <w:rPr>
-          <w:b w:val="0"/>
-          <w:color w:val="4A4A49"/>
-          <w:sz w:val="22"/>
-        </w:rPr>
-        <w:t>La selectividad de un predicado es la fraccion de filas que sobreviven al filtro, entre 0 y 1, y es lo que el optimizador calcula con las estadisticas.</w:t>
-      </w:r>
-    </w:p>
-    <w:p>
-      <w:pPr>
-        <w:pStyle w:val="ListBullet2"/>
-      </w:pPr>
-      <w:r>
-        <w:rPr>
-          <w:b w:val="0"/>
-          <w:color w:val="4A4A49"/>
-          <w:sz w:val="22"/>
-        </w:rPr>
-        <w:t>Las cifras que hay que usar son las de la base de la clase, no unas inventadas</w:t>
-      </w:r>
-    </w:p>
-    <w:p>
-      <w:pPr>
-        <w:pStyle w:val="ListBullet2"/>
-      </w:pPr>
-      <w:r>
-        <w:rPr>
-          <w:b w:val="0"/>
-          <w:color w:val="4A4A49"/>
-          <w:sz w:val="22"/>
-        </w:rPr>
-        <w:t>Porque el estudiante las va a ver en su pantalla: 2.006 duenos, 5.008 mascotas, 16 veterinarios y 30.010 citas repartidas entre el 2026-01-05 y el 2026-07-23, o sea 200 dias distintos con exactamente 150 citas cada uno.</w:t>
-      </w:r>
-    </w:p>
-    <w:p>
-      <w:pPr>
-        <w:pStyle w:val="ListBullet2"/>
-      </w:pPr>
-      <w:r>
-        <w:rPr>
-          <w:b w:val="0"/>
-          <w:color w:val="4A4A49"/>
-          <w:sz w:val="22"/>
-        </w:rPr>
-        <w:t>Con eso, WHERE c.fecha_hora &gt;= TIMESTAMP '2026-03-10 00:00:00' AND c.fecha_hora &lt; TIMESTAMP '2026-03-11 00:00:00' tiene selectividad 150 sobre 30.010, o sea 0,5 %: filtro excelente.</w:t>
-      </w:r>
-    </w:p>
-    <w:p>
-      <w:pPr>
-        <w:pStyle w:val="ListBullet2"/>
-      </w:pPr>
-      <w:r>
-        <w:rPr>
-          <w:b w:val="0"/>
-          <w:color w:val="4A4A49"/>
-          <w:sz w:val="22"/>
-        </w:rPr>
-        <w:t>WHERE c.estado = 'PROGRAMADA', sobre tres valores distintos (PROGRAMADA, ATENDIDA, CANCELADA), no filtra casi nada: son 18.187 filas, el 60,6 %, porque la siembra hace CANCELADA una de cada once citas y ATENDIDA una de cada tres de las que quedan.</w:t>
-      </w:r>
-    </w:p>
-    <w:p>
-      <w:pPr>
-        <w:pStyle w:val="ListBullet2"/>
-      </w:pPr>
-      <w:r>
-        <w:rPr>
-          <w:b w:val="0"/>
-          <w:color w:val="4A4A49"/>
-          <w:sz w:val="22"/>
-        </w:rPr>
-        <w:t>Y WHERE m.activa = 'S', con 4.712 de las 5.008 mascotas activas, tiene selectividad 0,94: no filtra nada.</w:t>
-      </w:r>
-    </w:p>
-    <w:p>
-      <w:pPr>
-        <w:pStyle w:val="ListBullet2"/>
-      </w:pPr>
-      <w:r>
-        <w:rPr>
-          <w:b w:val="0"/>
-          <w:color w:val="4A4A49"/>
-          <w:sz w:val="22"/>
-        </w:rPr>
-        <w:t>Los dos filtros juntos dejan 91 filas de 30.010, el 0,3 %.</w:t>
-      </w:r>
-    </w:p>
-    <w:p>
-      <w:pPr>
-        <w:pStyle w:val="ListBullet2"/>
-      </w:pPr>
-      <w:r>
-        <w:rPr>
-          <w:b w:val="0"/>
-          <w:color w:val="4A4A49"/>
-          <w:sz w:val="22"/>
-        </w:rPr>
-        <w:t>La regla practica, convencion de oficio y no regla dura, dice que por debajo del 5 % de las filas conviene el indice, entre 5 % y 20 % depende del motor, y por encima del 20 % o 25 % gana leer la tabla completa.</w:t>
-      </w:r>
-    </w:p>
-    <w:p>
-      <w:pPr>
-        <w:pStyle w:val="ListBullet2"/>
-      </w:pPr>
-      <w:r>
-        <w:rPr>
-          <w:b w:val="0"/>
-          <w:color w:val="4A4A49"/>
-          <w:sz w:val="22"/>
-        </w:rPr>
-        <w:t>Su origen es medible: PostgreSQL valora una lectura aleatoria de pagina en 4,0 y una secuencial en 1,0 (parametros random_page_cost y seq_page_cost), y por eso la regla se enuncia en filas pero el motor decide en costos, que no es lo mismo.</w:t>
-      </w:r>
-    </w:p>
-    <w:p>
-      <w:pPr>
-        <w:pStyle w:val="ListBullet2"/>
-      </w:pPr>
-      <w:r>
-        <w:rPr>
-          <w:b w:val="0"/>
-          <w:color w:val="4A4A49"/>
-          <w:sz w:val="22"/>
-        </w:rPr>
-        <w:t>NOTAS:</w:t>
-      </w:r>
-    </w:p>
-    <w:p>
-      <w:pPr>
-        <w:pStyle w:val="ListBullet2"/>
-      </w:pPr>
-      <w:r>
-        <w:rPr>
-          <w:b w:val="0"/>
-          <w:color w:val="4A4A49"/>
-          <w:sz w:val="22"/>
-        </w:rPr>
-        <w:t>Dos terminos explican por que el motor decide lo que decide.</w:t>
-      </w:r>
-    </w:p>
-    <w:p>
-      <w:pPr>
-        <w:pStyle w:val="ListBullet2"/>
-      </w:pPr>
-      <w:r>
-        <w:rPr>
-          <w:b w:val="0"/>
-          <w:color w:val="4A4A49"/>
-          <w:sz w:val="22"/>
-        </w:rPr>
-        <w:t>Fuera de la lamina (habla de la practica): Los dos filtros juntos dejan 91 filas de 30.010, el 0,3 %, y ese 91 es el numero que el estudiante tiene que ver dos veces en la pregunta 1.</w:t>
-      </w:r>
-    </w:p>
-    <w:p>
+    </w:p>
+    <w:p>
+      <w:r>
+        <w:rPr>
+          <w:b w:val="0"/>
+          <w:color w:val="4A4A49"/>
+          <w:sz w:val="22"/>
+        </w:rPr>
+        <w:t>QUÉ ES (dilo así): Cardinalidad es cuántos valores distintos tiene una columna. Selectividad es qué fracción de las filas sobrevive a un filtro: 0 es ninguna, 1 es todas. Con ellas el motor estima cuántas filas saldrán de cada filtro, y de eso depende si conviene ir por un índice o leer la tabla completa.</w:t>
+      </w:r>
+    </w:p>
+    <w:p>
+      <w:r>
+        <w:rPr>
+          <w:b w:val="0"/>
+          <w:color w:val="4A4A49"/>
+          <w:sz w:val="22"/>
+        </w:rPr>
+        <w:t>CÓMO DARLA (≈4 min):</w:t>
+      </w:r>
+    </w:p>
+    <w:p>
+      <w:pPr>
+        <w:pStyle w:val="ListBullet"/>
+      </w:pPr>
+      <w:r>
+        <w:rPr>
+          <w:b w:val="0"/>
+          <w:color w:val="4A4A49"/>
+          <w:sz w:val="22"/>
+        </w:rPr>
+        <w:t>Al entrar: Cardinalidad: cita.estado tiene 3 valores (baja); dueno.id_dueno tiene 2.006, uno por fila (alta).</w:t>
+      </w:r>
+    </w:p>
+    <w:p>
+      <w:pPr>
+        <w:pStyle w:val="ListBullet"/>
+      </w:pPr>
+      <w:r>
+        <w:rPr>
+          <w:b w:val="0"/>
+          <w:color w:val="4A4A49"/>
+          <w:sz w:val="22"/>
+        </w:rPr>
+        <w:t>Clic 1: Selectividad con tres filtros reales de la base de hoy: estado = 'PROGRAMADA' deja 18.187 de 30.010 (0,61); la fecha del 2026-03-10 deja 150 (0,005); los dos juntos, 91 (0,003). Pregunta: «¿a cuál le serviría un índice?».</w:t>
+      </w:r>
+    </w:p>
+    <w:p>
+      <w:pPr>
+        <w:pStyle w:val="ListBullet"/>
+      </w:pPr>
+      <w:r>
+        <w:rPr>
+          <w:b w:val="0"/>
+          <w:color w:val="4A4A49"/>
+          <w:sz w:val="22"/>
+        </w:rPr>
+        <w:t>Clic 2: La decisión: muchas filas, leer la tabla entera; pocas, ir por un índice. Como convención de oficio, por debajo del 5 % suele ganar el índice y por encima del 20 % la tabla entera; el motor no usa porcentajes, compara costos.</w:t>
+      </w:r>
+    </w:p>
+    <w:p>
+      <w:r>
+        <w:rPr>
+          <w:b w:val="0"/>
+          <w:color w:val="4A4A49"/>
+          <w:sz w:val="22"/>
+        </w:rPr>
+        <w:t>EJEMPLO: De 30.010 citas, 91 son el 0,3 %: un índice ayudaría mucho. 18.187 son el 61 %: un índice solo sobre estado no ayudaría.</w:t>
+      </w:r>
+    </w:p>
+    <w:p>
+      <w:r>
+        <w:rPr>
+          <w:b w:val="0"/>
+          <w:color w:val="4A4A49"/>
+          <w:sz w:val="22"/>
+        </w:rPr>
+        <w:t>SI PREGUNTAN:</w:t>
+      </w:r>
+    </w:p>
+    <w:p>
+      <w:pPr>
+        <w:pStyle w:val="ListBullet"/>
+      </w:pPr>
+      <w:r>
+        <w:rPr>
+          <w:b w:val="0"/>
+          <w:color w:val="4A4A49"/>
+          <w:sz w:val="22"/>
+        </w:rPr>
+        <w:t>«¿Por qué no indexar estado si se filtra tanto por él?» → Porque deja pasar el 61 % de las filas: leer la tabla de corrido sale más barato que saltar a la tabla 18.187 veces desde un índice.</w:t>
+      </w:r>
+    </w:p>
+    <w:p>
+      <w:pPr>
+        <w:pStyle w:val="ListBullet"/>
+      </w:pPr>
+      <w:r>
+        <w:rPr>
+          <w:b w:val="0"/>
+          <w:color w:val="4A4A49"/>
+          <w:sz w:val="22"/>
+        </w:rPr>
+        <w:t>«¿Cómo sabe el motor que la fecha deja 150?» → Por las estadísticas de fecha_hora: sus valores distintos y su reparto. Si estuvieran viejas, la estimación fallaría.</w:t>
+      </w:r>
+    </w:p>
+    <w:p>
+      <w:r>
+        <w:rPr>
+          <w:b w:val="0"/>
+          <w:color w:val="4A4A49"/>
+          <w:sz w:val="22"/>
+        </w:rPr>
+        <w:t>CUIDADO: «Cardinalidad» también se usa para las filas que entrega un nodo del plan: aclara en qué sentido la estás usando.</w:t>
+      </w:r>
+    </w:p>
+    <w:p>
+      <w:r>
+        <w:rPr>
+          <w:b w:val="0"/>
+          <w:color w:val="4A4A49"/>
+          <w:sz w:val="22"/>
+        </w:rPr>
+        <w:t>PASA A LA SIGUIENTE: Con esas cifras, los dos caminos para leer una tabla: completa o por índice.</w:t>
+      </w:r>
+    </w:p>
+    <w:p>
+      <w:pPr>
+        <w:spacing w:before="200" w:after="60"/>
+      </w:pPr>
       <w:r>
         <w:rPr>
           <w:b/>
-          <w:color w:val="4A4A49"/>
-          <w:sz w:val="22"/>
+          <w:color w:val="1A1C1D"/>
+          <w:sz w:val="32"/>
         </w:rPr>
         <w:t>[Slide 10] Full table scan contra index scan, sin caricaturas</w:t>
       </w:r>
-      <w:r>
-        <w:rPr>
-          <w:b w:val="0"/>
-          <w:color w:val="4A4A49"/>
-          <w:sz w:val="22"/>
-        </w:rPr>
-        <w:t xml:space="preserve"> — 3 vinetas.</w:t>
-      </w:r>
-    </w:p>
-    <w:p>
-      <w:pPr>
-        <w:pStyle w:val="ListBullet2"/>
-      </w:pPr>
-      <w:r>
-        <w:rPr>
-          <w:b w:val="0"/>
-          <w:color w:val="4A4A49"/>
-          <w:sz w:val="22"/>
-        </w:rPr>
-        <w:t>DESARROLLO (para explicarlo, no se proyecta):</w:t>
-      </w:r>
-    </w:p>
-    <w:p>
-      <w:pPr>
-        <w:pStyle w:val="ListBullet2"/>
-      </w:pPr>
-      <w:r>
-        <w:rPr>
-          <w:b w:val="0"/>
-          <w:color w:val="4A4A49"/>
-          <w:sz w:val="22"/>
-        </w:rPr>
-        <w:t>Un full table scan, que en PostgreSQL se imprime Seq Scan y en Oracle TABLE ACCESS FULL, lee todos los bloques de principio a fin y descarta en memoria lo que no cumple el filtro; su ventaja es que la lectura es secuencial.</w:t>
-      </w:r>
-    </w:p>
-    <w:p>
-      <w:pPr>
-        <w:pStyle w:val="ListBullet2"/>
-      </w:pPr>
-      <w:r>
-        <w:rPr>
-          <w:b w:val="0"/>
-          <w:color w:val="4A4A49"/>
-          <w:sz w:val="22"/>
-        </w:rPr>
-        <w:t>Un index scan desciende por el indice y, por cada coincidencia, va a buscar la fila a la tabla, lo cual son lecturas dispersas.</w:t>
-      </w:r>
-    </w:p>
-    <w:p>
-      <w:pPr>
-        <w:pStyle w:val="ListBullet2"/>
-      </w:pPr>
-      <w:r>
-        <w:rPr>
-          <w:b w:val="0"/>
-          <w:color w:val="4A4A49"/>
-          <w:sz w:val="22"/>
-        </w:rPr>
-        <w:t>Las cuentas de la base de la clase: cita con 30.010 filas de unos 60 bytes ocupa del orden de 2 MB, unas 230 a 250 paginas de 8 KB —el numero exacto lo dice el Buffers del EXPLAIN, no hace falta estimarlo—</w:t>
-      </w:r>
-    </w:p>
-    <w:p>
-      <w:pPr>
-        <w:pStyle w:val="ListBullet2"/>
-      </w:pPr>
-      <w:r>
-        <w:rPr>
-          <w:b w:val="0"/>
-          <w:color w:val="4A4A49"/>
-          <w:sz w:val="22"/>
-        </w:rPr>
-        <w:t>Y el Seq Scan cuesta esas paginas; buscar el 2026-03-10 por un indice sobre fecha_hora costaria 2 o 3 lecturas para bajar el arbol mas una por cada una de las 150 filas del dia, unas 153 en total.</w:t>
-      </w:r>
-    </w:p>
-    <w:p>
-      <w:pPr>
-        <w:pStyle w:val="ListBullet2"/>
-      </w:pPr>
-      <w:r>
-        <w:rPr>
-          <w:b w:val="0"/>
-          <w:color w:val="4A4A49"/>
-          <w:sz w:val="22"/>
-        </w:rPr>
-        <w:t>Aqui hay que ser honesto y es mas interesante que la caricatura: a este volumen el indice no es veinte veces mejor, es del mismo orden de magnitud</w:t>
-      </w:r>
-    </w:p>
-    <w:p>
-      <w:pPr>
-        <w:pStyle w:val="ListBullet2"/>
-      </w:pPr>
-      <w:r>
-        <w:rPr>
-          <w:b w:val="0"/>
-          <w:color w:val="4A4A49"/>
-          <w:sz w:val="22"/>
-        </w:rPr>
-        <w:t>Y medido en la unidad del planeador —donde una pagina dispersa vale cuatro secuenciales— puede incluso salir perdiendo.</w:t>
-      </w:r>
-    </w:p>
-    <w:p>
-      <w:pPr>
-        <w:pStyle w:val="ListBullet2"/>
-      </w:pPr>
-      <w:r>
-        <w:rPr>
-          <w:b w:val="0"/>
-          <w:color w:val="4A4A49"/>
-          <w:sz w:val="22"/>
-        </w:rPr>
-        <w:t>La ventaja del indice crece con el tamano, no con el porcentaje: si la clínica acumulara 300.000 citas, el Seq Scan pasaria a 2.400 paginas y el indice seguiria costando unas 153, y ahi si son dieciseis veces menos.</w:t>
-      </w:r>
-    </w:p>
-    <w:p>
-      <w:pPr>
-        <w:pStyle w:val="ListBullet2"/>
-      </w:pPr>
-      <w:r>
-        <w:rPr>
-          <w:b w:val="0"/>
-          <w:color w:val="4A4A49"/>
-          <w:sz w:val="22"/>
-        </w:rPr>
-        <w:t>Sobre 20 filas todo es instantaneo y todo se resuelve con Seq Scan, porque una tabla de 20 filas ocupa una sola pagina y no hay plan mas barato que leer una pagina</w:t>
-      </w:r>
-    </w:p>
-    <w:p>
-      <w:pPr>
-        <w:pStyle w:val="ListBullet2"/>
-      </w:pPr>
-      <w:r>
-        <w:rPr>
-          <w:b w:val="0"/>
-          <w:color w:val="4A4A49"/>
-          <w:sz w:val="22"/>
-        </w:rPr>
-        <w:t>En ese tamano la consulta pesima y la optima miden lo mismo, entre 0,02 y 0,3 milisegundos, y la diferencia se esconde en el ruido de medicion.</w:t>
-      </w:r>
-    </w:p>
-    <w:p>
-      <w:pPr>
-        <w:pStyle w:val="ListBullet2"/>
-      </w:pPr>
-      <w:r>
-        <w:rPr>
-          <w:b w:val="0"/>
-          <w:color w:val="4A4A49"/>
-          <w:sz w:val="22"/>
-        </w:rPr>
-        <w:t>Optimizar sobre 20 filas no es optimizar: es adivinar.</w:t>
-      </w:r>
-    </w:p>
-    <w:p>
-      <w:pPr>
-        <w:pStyle w:val="ListBullet2"/>
-      </w:pPr>
-      <w:r>
-        <w:rPr>
-          <w:b w:val="0"/>
-          <w:color w:val="4A4A49"/>
-          <w:sz w:val="22"/>
-        </w:rPr>
-        <w:t>Justamente por eso hoy no se mide sobre la base propia sino sobre una base sembrada con 30.010 citas, y por eso el script de la demo tambien las siembra: para que el docente y el estudiante midan sobre lo mismo.</w:t>
-      </w:r>
-    </w:p>
-    <w:p>
-      <w:pPr>
-        <w:pStyle w:val="ListBullet2"/>
-      </w:pPr>
-      <w:r>
-        <w:rPr>
-          <w:b w:val="0"/>
-          <w:color w:val="4A4A49"/>
-          <w:sz w:val="22"/>
-        </w:rPr>
-        <w:t>Si alguien pide medir en su propia base, la respuesta es que primero tiene que fabricar volumen con generate_series, y que sin eso los numeros que reporte no significan nada.</w:t>
-      </w:r>
-    </w:p>
-    <w:p>
-      <w:pPr>
-        <w:pStyle w:val="ListBullet2"/>
-      </w:pPr>
-      <w:r>
-        <w:rPr>
-          <w:b w:val="0"/>
-          <w:color w:val="4A4A49"/>
-          <w:sz w:val="22"/>
-        </w:rPr>
-        <w:t>NOTAS:</w:t>
-      </w:r>
-    </w:p>
-    <w:p>
-      <w:pPr>
-        <w:pStyle w:val="ListBullet2"/>
-      </w:pPr>
-      <w:r>
-        <w:rPr>
-          <w:b w:val="0"/>
-          <w:color w:val="4A4A49"/>
-          <w:sz w:val="22"/>
-        </w:rPr>
-        <w:t>Con eso se explica full table scan contra index scan sin caricaturas.</w:t>
-      </w:r>
-    </w:p>
-    <w:p>
-      <w:pPr>
-        <w:pStyle w:val="ListBullet2"/>
-      </w:pPr>
-      <w:r>
-        <w:rPr>
-          <w:b w:val="0"/>
-          <w:color w:val="4A4A49"/>
-          <w:sz w:val="22"/>
-        </w:rPr>
-        <w:t>Por eso la Clase 7 tiene que MEDIRLO y no suponerlo.</w:t>
-      </w:r>
-    </w:p>
-    <w:p>
-      <w:pPr>
-        <w:pStyle w:val="ListBullet2"/>
-      </w:pPr>
-      <w:r>
-        <w:rPr>
-          <w:b w:val="0"/>
-          <w:color w:val="4A4A49"/>
-          <w:sz w:val="22"/>
-        </w:rPr>
-        <w:t>Y aqui esta el punto pedagogico central, que cambio de sitio y hay que decirlo bien: el problema de las 20 filas es el de la base propia del estudiante, la que cargo en la Clase 1, no el de la clase.</w:t>
-      </w:r>
-    </w:p>
-    <w:p>
+    </w:p>
+    <w:p>
+      <w:r>
+        <w:rPr>
+          <w:b w:val="0"/>
+          <w:color w:val="4A4A49"/>
+          <w:sz w:val="22"/>
+        </w:rPr>
+        <w:t>QUÉ ES (dilo así): Hay dos maneras básicas de leer una tabla. El recorrido completo (Seq Scan) lee todas las páginas una tras otra y descarta en memoria lo que no cumple. El acceso por índice baja por el árbol del índice y, por cada coincidencia, va a buscar la fila a la tabla: pocas lecturas, pero dispersas. Cuál conviene depende de cuántas filas salen.</w:t>
+      </w:r>
+    </w:p>
+    <w:p>
+      <w:r>
+        <w:rPr>
+          <w:b w:val="0"/>
+          <w:color w:val="4A4A49"/>
+          <w:sz w:val="22"/>
+        </w:rPr>
+        <w:t>CÓMO DARLA (≈3 min):</w:t>
+      </w:r>
+    </w:p>
+    <w:p>
+      <w:pPr>
+        <w:pStyle w:val="ListBullet"/>
+      </w:pPr>
+      <w:r>
+        <w:rPr>
+          <w:b w:val="0"/>
+          <w:color w:val="4A4A49"/>
+          <w:sz w:val="22"/>
+        </w:rPr>
+        <w:t>Al entrar: Seq Scan: las páginas se leen de corrido. En la base de hoy, cita ocupa 251 páginas de 8 KB, y se leen todas aunque solo sirvan 150 filas.</w:t>
+      </w:r>
+    </w:p>
+    <w:p>
+      <w:pPr>
+        <w:pStyle w:val="ListBullet"/>
+      </w:pPr>
+      <w:r>
+        <w:rPr>
+          <w:b w:val="0"/>
+          <w:color w:val="4A4A49"/>
+          <w:sz w:val="22"/>
+        </w:rPr>
+        <w:t>Clic 1: Index Scan: 2 o 3 lecturas para bajar el árbol y una lectura dispersa por cada fila encontrada. Para las 150 citas de un día, unas 153 lecturas.</w:t>
+      </w:r>
+    </w:p>
+    <w:p>
+      <w:pPr>
+        <w:pStyle w:val="ListBullet"/>
+      </w:pPr>
+      <w:r>
+        <w:rPr>
+          <w:b w:val="0"/>
+          <w:color w:val="4A4A49"/>
+          <w:sz w:val="22"/>
+        </w:rPr>
+        <w:t>Clic 2: Lee la regla y di lo honesto: 251 contra 153 es del mismo orden. Con 300.000 citas el Seq Scan pasaría a unas 2.500 páginas y el índice seguiría en unas 153: ahí sí gana por mucho.</w:t>
+      </w:r>
+    </w:p>
+    <w:p>
+      <w:r>
+        <w:rPr>
+          <w:b w:val="0"/>
+          <w:color w:val="4A4A49"/>
+          <w:sz w:val="22"/>
+        </w:rPr>
+        <w:t>EJEMPLO: Hoy la base no tiene índice sobre fecha_hora: el plan de las citas del 2026-03-10 siempre dirá Seq Scan on cita. El cambio a un acceso por índice es el tema de la Clase 7.</w:t>
+      </w:r>
+    </w:p>
+    <w:p>
+      <w:r>
+        <w:rPr>
+          <w:b w:val="0"/>
+          <w:color w:val="4A4A49"/>
+          <w:sz w:val="22"/>
+        </w:rPr>
+        <w:t>SI PREGUNTAN:</w:t>
+      </w:r>
+    </w:p>
+    <w:p>
+      <w:pPr>
+        <w:pStyle w:val="ListBullet"/>
+      </w:pPr>
+      <w:r>
+        <w:rPr>
+          <w:b w:val="0"/>
+          <w:color w:val="4A4A49"/>
+          <w:sz w:val="22"/>
+        </w:rPr>
+        <w:t>«Si el índice es mejor, ¿por qué el motor a veces lo ignora?» → Porque cuando salen muchas filas, saltar a la tabla por cada una cuesta más que leerla de corrido. El motor compara costos, no aplica una regla fija.</w:t>
+      </w:r>
+    </w:p>
+    <w:p>
+      <w:pPr>
+        <w:pStyle w:val="ListBullet"/>
+      </w:pPr>
+      <w:r>
+        <w:rPr>
+          <w:b w:val="0"/>
+          <w:color w:val="4A4A49"/>
+          <w:sz w:val="22"/>
+        </w:rPr>
+        <w:t>«¿Qué es una lectura dispersa?» → Leer una página que no es la siguiente de la anterior. En disco cuesta más: un PostgreSQL de servidor la valora en 4 y la secuencial en 1.</w:t>
+      </w:r>
+    </w:p>
+    <w:p>
+      <w:r>
+        <w:rPr>
+          <w:b w:val="0"/>
+          <w:color w:val="4A4A49"/>
+          <w:sz w:val="22"/>
+        </w:rPr>
+        <w:t>CUIDADO: No prometas un Index Scan para hoy: en esta base no hay índices fuera de las claves primarias. Hoy se miden filas procesadas y pasadas sobre la tabla.</w:t>
+      </w:r>
+    </w:p>
+    <w:p>
+      <w:r>
+        <w:rPr>
+          <w:b w:val="0"/>
+          <w:color w:val="4A4A49"/>
+          <w:sz w:val="22"/>
+        </w:rPr>
+        <w:t>PASA A LA SIGUIENTE: Hay una forma de escribir el filtro que impide usar cualquier índice: la función sobre la columna.</w:t>
+      </w:r>
+    </w:p>
+    <w:p>
+      <w:pPr>
+        <w:spacing w:before="200" w:after="60"/>
+      </w:pPr>
       <w:r>
         <w:rPr>
           <w:b/>
-          <w:color w:val="4A4A49"/>
-          <w:sz w:val="22"/>
+          <w:color w:val="1A1C1D"/>
+          <w:sz w:val="32"/>
         </w:rPr>
         <w:t>[Slide 11] Predicado sargable: el antipatron que conecta con la Clase 7</w:t>
       </w:r>
-      <w:r>
-        <w:rPr>
-          <w:b w:val="0"/>
-          <w:color w:val="4A4A49"/>
-          <w:sz w:val="22"/>
-        </w:rPr>
-        <w:t xml:space="preserve"> — 3 vinetas.</w:t>
-      </w:r>
-    </w:p>
-    <w:p>
-      <w:pPr>
-        <w:pStyle w:val="ListBullet2"/>
-      </w:pPr>
-      <w:r>
-        <w:rPr>
-          <w:b w:val="0"/>
-          <w:color w:val="4A4A49"/>
-          <w:sz w:val="22"/>
-        </w:rPr>
-        <w:t>DESARROLLO (para explicarlo, no se proyecta):</w:t>
-      </w:r>
-    </w:p>
-    <w:p>
-      <w:pPr>
-        <w:pStyle w:val="ListBullet2"/>
-      </w:pPr>
-      <w:r>
-        <w:rPr>
-          <w:b w:val="0"/>
-          <w:color w:val="4A4A49"/>
-          <w:sz w:val="22"/>
-        </w:rPr>
-        <w:t>Un predicado es sargable, de Search ARGument ABLE, cuando el motor puede resolverlo navegando un indice, y para eso la columna indexada debe aparecer sola a un lado de la comparacion.</w:t>
-      </w:r>
-    </w:p>
-    <w:p>
-      <w:pPr>
-        <w:pStyle w:val="ListBullet2"/>
-      </w:pPr>
-      <w:r>
-        <w:rPr>
-          <w:b w:val="0"/>
-          <w:color w:val="4A4A49"/>
-          <w:sz w:val="22"/>
-        </w:rPr>
-        <w:t>Las dos formas no sargables estan las dos en la consulta ANTES de la clase: to_char(c.fecha_hora, 'YYYY-MM-DD') = '2026-03-10' y UPPER(c.estado) = 'PROGRAMADA'.</w:t>
-      </w:r>
-    </w:p>
-    <w:p>
-      <w:pPr>
-        <w:pStyle w:val="ListBullet2"/>
-      </w:pPr>
-      <w:r>
-        <w:rPr>
-          <w:b w:val="0"/>
-          <w:color w:val="4A4A49"/>
-          <w:sz w:val="22"/>
-        </w:rPr>
-        <w:t>Ninguna de las dos puede usar un indice sobre esa columna, porque el indice guarda el valor tal como se escribio y el motor no puede saber, sin evaluar la funcion, cuales entradas darian ese resultado; asi que la evalua 30.010 veces, una por fila.</w:t>
-      </w:r>
-    </w:p>
-    <w:p>
-      <w:pPr>
-        <w:pStyle w:val="ListBullet2"/>
-      </w:pPr>
-      <w:r>
-        <w:rPr>
-          <w:b w:val="0"/>
-          <w:color w:val="4A4A49"/>
-          <w:sz w:val="22"/>
-        </w:rPr>
-        <w:t>WHERE UPPER(m.nombre) = 'LUNA' es el mismo caso frente a un indice sobre mascota(nombre) y obliga a aplicar la funcion a las 5.008 filas.</w:t>
-      </w:r>
-    </w:p>
-    <w:p>
-      <w:pPr>
-        <w:pStyle w:val="ListBullet2"/>
-      </w:pPr>
-      <w:r>
-        <w:rPr>
-          <w:b w:val="0"/>
-          <w:color w:val="4A4A49"/>
-          <w:sz w:val="22"/>
-        </w:rPr>
-        <w:t>Igual ocurre con WHERE EXTRACT(YEAR FROM c.fecha_hora) = 2026, con WHERE SUBSTR(d.telefono, 1, 3) = '300' y con la conversion implicita: si id_mascota es numerico y se escribe WHERE c.id_mascota = '10', algunos motores convierten la columna y no el literal.</w:t>
-      </w:r>
-    </w:p>
-    <w:p>
-      <w:pPr>
-        <w:pStyle w:val="ListBullet2"/>
-      </w:pPr>
-      <w:r>
-        <w:rPr>
-          <w:b w:val="0"/>
-          <w:color w:val="4A4A49"/>
-          <w:sz w:val="22"/>
-        </w:rPr>
-        <w:t>La reescritura correcta casi siempre es un rango: WHERE c.fecha_hora &gt;= TIMESTAMP '2026-03-10 00:00:00' AND c.fecha_hora &lt; TIMESTAMP '2026-03-11 00:00:00'.</w:t>
-      </w:r>
-    </w:p>
-    <w:p>
-      <w:pPr>
-        <w:pStyle w:val="ListBullet2"/>
-      </w:pPr>
-      <w:r>
-        <w:rPr>
-          <w:b w:val="0"/>
-          <w:color w:val="4A4A49"/>
-          <w:sz w:val="22"/>
-        </w:rPr>
-        <w:t>Un caso mas: LIKE 'Lu%' si usa indice porque el comodin va al final, y LIKE '%una%' no, porque no hay prefijo por donde bajar el arbol.</w:t>
-      </w:r>
-    </w:p>
-    <w:p>
-      <w:pPr>
-        <w:pStyle w:val="ListBullet2"/>
-      </w:pPr>
-      <w:r>
-        <w:rPr>
-          <w:b w:val="0"/>
-          <w:color w:val="4A4A49"/>
-          <w:sz w:val="22"/>
-        </w:rPr>
-        <w:t>Cuando la funcion es necesaria para el negocio existe la salida de la clase siguiente, el indice funcional,, que existe en PostgreSQL y en Oracle; hoy se menciona solo como adelanto, para que nadie crea que las funciones estan prohibidas en el WHERE.</w:t>
-      </w:r>
-    </w:p>
-    <w:p>
-      <w:pPr>
-        <w:pStyle w:val="ListBullet2"/>
-      </w:pPr>
-      <w:r>
-        <w:rPr>
-          <w:b w:val="0"/>
-          <w:color w:val="4A4A49"/>
-          <w:sz w:val="22"/>
-        </w:rPr>
-        <w:t>Y hay que cerrar con la verdad incomoda, que es el mejor bono conceptual de la clase: hoy el rango tampoco evita el Seq Scan</w:t>
-      </w:r>
-    </w:p>
-    <w:p>
-      <w:pPr>
-        <w:pStyle w:val="ListBullet2"/>
-      </w:pPr>
-      <w:r>
-        <w:rPr>
-          <w:b w:val="0"/>
-          <w:color w:val="4A4A49"/>
-          <w:sz w:val="22"/>
-        </w:rPr>
-        <w:t>Porque en esta base no hay ningun indice sobre fecha_hora; lo que gana el rango hoy es dejar de calcular la funcion 30.010 veces y darle al planeador una estimacion correcta de cuantas filas van a pasar.</w:t>
-      </w:r>
-    </w:p>
-    <w:p>
-      <w:pPr>
-        <w:pStyle w:val="ListBullet2"/>
-      </w:pPr>
-      <w:r>
-        <w:rPr>
-          <w:b w:val="0"/>
-          <w:color w:val="4A4A49"/>
-          <w:sz w:val="22"/>
-        </w:rPr>
-        <w:t>NOTAS:</w:t>
-      </w:r>
-    </w:p>
-    <w:p>
-      <w:pPr>
-        <w:pStyle w:val="ListBullet2"/>
-      </w:pPr>
-      <w:r>
-        <w:rPr>
-          <w:b w:val="0"/>
-          <w:color w:val="4A4A49"/>
-          <w:sz w:val="22"/>
-        </w:rPr>
-        <w:t>El caso de UPPER(c.estado) tiene una reescritura mas simple todavia y hay que decirla porque el estudiante duda: se elimina la funcion, porque el dominio ya esta normalizado por el CHECK (estado IN ('PROGRAMADA','ATENDIDA','CANCELADA')), de modo que no existe ninguna fila en minusculas que UPPER pudiera rescatar.</w:t>
-      </w:r>
-    </w:p>
-    <w:p>
-      <w:pPr>
-        <w:pStyle w:val="ListBullet2"/>
-      </w:pPr>
-      <w:r>
-        <w:rPr>
-          <w:b w:val="0"/>
-          <w:color w:val="4A4A49"/>
-          <w:sz w:val="22"/>
-        </w:rPr>
-        <w:t>CÓDIGO CITADO (referencia):</w:t>
-      </w:r>
-    </w:p>
-    <w:p>
-      <w:pPr>
-        <w:pStyle w:val="ListBullet2"/>
-      </w:pPr>
-      <w:r>
-        <w:rPr>
-          <w:b w:val="0"/>
-          <w:color w:val="4A4A49"/>
-          <w:sz w:val="22"/>
-        </w:rPr>
-        <w:t>CREATE INDEX idx_mascota_nombre_upper ON mascota (UPPER(nombre))</w:t>
-      </w:r>
-    </w:p>
-    <w:p>
-      <w:pPr>
-        <w:pStyle w:val="ListBullet2"/>
-      </w:pPr>
-      <w:r>
-        <w:rPr>
-          <w:b w:val="0"/>
-          <w:color w:val="4A4A49"/>
-          <w:sz w:val="22"/>
-        </w:rPr>
-        <w:t>Fuera de la lamina (habla de la practica): El antipatron de la funcion sobre la columna merece parrafo propio porque conecta con la Clase 7 y porque es el que la pregunta 4 pone de primero.</w:t>
-      </w:r>
-    </w:p>
-    <w:p>
+    </w:p>
+    <w:p>
+      <w:r>
+        <w:rPr>
+          <w:b w:val="0"/>
+          <w:color w:val="4A4A49"/>
+          <w:sz w:val="22"/>
+        </w:rPr>
+        <w:t>QUÉ ES (dilo así): Un índice guarda los valores de la columna tal como están. Si el filtro le aplica una función —to_char a la fecha, UPPER al estado— el motor no puede saber qué entradas cumplen sin calcular la función fila por fila: el filtro no es sargable. Se arregla dejando la columna sola y pasando el cálculo al otro lado.</w:t>
+      </w:r>
+    </w:p>
+    <w:p>
+      <w:r>
+        <w:rPr>
+          <w:b w:val="0"/>
+          <w:color w:val="4A4A49"/>
+          <w:sz w:val="22"/>
+        </w:rPr>
+        <w:t>CÓMO DARLA (≈4 min):</w:t>
+      </w:r>
+    </w:p>
+    <w:p>
+      <w:pPr>
+        <w:pStyle w:val="ListBullet"/>
+      </w:pPr>
+      <w:r>
+        <w:rPr>
+          <w:b w:val="0"/>
+          <w:color w:val="4A4A49"/>
+          <w:sz w:val="22"/>
+        </w:rPr>
+        <w:t>Al entrar: Las dos formas no sargables de la consulta de agenda: to_char(c.fecha_hora, 'YYYY-MM-DD') = '2026-03-10' y UPPER(c.estado) = 'PROGRAMADA'. El índice guarda fecha_hora, no to_char(fecha_hora).</w:t>
+      </w:r>
+    </w:p>
+    <w:p>
+      <w:pPr>
+        <w:pStyle w:val="ListBullet"/>
+      </w:pPr>
+      <w:r>
+        <w:rPr>
+          <w:b w:val="0"/>
+          <w:color w:val="4A4A49"/>
+          <w:sz w:val="22"/>
+        </w:rPr>
+        <w:t>Clic 1: La reescritura: un rango sobre la columna desnuda (&gt;= '2026-03-10 00:00:00' y &lt; '2026-03-11 00:00:00') y la comparación directa del estado. UPPER se puede quitar porque el CHECK solo admite PROGRAMADA, ATENDIDA o CANCELADA, en mayúsculas.</w:t>
+      </w:r>
+    </w:p>
+    <w:p>
+      <w:pPr>
+        <w:pStyle w:val="ListBullet"/>
+      </w:pPr>
+      <w:r>
+        <w:rPr>
+          <w:b w:val="0"/>
+          <w:color w:val="4A4A49"/>
+          <w:sz w:val="22"/>
+        </w:rPr>
+        <w:t>Clic 2: Lee la conclusión y aclara: hoy no hay índice sobre fecha_hora, así que el plan sigue en Seq Scan. Lo que se gana hoy es no calcular la función 30.010 veces y que el motor estime bien cuántas filas vienen.</w:t>
+      </w:r>
+    </w:p>
+    <w:p>
+      <w:r>
+        <w:rPr>
+          <w:b w:val="0"/>
+          <w:color w:val="4A4A49"/>
+          <w:sz w:val="22"/>
+        </w:rPr>
+        <w:t>EJEMPLO: Tampoco son sargables EXTRACT(YEAR FROM fecha_hora) = 2026 ni UPPER(m.nombre) = 'LUNA'. El primero se reescribe como rango del año; el segundo, si el negocio lo necesita, con un índice sobre la expresión, que es de la Clase 7.</w:t>
+      </w:r>
+    </w:p>
+    <w:p>
+      <w:r>
+        <w:rPr>
+          <w:b w:val="0"/>
+          <w:color w:val="4A4A49"/>
+          <w:sz w:val="22"/>
+        </w:rPr>
+        <w:t>SI PREGUNTAN:</w:t>
+      </w:r>
+    </w:p>
+    <w:p>
+      <w:pPr>
+        <w:pStyle w:val="ListBullet"/>
+      </w:pPr>
+      <w:r>
+        <w:rPr>
+          <w:b w:val="0"/>
+          <w:color w:val="4A4A49"/>
+          <w:sz w:val="22"/>
+        </w:rPr>
+        <w:t>«¿Entonces nunca puedo usar funciones en el WHERE?» → Sí puedes, sobre el valor constante, no sobre la columna. Y si la función sobre la columna es necesaria, existe el índice sobre la expresión: CREATE INDEX … ON mascota (UPPER(nombre)).</w:t>
+      </w:r>
+    </w:p>
+    <w:p>
+      <w:pPr>
+        <w:pStyle w:val="ListBullet"/>
+      </w:pPr>
+      <w:r>
+        <w:rPr>
+          <w:b w:val="0"/>
+          <w:color w:val="4A4A49"/>
+          <w:sz w:val="22"/>
+        </w:rPr>
+        <w:t>«¿Por qué el rango termina en &lt; '2026-03-11' y no en &lt;= '2026-03-10 23:59:59'?» → Porque el rango semiabierto no deja huecos: una cita a las 23:59:59.5 quedaría fuera del segundo.</w:t>
+      </w:r>
+    </w:p>
+    <w:p>
+      <w:r>
+        <w:rPr>
+          <w:b w:val="0"/>
+          <w:color w:val="4A4A49"/>
+          <w:sz w:val="22"/>
+        </w:rPr>
+        <w:t>CUIDADO: No afirmes que la versión sargable ya usa un índice: sin índice sobre fecha_hora, hoy las dos versiones hacen Seq Scan.</w:t>
+      </w:r>
+    </w:p>
+    <w:p>
+      <w:r>
+        <w:rPr>
+          <w:b w:val="0"/>
+          <w:color w:val="4A4A49"/>
+          <w:sz w:val="22"/>
+        </w:rPr>
+        <w:t>PASA A LA SIGUIENTE: Veámoslo en código: las dos versiones devuelven exactamente lo mismo.</w:t>
+      </w:r>
+    </w:p>
+    <w:p>
+      <w:pPr>
+        <w:spacing w:before="200" w:after="60"/>
+      </w:pPr>
       <w:r>
         <w:rPr>
           <w:b/>
-          <w:color w:val="4A4A49"/>
-          <w:sz w:val="22"/>
+          <w:color w:val="1A1C1D"/>
+          <w:sz w:val="32"/>
         </w:rPr>
         <w:t>[Slide 12] El antipatron y su reescritura</w:t>
       </w:r>
-      <w:r>
-        <w:rPr>
-          <w:b w:val="0"/>
-          <w:color w:val="4A4A49"/>
-          <w:sz w:val="22"/>
-        </w:rPr>
-        <w:t xml:space="preserve"> — 12 vinetas.</w:t>
-      </w:r>
-    </w:p>
-    <w:p>
+    </w:p>
+    <w:p>
+      <w:r>
+        <w:rPr>
+          <w:b w:val="0"/>
+          <w:color w:val="4A4A49"/>
+          <w:sz w:val="22"/>
+        </w:rPr>
+        <w:t>QUÉ ES (dilo así): Las dos consultas buscan las citas del 2026-03-10. La primera aplica una función a la columna; la segunda compara la columna desnuda con un rango. Devuelven las mismas 150 citas, pero solo la segunda deja abierta la puerta a un índice.</w:t>
+      </w:r>
+    </w:p>
+    <w:p>
+      <w:r>
+        <w:rPr>
+          <w:b w:val="0"/>
+          <w:color w:val="4A4A49"/>
+          <w:sz w:val="22"/>
+        </w:rPr>
+        <w:t>CÓMO DARLA (≈3 min):</w:t>
+      </w:r>
+    </w:p>
+    <w:p>
+      <w:pPr>
+        <w:pStyle w:val="ListBullet"/>
+      </w:pPr>
+      <w:r>
+        <w:rPr>
+          <w:b w:val="0"/>
+          <w:color w:val="4A4A49"/>
+          <w:sz w:val="22"/>
+        </w:rPr>
+        <w:t>Al entrar: Líneas 1-3: la versión ANTES. Subraya TO_CHAR(fecha_hora, …): el motor lo calcula en las 30.010 filas antes de comparar.</w:t>
+      </w:r>
+    </w:p>
+    <w:p>
+      <w:pPr>
+        <w:pStyle w:val="ListBullet"/>
+      </w:pPr>
+      <w:r>
+        <w:rPr>
+          <w:b w:val="0"/>
+          <w:color w:val="4A4A49"/>
+          <w:sz w:val="22"/>
+        </w:rPr>
+        <w:t>Líneas 5-8: La versión DESPUÉS: mismo SELECT y el filtro como rango semiabierto, &gt;= el día y &lt; el día siguiente.</w:t>
+      </w:r>
+    </w:p>
+    <w:p>
+      <w:pPr>
+        <w:pStyle w:val="ListBullet"/>
+      </w:pPr>
+      <w:r>
+        <w:rPr>
+          <w:b w:val="0"/>
+          <w:color w:val="4A4A49"/>
+          <w:sz w:val="22"/>
+        </w:rPr>
+        <w:t>Líneas 10-11: Lee el comentario: mismas 150 citas. Si preguntan por la velocidad, hoy las dos hacen Seq Scan; en una corrida en el navegador la primera tardó unos 130 ms y la segunda unos 40 ms, solo por no calcular la función.</w:t>
+      </w:r>
+    </w:p>
+    <w:p>
+      <w:r>
+        <w:rPr>
+          <w:b w:val="0"/>
+          <w:color w:val="4A4A49"/>
+          <w:sz w:val="22"/>
+        </w:rPr>
+        <w:t>EJEMPLO: SELECT COUNT(*) de cada versión devuelve 150 en las dos, y un EXCEPT entre ellas devuelve 0 filas.</w:t>
+      </w:r>
+    </w:p>
+    <w:p>
+      <w:r>
+        <w:rPr>
+          <w:b w:val="0"/>
+          <w:color w:val="4A4A49"/>
+          <w:sz w:val="22"/>
+        </w:rPr>
+        <w:t>CUIDADO: Los milisegundos cambian entre corridas y entre equipos. Lo que se afirma con seguridad es el conteo de filas y que el Filter de la segunda ya no contiene to_char.</w:t>
+      </w:r>
+    </w:p>
+    <w:p>
+      <w:r>
+        <w:rPr>
+          <w:b w:val="0"/>
+          <w:color w:val="4A4A49"/>
+          <w:sz w:val="22"/>
+        </w:rPr>
+        <w:t>PASA A LA SIGUIENTE: Juntemos todos los cambios de la consulta de agenda en una sola comparación ANTES/DESPUÉS.</w:t>
+      </w:r>
+    </w:p>
+    <w:p>
+      <w:pPr>
+        <w:spacing w:before="200" w:after="60"/>
+      </w:pPr>
       <w:r>
         <w:rPr>
           <w:b/>
-          <w:color w:val="4A4A49"/>
-          <w:sz w:val="22"/>
+          <w:color w:val="1A1C1D"/>
+          <w:sz w:val="32"/>
         </w:rPr>
         <w:t>[Slide 13] Optimizar es un ANTES medible, no una opinion</w:t>
       </w:r>
-      <w:r>
-        <w:rPr>
-          <w:b w:val="0"/>
-          <w:color w:val="4A4A49"/>
-          <w:sz w:val="22"/>
-        </w:rPr>
-        <w:t xml:space="preserve"> — 9 vinetas.</w:t>
-      </w:r>
-    </w:p>
-    <w:p>
+    </w:p>
+    <w:p>
+      <w:r>
+        <w:rPr>
+          <w:b w:val="0"/>
+          <w:color w:val="4A4A49"/>
+          <w:sz w:val="22"/>
+        </w:rPr>
+        <w:t>QUÉ ES (dilo así): La consulta de agenda del día tiene cuatro defectos, y cada uno su arreglo. No es una cuestión de gusto: las dos versiones devuelven las mismas 91 filas y lo que cambia se mide en el plan, en filas procesadas y pasadas sobre la tabla.</w:t>
+      </w:r>
+    </w:p>
+    <w:p>
+      <w:r>
+        <w:rPr>
+          <w:b w:val="0"/>
+          <w:color w:val="4A4A49"/>
+          <w:sz w:val="22"/>
+        </w:rPr>
+        <w:t>CÓMO DARLA (≈3 min):</w:t>
+      </w:r>
+    </w:p>
+    <w:p>
+      <w:pPr>
+        <w:pStyle w:val="ListBullet"/>
+      </w:pPr>
+      <w:r>
+        <w:rPr>
+          <w:b w:val="0"/>
+          <w:color w:val="4A4A49"/>
+          <w:sz w:val="22"/>
+        </w:rPr>
+        <w:t>Al entrar: Columna ANTES, de arriba abajo: SELECT * arrastra todas las columnas de 4 tablas; to_char y UPPER esconden las columnas; las comas permiten un producto cartesiano si falta una condición; la subconsulta por fila se repite 2.006 veces.</w:t>
+      </w:r>
+    </w:p>
+    <w:p>
+      <w:pPr>
+        <w:pStyle w:val="ListBullet"/>
+      </w:pPr>
+      <w:r>
+        <w:rPr>
+          <w:b w:val="0"/>
+          <w:color w:val="4A4A49"/>
+          <w:sz w:val="22"/>
+        </w:rPr>
+        <w:t>Columna DESPUÉS: Los arreglos en el mismo orden: solo las 6 columnas que usa la pantalla, rango y comparación directa, JOIN … ON y LEFT JOIN con GROUP BY.</w:t>
+      </w:r>
+    </w:p>
+    <w:p>
+      <w:pPr>
+        <w:pStyle w:val="ListBullet"/>
+      </w:pPr>
+      <w:r>
+        <w:rPr>
+          <w:b w:val="0"/>
+          <w:color w:val="4A4A49"/>
+          <w:sz w:val="22"/>
+        </w:rPr>
+        <w:t>Abajo: El subtítulo: mismas 91 filas, y sin índices no hay Index Scan. Subraya que JOIN … ON no acelera: da el mismo plan que las comas; lo que gana es que un ON olvidado sea un error de sintaxis y no un cartesiano.</w:t>
+      </w:r>
+    </w:p>
+    <w:p>
+      <w:r>
+        <w:rPr>
+          <w:b w:val="0"/>
+          <w:color w:val="4A4A49"/>
+          <w:sz w:val="22"/>
+        </w:rPr>
+        <w:t>EJEMPLO: Plan del ANTES de la agenda: Seq Scan on cita c con rows=1 estimada y 91 reales. Plan del DESPUÉS: el mismo Seq Scan, con rows=91 estimada y 91 reales. Mismo recorrido, pero ahora el motor sabe cuántas filas vienen.</w:t>
+      </w:r>
+    </w:p>
+    <w:p>
+      <w:r>
+        <w:rPr>
+          <w:b w:val="0"/>
+          <w:color w:val="4A4A49"/>
+          <w:sz w:val="22"/>
+        </w:rPr>
+        <w:t>SI PREGUNTAN:</w:t>
+      </w:r>
+    </w:p>
+    <w:p>
+      <w:pPr>
+        <w:pStyle w:val="ListBullet"/>
+      </w:pPr>
+      <w:r>
+        <w:rPr>
+          <w:b w:val="0"/>
+          <w:color w:val="4A4A49"/>
+          <w:sz w:val="22"/>
+        </w:rPr>
+        <w:t>«¿Cambiar las comas por JOIN … ON no hace la consulta más rápida?» → No. PostgreSQL convierte las dos formas al mismo plan interno; se gana legibilidad y seguridad, no milisegundos.</w:t>
+      </w:r>
+    </w:p>
+    <w:p>
+      <w:r>
+        <w:rPr>
+          <w:b w:val="0"/>
+          <w:color w:val="4A4A49"/>
+          <w:sz w:val="22"/>
+        </w:rPr>
+        <w:t>CUIDADO: Si presentas JOIN … ON como mejora de rendimiento, enseñas algo falso: es una mejora de seguridad y de legibilidad.</w:t>
+      </w:r>
+    </w:p>
+    <w:p>
+      <w:r>
+        <w:rPr>
+          <w:b w:val="0"/>
+          <w:color w:val="4A4A49"/>
+          <w:sz w:val="22"/>
+        </w:rPr>
+        <w:t>PASA A LA SIGUIENTE: El cambio que sí es de órdenes de magnitud: la subconsulta correlacionada.</w:t>
+      </w:r>
+    </w:p>
+    <w:p>
+      <w:pPr>
+        <w:spacing w:before="200" w:after="60"/>
+      </w:pPr>
       <w:r>
         <w:rPr>
           <w:b/>
-          <w:color w:val="4A4A49"/>
-          <w:sz w:val="22"/>
+          <w:color w:val="1A1C1D"/>
+          <w:sz w:val="32"/>
         </w:rPr>
         <w:t>[Slide 14] La subconsulta correlacionada: 2.006 pasadas o una sola</w:t>
       </w:r>
-      <w:r>
-        <w:rPr>
-          <w:b w:val="0"/>
-          <w:color w:val="4A4A49"/>
-          <w:sz w:val="22"/>
-        </w:rPr>
-        <w:t xml:space="preserve"> — 4 vinetas.</w:t>
-      </w:r>
-    </w:p>
-    <w:p>
-      <w:pPr>
-        <w:pStyle w:val="ListBullet2"/>
-      </w:pPr>
-      <w:r>
-        <w:rPr>
-          <w:b w:val="0"/>
-          <w:color w:val="4A4A49"/>
-          <w:sz w:val="22"/>
-        </w:rPr>
-        <w:t>DESARROLLO (para explicarlo, no se proyecta):</w:t>
-      </w:r>
-    </w:p>
-    <w:p>
-      <w:pPr>
-        <w:pStyle w:val="ListBullet2"/>
-      </w:pPr>
-      <w:r>
-        <w:rPr>
-          <w:b w:val="0"/>
-          <w:color w:val="4A4A49"/>
-          <w:sz w:val="22"/>
-        </w:rPr>
-        <w:t>Una subconsulta es correlacionada cuando menciona una columna de la consulta exterior; si ademas esta en la lista de columnas, el motor no puede calcularla una vez y reusarla</w:t>
-      </w:r>
-    </w:p>
-    <w:p>
-      <w:pPr>
-        <w:pStyle w:val="ListBullet2"/>
-      </w:pPr>
-      <w:r>
-        <w:rPr>
-          <w:b w:val="0"/>
-          <w:color w:val="4A4A49"/>
-          <w:sz w:val="22"/>
-        </w:rPr>
-        <w:t>Porque depende de la fila que se este mirando, asi que la ejecuta una vez por cada fila del exterior.</w:t>
-      </w:r>
-    </w:p>
-    <w:p>
-      <w:pPr>
-        <w:pStyle w:val="ListBullet2"/>
-      </w:pPr>
-      <w:r>
-        <w:rPr>
-          <w:b w:val="0"/>
-          <w:color w:val="4A4A49"/>
-          <w:sz w:val="22"/>
-        </w:rPr>
-        <w:t>El reporte de ranking de duenos de la clase la tiene: (SELECT COUNT(*) FROM cita c JOIN mascota m ON m.id_mascota = c.id_mascota WHERE m.id_dueno = d.id_dueno) AS total_citas, con FROM dueno d.</w:t>
-      </w:r>
-    </w:p>
-    <w:p>
-      <w:pPr>
-        <w:pStyle w:val="ListBullet2"/>
-      </w:pPr>
-      <w:r>
-        <w:rPr>
-          <w:b w:val="0"/>
-          <w:color w:val="4A4A49"/>
-          <w:sz w:val="22"/>
-        </w:rPr>
-        <w:t>Como hay 2.006 duenos, se ejecuta 2.006 veces, y cada ejecucion recorre mascota y cita completas: del orden de 70 millones de filas procesadas para producir 2.006.</w:t>
-      </w:r>
-    </w:p>
-    <w:p>
-      <w:pPr>
-        <w:pStyle w:val="ListBullet2"/>
-      </w:pPr>
-      <w:r>
-        <w:rPr>
-          <w:b w:val="0"/>
-          <w:color w:val="4A4A49"/>
-          <w:sz w:val="22"/>
-        </w:rPr>
-        <w:t>El plan lo dice con un nodo SubPlan y con loops=2006, y loops es el unico lugar del plan donde se lee «esto se repitio»</w:t>
-      </w:r>
-    </w:p>
-    <w:p>
-      <w:pPr>
-        <w:pStyle w:val="ListBullet2"/>
-      </w:pPr>
-      <w:r>
-        <w:rPr>
-          <w:b w:val="0"/>
-          <w:color w:val="4A4A49"/>
-          <w:sz w:val="22"/>
-        </w:rPr>
-        <w:t>Si el docente no ensena a buscar ese campo, el estudiante va a senalar como nodo mas costoso el Seq Scan de arriba, que aparece con un tiempo mayor solo porque incluye a sus hijos.</w:t>
-      </w:r>
-    </w:p>
-    <w:p>
-      <w:pPr>
-        <w:pStyle w:val="ListBullet2"/>
-      </w:pPr>
-      <w:r>
-        <w:rPr>
-          <w:b w:val="0"/>
-          <w:color w:val="4A4A49"/>
-          <w:sz w:val="22"/>
-        </w:rPr>
-        <w:t>La reescritura es dueno LEFT JOIN mascota LEFT JOIN cita, con GROUP BY d.id_dueno, d.nombre y COUNT(c.id_cita): el SubPlan desaparece y en su lugar queda un HashAggregate sobre una sola pasada.</w:t>
-      </w:r>
-    </w:p>
-    <w:p>
-      <w:pPr>
-        <w:pStyle w:val="ListBullet2"/>
-      </w:pPr>
-      <w:r>
-        <w:rPr>
-          <w:b w:val="0"/>
-          <w:color w:val="4A4A49"/>
-          <w:sz w:val="22"/>
-        </w:rPr>
-        <w:t>Es la unica mejora del dia que es de ordenes de magnitud, y no necesita ningun indice, porque lo que se elimino no fue un escaneo sino 2.005 escaneos.</w:t>
-      </w:r>
-    </w:p>
-    <w:p>
-      <w:pPr>
-        <w:pStyle w:val="ListBullet2"/>
-      </w:pPr>
-      <w:r>
-        <w:rPr>
-          <w:b w:val="0"/>
-          <w:color w:val="4A4A49"/>
-          <w:sz w:val="22"/>
-        </w:rPr>
-        <w:t>Primero, COUNT(c.id_cita) y nunca COUNT(*): el LEFT JOIN fabrica una fila llena de NULL por cada dueno que no tiene citas, COUNT(*) cuenta filas y reportaria 1, y COUNT de una columna ignora los NULL y reporta 0.</w:t>
-      </w:r>
-    </w:p>
-    <w:p>
-      <w:pPr>
-        <w:pStyle w:val="ListBullet2"/>
-      </w:pPr>
-      <w:r>
-        <w:rPr>
-          <w:b w:val="0"/>
-          <w:color w:val="4A4A49"/>
-          <w:sz w:val="22"/>
-        </w:rPr>
-        <w:t>El sintoma es exacto y se puede proyectar en treinta segundos: los duenos 2001 a 2006 de la base de la clase no tienen mascotas, asi que su respuesta correcta es 0 y con COUNT(*) dicen 1.</w:t>
-      </w:r>
-    </w:p>
-    <w:p>
-      <w:pPr>
-        <w:pStyle w:val="ListBullet2"/>
-      </w:pPr>
-      <w:r>
-        <w:rPr>
-          <w:b w:val="0"/>
-          <w:color w:val="4A4A49"/>
-          <w:sz w:val="22"/>
-        </w:rPr>
-        <w:t>Segundo, LEFT y no INNER: el INNER JOIN es mas rapido y esta mal, porque borra del ranking a esos seis duenos y el reporte deja de cuadrar con el total de clientes de la clinica.</w:t>
-      </w:r>
-    </w:p>
-    <w:p>
-      <w:pPr>
-        <w:pStyle w:val="ListBullet2"/>
-      </w:pPr>
-      <w:r>
-        <w:rPr>
-          <w:b w:val="0"/>
-          <w:color w:val="4A4A49"/>
-          <w:sz w:val="22"/>
-        </w:rPr>
-        <w:t>Mas rapido devolviendo otra cosa no es optimizar, y esa frase es la bisagra con la seccion siguiente.</w:t>
-      </w:r>
-    </w:p>
-    <w:p>
-      <w:pPr>
-        <w:pStyle w:val="ListBullet2"/>
-      </w:pPr>
-      <w:r>
-        <w:rPr>
-          <w:b w:val="0"/>
-          <w:color w:val="4A4A49"/>
-          <w:sz w:val="22"/>
-        </w:rPr>
-        <w:t>Salida esperada: los dos rankings devuelven las mismas filas, los duenos sin citas aparecen con 0 en los dos, y el plan de la reescritura ya no muestra un nodo repetido 2.006 veces.</w:t>
-      </w:r>
-    </w:p>
-    <w:p>
-      <w:pPr>
-        <w:pStyle w:val="ListBullet2"/>
-      </w:pPr>
-      <w:r>
-        <w:rPr>
-          <w:b w:val="0"/>
-          <w:color w:val="4A4A49"/>
-          <w:sz w:val="22"/>
-        </w:rPr>
-        <w:t>NOTAS:</w:t>
-      </w:r>
-    </w:p>
-    <w:p>
-      <w:pPr>
-        <w:pStyle w:val="ListBullet2"/>
-      </w:pPr>
-      <w:r>
-        <w:rPr>
-          <w:b w:val="0"/>
-          <w:color w:val="4A4A49"/>
-          <w:sz w:val="22"/>
-        </w:rPr>
-        <w:t>Aviso operativo que hay que dar antes de que el grupo empiece, porque si no media clase recarga la pagina y pierde sus respuestas: la version ANTES de esta pregunta ejecuta 2.006 veces una consulta que recorre 30.010 filas, y en el navegador puede tardar de varios segundos a mas de un minuto.</w:t>
-      </w:r>
-    </w:p>
-    <w:p>
-      <w:pPr>
-        <w:pStyle w:val="ListBullet2"/>
-      </w:pPr>
-      <w:r>
-        <w:rPr>
-          <w:b w:val="0"/>
-          <w:color w:val="4A4A49"/>
-          <w:sz w:val="22"/>
-        </w:rPr>
-        <w:t>No esta colgada.</w:t>
-      </w:r>
-    </w:p>
-    <w:p>
-      <w:pPr>
-        <w:pStyle w:val="ListBullet2"/>
-      </w:pPr>
-      <w:r>
-        <w:rPr>
-          <w:b w:val="0"/>
-          <w:color w:val="4A4A49"/>
-          <w:sz w:val="22"/>
-        </w:rPr>
-        <w:t>En la demo en vivo, si el docente no quiere esperar, la variante honesta es correr la version ANTES con WHERE d.id_dueno &lt;= 200 en el exterior, mostrar que el plan dice loops=200 y decir en voz alta que la version completa es diez veces esa; lo que no se puede hacer es saltarse la medicion y afirmar el resultado.</w:t>
-      </w:r>
-    </w:p>
-    <w:p>
-      <w:pPr>
-        <w:pStyle w:val="ListBullet2"/>
-      </w:pPr>
-      <w:r>
-        <w:rPr>
-          <w:b w:val="0"/>
-          <w:color w:val="4A4A49"/>
-          <w:sz w:val="22"/>
-        </w:rPr>
-        <w:t>Fuera de la lamina (habla de la practica): Es la pregunta 3, otros 20 puntos, y la cuarta afirmacion de la pregunta 4 dice lo mismo.</w:t>
-      </w:r>
-    </w:p>
-    <w:p>
-      <w:pPr>
-        <w:pStyle w:val="ListBullet2"/>
-      </w:pPr>
-      <w:r>
-        <w:rPr>
-          <w:b w:val="0"/>
-          <w:color w:val="4A4A49"/>
-          <w:sz w:val="22"/>
-        </w:rPr>
-        <w:t>Fuera de la lamina (habla de la practica): Dos detalles que valen puntos y que el docente tiene que poder justificar en el momento.</w:t>
-      </w:r>
-    </w:p>
-    <w:p>
+    </w:p>
+    <w:p>
+      <w:r>
+        <w:rPr>
+          <w:b w:val="0"/>
+          <w:color w:val="4A4A49"/>
+          <w:sz w:val="22"/>
+        </w:rPr>
+        <w:t>QUÉ ES (dilo así): Una subconsulta correlacionada usa un valor de la fila de afuera (aquí, d.id_dueno). Como su resultado cambia con cada fila, el motor no puede calcularla una vez y reutilizarla: la ejecuta una vez por cada fila de la consulta exterior. Con 2.006 dueños son 2.006 ejecuciones. La misma pregunta se responde en una sola pasada uniendo y agrupando.</w:t>
+      </w:r>
+    </w:p>
+    <w:p>
+      <w:r>
+        <w:rPr>
+          <w:b w:val="0"/>
+          <w:color w:val="4A4A49"/>
+          <w:sz w:val="22"/>
+        </w:rPr>
+        <w:t>CÓMO DARLA (≈4 min):</w:t>
+      </w:r>
+    </w:p>
+    <w:p>
+      <w:pPr>
+        <w:pStyle w:val="ListBullet"/>
+      </w:pPr>
+      <w:r>
+        <w:rPr>
+          <w:b w:val="0"/>
+          <w:color w:val="4A4A49"/>
+          <w:sz w:val="22"/>
+        </w:rPr>
+        <w:t>Al entrar: ANTES: por cada uno de los 2.006 dueños, la subconsulta cuenta sus mascotas recorriendo las 5.008 de la tabla. Son 2.006 ejecuciones y unos 10 millones de filas leídas para producir 2.006 números.</w:t>
+      </w:r>
+    </w:p>
+    <w:p>
+      <w:pPr>
+        <w:pStyle w:val="ListBullet"/>
+      </w:pPr>
+      <w:r>
+        <w:rPr>
+          <w:b w:val="0"/>
+          <w:color w:val="4A4A49"/>
+          <w:sz w:val="22"/>
+        </w:rPr>
+        <w:t>Clic 1: DESPUÉS: dueno LEFT JOIN mascota y GROUP BY por dueño. Cada tabla se lee una sola vez y se agrupa: una pasada.</w:t>
+      </w:r>
+    </w:p>
+    <w:p>
+      <w:pPr>
+        <w:pStyle w:val="ListBullet"/>
+      </w:pPr>
+      <w:r>
+        <w:rPr>
+          <w:b w:val="0"/>
+          <w:color w:val="4A4A49"/>
+          <w:sz w:val="22"/>
+        </w:rPr>
+        <w:t>Clic 2: Las dos devuelven las mismas 2.006 filas. Es la única mejora del día de órdenes de magnitud, y no necesita ningún índice: se eliminaron 2.005 recorridos.</w:t>
+      </w:r>
+    </w:p>
+    <w:p>
+      <w:r>
+        <w:rPr>
+          <w:b w:val="0"/>
+          <w:color w:val="4A4A49"/>
+          <w:sz w:val="22"/>
+        </w:rPr>
+        <w:t>EJEMPLO: En una corrida en el navegador, la versión ANTES tardó unos 4,9 s y la reescrita unos 0,19 s: más de 25 veces menos. Los segundos cambian por máquina; el loops=2006 no.</w:t>
+      </w:r>
+    </w:p>
+    <w:p>
+      <w:r>
+        <w:rPr>
+          <w:b w:val="0"/>
+          <w:color w:val="4A4A49"/>
+          <w:sz w:val="22"/>
+        </w:rPr>
+        <w:t>SI PREGUNTAN:</w:t>
+      </w:r>
+    </w:p>
+    <w:p>
+      <w:pPr>
+        <w:pStyle w:val="ListBullet"/>
+      </w:pPr>
+      <w:r>
+        <w:rPr>
+          <w:b w:val="0"/>
+          <w:color w:val="4A4A49"/>
+          <w:sz w:val="22"/>
+        </w:rPr>
+        <w:t>«¿Toda subconsulta es lenta?» → No. Una subconsulta que no depende de la fila de afuera se calcula una sola vez. El problema es la correlacionada en la lista de columnas, que se repite por fila.</w:t>
+      </w:r>
+    </w:p>
+    <w:p>
+      <w:pPr>
+        <w:pStyle w:val="ListBullet"/>
+      </w:pPr>
+      <w:r>
+        <w:rPr>
+          <w:b w:val="0"/>
+          <w:color w:val="4A4A49"/>
+          <w:sz w:val="22"/>
+        </w:rPr>
+        <w:t>«¿Por qué LEFT JOIN y no JOIN?» → Porque con JOIN desaparecen los 6 dueños que no tienen mascotas: el reporte pasa de 2.006 a 2.000 filas.</w:t>
+      </w:r>
+    </w:p>
+    <w:p>
+      <w:r>
+        <w:rPr>
+          <w:b w:val="0"/>
+          <w:color w:val="4A4A49"/>
+          <w:sz w:val="22"/>
+        </w:rPr>
+        <w:t>CUIDADO: No uses «correlacionada» a secas para dos cosas distintas: los predicados correlacionados (un problema de estimación) no tienen nada que ver con esto.</w:t>
+      </w:r>
+    </w:p>
+    <w:p>
+      <w:r>
+        <w:rPr>
+          <w:b w:val="0"/>
+          <w:color w:val="4A4A49"/>
+          <w:sz w:val="22"/>
+        </w:rPr>
+        <w:t>PASA A LA SIGUIENTE: Así se ve en código, con los dos detalles que deciden si el resultado es el mismo.</w:t>
+      </w:r>
+    </w:p>
+    <w:p>
+      <w:pPr>
+        <w:spacing w:before="200" w:after="60"/>
+      </w:pPr>
       <w:r>
         <w:rPr>
           <w:b/>
-          <w:color w:val="4A4A49"/>
-          <w:sz w:val="22"/>
+          <w:color w:val="1A1C1D"/>
+          <w:sz w:val="32"/>
         </w:rPr>
         <w:t>[Slide 15] Matar la subconsulta correlacionada</w:t>
       </w:r>
-      <w:r>
-        <w:rPr>
-          <w:b w:val="0"/>
-          <w:color w:val="4A4A49"/>
-          <w:sz w:val="22"/>
-        </w:rPr>
-        <w:t xml:space="preserve"> — 13 vinetas.</w:t>
-      </w:r>
-    </w:p>
-    <w:p>
+    </w:p>
+    <w:p>
+      <w:r>
+        <w:rPr>
+          <w:b w:val="0"/>
+          <w:color w:val="4A4A49"/>
+          <w:sz w:val="22"/>
+        </w:rPr>
+        <w:t>QUÉ ES (dilo así): La reescritura completa: la versión que repite la subconsulta por dueño y la que une y agrupa una sola vez. Dos detalles deciden que el resultado sea idéntico: LEFT JOIN y COUNT de una columna.</w:t>
+      </w:r>
+    </w:p>
+    <w:p>
+      <w:r>
+        <w:rPr>
+          <w:b w:val="0"/>
+          <w:color w:val="4A4A49"/>
+          <w:sz w:val="22"/>
+        </w:rPr>
+        <w:t>CÓMO DARLA (≈3 min):</w:t>
+      </w:r>
+    </w:p>
+    <w:p>
+      <w:pPr>
+        <w:pStyle w:val="ListBullet"/>
+      </w:pPr>
+      <w:r>
+        <w:rPr>
+          <w:b w:val="0"/>
+          <w:color w:val="4A4A49"/>
+          <w:sz w:val="22"/>
+        </w:rPr>
+        <w:t>Al entrar: Líneas 1-5: ANTES. La subconsulta está en la lista de columnas y menciona d.id_dueno, de afuera: se ejecuta una vez por dueño (loops=2006 en el plan).</w:t>
+      </w:r>
+    </w:p>
+    <w:p>
+      <w:pPr>
+        <w:pStyle w:val="ListBullet"/>
+      </w:pPr>
+      <w:r>
+        <w:rPr>
+          <w:b w:val="0"/>
+          <w:color w:val="4A4A49"/>
+          <w:sz w:val="22"/>
+        </w:rPr>
+        <w:t>Líneas 7-12: DESPUÉS: LEFT JOIN mascota, GROUP BY d.id_dueno, d.nombre y COUNT(m.id_mascota). Se agrupa por id_dueno para no sumar como uno a dos dueños que se llamen igual.</w:t>
+      </w:r>
+    </w:p>
+    <w:p>
+      <w:pPr>
+        <w:pStyle w:val="ListBullet"/>
+      </w:pPr>
+      <w:r>
+        <w:rPr>
+          <w:b w:val="0"/>
+          <w:color w:val="4A4A49"/>
+          <w:sz w:val="22"/>
+        </w:rPr>
+        <w:t>Líneas 14-15: Los dos detalles. LEFT y no JOIN: con JOIN se pierden los 6 dueños sin mascotas. COUNT(m.id_mascota) y no COUNT(*): el LEFT JOIN deja una fila con NULL para esos dueños; COUNT(*) la cuenta como 1 y COUNT de la columna da 0.</w:t>
+      </w:r>
+    </w:p>
+    <w:p>
+      <w:r>
+        <w:rPr>
+          <w:b w:val="0"/>
+          <w:color w:val="4A4A49"/>
+          <w:sz w:val="22"/>
+        </w:rPr>
+        <w:t>EJEMPLO: Los dueños 2001 a 2006 de la base de hoy no tienen mascotas: con COUNT(m.id_mascota) dan 0 y con COUNT(*) dan 1. El primero del ranking es Marcela Diaz, con 5 mascotas.</w:t>
+      </w:r>
+    </w:p>
+    <w:p>
+      <w:r>
+        <w:rPr>
+          <w:b w:val="0"/>
+          <w:color w:val="4A4A49"/>
+          <w:sz w:val="22"/>
+        </w:rPr>
+        <w:t>SI PREGUNTAN:</w:t>
+      </w:r>
+    </w:p>
+    <w:p>
+      <w:pPr>
+        <w:pStyle w:val="ListBullet"/>
+      </w:pPr>
+      <w:r>
+        <w:rPr>
+          <w:b w:val="0"/>
+          <w:color w:val="4A4A49"/>
+          <w:sz w:val="22"/>
+        </w:rPr>
+        <w:t>«¿Por qué agrupar por d.id_dueno y no solo por d.nombre?» → Porque dos dueños pueden llamarse igual: agrupar solo por nombre los sumaría como si fueran uno.</w:t>
+      </w:r>
+    </w:p>
+    <w:p>
+      <w:r>
+        <w:rPr>
+          <w:b w:val="0"/>
+          <w:color w:val="4A4A49"/>
+          <w:sz w:val="22"/>
+        </w:rPr>
+        <w:t>CUIDADO: Aceptar COUNT(*) «porque el total sale igual» es el error típico al revisar: solo cambia en los dueños sin mascotas, que quedan al final del ranking.</w:t>
+      </w:r>
+    </w:p>
+    <w:p>
+      <w:r>
+        <w:rPr>
+          <w:b w:val="0"/>
+          <w:color w:val="4A4A49"/>
+          <w:sz w:val="22"/>
+        </w:rPr>
+        <w:t>PASA A LA SIGUIENTE: ¿Cómo se ve ese 2.006 en el plan? En un campo: loops.</w:t>
+      </w:r>
+    </w:p>
+    <w:p>
+      <w:pPr>
+        <w:spacing w:before="200" w:after="60"/>
+      </w:pPr>
       <w:r>
         <w:rPr>
           <w:b/>
-          <w:color w:val="4A4A49"/>
-          <w:sz w:val="22"/>
+          <w:color w:val="1A1C1D"/>
+          <w:sz w:val="32"/>
         </w:rPr>
         <w:t>[Slide 16] La subconsulta correlacionada en el plan: loops</w:t>
       </w:r>
-      <w:r>
-        <w:rPr>
-          <w:b w:val="0"/>
-          <w:color w:val="4A4A49"/>
-          <w:sz w:val="22"/>
-        </w:rPr>
-        <w:t xml:space="preserve"> — 5 vinetas.</w:t>
-      </w:r>
-    </w:p>
-    <w:p>
+    </w:p>
+    <w:p>
+      <w:r>
+        <w:rPr>
+          <w:b w:val="0"/>
+          <w:color w:val="4A4A49"/>
+          <w:sz w:val="22"/>
+        </w:rPr>
+        <w:t>QUÉ ES (dilo así): loops es el único campo del plan que dice «esto se repitió». Un nodo puede mostrar un tiempo pequeño y ser el más caro, porque ese tiempo es por vuelta. La lámina muestra el plan real de la versión ANTES y el de la reescritura.</w:t>
+      </w:r>
+    </w:p>
+    <w:p>
+      <w:r>
+        <w:rPr>
+          <w:b w:val="0"/>
+          <w:color w:val="4A4A49"/>
+          <w:sz w:val="22"/>
+        </w:rPr>
+        <w:t>CÓMO DARLA (≈2 min):</w:t>
+      </w:r>
+    </w:p>
+    <w:p>
+      <w:pPr>
+        <w:pStyle w:val="ListBullet"/>
+      </w:pPr>
+      <w:r>
+        <w:rPr>
+          <w:b w:val="0"/>
+          <w:color w:val="4A4A49"/>
+          <w:sz w:val="22"/>
+        </w:rPr>
+        <w:t>Al entrar: Arriba, el ANTES: Seq Scan on dueno d y, colgado de él, SubPlan 1 con un Aggregate de 2,3 ms y loops=2006 (resaltado). Debajo, el Seq Scan on mascota con Rows Removed by Filter: 5006 en cada vuelta.</w:t>
+      </w:r>
+    </w:p>
+    <w:p>
+      <w:pPr>
+        <w:pStyle w:val="ListBullet"/>
+      </w:pPr>
+      <w:r>
+        <w:rPr>
+          <w:b w:val="0"/>
+          <w:color w:val="4A4A49"/>
+          <w:sz w:val="22"/>
+        </w:rPr>
+        <w:t>La cuenta: 2,3 ms por 2.006 vueltas ≈ 4,6 s: el nodo que parece barato es el culpable. Quien solo mira el número más grande señala el nodo equivocado.</w:t>
+      </w:r>
+    </w:p>
+    <w:p>
+      <w:pPr>
+        <w:pStyle w:val="ListBullet"/>
+      </w:pPr>
+      <w:r>
+        <w:rPr>
+          <w:b w:val="0"/>
+          <w:color w:val="4A4A49"/>
+          <w:sz w:val="22"/>
+        </w:rPr>
+        <w:t>Abajo: El DESPUÉS: HashAggregate sobre un Hash Right Join; mascota y dueno se leen una vez (loops=1). Cierra con los dos recuadros: LEFT JOIN y COUNT(m.id_mascota).</w:t>
+      </w:r>
+    </w:p>
+    <w:p>
+      <w:r>
+        <w:rPr>
+          <w:b w:val="0"/>
+          <w:color w:val="4A4A49"/>
+          <w:sz w:val="22"/>
+        </w:rPr>
+        <w:t>EJEMPLO: Plan real en el navegador: Aggregate (actual time=2.298..2.300 rows=1 loops=2006) y Execution Time: 4909 ms; la reescritura, Execution Time: 188 ms.</w:t>
+      </w:r>
+    </w:p>
+    <w:p>
+      <w:r>
+        <w:rPr>
+          <w:b w:val="0"/>
+          <w:color w:val="4A4A49"/>
+          <w:sz w:val="22"/>
+        </w:rPr>
+        <w:t>SI PREGUNTAN:</w:t>
+      </w:r>
+    </w:p>
+    <w:p>
+      <w:pPr>
+        <w:pStyle w:val="ListBullet"/>
+      </w:pPr>
+      <w:r>
+        <w:rPr>
+          <w:b w:val="0"/>
+          <w:color w:val="4A4A49"/>
+          <w:sz w:val="22"/>
+        </w:rPr>
+        <w:t>«¿Dónde aparece loops?» → Al final del paréntesis de tiempos reales de cada nodo: (actual time=… rows=… loops=…). Solo sale con EXPLAIN ANALYZE.</w:t>
+      </w:r>
+    </w:p>
+    <w:p>
+      <w:r>
+        <w:rPr>
+          <w:b w:val="0"/>
+          <w:color w:val="4A4A49"/>
+          <w:sz w:val="22"/>
+        </w:rPr>
+        <w:t>CUIDADO: La versión de la demo cuenta citas, no mascotas: cada vuelta recorre las 30.010 citas y la consulta completa tarda minutos en el navegador. Avisa antes, o acótala con WHERE d.id_dueno &lt;= 200 (loops=200).</w:t>
+      </w:r>
+    </w:p>
+    <w:p>
+      <w:r>
+        <w:rPr>
+          <w:b w:val="0"/>
+          <w:color w:val="4A4A49"/>
+          <w:sz w:val="22"/>
+        </w:rPr>
+        <w:t>PASA A LA SIGUIENTE: Más rápido no sirve de nada si el resultado cambió: hay que probar que es el mismo.</w:t>
+      </w:r>
+    </w:p>
+    <w:p>
+      <w:pPr>
+        <w:spacing w:before="200" w:after="60"/>
+      </w:pPr>
       <w:r>
         <w:rPr>
           <w:b/>
-          <w:color w:val="4A4A49"/>
-          <w:sz w:val="22"/>
+          <w:color w:val="1A1C1D"/>
+          <w:sz w:val="32"/>
         </w:rPr>
         <w:t>[Slide 17] Optimizar no cambia el resultado, y eso se demuestra</w:t>
       </w:r>
-      <w:r>
-        <w:rPr>
-          <w:b w:val="0"/>
-          <w:color w:val="4A4A49"/>
-          <w:sz w:val="22"/>
-        </w:rPr>
-        <w:t xml:space="preserve"> — 3 vinetas.</w:t>
-      </w:r>
-    </w:p>
-    <w:p>
-      <w:pPr>
-        <w:pStyle w:val="ListBullet2"/>
-      </w:pPr>
-      <w:r>
-        <w:rPr>
-          <w:b w:val="0"/>
-          <w:color w:val="4A4A49"/>
-          <w:sz w:val="22"/>
-        </w:rPr>
-        <w:t>DESARROLLO (para explicarlo, no se proyecta):</w:t>
-      </w:r>
-    </w:p>
-    <w:p>
-      <w:pPr>
-        <w:pStyle w:val="ListBullet2"/>
-      </w:pPr>
-      <w:r>
-        <w:rPr>
-          <w:b w:val="0"/>
-          <w:color w:val="4A4A49"/>
-          <w:sz w:val="22"/>
-        </w:rPr>
-        <w:t>Correccion y tiempo son ejes independientes, y la consecuencia practica es que una version «optimizada» que devuelve algo distinto no es una optimizacion peor: no es una optimizacion.</w:t>
-      </w:r>
-    </w:p>
-    <w:p>
-      <w:pPr>
-        <w:pStyle w:val="ListBullet2"/>
-      </w:pPr>
-      <w:r>
-        <w:rPr>
-          <w:b w:val="0"/>
-          <w:color w:val="4A4A49"/>
-          <w:sz w:val="22"/>
-        </w:rPr>
-        <w:t>Para una consulta con filtro sirve el conteo: se envuelve cada version en un SELECT COUNT(*) y se comparan los dos numeros en la misma corrida, y en la agenda del 2026-03-10 las dos tienen que decir 91.</w:t>
-      </w:r>
-    </w:p>
-    <w:p>
-      <w:pPr>
-        <w:pStyle w:val="ListBullet2"/>
-      </w:pPr>
-      <w:r>
-        <w:rPr>
-          <w:b w:val="0"/>
-          <w:color w:val="4A4A49"/>
-          <w:sz w:val="22"/>
-        </w:rPr>
-        <w:t>Un conteo distinto no es una version mas rapida, es la respuesta equivocada.</w:t>
-      </w:r>
-    </w:p>
-    <w:p>
-      <w:pPr>
-        <w:pStyle w:val="ListBullet2"/>
-      </w:pPr>
-      <w:r>
-        <w:rPr>
-          <w:b w:val="0"/>
-          <w:color w:val="4A4A49"/>
-          <w:sz w:val="22"/>
-        </w:rPr>
-        <w:t>La prueba va sin LIMIT, porque comparar solo las primeras 20 filas deja fuera justamente las que fallan, que son las de los duenos con cero citas.</w:t>
-      </w:r>
-    </w:p>
-    <w:p>
-      <w:pPr>
-        <w:pStyle w:val="ListBullet2"/>
-      </w:pPr>
-      <w:r>
-        <w:rPr>
-          <w:b w:val="0"/>
-          <w:color w:val="4A4A49"/>
-          <w:sz w:val="22"/>
-        </w:rPr>
-        <w:t>EXCEPT elimina duplicados, de modo que si el conjunto puede traer filas repetidas hay que usar EXCEPT ALL o incluir la llave; en el ranking de la clase no ocurre, porque hay una fila por dueno.</w:t>
-      </w:r>
-    </w:p>
-    <w:p>
-      <w:pPr>
-        <w:pStyle w:val="ListBullet2"/>
-      </w:pPr>
-      <w:r>
-        <w:rPr>
-          <w:b w:val="0"/>
-          <w:color w:val="4A4A49"/>
-          <w:sz w:val="22"/>
-        </w:rPr>
-        <w:t>Y no cuentan como prueba «se ve igual», «trae mas o menos lo mismo» ni mirar la primera pantalla de resultados: la equivalencia se afirma con una consulta cuyo resultado se conoce de antemano, un numero que coincide o un conjunto vacio.</w:t>
-      </w:r>
-    </w:p>
-    <w:p>
-      <w:pPr>
-        <w:pStyle w:val="ListBullet2"/>
-      </w:pPr>
-      <w:r>
-        <w:rPr>
-          <w:b w:val="0"/>
-          <w:color w:val="4A4A49"/>
-          <w:sz w:val="22"/>
-        </w:rPr>
-        <w:t>NOTAS:</w:t>
-      </w:r>
-    </w:p>
-    <w:p>
-      <w:pPr>
-        <w:pStyle w:val="ListBullet2"/>
-      </w:pPr>
-      <w:r>
-        <w:rPr>
-          <w:b w:val="0"/>
-          <w:color w:val="4A4A49"/>
-          <w:sz w:val="22"/>
-        </w:rPr>
-        <w:t>Y se rompe sin avisar, porque ningun motor va a lanzar un error por eso.</w:t>
-      </w:r>
-    </w:p>
-    <w:p>
-      <w:pPr>
-        <w:pStyle w:val="ListBullet2"/>
-      </w:pPr>
-      <w:r>
-        <w:rPr>
-          <w:b w:val="0"/>
-          <w:color w:val="4A4A49"/>
-          <w:sz w:val="22"/>
-        </w:rPr>
-        <w:t>Para conjuntos completos, donde el conteo puede coincidir con filas distintas, se usa EXCEPT en los DOS sentidos, y el docente tiene que saber por que son dos: A EXCEPT B devuelve lo que esta en A y no esta en B, asi que si sale vacio todavia puede haber filas de mas en B; se corren las dos direcciones unidas con UNION ALL y se exige cero filas en total.</w:t>
-      </w:r>
-    </w:p>
-    <w:p>
-      <w:pPr>
-        <w:pStyle w:val="ListBullet2"/>
-      </w:pPr>
-      <w:r>
-        <w:rPr>
-          <w:b w:val="0"/>
-          <w:color w:val="4A4A49"/>
-          <w:sz w:val="22"/>
-        </w:rPr>
-        <w:t>Fuera de la lamina (habla de la practica): Por eso el taller cobra la prueba dos veces, unos 6 de los 100 puntos, y hay dos formas segun lo que se compare.</w:t>
-      </w:r>
-    </w:p>
-    <w:p>
-      <w:pPr>
-        <w:pStyle w:val="ListBullet2"/>
-      </w:pPr>
-      <w:r>
-        <w:rPr>
-          <w:b w:val="0"/>
-          <w:color w:val="4A4A49"/>
-          <w:sz w:val="22"/>
-        </w:rPr>
-        <w:t>Fuera de la lamina (habla de la practica): Tres advertencias al calificar.</w:t>
-      </w:r>
-    </w:p>
-    <w:p>
+    </w:p>
+    <w:p>
+      <w:r>
+        <w:rPr>
+          <w:b w:val="0"/>
+          <w:color w:val="4A4A49"/>
+          <w:sz w:val="22"/>
+        </w:rPr>
+        <w:t>QUÉ ES (dilo así): Optimizar es obtener la MISMA respuesta con menos trabajo. Si la versión nueva devuelve filas distintas, se rompió la consulta, y se rompió sin aviso: ningún motor lanza un error porque una consulta devuelva otra cosa. Por eso toda optimización va acompañada de una prueba de equivalencia.</w:t>
+      </w:r>
+    </w:p>
+    <w:p>
+      <w:r>
+        <w:rPr>
+          <w:b w:val="0"/>
+          <w:color w:val="4A4A49"/>
+          <w:sz w:val="22"/>
+        </w:rPr>
+        <w:t>CÓMO DARLA (≈3 min):</w:t>
+      </w:r>
+    </w:p>
+    <w:p>
+      <w:pPr>
+        <w:pStyle w:val="ListBullet"/>
+      </w:pPr>
+      <w:r>
+        <w:rPr>
+          <w:b w:val="0"/>
+          <w:color w:val="4A4A49"/>
+          <w:sz w:val="22"/>
+        </w:rPr>
+        <w:t>Al entrar: La prueba más simple: SELECT COUNT(*) de cada versión, en la misma corrida. En la agenda del 2026-03-10 las dos dicen 91: es una optimización.</w:t>
+      </w:r>
+    </w:p>
+    <w:p>
+      <w:pPr>
+        <w:pStyle w:val="ListBullet"/>
+      </w:pPr>
+      <w:r>
+        <w:rPr>
+          <w:b w:val="0"/>
+          <w:color w:val="4A4A49"/>
+          <w:sz w:val="22"/>
+        </w:rPr>
+        <w:t>Clic 1: El caso equivocado: la versión nueva devuelve 150. Pregunta: «¿qué se perdió?». El filtro de estado: 150 son todas las citas del día y 91 solo las programadas.</w:t>
+      </w:r>
+    </w:p>
+    <w:p>
+      <w:pPr>
+        <w:pStyle w:val="ListBullet"/>
+      </w:pPr>
+      <w:r>
+        <w:rPr>
+          <w:b w:val="0"/>
+          <w:color w:val="4A4A49"/>
+          <w:sz w:val="22"/>
+        </w:rPr>
+        <w:t>Clic 2: Lee la regla: corrección y tiempo son ejes independientes.</w:t>
+      </w:r>
+    </w:p>
+    <w:p>
+      <w:r>
+        <w:rPr>
+          <w:b w:val="0"/>
+          <w:color w:val="4A4A49"/>
+          <w:sz w:val="22"/>
+        </w:rPr>
+        <w:t>EJEMPLO: Agenda del 2026-03-10: 150 citas en total, 91 PROGRAMADA, 45 ATENDIDA y 14 CANCELADA. Una versión que olvida AND c.estado = 'PROGRAMADA' devuelve 150.</w:t>
+      </w:r>
+    </w:p>
+    <w:p>
+      <w:r>
+        <w:rPr>
+          <w:b w:val="0"/>
+          <w:color w:val="4A4A49"/>
+          <w:sz w:val="22"/>
+        </w:rPr>
+        <w:t>SI PREGUNTAN:</w:t>
+      </w:r>
+    </w:p>
+    <w:p>
+      <w:pPr>
+        <w:pStyle w:val="ListBullet"/>
+      </w:pPr>
+      <w:r>
+        <w:rPr>
+          <w:b w:val="0"/>
+          <w:color w:val="4A4A49"/>
+          <w:sz w:val="22"/>
+        </w:rPr>
+        <w:t>«Si los conteos coinciden, ¿ya es la misma respuesta?» → Para una consulta con filtro es una buena prueba; para un conjunto completo no basta, porque pueden coincidir en número y ser filas distintas. Para eso está EXCEPT en los dos sentidos.</w:t>
+      </w:r>
+    </w:p>
+    <w:p>
+      <w:r>
+        <w:rPr>
+          <w:b w:val="0"/>
+          <w:color w:val="4A4A49"/>
+          <w:sz w:val="22"/>
+        </w:rPr>
+        <w:t>CUIDADO: «Se ve igual» o «trae más o menos lo mismo» no son prueba.</w:t>
+      </w:r>
+    </w:p>
+    <w:p>
+      <w:r>
+        <w:rPr>
+          <w:b w:val="0"/>
+          <w:color w:val="4A4A49"/>
+          <w:sz w:val="22"/>
+        </w:rPr>
+        <w:t>PASA A LA SIGUIENTE: La prueba fuerte para conjuntos completos: EXCEPT en los dos sentidos.</w:t>
+      </w:r>
+    </w:p>
+    <w:p>
+      <w:pPr>
+        <w:spacing w:before="200" w:after="60"/>
+      </w:pPr>
       <w:r>
         <w:rPr>
           <w:b/>
-          <w:color w:val="4A4A49"/>
-          <w:sz w:val="22"/>
+          <w:color w:val="1A1C1D"/>
+          <w:sz w:val="32"/>
         </w:rPr>
         <w:t>[Slide 18] Optimizar no cambia el resultado: como se prueba</w:t>
       </w:r>
-      <w:r>
-        <w:rPr>
-          <w:b w:val="0"/>
-          <w:color w:val="4A4A49"/>
-          <w:sz w:val="22"/>
-        </w:rPr>
-        <w:t xml:space="preserve"> — 5 vinetas.</w:t>
-      </w:r>
-    </w:p>
-    <w:p>
+    </w:p>
+    <w:p>
+      <w:r>
+        <w:rPr>
+          <w:b w:val="0"/>
+          <w:color w:val="4A4A49"/>
+          <w:sz w:val="22"/>
+        </w:rPr>
+        <w:t>QUÉ ES (dilo así): Hay dos pruebas, según lo que se compare. Para una consulta con filtro, contar las filas de cada versión en la misma corrida. Para un conjunto completo, como un ranking, se restan los conjuntos con EXCEPT en los dos sentidos: lo que está en A y no en B, más lo que está en B y no en A. Si salen cero filas, son iguales.</w:t>
+      </w:r>
+    </w:p>
+    <w:p>
+      <w:r>
+        <w:rPr>
+          <w:b w:val="0"/>
+          <w:color w:val="4A4A49"/>
+          <w:sz w:val="22"/>
+        </w:rPr>
+        <w:t>CÓMO DARLA (≈2 min):</w:t>
+      </w:r>
+    </w:p>
+    <w:p>
+      <w:pPr>
+        <w:pStyle w:val="ListBullet"/>
+      </w:pPr>
+      <w:r>
+        <w:rPr>
+          <w:b w:val="0"/>
+          <w:color w:val="4A4A49"/>
+          <w:sz w:val="22"/>
+        </w:rPr>
+        <w:t>Al entrar: Izquierda, prueba 1: dos COUNT(*) en una misma consulta; 91 = 91.</w:t>
+      </w:r>
+    </w:p>
+    <w:p>
+      <w:pPr>
+        <w:pStyle w:val="ListBullet"/>
+      </w:pPr>
+      <w:r>
+        <w:rPr>
+          <w:b w:val="0"/>
+          <w:color w:val="4A4A49"/>
+          <w:sz w:val="22"/>
+        </w:rPr>
+        <w:t>Derecha: Prueba 2: (ANTES EXCEPT DESPUÉS) UNION ALL (DESPUÉS EXCEPT ANTES) devuelve 0 filas. Explica los dos sentidos: A EXCEPT B vacío solo dice que todo A está en B; B podría tener filas de más.</w:t>
+      </w:r>
+    </w:p>
+    <w:p>
+      <w:pPr>
+        <w:pStyle w:val="ListBullet"/>
+      </w:pPr>
+      <w:r>
+        <w:rPr>
+          <w:b w:val="0"/>
+          <w:color w:val="4A4A49"/>
+          <w:sz w:val="22"/>
+        </w:rPr>
+        <w:t>Abajo: El contraejemplo real: si la reescritura usa COUNT(*) en vez de COUNT(m.id_mascota), la prueba 2 devuelve 12 filas, los 6 dueños sin mascotas con 0 de un lado y 1 del otro. Cierra: sin LIMIT y sin «se ve igual».</w:t>
+      </w:r>
+    </w:p>
+    <w:p>
+      <w:r>
+        <w:rPr>
+          <w:b w:val="0"/>
+          <w:color w:val="4A4A49"/>
+          <w:sz w:val="22"/>
+        </w:rPr>
+        <w:t>EJEMPLO: WITH antes AS (…), despues AS (…) SELECT 'sobra en ANTES', * FROM (SELECT * FROM antes EXCEPT SELECT * FROM despues) a UNION ALL SELECT 'sobra en DESPUES', * FROM (SELECT * FROM despues EXCEPT SELECT * FROM antes) b; devuelve 0 filas.</w:t>
+      </w:r>
+    </w:p>
+    <w:p>
+      <w:r>
+        <w:rPr>
+          <w:b w:val="0"/>
+          <w:color w:val="4A4A49"/>
+          <w:sz w:val="22"/>
+        </w:rPr>
+        <w:t>SI PREGUNTAN:</w:t>
+      </w:r>
+    </w:p>
+    <w:p>
+      <w:pPr>
+        <w:pStyle w:val="ListBullet"/>
+      </w:pPr>
+      <w:r>
+        <w:rPr>
+          <w:b w:val="0"/>
+          <w:color w:val="4A4A49"/>
+          <w:sz w:val="22"/>
+        </w:rPr>
+        <w:t>«¿Y si una versión puede traer filas repetidas?» → EXCEPT elimina duplicados; en ese caso se usa EXCEPT ALL o se incluye la clave en el SELECT. En el ranking no pasa: hay una fila por dueño.</w:t>
+      </w:r>
+    </w:p>
+    <w:p>
+      <w:r>
+        <w:rPr>
+          <w:b w:val="0"/>
+          <w:color w:val="4A4A49"/>
+          <w:sz w:val="22"/>
+        </w:rPr>
+        <w:t>CUIDADO: Comparar solo las primeras 20 filas deja fuera justo las que fallan: los dueños con 0 quedan al final del ranking.</w:t>
+      </w:r>
+    </w:p>
+    <w:p>
+      <w:r>
+        <w:rPr>
+          <w:b w:val="0"/>
+          <w:color w:val="4A4A49"/>
+          <w:sz w:val="22"/>
+        </w:rPr>
+        <w:t>PASA A LA SIGUIENTE: Ahora el script de la clase, que junta todo lo visto.</w:t>
+      </w:r>
+    </w:p>
+    <w:p>
+      <w:pPr>
+        <w:spacing w:before="200" w:after="60"/>
+      </w:pPr>
       <w:r>
         <w:rPr>
           <w:b/>
-          <w:color w:val="4A4A49"/>
-          <w:sz w:val="22"/>
+          <w:color w:val="1A1C1D"/>
+          <w:sz w:val="32"/>
         </w:rPr>
         <w:t>[Slide 19] El antes y el despues del script de la clase</w:t>
       </w:r>
-      <w:r>
-        <w:rPr>
-          <w:b w:val="0"/>
-          <w:color w:val="4A4A49"/>
-          <w:sz w:val="22"/>
-        </w:rPr>
-        <w:t xml:space="preserve"> — 3 vinetas.</w:t>
-      </w:r>
-    </w:p>
-    <w:p>
-      <w:pPr>
-        <w:pStyle w:val="ListBullet2"/>
-      </w:pPr>
-      <w:r>
-        <w:rPr>
-          <w:b w:val="0"/>
-          <w:color w:val="4A4A49"/>
-          <w:sz w:val="22"/>
-        </w:rPr>
-        <w:t>DESARROLLO (para explicarlo, no se proyecta):</w:t>
-      </w:r>
-    </w:p>
-    <w:p>
-      <w:pPr>
-        <w:pStyle w:val="ListBullet2"/>
-      </w:pPr>
-      <w:r>
-        <w:rPr>
-          <w:b w:val="0"/>
-          <w:color w:val="4A4A49"/>
-          <w:sz w:val="22"/>
-        </w:rPr>
-        <w:t>El script Codigo/06_opt_consultas.sql es autocontenido y siembra el mismo volumen que PostgreSQL en el navegador, de modo que los numeros de la demo son los que el estudiante va a ver en su pantalla</w:t>
-      </w:r>
-    </w:p>
-    <w:p>
-      <w:pPr>
-        <w:pStyle w:val="ListBullet2"/>
-      </w:pPr>
-      <w:r>
-        <w:rPr>
-          <w:b w:val="0"/>
-          <w:color w:val="4A4A49"/>
-          <w:sz w:val="22"/>
-        </w:rPr>
-        <w:t>Empieza con dos conteos de control que conviene proyectar antes de tocar nada: 30.010 citas en total y, para el 2026-03-10, 91 PROGRAMADA, 45 ATENDIDA y 14 CANCELADA.</w:t>
-      </w:r>
-    </w:p>
-    <w:p>
-      <w:pPr>
-        <w:pStyle w:val="ListBullet2"/>
-      </w:pPr>
-      <w:r>
-        <w:rPr>
-          <w:b w:val="0"/>
-          <w:color w:val="4A4A49"/>
-          <w:sz w:val="22"/>
-        </w:rPr>
-        <w:t>Y el cruce implicito con comas es peligroso por aritmetica, no por estilo: si alguien olvida una de las tres condiciones de union</w:t>
-      </w:r>
-    </w:p>
-    <w:p>
-      <w:pPr>
-        <w:pStyle w:val="ListBullet2"/>
-      </w:pPr>
-      <w:r>
-        <w:rPr>
-          <w:b w:val="0"/>
-          <w:color w:val="4A4A49"/>
-          <w:sz w:val="22"/>
-        </w:rPr>
-        <w:t>El resultado no es un error sino un producto cartesiano —30.010 por 5.008 filas son mas de 150 millones— que en el navegador acaba en una pestana bloqueada.</w:t>
-      </w:r>
-    </w:p>
-    <w:p>
-      <w:pPr>
-        <w:pStyle w:val="ListBullet2"/>
-      </w:pPr>
-      <w:r>
-        <w:rPr>
-          <w:b w:val="0"/>
-          <w:color w:val="4A4A49"/>
-          <w:sz w:val="22"/>
-        </w:rPr>
-        <w:t>ON, filtra con el rango de fecha y con la comparacion directa del estado, y ordena por c.fecha_hora.</w:t>
-      </w:r>
-    </w:p>
-    <w:p>
-      <w:pPr>
-        <w:pStyle w:val="ListBullet2"/>
-      </w:pPr>
-      <w:r>
-        <w:rPr>
-          <w:b w:val="0"/>
-          <w:color w:val="4A4A49"/>
-          <w:sz w:val="22"/>
-        </w:rPr>
-        <w:t>La tercera sentencia de la demo agrega LIMIT 50, que es lo que la pantalla de agenda realmente necesita: el motor deja de producir filas en cuanto tiene 50, y por eso el tiempo baja aunque el plan sea el mismo.</w:t>
-      </w:r>
-    </w:p>
-    <w:p>
-      <w:pPr>
-        <w:pStyle w:val="ListBullet2"/>
-      </w:pPr>
-      <w:r>
-        <w:rPr>
-          <w:b w:val="0"/>
-          <w:color w:val="4A4A49"/>
-          <w:sz w:val="22"/>
-        </w:rPr>
-        <w:t>El script cierra con los bloques de la subconsulta correlacionada y con las dos pruebas de equivalencia, incluido el contraejemplo de COUNT(*) contra COUNT(c.id_cita) sobre los duenos 2001 a 2006.</w:t>
-      </w:r>
-    </w:p>
-    <w:p>
-      <w:pPr>
-        <w:pStyle w:val="ListBullet2"/>
-      </w:pPr>
-      <w:r>
-        <w:rPr>
-          <w:b w:val="0"/>
-          <w:color w:val="4A4A49"/>
-          <w:sz w:val="22"/>
-        </w:rPr>
-        <w:t>NOTAS:</w:t>
-      </w:r>
-    </w:p>
-    <w:p>
-      <w:pPr>
-        <w:pStyle w:val="ListBullet2"/>
-      </w:pPr>
-      <w:r>
-        <w:rPr>
-          <w:b w:val="0"/>
-          <w:color w:val="4A4A49"/>
-          <w:sz w:val="22"/>
-        </w:rPr>
-        <w:t>La version ANTES es SELECT * FROM cita c, mascota m, dueno d, veterinario v con las cuatro condiciones de union en el WHERE, to_char sobre la fecha y UPPER sobre el estado, y el docente debe saber que esta mal en cada linea.</w:t>
-      </w:r>
-    </w:p>
-    <w:p>
-      <w:pPr>
-        <w:pStyle w:val="ListBullet2"/>
-      </w:pPr>
-      <w:r>
-        <w:rPr>
-          <w:b w:val="0"/>
-          <w:color w:val="4A4A49"/>
-          <w:sz w:val="22"/>
-        </w:rPr>
-        <w:t>SELECT * arrastra todas las columnas de las cuatro tablas cuando la pantalla de agenda necesita seis, lo cual multiplica el ancho de la fila y con el la memoria de trabajo del ordenamiento.</w:t>
-      </w:r>
-    </w:p>
-    <w:p>
-      <w:pPr>
-        <w:pStyle w:val="ListBullet2"/>
-      </w:pPr>
-      <w:r>
-        <w:rPr>
-          <w:b w:val="0"/>
-          <w:color w:val="4A4A49"/>
-          <w:sz w:val="22"/>
-        </w:rPr>
-        <w:t>Las dos funciones sobre columnas se explicaron en el parrafo del predicado sargable.</w:t>
-      </w:r>
-    </w:p>
-    <w:p>
-      <w:pPr>
-        <w:pStyle w:val="ListBullet2"/>
-      </w:pPr>
-      <w:r>
-        <w:rPr>
-          <w:b w:val="0"/>
-          <w:color w:val="4A4A49"/>
-          <w:sz w:val="22"/>
-        </w:rPr>
-        <w:t>Hay que decir aqui, y no despues.</w:t>
-      </w:r>
-    </w:p>
-    <w:p>
-      <w:pPr>
-        <w:pStyle w:val="ListBullet2"/>
-      </w:pPr>
-      <w:r>
-        <w:rPr>
-          <w:b w:val="0"/>
-          <w:color w:val="4A4A49"/>
-          <w:sz w:val="22"/>
-        </w:rPr>
-        <w:t>ON no acelera nada, porque PostgreSQL normaliza las dos formas al mismo plan interno; se gana legibilidad y se gana que un ON faltante salte a la vista, o sea seguridad, no milisegundos.</w:t>
-      </w:r>
-    </w:p>
-    <w:p>
-      <w:pPr>
-        <w:pStyle w:val="ListBullet2"/>
-      </w:pPr>
-      <w:r>
-        <w:rPr>
-          <w:b w:val="0"/>
-          <w:color w:val="4A4A49"/>
-          <w:sz w:val="22"/>
-        </w:rPr>
-        <w:t>Si el docente lo presenta como una mejora de rendimiento, esta ensenando justo la opcion por la que va a descontar.</w:t>
-      </w:r>
-    </w:p>
-    <w:p>
-      <w:pPr>
-        <w:pStyle w:val="ListBullet2"/>
-      </w:pPr>
-      <w:r>
-        <w:rPr>
-          <w:b w:val="0"/>
-          <w:color w:val="4A4A49"/>
-          <w:sz w:val="22"/>
-        </w:rPr>
-        <w:t>La version DESPUES proyecta las seis columnas, escribe los tres JOIN...</w:t>
-      </w:r>
-    </w:p>
-    <w:p>
-      <w:pPr>
-        <w:pStyle w:val="ListBullet2"/>
-      </w:pPr>
-      <w:r>
-        <w:rPr>
-          <w:b w:val="0"/>
-          <w:color w:val="4A4A49"/>
-          <w:sz w:val="22"/>
-        </w:rPr>
-        <w:t>Filtrar temprano se llama empuje de predicados o predicate pushdown, y hay que decir con honestidad que el optimizador moderno lo hace solo casi siempre; lo que si cambia el plan es dejar de esconder el filtro donde no puede moverlo, y los dos casos clasicos son escribirlo en HAVING cuando cabia en WHERE, y ponerlo en el WHERE de un LEFT JOIN cuando corresponde al ON, lo que ademas cambia el significado de la consulta.</w:t>
-      </w:r>
-    </w:p>
-    <w:p>
-      <w:pPr>
-        <w:pStyle w:val="ListBullet2"/>
-      </w:pPr>
-      <w:r>
-        <w:rPr>
-          <w:b w:val="0"/>
-          <w:color w:val="4A4A49"/>
-          <w:sz w:val="22"/>
-        </w:rPr>
-        <w:t>Fuera de la lamina (habla de la practica): Hay que decir aqui, y no despues, lo que la quinta afirmacion de la pregunta 4 castiga: cambiar la coma por JOIN ...</w:t>
-      </w:r>
-    </w:p>
-    <w:p>
-      <w:pPr>
-        <w:pStyle w:val="ListBullet2"/>
-      </w:pPr>
-      <w:r>
-        <w:rPr>
-          <w:b w:val="0"/>
-          <w:color w:val="4A4A49"/>
-          <w:sz w:val="22"/>
-        </w:rPr>
-        <w:t>Fuera de la lamina (habla de la practica): El script cierra con los bloques de la subconsulta correlacionada y con las dos pruebas de equivalencia, incluido el contraejemplo de COUNT(*) contra COUNT(c.id_cita) sobre los duenos 2001 a 2006, que es medio minuto de demo y ahorra la mitad de los reclamos de la pregunta 3.</w:t>
-      </w:r>
-    </w:p>
-    <w:p>
+    </w:p>
+    <w:p>
+      <w:r>
+        <w:rPr>
+          <w:b w:val="0"/>
+          <w:color w:val="4A4A49"/>
+          <w:sz w:val="22"/>
+        </w:rPr>
+        <w:t>QUÉ ES (dilo así): El script de la demo es autocontenido: crea las tablas, siembra el mismo volumen que el estudiante tiene en su pantalla y deja las estadísticas listas. Antes de optimizar se proyectan los conteos de control; después se corren la agenda ANTES y DESPUÉS, el ranking y las pruebas.</w:t>
+      </w:r>
+    </w:p>
+    <w:p>
+      <w:r>
+        <w:rPr>
+          <w:b w:val="0"/>
+          <w:color w:val="4A4A49"/>
+          <w:sz w:val="22"/>
+        </w:rPr>
+        <w:t>CÓMO DARLA (≈2 min):</w:t>
+      </w:r>
+    </w:p>
+    <w:p>
+      <w:pPr>
+        <w:pStyle w:val="ListBullet"/>
+      </w:pPr>
+      <w:r>
+        <w:rPr>
+          <w:b w:val="0"/>
+          <w:color w:val="4A4A49"/>
+          <w:sz w:val="22"/>
+        </w:rPr>
+        <w:t>Al entrar: Arriba a la izquierda, los conteos de control: 30.010 citas; el 2026-03-10, 91 PROGRAMADA, 45 ATENDIDA y 14 CANCELADA. Si no salen esos números, nada de lo demás cuadra.</w:t>
+      </w:r>
+    </w:p>
+    <w:p>
+      <w:pPr>
+        <w:pStyle w:val="ListBullet"/>
+      </w:pPr>
+      <w:r>
+        <w:rPr>
+          <w:b w:val="0"/>
+          <w:color w:val="4A4A49"/>
+          <w:sz w:val="22"/>
+        </w:rPr>
+        <w:t>Arriba a la derecha: La coma: sin la condición de unión, 30.010 × 5.008 ≈ 150 millones de filas, y el motor no da ningún error.</w:t>
+      </w:r>
+    </w:p>
+    <w:p>
+      <w:pPr>
+        <w:pStyle w:val="ListBullet"/>
+      </w:pPr>
+      <w:r>
+        <w:rPr>
+          <w:b w:val="0"/>
+          <w:color w:val="4A4A49"/>
+          <w:sz w:val="22"/>
+        </w:rPr>
+        <w:t>Abajo: JOIN … ON da el mismo plan que la coma: no acelera, pero el olvido salta a la vista. Y el LIMIT 50: con ORDER BY fecha_hora y sin índice, el motor igual lee toda la tabla, encuentra las 91 y las ordena; el LIMIT solo ahorra entregar 41.</w:t>
+      </w:r>
+    </w:p>
+    <w:p>
+      <w:r>
+        <w:rPr>
+          <w:b w:val="0"/>
+          <w:color w:val="4A4A49"/>
+          <w:sz w:val="22"/>
+        </w:rPr>
+        <w:t>EJEMPLO: Plan con LIMIT 50: Limit, luego Sort de 91 filas y, al fondo, Seq Scan on cita c con Rows Removed by Filter: 29919. El recorrido completo sigue ahí.</w:t>
+      </w:r>
+    </w:p>
+    <w:p>
+      <w:r>
+        <w:rPr>
+          <w:b w:val="0"/>
+          <w:color w:val="4A4A49"/>
+          <w:sz w:val="22"/>
+        </w:rPr>
+        <w:t>SI PREGUNTAN:</w:t>
+      </w:r>
+    </w:p>
+    <w:p>
+      <w:pPr>
+        <w:pStyle w:val="ListBullet"/>
+      </w:pPr>
+      <w:r>
+        <w:rPr>
+          <w:b w:val="0"/>
+          <w:color w:val="4A4A49"/>
+          <w:sz w:val="22"/>
+        </w:rPr>
+        <w:t>«¿Entonces para qué el LIMIT?» → Para no transportar ni pintar filas que la pantalla no usa. Lo que evitaría leer toda la tabla es un índice sobre fecha_hora que entregue las filas ya ordenadas: Clase 7.</w:t>
+      </w:r>
+    </w:p>
+    <w:p>
+      <w:r>
+        <w:rPr>
+          <w:b w:val="0"/>
+          <w:color w:val="4A4A49"/>
+          <w:sz w:val="22"/>
+        </w:rPr>
+        <w:t>CUIDADO: La siembra recrea las tablas: córrela en una base vacía, nunca sobre una base con datos que alguien quiera conservar.</w:t>
+      </w:r>
+    </w:p>
+    <w:p>
+      <w:r>
+        <w:rPr>
+          <w:b w:val="0"/>
+          <w:color w:val="4A4A49"/>
+          <w:sz w:val="22"/>
+        </w:rPr>
+        <w:t>PASA A LA SIGUIENTE: ¿Dónde se corre todo esto, y qué no se puede medir ahí?</w:t>
+      </w:r>
+    </w:p>
+    <w:p>
+      <w:pPr>
+        <w:spacing w:before="200" w:after="60"/>
+      </w:pPr>
       <w:r>
         <w:rPr>
           <w:b/>
-          <w:color w:val="4A4A49"/>
-          <w:sz w:val="22"/>
+          <w:color w:val="1A1C1D"/>
+          <w:sz w:val="32"/>
         </w:rPr>
         <w:t>[Slide 20] Donde se corre todo esto, y que no se puede medir aqui</w:t>
       </w:r>
-      <w:r>
-        <w:rPr>
-          <w:b w:val="0"/>
-          <w:color w:val="4A4A49"/>
-          <w:sz w:val="22"/>
-        </w:rPr>
-        <w:t xml:space="preserve"> — 4 vinetas.</w:t>
-      </w:r>
-    </w:p>
-    <w:p>
-      <w:pPr>
-        <w:pStyle w:val="ListBullet2"/>
-      </w:pPr>
-      <w:r>
-        <w:rPr>
-          <w:b w:val="0"/>
-          <w:color w:val="4A4A49"/>
-          <w:sz w:val="22"/>
-        </w:rPr>
-        <w:t>DESARROLLO (para explicarlo, no se proyecta):</w:t>
-      </w:r>
-    </w:p>
-    <w:p>
-      <w:pPr>
-        <w:pStyle w:val="ListBullet2"/>
-      </w:pPr>
-      <w:r>
-        <w:rPr>
-          <w:b w:val="0"/>
-          <w:color w:val="4A4A49"/>
-          <w:sz w:val="22"/>
-        </w:rPr>
-        <w:t>La herramienta del dia es PostgreSQL compilado para el navegador: es el unico entorno de la clase que trae las 30.010 citas ya sembradas y las estadisticas ya recolectadas.</w:t>
-      </w:r>
-    </w:p>
-    <w:p>
-      <w:pPr>
-        <w:pStyle w:val="ListBullet2"/>
-      </w:pPr>
-      <w:r>
-        <w:rPr>
-          <w:b w:val="0"/>
-          <w:color w:val="4A4A49"/>
-          <w:sz w:val="22"/>
-        </w:rPr>
-        <w:t>La justificacion de media pagina y la matriz de cambios se escriben en Google Docs.</w:t>
-      </w:r>
-    </w:p>
-    <w:p>
-      <w:pPr>
-        <w:pStyle w:val="ListBullet2"/>
-      </w:pPr>
-      <w:r>
-        <w:rPr>
-          <w:b w:val="0"/>
-          <w:color w:val="4A4A49"/>
-          <w:sz w:val="22"/>
-        </w:rPr>
-        <w:t>Hoy no se ofrece ningun playground externo como alterno, y conviene que lo digas asi de claro: en DB Fiddle o en cualquier otro no existe la base sembrada, de modo que quien mida ahi obtiene otros numeros.</w:t>
-      </w:r>
-    </w:p>
-    <w:p>
-      <w:pPr>
-        <w:pStyle w:val="ListBullet2"/>
-      </w:pPr>
-      <w:r>
-        <w:rPr>
-          <w:b w:val="0"/>
-          <w:color w:val="4A4A49"/>
-          <w:sz w:val="22"/>
-        </w:rPr>
-        <w:t>Tampoco tiene sentido hoy un comparador de motores, porque el motor de hoy es uno solo.</w:t>
-      </w:r>
-    </w:p>
-    <w:p>
-      <w:pPr>
-        <w:pStyle w:val="ListBullet2"/>
-      </w:pPr>
-      <w:r>
-        <w:rPr>
-          <w:b w:val="0"/>
-          <w:color w:val="4A4A49"/>
-          <w:sz w:val="22"/>
-        </w:rPr>
-        <w:t>Los milisegundos, ademas, cambian entre dos corridas seguidas en la misma maquina: lo que no cambia son los conteos de filas.</w:t>
-      </w:r>
-    </w:p>
-    <w:p>
-      <w:pPr>
-        <w:pStyle w:val="ListBullet2"/>
-      </w:pPr>
-      <w:r>
-        <w:rPr>
-          <w:b w:val="0"/>
-          <w:color w:val="4A4A49"/>
-          <w:sz w:val="22"/>
-        </w:rPr>
-        <w:t>NOTAS:</w:t>
-      </w:r>
-    </w:p>
-    <w:p>
-      <w:pPr>
-        <w:pStyle w:val="ListBullet2"/>
-      </w:pPr>
-      <w:r>
-        <w:rPr>
-          <w:b w:val="0"/>
-          <w:color w:val="4A4A49"/>
-          <w:sz w:val="22"/>
-        </w:rPr>
-        <w:t>Soporta EXPLAIN, EXPLAIN ANALYZE y la opcion BUFFERS; si en alguna maquina BUFFERS no responde.</w:t>
-      </w:r>
-    </w:p>
-    <w:p>
-      <w:pPr>
-        <w:pStyle w:val="ListBullet2"/>
-      </w:pPr>
-      <w:r>
-        <w:rPr>
-          <w:b w:val="0"/>
-          <w:color w:val="4A4A49"/>
-          <w:sz w:val="22"/>
-        </w:rPr>
-        <w:t>Lo que hay que documentar en papel.</w:t>
-      </w:r>
-    </w:p>
-    <w:p>
-      <w:pPr>
-        <w:pStyle w:val="ListBullet2"/>
-      </w:pPr>
-      <w:r>
-        <w:rPr>
-          <w:b w:val="0"/>
-          <w:color w:val="4A4A49"/>
-          <w:sz w:val="22"/>
-        </w:rPr>
-        <w:t>PREGUNTAS FRECUENTES DEL GRUPO</w:t>
-      </w:r>
-    </w:p>
-    <w:p>
-      <w:pPr>
-        <w:pStyle w:val="ListBullet2"/>
-      </w:pPr>
-      <w:r>
-        <w:rPr>
-          <w:b w:val="0"/>
-          <w:color w:val="4A4A49"/>
-          <w:sz w:val="22"/>
-        </w:rPr>
-        <w:t>Si la consulta ya devuelve el resultado correcto, para que reescribirla: correccion y costo son ejes independientes, el motor garantiza el resultado pero no el tiempo</w:t>
-      </w:r>
-    </w:p>
-    <w:p>
-      <w:pPr>
-        <w:pStyle w:val="ListBullet2"/>
-      </w:pPr>
-      <w:r>
-        <w:rPr>
-          <w:b w:val="0"/>
-          <w:color w:val="4A4A49"/>
-          <w:sz w:val="22"/>
-        </w:rPr>
-        <w:t>Y una consulta correcta que tarda 40 segundos congela la pantalla de recepcion igual que si estuviera mal.</w:t>
-      </w:r>
-    </w:p>
-    <w:p>
-      <w:pPr>
-        <w:pStyle w:val="ListBullet2"/>
-      </w:pPr>
-      <w:r>
-        <w:rPr>
-          <w:b w:val="0"/>
-          <w:color w:val="4A4A49"/>
-          <w:sz w:val="22"/>
-        </w:rPr>
-        <w:t>Cuanto debe bajar el tiempo para que cuente como optimizada: la evidencia no es un porcentaje sino un cambio verificable y leido del plan</w:t>
-      </w:r>
-    </w:p>
-    <w:p>
-      <w:pPr>
-        <w:pStyle w:val="ListBullet2"/>
-      </w:pPr>
-      <w:r>
-        <w:rPr>
-          <w:b w:val="0"/>
-          <w:color w:val="4A4A49"/>
-          <w:sz w:val="22"/>
-        </w:rPr>
-        <w:t>Y hoy ese cambio es de dos clases, menos filas procesadas y menos pasadas sobre la tabla —el SubPlan con loops=2006 que se convierte en un HashAggregate—; lo que hoy NO va a pasar</w:t>
-      </w:r>
-    </w:p>
-    <w:p>
-      <w:pPr>
-        <w:pStyle w:val="ListBullet2"/>
-      </w:pPr>
-      <w:r>
-        <w:rPr>
-          <w:b w:val="0"/>
-          <w:color w:val="4A4A49"/>
-          <w:sz w:val="22"/>
-        </w:rPr>
-        <w:t>Y hay que anticiparlo porque es la confusion mas frecuente de la clase, es que un Seq Scan se convierta en Index Scan, porque en esta base no hay ningun indice y no puede aparecer uno de la nada: eso es la Clase 7.</w:t>
-      </w:r>
-    </w:p>
-    <w:p>
-      <w:pPr>
-        <w:pStyle w:val="ListBullet2"/>
-      </w:pPr>
-      <w:r>
-        <w:rPr>
-          <w:b w:val="0"/>
-          <w:color w:val="4A4A49"/>
-          <w:sz w:val="22"/>
-        </w:rPr>
-        <w:t>Por que la misma consulta tarda mas la primera vez: la primera ejecucion trae las paginas de disco y la segunda las encuentra en memoria, asi que se mide tres veces y se reporta la segunda o la tercera</w:t>
-      </w:r>
-    </w:p>
-    <w:p>
-      <w:pPr>
-        <w:pStyle w:val="ListBullet2"/>
-      </w:pPr>
-      <w:r>
-        <w:rPr>
-          <w:b w:val="0"/>
-          <w:color w:val="4A4A49"/>
-          <w:sz w:val="22"/>
-        </w:rPr>
-        <w:t>Y EXPLAIN (ANALYZE, BUFFERS) muestra cuantas paginas se leyeron y cuantas se acertaron en cache.</w:t>
-      </w:r>
-    </w:p>
-    <w:p>
-      <w:pPr>
-        <w:pStyle w:val="ListBullet2"/>
-      </w:pPr>
-      <w:r>
-        <w:rPr>
-          <w:b w:val="0"/>
-          <w:color w:val="4A4A49"/>
-          <w:sz w:val="22"/>
-        </w:rPr>
-        <w:t>Y por que el estimado no coincide con el real: siempre que la diferencia sea de dos o tres veces esta bien y no hay nada que corregir, la senal de alarma es un orden de magnitud</w:t>
-      </w:r>
-    </w:p>
-    <w:p>
-      <w:pPr>
-        <w:pStyle w:val="ListBullet2"/>
-      </w:pPr>
-      <w:r>
-        <w:rPr>
-          <w:b w:val="0"/>
-          <w:color w:val="4A4A49"/>
-          <w:sz w:val="22"/>
-        </w:rPr>
-        <w:t>Y en esta base, con ANALYZE recien corrido, las divergencias grandes vienen de que dos filtros no son independientes y no de estadisticas viejas.</w:t>
-      </w:r>
-    </w:p>
-    <w:p>
-      <w:pPr>
-        <w:pStyle w:val="ListBullet2"/>
-      </w:pPr>
-      <w:r>
-        <w:rPr>
-          <w:b w:val="0"/>
-          <w:color w:val="4A4A49"/>
-          <w:sz w:val="22"/>
-        </w:rPr>
-        <w:t>La clase se apoya en la Clase 4, donde se vio que un disparador corre fila por fila y encarece una carga masiva —es la misma aritmetica del loops=2006 de hoy—</w:t>
-      </w:r>
-    </w:p>
-    <w:p>
-      <w:pPr>
-        <w:pStyle w:val="ListBullet2"/>
-      </w:pPr>
-      <w:r>
-        <w:rPr>
-          <w:b w:val="0"/>
-          <w:color w:val="4A4A49"/>
-          <w:sz w:val="22"/>
-        </w:rPr>
-        <w:t>Y entrega el testigo a la Clase 7, que crea los indices que hoy se echaron de menos, y a la Clase 8, que suma transacciones y bloqueos al mismo analisis.</w:t>
-      </w:r>
-    </w:p>
-    <w:p>
-      <w:pPr>
-        <w:pStyle w:val="ListBullet2"/>
-      </w:pPr>
-      <w:r>
-        <w:rPr>
-          <w:b w:val="0"/>
-          <w:color w:val="4A4A49"/>
-          <w:sz w:val="22"/>
-        </w:rPr>
-        <w:t>Cuatro preguntas aparecen siempre.</w:t>
-      </w:r>
-    </w:p>
-    <w:p>
-      <w:pPr>
-        <w:pStyle w:val="ListBullet2"/>
-      </w:pPr>
-      <w:r>
-        <w:rPr>
-          <w:b w:val="0"/>
-          <w:color w:val="4A4A49"/>
-          <w:sz w:val="22"/>
-        </w:rPr>
-        <w:t>Fuera de la lamina (habla de la practica): Soporta EXPLAIN, EXPLAIN ANALYZE y la opcion BUFFERS; si en alguna maquina BUFFERS no responde, el enunciado ya autoriza usar EXPLAIN ANALYZE a secas y declararlo en la seccion 5 de la pregunta 5, asi que eso no cuesta puntos.</w:t>
-      </w:r>
-    </w:p>
-    <w:p>
-      <w:pPr>
-        <w:pStyle w:val="ListBullet2"/>
-      </w:pPr>
-      <w:r>
-        <w:rPr>
-          <w:b w:val="0"/>
-          <w:color w:val="4A4A49"/>
-          <w:sz w:val="22"/>
-        </w:rPr>
-        <w:t>Fuera de la lamina (habla de la practica): Hoy no se ofrece ningun playground externo como alterno, y conviene que lo digas asi de claro: en DB Fiddle o en cualquier otro no existe la base sembrada, de modo que quien mida ahi obtiene otros numeros, y la rubrica pide los del plan real -- el «Rows Removed by Filter: 29919» y las 91 filas son justo las dos anclas con las que se verifica.</w:t>
-      </w:r>
-    </w:p>
-    <w:p>
-      <w:pPr>
-        <w:pStyle w:val="ListBullet2"/>
-      </w:pPr>
-      <w:r>
-        <w:rPr>
-          <w:b w:val="0"/>
-          <w:color w:val="4A4A49"/>
-          <w:sz w:val="22"/>
-        </w:rPr>
-        <w:t>Fuera de la lamina (habla de la practica): Un alterno que cuesta puntos no es un alterno.</w:t>
-      </w:r>
-    </w:p>
-    <w:p>
-      <w:pPr>
-        <w:pStyle w:val="ListBullet2"/>
-      </w:pPr>
-      <w:r>
-        <w:rPr>
-          <w:b w:val="0"/>
-          <w:color w:val="4A4A49"/>
-          <w:sz w:val="22"/>
-        </w:rPr>
-        <w:t>Fuera de la lamina (habla de la practica): Lo que hay que documentar en papel, porque el entorno no lo permite y es literalmente la seccion 5 de la pregunta 5: los tiempos con la memoria intermedia vacia, ya que vaciarla exige privilegios de administrador; el comportamiento con varias sesiones compitiendo, que es la Clase 10; y cualquier comparacion por encima de unos cientos de miles de filas.</w:t>
-      </w:r>
-    </w:p>
-    <w:p>
-      <w:pPr>
-        <w:pStyle w:val="ListBullet2"/>
-      </w:pPr>
-      <w:r>
-        <w:rPr>
-          <w:b w:val="0"/>
-          <w:color w:val="4A4A49"/>
-          <w:sz w:val="22"/>
-        </w:rPr>
-        <w:t>Fuera de la lamina (habla de la practica): Los milisegundos, ademas, cambian entre dos corridas seguidas en la misma maquina: lo que no cambia son los conteos de filas, y por eso los conteos son lo que se califica y los milisegundos solo tienen que ser coherentes entre si.</w:t>
+    </w:p>
+    <w:p>
+      <w:r>
+        <w:rPr>
+          <w:b w:val="0"/>
+          <w:color w:val="4A4A49"/>
+          <w:sz w:val="22"/>
+        </w:rPr>
+        <w:t>QUÉ ES (dilo así): La herramienta del día es PostgreSQL compilado para ejecutarse dentro del navegador. Trae la base con volumen sembrado y soporta EXPLAIN, EXPLAIN ANALYZE y BUFFERS. Hay cosas que ahí no se pueden medir, y lo correcto es declararlas en vez de inventar un número.</w:t>
+      </w:r>
+    </w:p>
+    <w:p>
+      <w:r>
+        <w:rPr>
+          <w:b w:val="0"/>
+          <w:color w:val="4A4A49"/>
+          <w:sz w:val="22"/>
+        </w:rPr>
+        <w:t>CÓMO DARLA (≈2 min):</w:t>
+      </w:r>
+    </w:p>
+    <w:p>
+      <w:pPr>
+        <w:pStyle w:val="ListBullet"/>
+      </w:pPr>
+      <w:r>
+        <w:rPr>
+          <w:b w:val="0"/>
+          <w:color w:val="4A4A49"/>
+          <w:sz w:val="22"/>
+        </w:rPr>
+        <w:t>Al entrar: Izquierda: lo que se mide y se ve en la salida. Subraya las 30.010 citas: medir sobre una base de 20 filas no sirve, porque todo cabe en una página y cualquier consulta tarda lo mismo.</w:t>
+      </w:r>
+    </w:p>
+    <w:p>
+      <w:pPr>
+        <w:pStyle w:val="ListBullet"/>
+      </w:pPr>
+      <w:r>
+        <w:rPr>
+          <w:b w:val="0"/>
+          <w:color w:val="4A4A49"/>
+          <w:sz w:val="22"/>
+        </w:rPr>
+        <w:t>Derecha: Lo que no se puede medir: tiempos con la memoria vacía (vaciarla exige ser administrador), varias sesiones compitiendo (eso es la Clase 10) y volúmenes de cientos de miles de filas.</w:t>
+      </w:r>
+    </w:p>
+    <w:p>
+      <w:pPr>
+        <w:pStyle w:val="ListBullet"/>
+      </w:pPr>
+      <w:r>
+        <w:rPr>
+          <w:b w:val="0"/>
+          <w:color w:val="4A4A49"/>
+          <w:sz w:val="22"/>
+        </w:rPr>
+        <w:t>Abajo: La frase final: filas y páginas son estables; los milisegundos varían incluso entre dos corridas seguidas.</w:t>
+      </w:r>
+    </w:p>
+    <w:p>
+      <w:r>
+        <w:rPr>
+          <w:b w:val="0"/>
+          <w:color w:val="4A4A49"/>
+          <w:sz w:val="22"/>
+        </w:rPr>
+        <w:t>EJEMPLO: Dos corridas seguidas de la agenda pueden diferir en milisegundos, incluso al doble; las dos dirán rows=91 y Rows Removed by Filter: 29919.</w:t>
+      </w:r>
+    </w:p>
+    <w:p>
+      <w:r>
+        <w:rPr>
+          <w:b w:val="0"/>
+          <w:color w:val="4A4A49"/>
+          <w:sz w:val="22"/>
+        </w:rPr>
+        <w:t>SI PREGUNTAN:</w:t>
+      </w:r>
+    </w:p>
+    <w:p>
+      <w:pPr>
+        <w:pStyle w:val="ListBullet"/>
+      </w:pPr>
+      <w:r>
+        <w:rPr>
+          <w:b w:val="0"/>
+          <w:color w:val="4A4A49"/>
+          <w:sz w:val="22"/>
+        </w:rPr>
+        <w:t>«¿Puedo medir en mi propia base de la Clase 1?» → Solo si antes le fabricas volumen con generate_series. Con 20 filas el plan siempre es Seq Scan y las diferencias son ruido.</w:t>
+      </w:r>
+    </w:p>
+    <w:p>
+      <w:r>
+        <w:rPr>
+          <w:b w:val="0"/>
+          <w:color w:val="4A4A49"/>
+          <w:sz w:val="22"/>
+        </w:rPr>
+        <w:t>CUIDADO: No ofrezcas otra herramienta en línea como alterna: no tiene la base sembrada y da otros números.</w:t>
+      </w:r>
+    </w:p>
+    <w:p>
+      <w:r>
+        <w:rPr>
+          <w:b w:val="0"/>
+          <w:color w:val="4A4A49"/>
+          <w:sz w:val="22"/>
+        </w:rPr>
+        <w:t>PASA A LA SIGUIENTE: Vamos a la demo.</w:t>
+      </w:r>
+    </w:p>
+    <w:p>
+      <w:pPr>
+        <w:spacing w:before="200" w:after="60"/>
+      </w:pPr>
+      <w:r>
+        <w:rPr>
+          <w:b/>
+          <w:color w:val="1A1C1D"/>
+          <w:sz w:val="32"/>
+        </w:rPr>
+        <w:t>[Slide 21] Demo del dia</w:t>
+      </w:r>
+    </w:p>
+    <w:p>
+      <w:r>
+        <w:rPr>
+          <w:b w:val="0"/>
+          <w:color w:val="4A4A49"/>
+          <w:sz w:val="22"/>
+        </w:rPr>
+        <w:t>QUÉ ES (dilo así): La demo corre el script de la clase y muestra con salidas reales lo que se explicó: la agenda optimizada devuelve lo mismo, el ranking deja de repetirse por dueño y la equivalencia se prueba con consultas.</w:t>
+      </w:r>
+    </w:p>
+    <w:p>
+      <w:r>
+        <w:rPr>
+          <w:b w:val="0"/>
+          <w:color w:val="4A4A49"/>
+          <w:sz w:val="22"/>
+        </w:rPr>
+        <w:t>CÓMO DARLA (≈15 min):</w:t>
+      </w:r>
+    </w:p>
+    <w:p>
+      <w:pPr>
+        <w:pStyle w:val="ListBullet"/>
+      </w:pPr>
+      <w:r>
+        <w:rPr>
+          <w:b w:val="0"/>
+          <w:color w:val="4A4A49"/>
+          <w:sz w:val="22"/>
+        </w:rPr>
+        <w:t>Al entrar: 1) Siembra y conteos de control (30.010; 91/45/14). 2) Agenda ANTES y DESPUÉS con EXPLAIN (ANALYZE, BUFFERS): el ANTES estima rows=1 y entrega 91; el DESPUÉS estima 91. 3) La misma consulta con LIMIT 50: el Seq Scan sigue ahí.</w:t>
+      </w:r>
+    </w:p>
+    <w:p>
+      <w:pPr>
+        <w:pStyle w:val="ListBullet"/>
+      </w:pPr>
+      <w:r>
+        <w:rPr>
+          <w:b w:val="0"/>
+          <w:color w:val="4A4A49"/>
+          <w:sz w:val="22"/>
+        </w:rPr>
+        <w:t>Después: 4) El ranking: corre primero la versión ANTES acotada a 200 dueños (WHERE d.id_dueno &lt;= 200) y muestra loops=200; di que la completa es diez veces eso. 5) La reescritura con LEFT JOIN y GROUP BY. 6) Las pruebas: 91 = 91, EXCEPT con 0 filas y el contraejemplo COUNT(*) contra COUNT(c.id_cita).</w:t>
+      </w:r>
+    </w:p>
+    <w:p>
+      <w:r>
+        <w:rPr>
+          <w:b w:val="0"/>
+          <w:color w:val="4A4A49"/>
+          <w:sz w:val="22"/>
+        </w:rPr>
+        <w:t>EJEMPLO: En el contraejemplo, los dueños 2001 a 2006 dan 0 con COUNT(c.id_cita) y 1 con COUNT(*).</w:t>
+      </w:r>
+    </w:p>
+    <w:p>
+      <w:r>
+        <w:rPr>
+          <w:b w:val="0"/>
+          <w:color w:val="4A4A49"/>
+          <w:sz w:val="22"/>
+        </w:rPr>
+        <w:t>CUIDADO: La versión ANTES completa del ranking tarda minutos en el navegador (en una prueba, unos tres minutos y medio; la acotada, unos 20 s). Avisa antes de correrla: si alguien recarga la página, pierde lo que tenía.</w:t>
+      </w:r>
+    </w:p>
+    <w:p>
+      <w:r>
+        <w:rPr>
+          <w:b w:val="0"/>
+          <w:color w:val="4A4A49"/>
+          <w:sz w:val="22"/>
+        </w:rPr>
+        <w:t>PASA A LA SIGUIENTE: Cierre de la clase.</w:t>
       </w:r>
     </w:p>
     <w:p>

--- a/Bases de Datos II/Kit docente/Clase 6/Guion Docente Clase 6 - Optimizacion de consultas.docx
+++ b/Bases de Datos II/Kit docente/Clase 6/Guion Docente Clase 6 - Optimizacion de consultas.docx
@@ -3717,7 +3717,7 @@
           <w:color w:val="4A4A49"/>
           <w:sz w:val="22"/>
         </w:rPr>
-        <w:t>Circular por estudiantes (o salas). Empujar evidencia, no perfectionismo.</w:t>
+        <w:t>Circular por estudiantes (o salas). Empujar evidencia, no perfeccionismo.</w:t>
       </w:r>
     </w:p>
     <w:p>
@@ -3993,7 +3993,7 @@
           <w:color w:val="4A4A49"/>
           <w:sz w:val="22"/>
         </w:rPr>
-        <w:t>tomelo, guardelo con ese nombre y vuelva a generar el guion — la imagen se embebe sola.</w:t>
+        <w:t>tomelo, guardelo con ese nombre y vuelva a generar el guion — la imagen se inserta sola.</w:t>
       </w:r>
     </w:p>
     <w:p>
